--- a/Section-14.docx
+++ b/Section-14.docx
@@ -4,15 +4,18 @@
   <w:body>
     <w:p>
       <w:pPr>
-        <w:rPr>
-          <w:b/>
-          <w:bCs/>
-        </w:rPr>
-      </w:pPr>
-      <w:r>
-        <w:rPr>
-          <w:b/>
-          <w:bCs/>
+        <w:pStyle w:val="Heading1"/>
+        <w:rPr>
+          <w:rFonts w:ascii="Cambria" w:hAnsi="Cambria"/>
+          <w:sz w:val="26"/>
+          <w:szCs w:val="26"/>
+        </w:rPr>
+      </w:pPr>
+      <w:r>
+        <w:rPr>
+          <w:rFonts w:ascii="Cambria" w:hAnsi="Cambria"/>
+          <w:sz w:val="26"/>
+          <w:szCs w:val="26"/>
         </w:rPr>
         <w:t>MATPLOTLIB</w:t>
       </w:r>
@@ -20,14 +23,16 @@
     <w:p>
       <w:pPr>
         <w:rPr>
-          <w:b/>
-          <w:bCs/>
-        </w:rPr>
-      </w:pPr>
-      <w:r>
-        <w:rPr>
-          <w:b/>
-          <w:bCs/>
+          <w:rFonts w:ascii="Cambria" w:hAnsi="Cambria"/>
+          <w:sz w:val="26"/>
+          <w:szCs w:val="26"/>
+        </w:rPr>
+      </w:pPr>
+      <w:r>
+        <w:rPr>
+          <w:rFonts w:ascii="Cambria" w:hAnsi="Cambria"/>
+          <w:sz w:val="26"/>
+          <w:szCs w:val="26"/>
         </w:rPr>
         <w:t>What is Matplotlib?</w:t>
       </w:r>
@@ -38,16 +43,19 @@
           <w:ilvl w:val="0"/>
           <w:numId w:val="1"/>
         </w:numPr>
-      </w:pPr>
-      <w:r>
-        <w:t xml:space="preserve">Matplotlib is a </w:t>
-      </w:r>
-      <w:r>
-        <w:rPr>
-          <w:b/>
-          <w:bCs/>
-        </w:rPr>
-        <w:t>Python library</w:t>
+        <w:rPr>
+          <w:rFonts w:ascii="Cambria" w:hAnsi="Cambria"/>
+          <w:sz w:val="26"/>
+          <w:szCs w:val="26"/>
+        </w:rPr>
+      </w:pPr>
+      <w:r>
+        <w:rPr>
+          <w:rFonts w:ascii="Cambria" w:hAnsi="Cambria"/>
+          <w:sz w:val="26"/>
+          <w:szCs w:val="26"/>
+        </w:rPr>
+        <w:t>Matplotlib is a Python library</w:t>
       </w:r>
     </w:p>
     <w:p>
@@ -56,16 +64,19 @@
           <w:ilvl w:val="0"/>
           <w:numId w:val="1"/>
         </w:numPr>
-      </w:pPr>
-      <w:r>
-        <w:t xml:space="preserve">Used for </w:t>
-      </w:r>
-      <w:r>
-        <w:rPr>
-          <w:b/>
-          <w:bCs/>
-        </w:rPr>
-        <w:t>data visualization</w:t>
+        <w:rPr>
+          <w:rFonts w:ascii="Cambria" w:hAnsi="Cambria"/>
+          <w:sz w:val="26"/>
+          <w:szCs w:val="26"/>
+        </w:rPr>
+      </w:pPr>
+      <w:r>
+        <w:rPr>
+          <w:rFonts w:ascii="Cambria" w:hAnsi="Cambria"/>
+          <w:sz w:val="26"/>
+          <w:szCs w:val="26"/>
+        </w:rPr>
+        <w:t>Used for data visualization</w:t>
       </w:r>
     </w:p>
     <w:p>
@@ -74,587 +85,926 @@
           <w:ilvl w:val="0"/>
           <w:numId w:val="1"/>
         </w:numPr>
-      </w:pPr>
-      <w:r>
-        <w:t xml:space="preserve">Helps us make </w:t>
-      </w:r>
-      <w:r>
-        <w:rPr>
-          <w:b/>
-          <w:bCs/>
-        </w:rPr>
-        <w:t>graphs and charts</w:t>
-      </w:r>
-    </w:p>
-    <w:p>
-      <w:r>
-        <w:pict w14:anchorId="598F7B39">
-          <v:rect id="_x0000_i1085" style="width:0;height:1.5pt" o:hralign="center" o:hrstd="t" o:hr="t" fillcolor="#a0a0a0" stroked="f"/>
-        </w:pict>
-      </w:r>
-    </w:p>
-    <w:p>
-      <w:pPr>
-        <w:rPr>
-          <w:b/>
-          <w:bCs/>
-        </w:rPr>
-      </w:pPr>
-      <w:r>
-        <w:rPr>
-          <w:b/>
-          <w:bCs/>
+        <w:rPr>
+          <w:rFonts w:ascii="Cambria" w:hAnsi="Cambria"/>
+          <w:sz w:val="26"/>
+          <w:szCs w:val="26"/>
+        </w:rPr>
+      </w:pPr>
+      <w:r>
+        <w:rPr>
+          <w:rFonts w:ascii="Cambria" w:hAnsi="Cambria"/>
+          <w:sz w:val="26"/>
+          <w:szCs w:val="26"/>
+        </w:rPr>
+        <w:t>Helps us make graphs and charts</w:t>
+      </w:r>
+    </w:p>
+    <w:p>
+      <w:pPr>
+        <w:pStyle w:val="Heading1"/>
+        <w:rPr>
+          <w:rFonts w:ascii="Cambria" w:hAnsi="Cambria"/>
+          <w:sz w:val="26"/>
+          <w:szCs w:val="26"/>
+        </w:rPr>
+      </w:pPr>
+      <w:r>
+        <w:rPr>
+          <w:rFonts w:ascii="Cambria" w:hAnsi="Cambria"/>
+          <w:sz w:val="26"/>
+          <w:szCs w:val="26"/>
         </w:rPr>
         <w:t>FIRST PLOT WITH MATPLOTLIB</w:t>
       </w:r>
     </w:p>
     <w:p>
       <w:pPr>
-        <w:rPr>
-          <w:b/>
-          <w:bCs/>
-        </w:rPr>
-      </w:pPr>
-      <w:r>
-        <w:rPr>
-          <w:b/>
-          <w:bCs/>
-        </w:rPr>
+        <w:pStyle w:val="Heading2"/>
+      </w:pPr>
+      <w:r>
         <w:t>Simple Line Plot</w:t>
       </w:r>
     </w:p>
     <w:p>
-      <w:r>
+      <w:pPr>
+        <w:rPr>
+          <w:rFonts w:ascii="Cambria" w:hAnsi="Cambria"/>
+          <w:sz w:val="26"/>
+          <w:szCs w:val="26"/>
+        </w:rPr>
+      </w:pPr>
+      <w:r>
+        <w:rPr>
+          <w:rFonts w:ascii="Cambria" w:hAnsi="Cambria"/>
+          <w:sz w:val="26"/>
+          <w:szCs w:val="26"/>
+        </w:rPr>
         <w:t xml:space="preserve">import </w:t>
       </w:r>
       <w:proofErr w:type="spellStart"/>
       <w:r>
+        <w:rPr>
+          <w:rFonts w:ascii="Cambria" w:hAnsi="Cambria"/>
+          <w:sz w:val="26"/>
+          <w:szCs w:val="26"/>
+        </w:rPr>
         <w:t>matplotlib.pyplot</w:t>
       </w:r>
       <w:proofErr w:type="spellEnd"/>
       <w:r>
+        <w:rPr>
+          <w:rFonts w:ascii="Cambria" w:hAnsi="Cambria"/>
+          <w:sz w:val="26"/>
+          <w:szCs w:val="26"/>
+        </w:rPr>
         <w:t xml:space="preserve"> as </w:t>
       </w:r>
       <w:proofErr w:type="spellStart"/>
       <w:r>
+        <w:rPr>
+          <w:rFonts w:ascii="Cambria" w:hAnsi="Cambria"/>
+          <w:sz w:val="26"/>
+          <w:szCs w:val="26"/>
+        </w:rPr>
         <w:t>plt</w:t>
       </w:r>
       <w:proofErr w:type="spellEnd"/>
     </w:p>
-    <w:p/>
-    <w:p>
-      <w:r>
+    <w:p>
+      <w:pPr>
+        <w:rPr>
+          <w:rFonts w:ascii="Cambria" w:hAnsi="Cambria"/>
+          <w:sz w:val="26"/>
+          <w:szCs w:val="26"/>
+        </w:rPr>
+      </w:pPr>
+      <w:r>
+        <w:rPr>
+          <w:rFonts w:ascii="Cambria" w:hAnsi="Cambria"/>
+          <w:sz w:val="26"/>
+          <w:szCs w:val="26"/>
+        </w:rPr>
         <w:t>x = [1, 2, 3, 4]</w:t>
       </w:r>
     </w:p>
     <w:p>
-      <w:r>
+      <w:pPr>
+        <w:rPr>
+          <w:rFonts w:ascii="Cambria" w:hAnsi="Cambria"/>
+          <w:sz w:val="26"/>
+          <w:szCs w:val="26"/>
+        </w:rPr>
+      </w:pPr>
+      <w:r>
+        <w:rPr>
+          <w:rFonts w:ascii="Cambria" w:hAnsi="Cambria"/>
+          <w:sz w:val="26"/>
+          <w:szCs w:val="26"/>
+        </w:rPr>
         <w:t>y = [10, 20, 25, 30]</w:t>
       </w:r>
     </w:p>
-    <w:p/>
-    <w:p>
-      <w:proofErr w:type="spellStart"/>
-      <w:r>
+    <w:p>
+      <w:pPr>
+        <w:rPr>
+          <w:rFonts w:ascii="Cambria" w:hAnsi="Cambria"/>
+          <w:sz w:val="26"/>
+          <w:szCs w:val="26"/>
+        </w:rPr>
+      </w:pPr>
+      <w:proofErr w:type="spellStart"/>
+      <w:r>
+        <w:rPr>
+          <w:rFonts w:ascii="Cambria" w:hAnsi="Cambria"/>
+          <w:sz w:val="26"/>
+          <w:szCs w:val="26"/>
+        </w:rPr>
         <w:t>plt.plot</w:t>
       </w:r>
       <w:proofErr w:type="spellEnd"/>
       <w:r>
+        <w:rPr>
+          <w:rFonts w:ascii="Cambria" w:hAnsi="Cambria"/>
+          <w:sz w:val="26"/>
+          <w:szCs w:val="26"/>
+        </w:rPr>
         <w:t>(x, y)</w:t>
       </w:r>
     </w:p>
     <w:p>
-      <w:proofErr w:type="spellStart"/>
-      <w:r>
+      <w:pPr>
+        <w:rPr>
+          <w:rFonts w:ascii="Cambria" w:hAnsi="Cambria"/>
+          <w:sz w:val="26"/>
+          <w:szCs w:val="26"/>
+        </w:rPr>
+      </w:pPr>
+      <w:proofErr w:type="spellStart"/>
+      <w:r>
+        <w:rPr>
+          <w:rFonts w:ascii="Cambria" w:hAnsi="Cambria"/>
+          <w:sz w:val="26"/>
+          <w:szCs w:val="26"/>
+        </w:rPr>
         <w:t>plt.show</w:t>
       </w:r>
       <w:proofErr w:type="spellEnd"/>
       <w:r>
+        <w:rPr>
+          <w:rFonts w:ascii="Cambria" w:hAnsi="Cambria"/>
+          <w:sz w:val="26"/>
+          <w:szCs w:val="26"/>
+        </w:rPr>
         <w:t>()</w:t>
       </w:r>
     </w:p>
     <w:p>
-      <w:r>
-        <w:rPr>
-          <w:rFonts w:ascii="Segoe UI Emoji" w:hAnsi="Segoe UI Emoji" w:cs="Segoe UI Emoji"/>
-        </w:rPr>
-        <w:t>📌</w:t>
-      </w:r>
-      <w:r>
-        <w:t xml:space="preserve"> </w:t>
-      </w:r>
-      <w:proofErr w:type="spellStart"/>
-      <w:r>
+      <w:pPr>
+        <w:rPr>
+          <w:rFonts w:ascii="Cambria" w:hAnsi="Cambria"/>
+          <w:sz w:val="26"/>
+          <w:szCs w:val="26"/>
+        </w:rPr>
+      </w:pPr>
+      <w:proofErr w:type="spellStart"/>
+      <w:r>
+        <w:rPr>
+          <w:rFonts w:ascii="Cambria" w:hAnsi="Cambria"/>
+          <w:sz w:val="26"/>
+          <w:szCs w:val="26"/>
+        </w:rPr>
         <w:t>plt.plot</w:t>
       </w:r>
       <w:proofErr w:type="spellEnd"/>
       <w:r>
+        <w:rPr>
+          <w:rFonts w:ascii="Cambria" w:hAnsi="Cambria"/>
+          <w:sz w:val="26"/>
+          <w:szCs w:val="26"/>
+        </w:rPr>
         <w:t>() → draws the line</w:t>
       </w:r>
       <w:r>
+        <w:rPr>
+          <w:rFonts w:ascii="Cambria" w:hAnsi="Cambria"/>
+          <w:sz w:val="26"/>
+          <w:szCs w:val="26"/>
+        </w:rPr>
         <w:br/>
       </w:r>
-      <w:r>
-        <w:rPr>
-          <w:rFonts w:ascii="Segoe UI Emoji" w:hAnsi="Segoe UI Emoji" w:cs="Segoe UI Emoji"/>
-        </w:rPr>
-        <w:t>📌</w:t>
-      </w:r>
-      <w:r>
-        <w:t xml:space="preserve"> </w:t>
-      </w:r>
-      <w:proofErr w:type="spellStart"/>
-      <w:r>
+      <w:proofErr w:type="spellStart"/>
+      <w:r>
+        <w:rPr>
+          <w:rFonts w:ascii="Cambria" w:hAnsi="Cambria"/>
+          <w:sz w:val="26"/>
+          <w:szCs w:val="26"/>
+        </w:rPr>
         <w:t>plt.show</w:t>
       </w:r>
       <w:proofErr w:type="spellEnd"/>
       <w:r>
+        <w:rPr>
+          <w:rFonts w:ascii="Cambria" w:hAnsi="Cambria"/>
+          <w:sz w:val="26"/>
+          <w:szCs w:val="26"/>
+        </w:rPr>
         <w:t>() → shows the graph</w:t>
       </w:r>
     </w:p>
     <w:p>
-      <w:r>
-        <w:pict w14:anchorId="707720BB">
-          <v:rect id="_x0000_i1086" style="width:0;height:1.5pt" o:hralign="center" o:hrstd="t" o:hr="t" fillcolor="#a0a0a0" stroked="f"/>
-        </w:pict>
-      </w:r>
-    </w:p>
-    <w:p>
-      <w:pPr>
-        <w:rPr>
-          <w:b/>
-          <w:bCs/>
-        </w:rPr>
-      </w:pPr>
-      <w:r>
-        <w:rPr>
-          <w:b/>
-          <w:bCs/>
-        </w:rPr>
+      <w:pPr>
+        <w:pStyle w:val="Heading2"/>
+      </w:pPr>
+      <w:r>
         <w:t>ADD LABELS AND TITLE</w:t>
       </w:r>
     </w:p>
     <w:p>
-      <w:proofErr w:type="spellStart"/>
-      <w:r>
+      <w:pPr>
+        <w:rPr>
+          <w:rFonts w:ascii="Cambria" w:hAnsi="Cambria"/>
+          <w:sz w:val="26"/>
+          <w:szCs w:val="26"/>
+        </w:rPr>
+      </w:pPr>
+      <w:proofErr w:type="spellStart"/>
+      <w:r>
+        <w:rPr>
+          <w:rFonts w:ascii="Cambria" w:hAnsi="Cambria"/>
+          <w:sz w:val="26"/>
+          <w:szCs w:val="26"/>
+        </w:rPr>
         <w:t>plt.plot</w:t>
       </w:r>
       <w:proofErr w:type="spellEnd"/>
       <w:r>
+        <w:rPr>
+          <w:rFonts w:ascii="Cambria" w:hAnsi="Cambria"/>
+          <w:sz w:val="26"/>
+          <w:szCs w:val="26"/>
+        </w:rPr>
         <w:t>(x, y)</w:t>
       </w:r>
     </w:p>
     <w:p>
-      <w:proofErr w:type="spellStart"/>
-      <w:r>
+      <w:pPr>
+        <w:rPr>
+          <w:rFonts w:ascii="Cambria" w:hAnsi="Cambria"/>
+          <w:sz w:val="26"/>
+          <w:szCs w:val="26"/>
+        </w:rPr>
+      </w:pPr>
+      <w:proofErr w:type="spellStart"/>
+      <w:r>
+        <w:rPr>
+          <w:rFonts w:ascii="Cambria" w:hAnsi="Cambria"/>
+          <w:sz w:val="26"/>
+          <w:szCs w:val="26"/>
+        </w:rPr>
         <w:t>plt.xlabel</w:t>
       </w:r>
       <w:proofErr w:type="spellEnd"/>
       <w:r>
+        <w:rPr>
+          <w:rFonts w:ascii="Cambria" w:hAnsi="Cambria"/>
+          <w:sz w:val="26"/>
+          <w:szCs w:val="26"/>
+        </w:rPr>
         <w:t>("X Axis")</w:t>
       </w:r>
     </w:p>
     <w:p>
-      <w:proofErr w:type="spellStart"/>
-      <w:r>
+      <w:pPr>
+        <w:rPr>
+          <w:rFonts w:ascii="Cambria" w:hAnsi="Cambria"/>
+          <w:sz w:val="26"/>
+          <w:szCs w:val="26"/>
+        </w:rPr>
+      </w:pPr>
+      <w:proofErr w:type="spellStart"/>
+      <w:r>
+        <w:rPr>
+          <w:rFonts w:ascii="Cambria" w:hAnsi="Cambria"/>
+          <w:sz w:val="26"/>
+          <w:szCs w:val="26"/>
+        </w:rPr>
         <w:t>plt.ylabel</w:t>
       </w:r>
       <w:proofErr w:type="spellEnd"/>
       <w:r>
+        <w:rPr>
+          <w:rFonts w:ascii="Cambria" w:hAnsi="Cambria"/>
+          <w:sz w:val="26"/>
+          <w:szCs w:val="26"/>
+        </w:rPr>
         <w:t>("Y Axis")</w:t>
       </w:r>
     </w:p>
     <w:p>
-      <w:proofErr w:type="spellStart"/>
-      <w:r>
+      <w:pPr>
+        <w:rPr>
+          <w:rFonts w:ascii="Cambria" w:hAnsi="Cambria"/>
+          <w:sz w:val="26"/>
+          <w:szCs w:val="26"/>
+        </w:rPr>
+      </w:pPr>
+      <w:proofErr w:type="spellStart"/>
+      <w:r>
+        <w:rPr>
+          <w:rFonts w:ascii="Cambria" w:hAnsi="Cambria"/>
+          <w:sz w:val="26"/>
+          <w:szCs w:val="26"/>
+        </w:rPr>
         <w:t>plt.title</w:t>
       </w:r>
       <w:proofErr w:type="spellEnd"/>
       <w:r>
+        <w:rPr>
+          <w:rFonts w:ascii="Cambria" w:hAnsi="Cambria"/>
+          <w:sz w:val="26"/>
+          <w:szCs w:val="26"/>
+        </w:rPr>
         <w:t>("My First Plot")</w:t>
       </w:r>
     </w:p>
     <w:p>
-      <w:proofErr w:type="spellStart"/>
-      <w:r>
+      <w:pPr>
+        <w:rPr>
+          <w:rFonts w:ascii="Cambria" w:hAnsi="Cambria"/>
+          <w:sz w:val="26"/>
+          <w:szCs w:val="26"/>
+        </w:rPr>
+      </w:pPr>
+      <w:proofErr w:type="spellStart"/>
+      <w:r>
+        <w:rPr>
+          <w:rFonts w:ascii="Cambria" w:hAnsi="Cambria"/>
+          <w:sz w:val="26"/>
+          <w:szCs w:val="26"/>
+        </w:rPr>
         <w:t>plt.show</w:t>
       </w:r>
       <w:proofErr w:type="spellEnd"/>
       <w:r>
+        <w:rPr>
+          <w:rFonts w:ascii="Cambria" w:hAnsi="Cambria"/>
+          <w:sz w:val="26"/>
+          <w:szCs w:val="26"/>
+        </w:rPr>
         <w:t>()</w:t>
       </w:r>
     </w:p>
     <w:p>
-      <w:r>
-        <w:pict w14:anchorId="252F9CC6">
-          <v:rect id="_x0000_i1087" style="width:0;height:1.5pt" o:hralign="center" o:hrstd="t" o:hr="t" fillcolor="#a0a0a0" stroked="f"/>
-        </w:pict>
-      </w:r>
-    </w:p>
-    <w:p>
-      <w:pPr>
-        <w:rPr>
-          <w:b/>
-          <w:bCs/>
-        </w:rPr>
-      </w:pPr>
-      <w:r>
-        <w:rPr>
-          <w:b/>
-          <w:bCs/>
+      <w:pPr>
+        <w:pStyle w:val="Heading1"/>
+        <w:rPr>
+          <w:rFonts w:ascii="Cambria" w:hAnsi="Cambria"/>
+          <w:sz w:val="26"/>
+          <w:szCs w:val="26"/>
+        </w:rPr>
+      </w:pPr>
+      <w:r>
+        <w:rPr>
+          <w:rFonts w:ascii="Cambria" w:hAnsi="Cambria"/>
+          <w:sz w:val="26"/>
+          <w:szCs w:val="26"/>
         </w:rPr>
         <w:t>METHODS TO PLOT IN MATPLOTLIB</w:t>
       </w:r>
     </w:p>
     <w:p>
-      <w:r>
-        <w:pict w14:anchorId="2E9E0EB4">
-          <v:rect id="_x0000_i1088" style="width:0;height:1.5pt" o:hralign="center" o:hrstd="t" o:hr="t" fillcolor="#a0a0a0" stroked="f"/>
-        </w:pict>
-      </w:r>
-    </w:p>
-    <w:p>
-      <w:pPr>
-        <w:rPr>
-          <w:b/>
-          <w:bCs/>
-        </w:rPr>
-      </w:pPr>
-      <w:r>
-        <w:rPr>
-          <w:b/>
-          <w:bCs/>
-        </w:rPr>
-        <w:t>1. LINE PLOT</w:t>
-      </w:r>
-    </w:p>
-    <w:p>
-      <w:r>
-        <w:t xml:space="preserve">Used to show </w:t>
-      </w:r>
-      <w:r>
-        <w:rPr>
-          <w:b/>
-          <w:bCs/>
-        </w:rPr>
-        <w:t>trends</w:t>
-      </w:r>
-    </w:p>
-    <w:p>
-      <w:proofErr w:type="spellStart"/>
-      <w:r>
+      <w:pPr>
+        <w:pStyle w:val="Heading2"/>
+      </w:pPr>
+      <w:r>
+        <w:t>LINE PLOT</w:t>
+      </w:r>
+    </w:p>
+    <w:p>
+      <w:pPr>
+        <w:rPr>
+          <w:rFonts w:ascii="Cambria" w:hAnsi="Cambria"/>
+          <w:sz w:val="26"/>
+          <w:szCs w:val="26"/>
+        </w:rPr>
+      </w:pPr>
+      <w:r>
+        <w:rPr>
+          <w:rFonts w:ascii="Cambria" w:hAnsi="Cambria"/>
+          <w:sz w:val="26"/>
+          <w:szCs w:val="26"/>
+        </w:rPr>
+        <w:t>Used to show trends</w:t>
+      </w:r>
+    </w:p>
+    <w:p>
+      <w:pPr>
+        <w:rPr>
+          <w:rFonts w:ascii="Cambria" w:hAnsi="Cambria"/>
+          <w:sz w:val="26"/>
+          <w:szCs w:val="26"/>
+        </w:rPr>
+      </w:pPr>
+      <w:proofErr w:type="spellStart"/>
+      <w:r>
+        <w:rPr>
+          <w:rFonts w:ascii="Cambria" w:hAnsi="Cambria"/>
+          <w:sz w:val="26"/>
+          <w:szCs w:val="26"/>
+        </w:rPr>
         <w:t>plt.plot</w:t>
       </w:r>
       <w:proofErr w:type="spellEnd"/>
       <w:r>
+        <w:rPr>
+          <w:rFonts w:ascii="Cambria" w:hAnsi="Cambria"/>
+          <w:sz w:val="26"/>
+          <w:szCs w:val="26"/>
+        </w:rPr>
         <w:t>(x, y)</w:t>
       </w:r>
     </w:p>
     <w:p>
-      <w:r>
-        <w:pict w14:anchorId="00A6E0C4">
-          <v:rect id="_x0000_i1089" style="width:0;height:1.5pt" o:hralign="center" o:hrstd="t" o:hr="t" fillcolor="#a0a0a0" stroked="f"/>
-        </w:pict>
-      </w:r>
-    </w:p>
-    <w:p>
-      <w:pPr>
-        <w:rPr>
-          <w:b/>
-          <w:bCs/>
-        </w:rPr>
-      </w:pPr>
-      <w:r>
-        <w:rPr>
-          <w:b/>
-          <w:bCs/>
+      <w:pPr>
+        <w:pStyle w:val="Heading2"/>
+      </w:pPr>
+      <w:r>
+        <w:t>SCATTER PLOT</w:t>
+      </w:r>
+    </w:p>
+    <w:p>
+      <w:pPr>
+        <w:rPr>
+          <w:rFonts w:ascii="Cambria" w:hAnsi="Cambria"/>
+          <w:sz w:val="26"/>
+          <w:szCs w:val="26"/>
+        </w:rPr>
+      </w:pPr>
+      <w:r>
+        <w:rPr>
+          <w:rFonts w:ascii="Cambria" w:hAnsi="Cambria"/>
+          <w:sz w:val="26"/>
+          <w:szCs w:val="26"/>
+        </w:rPr>
+        <w:t>Used to show relationship</w:t>
+      </w:r>
+    </w:p>
+    <w:p>
+      <w:pPr>
+        <w:rPr>
+          <w:rFonts w:ascii="Cambria" w:hAnsi="Cambria"/>
+          <w:sz w:val="26"/>
+          <w:szCs w:val="26"/>
+        </w:rPr>
+      </w:pPr>
+      <w:proofErr w:type="spellStart"/>
+      <w:r>
+        <w:rPr>
+          <w:rFonts w:ascii="Cambria" w:hAnsi="Cambria"/>
+          <w:sz w:val="26"/>
+          <w:szCs w:val="26"/>
         </w:rPr>
         <w:lastRenderedPageBreak/>
-        <w:t>2. SCATTER PLOT</w:t>
-      </w:r>
-    </w:p>
-    <w:p>
-      <w:r>
-        <w:t xml:space="preserve">Used to show </w:t>
-      </w:r>
-      <w:r>
-        <w:rPr>
-          <w:b/>
-          <w:bCs/>
-        </w:rPr>
-        <w:t>relationship</w:t>
-      </w:r>
-    </w:p>
-    <w:p>
-      <w:proofErr w:type="spellStart"/>
-      <w:r>
         <w:t>plt.scatter</w:t>
       </w:r>
       <w:proofErr w:type="spellEnd"/>
       <w:r>
+        <w:rPr>
+          <w:rFonts w:ascii="Cambria" w:hAnsi="Cambria"/>
+          <w:sz w:val="26"/>
+          <w:szCs w:val="26"/>
+        </w:rPr>
         <w:t>(x, y)</w:t>
       </w:r>
     </w:p>
     <w:p>
-      <w:proofErr w:type="spellStart"/>
-      <w:r>
+      <w:pPr>
+        <w:rPr>
+          <w:rFonts w:ascii="Cambria" w:hAnsi="Cambria"/>
+          <w:sz w:val="26"/>
+          <w:szCs w:val="26"/>
+        </w:rPr>
+      </w:pPr>
+      <w:proofErr w:type="spellStart"/>
+      <w:r>
+        <w:rPr>
+          <w:rFonts w:ascii="Cambria" w:hAnsi="Cambria"/>
+          <w:sz w:val="26"/>
+          <w:szCs w:val="26"/>
+        </w:rPr>
         <w:t>plt.show</w:t>
       </w:r>
       <w:proofErr w:type="spellEnd"/>
       <w:r>
+        <w:rPr>
+          <w:rFonts w:ascii="Cambria" w:hAnsi="Cambria"/>
+          <w:sz w:val="26"/>
+          <w:szCs w:val="26"/>
+        </w:rPr>
         <w:t>()</w:t>
       </w:r>
     </w:p>
     <w:p>
-      <w:r>
-        <w:pict w14:anchorId="1D097CB9">
-          <v:rect id="_x0000_i1090" style="width:0;height:1.5pt" o:hralign="center" o:hrstd="t" o:hr="t" fillcolor="#a0a0a0" stroked="f"/>
-        </w:pict>
-      </w:r>
-    </w:p>
-    <w:p>
-      <w:pPr>
-        <w:rPr>
-          <w:b/>
-          <w:bCs/>
-        </w:rPr>
-      </w:pPr>
-      <w:r>
-        <w:rPr>
-          <w:b/>
-          <w:bCs/>
-        </w:rPr>
-        <w:t>3. BAR PLOT</w:t>
-      </w:r>
-    </w:p>
-    <w:p>
-      <w:r>
+      <w:pPr>
+        <w:pStyle w:val="Heading2"/>
+      </w:pPr>
+      <w:r>
+        <w:t>BAR PLOT</w:t>
+      </w:r>
+    </w:p>
+    <w:p>
+      <w:pPr>
+        <w:rPr>
+          <w:rFonts w:ascii="Cambria" w:hAnsi="Cambria"/>
+          <w:sz w:val="26"/>
+          <w:szCs w:val="26"/>
+        </w:rPr>
+      </w:pPr>
+      <w:r>
+        <w:rPr>
+          <w:rFonts w:ascii="Cambria" w:hAnsi="Cambria"/>
+          <w:sz w:val="26"/>
+          <w:szCs w:val="26"/>
+        </w:rPr>
         <w:t>Used to compare values</w:t>
       </w:r>
     </w:p>
     <w:p>
-      <w:proofErr w:type="spellStart"/>
-      <w:r>
+      <w:pPr>
+        <w:rPr>
+          <w:rFonts w:ascii="Cambria" w:hAnsi="Cambria"/>
+          <w:sz w:val="26"/>
+          <w:szCs w:val="26"/>
+        </w:rPr>
+      </w:pPr>
+      <w:proofErr w:type="spellStart"/>
+      <w:r>
+        <w:rPr>
+          <w:rFonts w:ascii="Cambria" w:hAnsi="Cambria"/>
+          <w:sz w:val="26"/>
+          <w:szCs w:val="26"/>
+        </w:rPr>
         <w:t>plt.bar</w:t>
       </w:r>
       <w:proofErr w:type="spellEnd"/>
       <w:r>
+        <w:rPr>
+          <w:rFonts w:ascii="Cambria" w:hAnsi="Cambria"/>
+          <w:sz w:val="26"/>
+          <w:szCs w:val="26"/>
+        </w:rPr>
         <w:t>(x, y)</w:t>
       </w:r>
     </w:p>
     <w:p>
-      <w:proofErr w:type="spellStart"/>
-      <w:r>
+      <w:pPr>
+        <w:rPr>
+          <w:rFonts w:ascii="Cambria" w:hAnsi="Cambria"/>
+          <w:sz w:val="26"/>
+          <w:szCs w:val="26"/>
+        </w:rPr>
+      </w:pPr>
+      <w:proofErr w:type="spellStart"/>
+      <w:r>
+        <w:rPr>
+          <w:rFonts w:ascii="Cambria" w:hAnsi="Cambria"/>
+          <w:sz w:val="26"/>
+          <w:szCs w:val="26"/>
+        </w:rPr>
         <w:t>plt.show</w:t>
       </w:r>
       <w:proofErr w:type="spellEnd"/>
       <w:r>
+        <w:rPr>
+          <w:rFonts w:ascii="Cambria" w:hAnsi="Cambria"/>
+          <w:sz w:val="26"/>
+          <w:szCs w:val="26"/>
+        </w:rPr>
         <w:t>()</w:t>
       </w:r>
     </w:p>
     <w:p>
-      <w:r>
-        <w:pict w14:anchorId="10027D8F">
-          <v:rect id="_x0000_i1091" style="width:0;height:1.5pt" o:hralign="center" o:hrstd="t" o:hr="t" fillcolor="#a0a0a0" stroked="f"/>
-        </w:pict>
-      </w:r>
-    </w:p>
-    <w:p>
-      <w:pPr>
-        <w:rPr>
-          <w:b/>
-          <w:bCs/>
-        </w:rPr>
-      </w:pPr>
-      <w:r>
-        <w:rPr>
-          <w:b/>
-          <w:bCs/>
-        </w:rPr>
-        <w:t>4. HISTOGRAM</w:t>
-      </w:r>
-    </w:p>
-    <w:p>
-      <w:r>
-        <w:t xml:space="preserve">Used to show </w:t>
-      </w:r>
-      <w:r>
-        <w:rPr>
-          <w:b/>
-          <w:bCs/>
-        </w:rPr>
-        <w:t>data distribution</w:t>
-      </w:r>
-    </w:p>
-    <w:p>
-      <w:r>
+      <w:pPr>
+        <w:pStyle w:val="Heading2"/>
+      </w:pPr>
+      <w:r>
+        <w:t>HISTOGRAM</w:t>
+      </w:r>
+    </w:p>
+    <w:p>
+      <w:pPr>
+        <w:rPr>
+          <w:rFonts w:ascii="Cambria" w:hAnsi="Cambria"/>
+          <w:sz w:val="26"/>
+          <w:szCs w:val="26"/>
+        </w:rPr>
+      </w:pPr>
+      <w:r>
+        <w:rPr>
+          <w:rFonts w:ascii="Cambria" w:hAnsi="Cambria"/>
+          <w:sz w:val="26"/>
+          <w:szCs w:val="26"/>
+        </w:rPr>
+        <w:t>Used to show data distribution</w:t>
+      </w:r>
+    </w:p>
+    <w:p>
+      <w:pPr>
+        <w:rPr>
+          <w:rFonts w:ascii="Cambria" w:hAnsi="Cambria"/>
+          <w:sz w:val="26"/>
+          <w:szCs w:val="26"/>
+        </w:rPr>
+      </w:pPr>
+      <w:r>
+        <w:rPr>
+          <w:rFonts w:ascii="Cambria" w:hAnsi="Cambria"/>
+          <w:sz w:val="26"/>
+          <w:szCs w:val="26"/>
+        </w:rPr>
         <w:t>data = [1,2,2,3,3,3,4,4,5]</w:t>
       </w:r>
     </w:p>
     <w:p>
-      <w:proofErr w:type="spellStart"/>
-      <w:r>
+      <w:pPr>
+        <w:rPr>
+          <w:rFonts w:ascii="Cambria" w:hAnsi="Cambria"/>
+          <w:sz w:val="26"/>
+          <w:szCs w:val="26"/>
+        </w:rPr>
+      </w:pPr>
+      <w:proofErr w:type="spellStart"/>
+      <w:r>
+        <w:rPr>
+          <w:rFonts w:ascii="Cambria" w:hAnsi="Cambria"/>
+          <w:sz w:val="26"/>
+          <w:szCs w:val="26"/>
+        </w:rPr>
         <w:t>plt.hist</w:t>
       </w:r>
       <w:proofErr w:type="spellEnd"/>
       <w:r>
+        <w:rPr>
+          <w:rFonts w:ascii="Cambria" w:hAnsi="Cambria"/>
+          <w:sz w:val="26"/>
+          <w:szCs w:val="26"/>
+        </w:rPr>
         <w:t>(data)</w:t>
       </w:r>
     </w:p>
     <w:p>
-      <w:proofErr w:type="spellStart"/>
-      <w:r>
+      <w:pPr>
+        <w:rPr>
+          <w:rFonts w:ascii="Cambria" w:hAnsi="Cambria"/>
+          <w:sz w:val="26"/>
+          <w:szCs w:val="26"/>
+        </w:rPr>
+      </w:pPr>
+      <w:proofErr w:type="spellStart"/>
+      <w:r>
+        <w:rPr>
+          <w:rFonts w:ascii="Cambria" w:hAnsi="Cambria"/>
+          <w:sz w:val="26"/>
+          <w:szCs w:val="26"/>
+        </w:rPr>
         <w:t>plt.show</w:t>
       </w:r>
       <w:proofErr w:type="spellEnd"/>
       <w:r>
+        <w:rPr>
+          <w:rFonts w:ascii="Cambria" w:hAnsi="Cambria"/>
+          <w:sz w:val="26"/>
+          <w:szCs w:val="26"/>
+        </w:rPr>
         <w:t>()</w:t>
       </w:r>
     </w:p>
     <w:p>
-      <w:r>
-        <w:pict w14:anchorId="4A978657">
-          <v:rect id="_x0000_i1092" style="width:0;height:1.5pt" o:hralign="center" o:hrstd="t" o:hr="t" fillcolor="#a0a0a0" stroked="f"/>
-        </w:pict>
-      </w:r>
-    </w:p>
-    <w:p>
-      <w:pPr>
-        <w:rPr>
-          <w:b/>
-          <w:bCs/>
-        </w:rPr>
-      </w:pPr>
-      <w:r>
-        <w:rPr>
-          <w:b/>
-          <w:bCs/>
-        </w:rPr>
-        <w:t>5. PIE CHART</w:t>
-      </w:r>
-    </w:p>
-    <w:p>
-      <w:r>
-        <w:t xml:space="preserve">Used to show </w:t>
-      </w:r>
-      <w:r>
-        <w:rPr>
-          <w:b/>
-          <w:bCs/>
-        </w:rPr>
-        <w:t>percentage</w:t>
-      </w:r>
-    </w:p>
-    <w:p>
-      <w:r>
+      <w:pPr>
+        <w:pStyle w:val="Heading2"/>
+      </w:pPr>
+      <w:r>
+        <w:t>PIE CHART</w:t>
+      </w:r>
+    </w:p>
+    <w:p>
+      <w:pPr>
+        <w:rPr>
+          <w:rFonts w:ascii="Cambria" w:hAnsi="Cambria"/>
+          <w:sz w:val="26"/>
+          <w:szCs w:val="26"/>
+        </w:rPr>
+      </w:pPr>
+      <w:r>
+        <w:rPr>
+          <w:rFonts w:ascii="Cambria" w:hAnsi="Cambria"/>
+          <w:sz w:val="26"/>
+          <w:szCs w:val="26"/>
+        </w:rPr>
+        <w:t>Used to show percentage</w:t>
+      </w:r>
+    </w:p>
+    <w:p>
+      <w:pPr>
+        <w:rPr>
+          <w:rFonts w:ascii="Cambria" w:hAnsi="Cambria"/>
+          <w:sz w:val="26"/>
+          <w:szCs w:val="26"/>
+        </w:rPr>
+      </w:pPr>
+      <w:r>
+        <w:rPr>
+          <w:rFonts w:ascii="Cambria" w:hAnsi="Cambria"/>
+          <w:sz w:val="26"/>
+          <w:szCs w:val="26"/>
+        </w:rPr>
         <w:t>labels = ["A", "B", "C"]</w:t>
       </w:r>
     </w:p>
     <w:p>
-      <w:r>
+      <w:pPr>
+        <w:rPr>
+          <w:rFonts w:ascii="Cambria" w:hAnsi="Cambria"/>
+          <w:sz w:val="26"/>
+          <w:szCs w:val="26"/>
+        </w:rPr>
+      </w:pPr>
+      <w:r>
+        <w:rPr>
+          <w:rFonts w:ascii="Cambria" w:hAnsi="Cambria"/>
+          <w:sz w:val="26"/>
+          <w:szCs w:val="26"/>
+        </w:rPr>
         <w:t>sizes = [40, 35, 25]</w:t>
       </w:r>
     </w:p>
-    <w:p/>
-    <w:p>
-      <w:proofErr w:type="spellStart"/>
-      <w:r>
+    <w:p>
+      <w:pPr>
+        <w:rPr>
+          <w:rFonts w:ascii="Cambria" w:hAnsi="Cambria"/>
+          <w:sz w:val="26"/>
+          <w:szCs w:val="26"/>
+        </w:rPr>
+      </w:pPr>
+      <w:proofErr w:type="spellStart"/>
+      <w:r>
+        <w:rPr>
+          <w:rFonts w:ascii="Cambria" w:hAnsi="Cambria"/>
+          <w:sz w:val="26"/>
+          <w:szCs w:val="26"/>
+        </w:rPr>
         <w:t>plt.pie</w:t>
       </w:r>
       <w:proofErr w:type="spellEnd"/>
       <w:r>
+        <w:rPr>
+          <w:rFonts w:ascii="Cambria" w:hAnsi="Cambria"/>
+          <w:sz w:val="26"/>
+          <w:szCs w:val="26"/>
+        </w:rPr>
         <w:t>(sizes, labels=labels)</w:t>
       </w:r>
     </w:p>
     <w:p>
-      <w:proofErr w:type="spellStart"/>
-      <w:r>
+      <w:pPr>
+        <w:rPr>
+          <w:rFonts w:ascii="Cambria" w:hAnsi="Cambria"/>
+          <w:sz w:val="26"/>
+          <w:szCs w:val="26"/>
+        </w:rPr>
+      </w:pPr>
+      <w:proofErr w:type="spellStart"/>
+      <w:r>
+        <w:rPr>
+          <w:rFonts w:ascii="Cambria" w:hAnsi="Cambria"/>
+          <w:sz w:val="26"/>
+          <w:szCs w:val="26"/>
+        </w:rPr>
         <w:t>plt.show</w:t>
       </w:r>
       <w:proofErr w:type="spellEnd"/>
       <w:r>
+        <w:rPr>
+          <w:rFonts w:ascii="Cambria" w:hAnsi="Cambria"/>
+          <w:sz w:val="26"/>
+          <w:szCs w:val="26"/>
+        </w:rPr>
         <w:t>()</w:t>
       </w:r>
     </w:p>
     <w:p>
-      <w:r>
-        <w:pict w14:anchorId="3209A052">
-          <v:rect id="_x0000_i1093" style="width:0;height:1.5pt" o:hralign="center" o:hrstd="t" o:hr="t" fillcolor="#a0a0a0" stroked="f"/>
-        </w:pict>
-      </w:r>
-    </w:p>
-    <w:p>
-      <w:pPr>
-        <w:rPr>
-          <w:b/>
-          <w:bCs/>
-        </w:rPr>
-      </w:pPr>
-      <w:r>
-        <w:rPr>
-          <w:b/>
-          <w:bCs/>
-        </w:rPr>
+      <w:pPr>
+        <w:pStyle w:val="Heading2"/>
+      </w:pPr>
+      <w:r>
         <w:t>CUSTOMIZING PLOTS</w:t>
       </w:r>
     </w:p>
     <w:p>
-      <w:proofErr w:type="spellStart"/>
-      <w:r>
+      <w:pPr>
+        <w:rPr>
+          <w:rFonts w:ascii="Cambria" w:hAnsi="Cambria"/>
+          <w:sz w:val="26"/>
+          <w:szCs w:val="26"/>
+        </w:rPr>
+      </w:pPr>
+      <w:proofErr w:type="spellStart"/>
+      <w:r>
+        <w:rPr>
+          <w:rFonts w:ascii="Cambria" w:hAnsi="Cambria"/>
+          <w:sz w:val="26"/>
+          <w:szCs w:val="26"/>
+        </w:rPr>
         <w:t>plt.plot</w:t>
       </w:r>
       <w:proofErr w:type="spellEnd"/>
       <w:r>
+        <w:rPr>
+          <w:rFonts w:ascii="Cambria" w:hAnsi="Cambria"/>
+          <w:sz w:val="26"/>
+          <w:szCs w:val="26"/>
+        </w:rPr>
         <w:t xml:space="preserve">(x, y, </w:t>
       </w:r>
       <w:proofErr w:type="spellStart"/>
       <w:r>
+        <w:rPr>
+          <w:rFonts w:ascii="Cambria" w:hAnsi="Cambria"/>
+          <w:sz w:val="26"/>
+          <w:szCs w:val="26"/>
+        </w:rPr>
         <w:t>linestyle</w:t>
       </w:r>
       <w:proofErr w:type="spellEnd"/>
       <w:r>
+        <w:rPr>
+          <w:rFonts w:ascii="Cambria" w:hAnsi="Cambria"/>
+          <w:sz w:val="26"/>
+          <w:szCs w:val="26"/>
+        </w:rPr>
         <w:t>='--', marker='o')</w:t>
       </w:r>
     </w:p>
     <w:p>
-      <w:proofErr w:type="spellStart"/>
-      <w:r>
+      <w:pPr>
+        <w:rPr>
+          <w:rFonts w:ascii="Cambria" w:hAnsi="Cambria"/>
+          <w:sz w:val="26"/>
+          <w:szCs w:val="26"/>
+        </w:rPr>
+      </w:pPr>
+      <w:proofErr w:type="spellStart"/>
+      <w:r>
+        <w:rPr>
+          <w:rFonts w:ascii="Cambria" w:hAnsi="Cambria"/>
+          <w:sz w:val="26"/>
+          <w:szCs w:val="26"/>
+        </w:rPr>
         <w:t>plt.grid</w:t>
       </w:r>
       <w:proofErr w:type="spellEnd"/>
       <w:r>
+        <w:rPr>
+          <w:rFonts w:ascii="Cambria" w:hAnsi="Cambria"/>
+          <w:sz w:val="26"/>
+          <w:szCs w:val="26"/>
+        </w:rPr>
         <w:t>(True)</w:t>
       </w:r>
     </w:p>
     <w:p>
-      <w:proofErr w:type="spellStart"/>
-      <w:r>
+      <w:pPr>
+        <w:rPr>
+          <w:rFonts w:ascii="Cambria" w:hAnsi="Cambria"/>
+          <w:sz w:val="26"/>
+          <w:szCs w:val="26"/>
+        </w:rPr>
+      </w:pPr>
+      <w:proofErr w:type="spellStart"/>
+      <w:r>
+        <w:rPr>
+          <w:rFonts w:ascii="Cambria" w:hAnsi="Cambria"/>
+          <w:sz w:val="26"/>
+          <w:szCs w:val="26"/>
+        </w:rPr>
         <w:t>plt.show</w:t>
       </w:r>
       <w:proofErr w:type="spellEnd"/>
       <w:r>
+        <w:rPr>
+          <w:rFonts w:ascii="Cambria" w:hAnsi="Cambria"/>
+          <w:sz w:val="26"/>
+          <w:szCs w:val="26"/>
+        </w:rPr>
         <w:t>()</w:t>
       </w:r>
     </w:p>
     <w:p>
-      <w:r>
-        <w:pict w14:anchorId="36582A61">
-          <v:rect id="_x0000_i1094" style="width:0;height:1.5pt" o:hralign="center" o:hrstd="t" o:hr="t" fillcolor="#a0a0a0" stroked="f"/>
-        </w:pict>
-      </w:r>
-    </w:p>
-    <w:p>
-      <w:pPr>
-        <w:rPr>
-          <w:b/>
-          <w:bCs/>
-        </w:rPr>
-      </w:pPr>
-      <w:r>
-        <w:rPr>
-          <w:b/>
-          <w:bCs/>
-        </w:rPr>
+      <w:pPr>
+        <w:pStyle w:val="Heading2"/>
+      </w:pPr>
+      <w:r>
         <w:t>QUICK SUMMARY</w:t>
       </w:r>
     </w:p>
@@ -664,8 +1014,18 @@
           <w:ilvl w:val="0"/>
           <w:numId w:val="2"/>
         </w:numPr>
-      </w:pPr>
-      <w:r>
+        <w:rPr>
+          <w:rFonts w:ascii="Cambria" w:hAnsi="Cambria"/>
+          <w:sz w:val="26"/>
+          <w:szCs w:val="26"/>
+        </w:rPr>
+      </w:pPr>
+      <w:r>
+        <w:rPr>
+          <w:rFonts w:ascii="Cambria" w:hAnsi="Cambria"/>
+          <w:sz w:val="26"/>
+          <w:szCs w:val="26"/>
+        </w:rPr>
         <w:t>Matplotlib is for graphs</w:t>
       </w:r>
     </w:p>
@@ -675,14 +1035,28 @@
           <w:ilvl w:val="0"/>
           <w:numId w:val="2"/>
         </w:numPr>
-      </w:pPr>
-      <w:proofErr w:type="spellStart"/>
-      <w:r>
-        <w:lastRenderedPageBreak/>
+        <w:rPr>
+          <w:rFonts w:ascii="Cambria" w:hAnsi="Cambria"/>
+          <w:sz w:val="26"/>
+          <w:szCs w:val="26"/>
+        </w:rPr>
+      </w:pPr>
+      <w:proofErr w:type="spellStart"/>
+      <w:r>
+        <w:rPr>
+          <w:rFonts w:ascii="Cambria" w:hAnsi="Cambria"/>
+          <w:sz w:val="26"/>
+          <w:szCs w:val="26"/>
+        </w:rPr>
         <w:t>plt.plot</w:t>
       </w:r>
       <w:proofErr w:type="spellEnd"/>
       <w:r>
+        <w:rPr>
+          <w:rFonts w:ascii="Cambria" w:hAnsi="Cambria"/>
+          <w:sz w:val="26"/>
+          <w:szCs w:val="26"/>
+        </w:rPr>
         <w:t>() → line plot</w:t>
       </w:r>
     </w:p>
@@ -692,16 +1066,36 @@
           <w:ilvl w:val="0"/>
           <w:numId w:val="2"/>
         </w:numPr>
-      </w:pPr>
-      <w:r>
+        <w:rPr>
+          <w:rFonts w:ascii="Cambria" w:hAnsi="Cambria"/>
+          <w:sz w:val="26"/>
+          <w:szCs w:val="26"/>
+        </w:rPr>
+      </w:pPr>
+      <w:r>
+        <w:rPr>
+          <w:rFonts w:ascii="Cambria" w:hAnsi="Cambria"/>
+          <w:sz w:val="26"/>
+          <w:szCs w:val="26"/>
+        </w:rPr>
         <w:t xml:space="preserve">scatter, bar, hist, pie </w:t>
       </w:r>
       <w:proofErr w:type="gramStart"/>
       <w:r>
+        <w:rPr>
+          <w:rFonts w:ascii="Cambria" w:hAnsi="Cambria"/>
+          <w:sz w:val="26"/>
+          <w:szCs w:val="26"/>
+        </w:rPr>
         <w:t>are</w:t>
       </w:r>
       <w:proofErr w:type="gramEnd"/>
       <w:r>
+        <w:rPr>
+          <w:rFonts w:ascii="Cambria" w:hAnsi="Cambria"/>
+          <w:sz w:val="26"/>
+          <w:szCs w:val="26"/>
+        </w:rPr>
         <w:t xml:space="preserve"> common</w:t>
       </w:r>
     </w:p>
@@ -711,20 +1105,1909 @@
           <w:ilvl w:val="0"/>
           <w:numId w:val="2"/>
         </w:numPr>
-      </w:pPr>
-      <w:r>
+        <w:rPr>
+          <w:rFonts w:ascii="Cambria" w:hAnsi="Cambria"/>
+          <w:sz w:val="26"/>
+          <w:szCs w:val="26"/>
+        </w:rPr>
+      </w:pPr>
+      <w:r>
+        <w:rPr>
+          <w:rFonts w:ascii="Cambria" w:hAnsi="Cambria"/>
+          <w:sz w:val="26"/>
+          <w:szCs w:val="26"/>
+        </w:rPr>
         <w:t xml:space="preserve">Always use </w:t>
       </w:r>
       <w:proofErr w:type="spellStart"/>
       <w:r>
+        <w:rPr>
+          <w:rFonts w:ascii="Cambria" w:hAnsi="Cambria"/>
+          <w:sz w:val="26"/>
+          <w:szCs w:val="26"/>
+        </w:rPr>
         <w:t>plt.show</w:t>
       </w:r>
       <w:proofErr w:type="spellEnd"/>
       <w:r>
+        <w:rPr>
+          <w:rFonts w:ascii="Cambria" w:hAnsi="Cambria"/>
+          <w:sz w:val="26"/>
+          <w:szCs w:val="26"/>
+        </w:rPr>
         <w:t>()</w:t>
       </w:r>
     </w:p>
+    <w:p>
+      <w:pPr>
+        <w:pStyle w:val="Heading1"/>
+        <w:rPr>
+          <w:rFonts w:ascii="Cambria" w:hAnsi="Cambria"/>
+          <w:sz w:val="26"/>
+          <w:szCs w:val="26"/>
+        </w:rPr>
+      </w:pPr>
+      <w:r>
+        <w:rPr>
+          <w:rFonts w:ascii="Cambria" w:hAnsi="Cambria"/>
+          <w:sz w:val="26"/>
+          <w:szCs w:val="26"/>
+        </w:rPr>
+        <w:lastRenderedPageBreak/>
+        <w:t>SETTING UP FEATURES IN MATPLOTLIB</w:t>
+      </w:r>
+    </w:p>
+    <w:p>
+      <w:pPr>
+        <w:spacing w:before="0" w:after="160" w:line="259" w:lineRule="auto"/>
+        <w:rPr>
+          <w:rFonts w:ascii="Cambria" w:hAnsi="Cambria"/>
+          <w:sz w:val="26"/>
+          <w:szCs w:val="26"/>
+        </w:rPr>
+      </w:pPr>
+      <w:r>
+        <w:rPr>
+          <w:rFonts w:ascii="Cambria" w:hAnsi="Cambria"/>
+          <w:sz w:val="26"/>
+          <w:szCs w:val="26"/>
+        </w:rPr>
+        <w:t>Features help make graphs clear and easy to read.</w:t>
+      </w:r>
+    </w:p>
+    <w:p>
+      <w:pPr>
+        <w:spacing w:before="0" w:after="160" w:line="259" w:lineRule="auto"/>
+        <w:rPr>
+          <w:rFonts w:ascii="Cambria" w:hAnsi="Cambria"/>
+          <w:sz w:val="26"/>
+          <w:szCs w:val="26"/>
+        </w:rPr>
+      </w:pPr>
+      <w:r>
+        <w:rPr>
+          <w:rFonts w:ascii="Cambria" w:hAnsi="Cambria"/>
+          <w:sz w:val="26"/>
+          <w:szCs w:val="26"/>
+        </w:rPr>
+        <w:t>Common Plot Features</w:t>
+      </w:r>
+    </w:p>
+    <w:p>
+      <w:pPr>
+        <w:spacing w:after="160" w:line="259" w:lineRule="auto"/>
+        <w:rPr>
+          <w:rFonts w:ascii="Cambria" w:hAnsi="Cambria"/>
+          <w:sz w:val="26"/>
+          <w:szCs w:val="26"/>
+        </w:rPr>
+      </w:pPr>
+      <w:r>
+        <w:rPr>
+          <w:rFonts w:ascii="Cambria" w:hAnsi="Cambria"/>
+          <w:sz w:val="26"/>
+          <w:szCs w:val="26"/>
+        </w:rPr>
+        <w:t xml:space="preserve">import </w:t>
+      </w:r>
+      <w:proofErr w:type="spellStart"/>
+      <w:r>
+        <w:rPr>
+          <w:rFonts w:ascii="Cambria" w:hAnsi="Cambria"/>
+          <w:sz w:val="26"/>
+          <w:szCs w:val="26"/>
+        </w:rPr>
+        <w:t>matplotlib.pyplot</w:t>
+      </w:r>
+      <w:proofErr w:type="spellEnd"/>
+      <w:r>
+        <w:rPr>
+          <w:rFonts w:ascii="Cambria" w:hAnsi="Cambria"/>
+          <w:sz w:val="26"/>
+          <w:szCs w:val="26"/>
+        </w:rPr>
+        <w:t xml:space="preserve"> as </w:t>
+      </w:r>
+      <w:proofErr w:type="spellStart"/>
+      <w:r>
+        <w:rPr>
+          <w:rFonts w:ascii="Cambria" w:hAnsi="Cambria"/>
+          <w:sz w:val="26"/>
+          <w:szCs w:val="26"/>
+        </w:rPr>
+        <w:t>plt</w:t>
+      </w:r>
+      <w:proofErr w:type="spellEnd"/>
+    </w:p>
+    <w:p>
+      <w:pPr>
+        <w:pStyle w:val="Heading2"/>
+        <w:rPr>
+          <w:rFonts w:ascii="Cambria" w:hAnsi="Cambria"/>
+          <w:sz w:val="26"/>
+          <w:szCs w:val="26"/>
+        </w:rPr>
+      </w:pPr>
+      <w:r>
+        <w:rPr>
+          <w:rFonts w:ascii="Cambria" w:hAnsi="Cambria"/>
+          <w:sz w:val="26"/>
+          <w:szCs w:val="26"/>
+        </w:rPr>
+        <w:t>TITLE</w:t>
+      </w:r>
+    </w:p>
+    <w:p>
+      <w:pPr>
+        <w:spacing w:after="160" w:line="259" w:lineRule="auto"/>
+        <w:rPr>
+          <w:rFonts w:ascii="Cambria" w:hAnsi="Cambria"/>
+          <w:sz w:val="26"/>
+          <w:szCs w:val="26"/>
+        </w:rPr>
+      </w:pPr>
+      <w:proofErr w:type="spellStart"/>
+      <w:r>
+        <w:rPr>
+          <w:rFonts w:ascii="Cambria" w:hAnsi="Cambria"/>
+          <w:sz w:val="26"/>
+          <w:szCs w:val="26"/>
+        </w:rPr>
+        <w:t>plt.title</w:t>
+      </w:r>
+      <w:proofErr w:type="spellEnd"/>
+      <w:r>
+        <w:rPr>
+          <w:rFonts w:ascii="Cambria" w:hAnsi="Cambria"/>
+          <w:sz w:val="26"/>
+          <w:szCs w:val="26"/>
+        </w:rPr>
+        <w:t>("Sales Data")</w:t>
+      </w:r>
+    </w:p>
+    <w:p>
+      <w:pPr>
+        <w:pStyle w:val="Heading2"/>
+        <w:rPr>
+          <w:rFonts w:ascii="Cambria" w:hAnsi="Cambria"/>
+          <w:sz w:val="26"/>
+          <w:szCs w:val="26"/>
+        </w:rPr>
+      </w:pPr>
+      <w:r>
+        <w:rPr>
+          <w:rFonts w:ascii="Cambria" w:hAnsi="Cambria"/>
+          <w:sz w:val="26"/>
+          <w:szCs w:val="26"/>
+        </w:rPr>
+        <w:t>X and Y LABELS</w:t>
+      </w:r>
+    </w:p>
+    <w:p>
+      <w:pPr>
+        <w:spacing w:after="160" w:line="259" w:lineRule="auto"/>
+        <w:rPr>
+          <w:rFonts w:ascii="Cambria" w:hAnsi="Cambria"/>
+          <w:sz w:val="26"/>
+          <w:szCs w:val="26"/>
+        </w:rPr>
+      </w:pPr>
+      <w:proofErr w:type="spellStart"/>
+      <w:r>
+        <w:rPr>
+          <w:rFonts w:ascii="Cambria" w:hAnsi="Cambria"/>
+          <w:sz w:val="26"/>
+          <w:szCs w:val="26"/>
+        </w:rPr>
+        <w:t>plt.xlabel</w:t>
+      </w:r>
+      <w:proofErr w:type="spellEnd"/>
+      <w:r>
+        <w:rPr>
+          <w:rFonts w:ascii="Cambria" w:hAnsi="Cambria"/>
+          <w:sz w:val="26"/>
+          <w:szCs w:val="26"/>
+        </w:rPr>
+        <w:t>("Days")</w:t>
+      </w:r>
+    </w:p>
+    <w:p>
+      <w:pPr>
+        <w:spacing w:after="160" w:line="259" w:lineRule="auto"/>
+        <w:rPr>
+          <w:rFonts w:ascii="Cambria" w:hAnsi="Cambria"/>
+          <w:sz w:val="26"/>
+          <w:szCs w:val="26"/>
+        </w:rPr>
+      </w:pPr>
+      <w:proofErr w:type="spellStart"/>
+      <w:r>
+        <w:rPr>
+          <w:rFonts w:ascii="Cambria" w:hAnsi="Cambria"/>
+          <w:sz w:val="26"/>
+          <w:szCs w:val="26"/>
+        </w:rPr>
+        <w:t>plt.ylabel</w:t>
+      </w:r>
+      <w:proofErr w:type="spellEnd"/>
+      <w:r>
+        <w:rPr>
+          <w:rFonts w:ascii="Cambria" w:hAnsi="Cambria"/>
+          <w:sz w:val="26"/>
+          <w:szCs w:val="26"/>
+        </w:rPr>
+        <w:t>("Sales")</w:t>
+      </w:r>
+    </w:p>
+    <w:p>
+      <w:pPr>
+        <w:pStyle w:val="Heading2"/>
+        <w:rPr>
+          <w:rFonts w:ascii="Cambria" w:hAnsi="Cambria"/>
+          <w:sz w:val="26"/>
+          <w:szCs w:val="26"/>
+        </w:rPr>
+      </w:pPr>
+      <w:r>
+        <w:rPr>
+          <w:rFonts w:ascii="Cambria" w:hAnsi="Cambria"/>
+          <w:sz w:val="26"/>
+          <w:szCs w:val="26"/>
+        </w:rPr>
+        <w:t>LEGEND</w:t>
+      </w:r>
+    </w:p>
+    <w:p>
+      <w:pPr>
+        <w:spacing w:after="160" w:line="259" w:lineRule="auto"/>
+        <w:rPr>
+          <w:rFonts w:ascii="Cambria" w:hAnsi="Cambria"/>
+          <w:sz w:val="26"/>
+          <w:szCs w:val="26"/>
+        </w:rPr>
+      </w:pPr>
+      <w:proofErr w:type="spellStart"/>
+      <w:r>
+        <w:rPr>
+          <w:rFonts w:ascii="Cambria" w:hAnsi="Cambria"/>
+          <w:sz w:val="26"/>
+          <w:szCs w:val="26"/>
+        </w:rPr>
+        <w:t>plt.plot</w:t>
+      </w:r>
+      <w:proofErr w:type="spellEnd"/>
+      <w:r>
+        <w:rPr>
+          <w:rFonts w:ascii="Cambria" w:hAnsi="Cambria"/>
+          <w:sz w:val="26"/>
+          <w:szCs w:val="26"/>
+        </w:rPr>
+        <w:t>(x, y, label="Sales Line")</w:t>
+      </w:r>
+    </w:p>
+    <w:p>
+      <w:pPr>
+        <w:spacing w:after="160" w:line="259" w:lineRule="auto"/>
+        <w:rPr>
+          <w:rFonts w:ascii="Cambria" w:hAnsi="Cambria"/>
+          <w:sz w:val="26"/>
+          <w:szCs w:val="26"/>
+        </w:rPr>
+      </w:pPr>
+      <w:proofErr w:type="spellStart"/>
+      <w:r>
+        <w:rPr>
+          <w:rFonts w:ascii="Cambria" w:hAnsi="Cambria"/>
+          <w:sz w:val="26"/>
+          <w:szCs w:val="26"/>
+        </w:rPr>
+        <w:t>plt.legend</w:t>
+      </w:r>
+      <w:proofErr w:type="spellEnd"/>
+      <w:r>
+        <w:rPr>
+          <w:rFonts w:ascii="Cambria" w:hAnsi="Cambria"/>
+          <w:sz w:val="26"/>
+          <w:szCs w:val="26"/>
+        </w:rPr>
+        <w:t>()</w:t>
+      </w:r>
+    </w:p>
+    <w:p>
+      <w:pPr>
+        <w:pStyle w:val="Heading2"/>
+        <w:rPr>
+          <w:rFonts w:ascii="Cambria" w:hAnsi="Cambria"/>
+          <w:sz w:val="26"/>
+          <w:szCs w:val="26"/>
+        </w:rPr>
+      </w:pPr>
+      <w:r>
+        <w:rPr>
+          <w:rFonts w:ascii="Cambria" w:hAnsi="Cambria"/>
+          <w:sz w:val="26"/>
+          <w:szCs w:val="26"/>
+        </w:rPr>
+        <w:t>GRID</w:t>
+      </w:r>
+    </w:p>
+    <w:p>
+      <w:pPr>
+        <w:spacing w:after="160" w:line="259" w:lineRule="auto"/>
+        <w:rPr>
+          <w:rFonts w:ascii="Cambria" w:hAnsi="Cambria"/>
+          <w:sz w:val="26"/>
+          <w:szCs w:val="26"/>
+        </w:rPr>
+      </w:pPr>
+      <w:proofErr w:type="spellStart"/>
+      <w:r>
+        <w:rPr>
+          <w:rFonts w:ascii="Cambria" w:hAnsi="Cambria"/>
+          <w:sz w:val="26"/>
+          <w:szCs w:val="26"/>
+        </w:rPr>
+        <w:t>plt.grid</w:t>
+      </w:r>
+      <w:proofErr w:type="spellEnd"/>
+      <w:r>
+        <w:rPr>
+          <w:rFonts w:ascii="Cambria" w:hAnsi="Cambria"/>
+          <w:sz w:val="26"/>
+          <w:szCs w:val="26"/>
+        </w:rPr>
+        <w:t>(True)</w:t>
+      </w:r>
+    </w:p>
+    <w:p>
+      <w:pPr>
+        <w:pStyle w:val="Heading2"/>
+        <w:rPr>
+          <w:rFonts w:ascii="Cambria" w:hAnsi="Cambria"/>
+          <w:sz w:val="26"/>
+          <w:szCs w:val="26"/>
+        </w:rPr>
+      </w:pPr>
+      <w:r>
+        <w:rPr>
+          <w:rFonts w:ascii="Cambria" w:hAnsi="Cambria"/>
+          <w:sz w:val="26"/>
+          <w:szCs w:val="26"/>
+        </w:rPr>
+        <w:t>COLOR, MARKER, LINESTYLE</w:t>
+      </w:r>
+    </w:p>
+    <w:p>
+      <w:pPr>
+        <w:spacing w:after="160" w:line="259" w:lineRule="auto"/>
+        <w:rPr>
+          <w:rFonts w:ascii="Cambria" w:hAnsi="Cambria"/>
+          <w:sz w:val="26"/>
+          <w:szCs w:val="26"/>
+        </w:rPr>
+      </w:pPr>
+      <w:proofErr w:type="spellStart"/>
+      <w:r>
+        <w:rPr>
+          <w:rFonts w:ascii="Cambria" w:hAnsi="Cambria"/>
+          <w:sz w:val="26"/>
+          <w:szCs w:val="26"/>
+        </w:rPr>
+        <w:t>plt.plot</w:t>
+      </w:r>
+      <w:proofErr w:type="spellEnd"/>
+      <w:r>
+        <w:rPr>
+          <w:rFonts w:ascii="Cambria" w:hAnsi="Cambria"/>
+          <w:sz w:val="26"/>
+          <w:szCs w:val="26"/>
+        </w:rPr>
+        <w:t xml:space="preserve">(x, y, </w:t>
+      </w:r>
+      <w:proofErr w:type="spellStart"/>
+      <w:r>
+        <w:rPr>
+          <w:rFonts w:ascii="Cambria" w:hAnsi="Cambria"/>
+          <w:sz w:val="26"/>
+          <w:szCs w:val="26"/>
+        </w:rPr>
+        <w:t>color</w:t>
+      </w:r>
+      <w:proofErr w:type="spellEnd"/>
+      <w:r>
+        <w:rPr>
+          <w:rFonts w:ascii="Cambria" w:hAnsi="Cambria"/>
+          <w:sz w:val="26"/>
+          <w:szCs w:val="26"/>
+        </w:rPr>
+        <w:t xml:space="preserve">='blue', marker='o', </w:t>
+      </w:r>
+      <w:proofErr w:type="spellStart"/>
+      <w:r>
+        <w:rPr>
+          <w:rFonts w:ascii="Cambria" w:hAnsi="Cambria"/>
+          <w:sz w:val="26"/>
+          <w:szCs w:val="26"/>
+        </w:rPr>
+        <w:t>linestyle</w:t>
+      </w:r>
+      <w:proofErr w:type="spellEnd"/>
+      <w:r>
+        <w:rPr>
+          <w:rFonts w:ascii="Cambria" w:hAnsi="Cambria"/>
+          <w:sz w:val="26"/>
+          <w:szCs w:val="26"/>
+        </w:rPr>
+        <w:t>='--')</w:t>
+      </w:r>
+    </w:p>
+    <w:p>
+      <w:pPr>
+        <w:pStyle w:val="Heading1"/>
+        <w:rPr>
+          <w:rFonts w:ascii="Cambria" w:hAnsi="Cambria"/>
+          <w:sz w:val="26"/>
+          <w:szCs w:val="26"/>
+        </w:rPr>
+      </w:pPr>
+      <w:r>
+        <w:rPr>
+          <w:rFonts w:ascii="Cambria" w:hAnsi="Cambria"/>
+          <w:sz w:val="26"/>
+          <w:szCs w:val="26"/>
+        </w:rPr>
+        <w:t>ONE FIGURE, MANY PLOTS (SUBPLOTS)</w:t>
+      </w:r>
+    </w:p>
+    <w:p>
+      <w:pPr>
+        <w:spacing w:before="0" w:after="160" w:line="259" w:lineRule="auto"/>
+        <w:rPr>
+          <w:rFonts w:ascii="Cambria" w:hAnsi="Cambria"/>
+          <w:sz w:val="26"/>
+          <w:szCs w:val="26"/>
+        </w:rPr>
+      </w:pPr>
+      <w:r>
+        <w:rPr>
+          <w:rFonts w:ascii="Cambria" w:hAnsi="Cambria"/>
+          <w:sz w:val="26"/>
+          <w:szCs w:val="26"/>
+        </w:rPr>
+        <w:t>We can show many plots in one figure.</w:t>
+      </w:r>
+    </w:p>
+    <w:p>
+      <w:pPr>
+        <w:pStyle w:val="Heading2"/>
+        <w:rPr>
+          <w:rFonts w:ascii="Cambria" w:hAnsi="Cambria"/>
+          <w:sz w:val="26"/>
+          <w:szCs w:val="26"/>
+        </w:rPr>
+      </w:pPr>
+      <w:r>
+        <w:rPr>
+          <w:rFonts w:ascii="Cambria" w:hAnsi="Cambria"/>
+          <w:sz w:val="26"/>
+          <w:szCs w:val="26"/>
+        </w:rPr>
+        <w:t>Example Using subplot()</w:t>
+      </w:r>
+    </w:p>
+    <w:p>
+      <w:pPr>
+        <w:spacing w:after="160" w:line="259" w:lineRule="auto"/>
+        <w:rPr>
+          <w:rFonts w:ascii="Cambria" w:hAnsi="Cambria"/>
+          <w:sz w:val="26"/>
+          <w:szCs w:val="26"/>
+        </w:rPr>
+      </w:pPr>
+      <w:proofErr w:type="spellStart"/>
+      <w:r>
+        <w:rPr>
+          <w:rFonts w:ascii="Cambria" w:hAnsi="Cambria"/>
+          <w:sz w:val="26"/>
+          <w:szCs w:val="26"/>
+        </w:rPr>
+        <w:t>plt.subplot</w:t>
+      </w:r>
+      <w:proofErr w:type="spellEnd"/>
+      <w:r>
+        <w:rPr>
+          <w:rFonts w:ascii="Cambria" w:hAnsi="Cambria"/>
+          <w:sz w:val="26"/>
+          <w:szCs w:val="26"/>
+        </w:rPr>
+        <w:t>(1, 2, 1)</w:t>
+      </w:r>
+    </w:p>
+    <w:p>
+      <w:pPr>
+        <w:spacing w:after="160" w:line="259" w:lineRule="auto"/>
+        <w:rPr>
+          <w:rFonts w:ascii="Cambria" w:hAnsi="Cambria"/>
+          <w:sz w:val="26"/>
+          <w:szCs w:val="26"/>
+        </w:rPr>
+      </w:pPr>
+      <w:proofErr w:type="spellStart"/>
+      <w:r>
+        <w:rPr>
+          <w:rFonts w:ascii="Cambria" w:hAnsi="Cambria"/>
+          <w:sz w:val="26"/>
+          <w:szCs w:val="26"/>
+        </w:rPr>
+        <w:t>plt.plot</w:t>
+      </w:r>
+      <w:proofErr w:type="spellEnd"/>
+      <w:r>
+        <w:rPr>
+          <w:rFonts w:ascii="Cambria" w:hAnsi="Cambria"/>
+          <w:sz w:val="26"/>
+          <w:szCs w:val="26"/>
+        </w:rPr>
+        <w:t>([1,2,3], [4,5,6])</w:t>
+      </w:r>
+    </w:p>
+    <w:p>
+      <w:pPr>
+        <w:spacing w:after="160" w:line="259" w:lineRule="auto"/>
+        <w:rPr>
+          <w:rFonts w:ascii="Cambria" w:hAnsi="Cambria"/>
+          <w:sz w:val="26"/>
+          <w:szCs w:val="26"/>
+        </w:rPr>
+      </w:pPr>
+      <w:proofErr w:type="spellStart"/>
+      <w:r>
+        <w:rPr>
+          <w:rFonts w:ascii="Cambria" w:hAnsi="Cambria"/>
+          <w:sz w:val="26"/>
+          <w:szCs w:val="26"/>
+        </w:rPr>
+        <w:t>plt.title</w:t>
+      </w:r>
+      <w:proofErr w:type="spellEnd"/>
+      <w:r>
+        <w:rPr>
+          <w:rFonts w:ascii="Cambria" w:hAnsi="Cambria"/>
+          <w:sz w:val="26"/>
+          <w:szCs w:val="26"/>
+        </w:rPr>
+        <w:t>("Plot 1")</w:t>
+      </w:r>
+    </w:p>
+    <w:p>
+      <w:pPr>
+        <w:spacing w:after="160" w:line="259" w:lineRule="auto"/>
+        <w:rPr>
+          <w:rFonts w:ascii="Cambria" w:hAnsi="Cambria"/>
+          <w:sz w:val="26"/>
+          <w:szCs w:val="26"/>
+        </w:rPr>
+      </w:pPr>
+      <w:proofErr w:type="spellStart"/>
+      <w:r>
+        <w:rPr>
+          <w:rFonts w:ascii="Cambria" w:hAnsi="Cambria"/>
+          <w:sz w:val="26"/>
+          <w:szCs w:val="26"/>
+        </w:rPr>
+        <w:t>plt.subplot</w:t>
+      </w:r>
+      <w:proofErr w:type="spellEnd"/>
+      <w:r>
+        <w:rPr>
+          <w:rFonts w:ascii="Cambria" w:hAnsi="Cambria"/>
+          <w:sz w:val="26"/>
+          <w:szCs w:val="26"/>
+        </w:rPr>
+        <w:t>(1, 2, 2)</w:t>
+      </w:r>
+    </w:p>
+    <w:p>
+      <w:pPr>
+        <w:spacing w:after="160" w:line="259" w:lineRule="auto"/>
+        <w:rPr>
+          <w:rFonts w:ascii="Cambria" w:hAnsi="Cambria"/>
+          <w:sz w:val="26"/>
+          <w:szCs w:val="26"/>
+        </w:rPr>
+      </w:pPr>
+      <w:proofErr w:type="spellStart"/>
+      <w:r>
+        <w:rPr>
+          <w:rFonts w:ascii="Cambria" w:hAnsi="Cambria"/>
+          <w:sz w:val="26"/>
+          <w:szCs w:val="26"/>
+        </w:rPr>
+        <w:t>plt.plot</w:t>
+      </w:r>
+      <w:proofErr w:type="spellEnd"/>
+      <w:r>
+        <w:rPr>
+          <w:rFonts w:ascii="Cambria" w:hAnsi="Cambria"/>
+          <w:sz w:val="26"/>
+          <w:szCs w:val="26"/>
+        </w:rPr>
+        <w:t>([1,2,3], [6,5,4])</w:t>
+      </w:r>
+    </w:p>
+    <w:p>
+      <w:pPr>
+        <w:spacing w:after="160" w:line="259" w:lineRule="auto"/>
+        <w:rPr>
+          <w:rFonts w:ascii="Cambria" w:hAnsi="Cambria"/>
+          <w:sz w:val="26"/>
+          <w:szCs w:val="26"/>
+        </w:rPr>
+      </w:pPr>
+      <w:proofErr w:type="spellStart"/>
+      <w:r>
+        <w:rPr>
+          <w:rFonts w:ascii="Cambria" w:hAnsi="Cambria"/>
+          <w:sz w:val="26"/>
+          <w:szCs w:val="26"/>
+        </w:rPr>
+        <w:t>plt.title</w:t>
+      </w:r>
+      <w:proofErr w:type="spellEnd"/>
+      <w:r>
+        <w:rPr>
+          <w:rFonts w:ascii="Cambria" w:hAnsi="Cambria"/>
+          <w:sz w:val="26"/>
+          <w:szCs w:val="26"/>
+        </w:rPr>
+        <w:t>("Plot 2")</w:t>
+      </w:r>
+    </w:p>
+    <w:p>
+      <w:pPr>
+        <w:spacing w:after="160" w:line="259" w:lineRule="auto"/>
+        <w:rPr>
+          <w:rFonts w:ascii="Cambria" w:hAnsi="Cambria"/>
+          <w:sz w:val="26"/>
+          <w:szCs w:val="26"/>
+        </w:rPr>
+      </w:pPr>
+    </w:p>
+    <w:p>
+      <w:pPr>
+        <w:spacing w:after="160" w:line="259" w:lineRule="auto"/>
+        <w:rPr>
+          <w:rFonts w:ascii="Cambria" w:hAnsi="Cambria"/>
+          <w:sz w:val="26"/>
+          <w:szCs w:val="26"/>
+        </w:rPr>
+      </w:pPr>
+      <w:proofErr w:type="spellStart"/>
+      <w:r>
+        <w:rPr>
+          <w:rFonts w:ascii="Cambria" w:hAnsi="Cambria"/>
+          <w:sz w:val="26"/>
+          <w:szCs w:val="26"/>
+        </w:rPr>
+        <w:t>plt.show</w:t>
+      </w:r>
+      <w:proofErr w:type="spellEnd"/>
+      <w:r>
+        <w:rPr>
+          <w:rFonts w:ascii="Cambria" w:hAnsi="Cambria"/>
+          <w:sz w:val="26"/>
+          <w:szCs w:val="26"/>
+        </w:rPr>
+        <w:t>()</w:t>
+      </w:r>
+    </w:p>
+    <w:p>
+      <w:pPr>
+        <w:spacing w:before="0" w:after="160" w:line="259" w:lineRule="auto"/>
+        <w:rPr>
+          <w:rFonts w:ascii="Cambria" w:hAnsi="Cambria"/>
+          <w:sz w:val="26"/>
+          <w:szCs w:val="26"/>
+        </w:rPr>
+      </w:pPr>
+      <w:r>
+        <w:rPr>
+          <w:rFonts w:ascii="Cambria" w:hAnsi="Cambria"/>
+          <w:sz w:val="26"/>
+          <w:szCs w:val="26"/>
+        </w:rPr>
+        <w:lastRenderedPageBreak/>
+        <w:t>(1, 2, 1) → 1 row, 2 columns, 1st plot</w:t>
+      </w:r>
+    </w:p>
+    <w:p>
+      <w:pPr>
+        <w:pStyle w:val="Heading2"/>
+        <w:rPr>
+          <w:rFonts w:ascii="Cambria" w:hAnsi="Cambria"/>
+          <w:sz w:val="26"/>
+          <w:szCs w:val="26"/>
+        </w:rPr>
+      </w:pPr>
+      <w:r>
+        <w:rPr>
+          <w:rFonts w:ascii="Cambria" w:hAnsi="Cambria"/>
+          <w:sz w:val="26"/>
+          <w:szCs w:val="26"/>
+        </w:rPr>
+        <w:t>Example Using subplots()</w:t>
+      </w:r>
+    </w:p>
+    <w:p>
+      <w:pPr>
+        <w:spacing w:after="160" w:line="259" w:lineRule="auto"/>
+        <w:rPr>
+          <w:rFonts w:ascii="Cambria" w:hAnsi="Cambria"/>
+          <w:sz w:val="26"/>
+          <w:szCs w:val="26"/>
+        </w:rPr>
+      </w:pPr>
+      <w:r>
+        <w:rPr>
+          <w:rFonts w:ascii="Cambria" w:hAnsi="Cambria"/>
+          <w:sz w:val="26"/>
+          <w:szCs w:val="26"/>
+        </w:rPr>
+        <w:t xml:space="preserve">fig, </w:t>
+      </w:r>
+      <w:proofErr w:type="spellStart"/>
+      <w:r>
+        <w:rPr>
+          <w:rFonts w:ascii="Cambria" w:hAnsi="Cambria"/>
+          <w:sz w:val="26"/>
+          <w:szCs w:val="26"/>
+        </w:rPr>
+        <w:t>ax</w:t>
+      </w:r>
+      <w:proofErr w:type="spellEnd"/>
+      <w:r>
+        <w:rPr>
+          <w:rFonts w:ascii="Cambria" w:hAnsi="Cambria"/>
+          <w:sz w:val="26"/>
+          <w:szCs w:val="26"/>
+        </w:rPr>
+        <w:t xml:space="preserve"> = </w:t>
+      </w:r>
+      <w:proofErr w:type="spellStart"/>
+      <w:r>
+        <w:rPr>
+          <w:rFonts w:ascii="Cambria" w:hAnsi="Cambria"/>
+          <w:sz w:val="26"/>
+          <w:szCs w:val="26"/>
+        </w:rPr>
+        <w:t>plt.subplots</w:t>
+      </w:r>
+      <w:proofErr w:type="spellEnd"/>
+      <w:r>
+        <w:rPr>
+          <w:rFonts w:ascii="Cambria" w:hAnsi="Cambria"/>
+          <w:sz w:val="26"/>
+          <w:szCs w:val="26"/>
+        </w:rPr>
+        <w:t>(2, 1)</w:t>
+      </w:r>
+    </w:p>
+    <w:p>
+      <w:pPr>
+        <w:spacing w:after="160" w:line="259" w:lineRule="auto"/>
+        <w:rPr>
+          <w:rFonts w:ascii="Cambria" w:hAnsi="Cambria"/>
+          <w:sz w:val="26"/>
+          <w:szCs w:val="26"/>
+        </w:rPr>
+      </w:pPr>
+      <w:proofErr w:type="spellStart"/>
+      <w:r>
+        <w:rPr>
+          <w:rFonts w:ascii="Cambria" w:hAnsi="Cambria"/>
+          <w:sz w:val="26"/>
+          <w:szCs w:val="26"/>
+        </w:rPr>
+        <w:t>ax</w:t>
+      </w:r>
+      <w:proofErr w:type="spellEnd"/>
+      <w:r>
+        <w:rPr>
+          <w:rFonts w:ascii="Cambria" w:hAnsi="Cambria"/>
+          <w:sz w:val="26"/>
+          <w:szCs w:val="26"/>
+        </w:rPr>
+        <w:t>[0].plot([1,2,3], [3,4,5])</w:t>
+      </w:r>
+    </w:p>
+    <w:p>
+      <w:pPr>
+        <w:spacing w:after="160" w:line="259" w:lineRule="auto"/>
+        <w:rPr>
+          <w:rFonts w:ascii="Cambria" w:hAnsi="Cambria"/>
+          <w:sz w:val="26"/>
+          <w:szCs w:val="26"/>
+        </w:rPr>
+      </w:pPr>
+      <w:proofErr w:type="spellStart"/>
+      <w:r>
+        <w:rPr>
+          <w:rFonts w:ascii="Cambria" w:hAnsi="Cambria"/>
+          <w:sz w:val="26"/>
+          <w:szCs w:val="26"/>
+        </w:rPr>
+        <w:t>ax</w:t>
+      </w:r>
+      <w:proofErr w:type="spellEnd"/>
+      <w:r>
+        <w:rPr>
+          <w:rFonts w:ascii="Cambria" w:hAnsi="Cambria"/>
+          <w:sz w:val="26"/>
+          <w:szCs w:val="26"/>
+        </w:rPr>
+        <w:t>[0].</w:t>
+      </w:r>
+      <w:proofErr w:type="spellStart"/>
+      <w:r>
+        <w:rPr>
+          <w:rFonts w:ascii="Cambria" w:hAnsi="Cambria"/>
+          <w:sz w:val="26"/>
+          <w:szCs w:val="26"/>
+        </w:rPr>
+        <w:t>set_title</w:t>
+      </w:r>
+      <w:proofErr w:type="spellEnd"/>
+      <w:r>
+        <w:rPr>
+          <w:rFonts w:ascii="Cambria" w:hAnsi="Cambria"/>
+          <w:sz w:val="26"/>
+          <w:szCs w:val="26"/>
+        </w:rPr>
+        <w:t>("Top Plot")</w:t>
+      </w:r>
+    </w:p>
+    <w:p>
+      <w:pPr>
+        <w:spacing w:after="160" w:line="259" w:lineRule="auto"/>
+        <w:rPr>
+          <w:rFonts w:ascii="Cambria" w:hAnsi="Cambria"/>
+          <w:sz w:val="26"/>
+          <w:szCs w:val="26"/>
+        </w:rPr>
+      </w:pPr>
+      <w:proofErr w:type="spellStart"/>
+      <w:r>
+        <w:rPr>
+          <w:rFonts w:ascii="Cambria" w:hAnsi="Cambria"/>
+          <w:sz w:val="26"/>
+          <w:szCs w:val="26"/>
+        </w:rPr>
+        <w:t>ax</w:t>
+      </w:r>
+      <w:proofErr w:type="spellEnd"/>
+      <w:r>
+        <w:rPr>
+          <w:rFonts w:ascii="Cambria" w:hAnsi="Cambria"/>
+          <w:sz w:val="26"/>
+          <w:szCs w:val="26"/>
+        </w:rPr>
+        <w:t>[1].plot([1,2,3], [5,4,3])</w:t>
+      </w:r>
+    </w:p>
+    <w:p>
+      <w:pPr>
+        <w:spacing w:after="160" w:line="259" w:lineRule="auto"/>
+        <w:rPr>
+          <w:rFonts w:ascii="Cambria" w:hAnsi="Cambria"/>
+          <w:sz w:val="26"/>
+          <w:szCs w:val="26"/>
+        </w:rPr>
+      </w:pPr>
+      <w:proofErr w:type="spellStart"/>
+      <w:r>
+        <w:rPr>
+          <w:rFonts w:ascii="Cambria" w:hAnsi="Cambria"/>
+          <w:sz w:val="26"/>
+          <w:szCs w:val="26"/>
+        </w:rPr>
+        <w:t>ax</w:t>
+      </w:r>
+      <w:proofErr w:type="spellEnd"/>
+      <w:r>
+        <w:rPr>
+          <w:rFonts w:ascii="Cambria" w:hAnsi="Cambria"/>
+          <w:sz w:val="26"/>
+          <w:szCs w:val="26"/>
+        </w:rPr>
+        <w:t>[1].</w:t>
+      </w:r>
+      <w:proofErr w:type="spellStart"/>
+      <w:r>
+        <w:rPr>
+          <w:rFonts w:ascii="Cambria" w:hAnsi="Cambria"/>
+          <w:sz w:val="26"/>
+          <w:szCs w:val="26"/>
+        </w:rPr>
+        <w:t>set_title</w:t>
+      </w:r>
+      <w:proofErr w:type="spellEnd"/>
+      <w:r>
+        <w:rPr>
+          <w:rFonts w:ascii="Cambria" w:hAnsi="Cambria"/>
+          <w:sz w:val="26"/>
+          <w:szCs w:val="26"/>
+        </w:rPr>
+        <w:t>("Bottom Plot")</w:t>
+      </w:r>
+    </w:p>
+    <w:p>
+      <w:pPr>
+        <w:spacing w:after="160" w:line="259" w:lineRule="auto"/>
+        <w:rPr>
+          <w:rFonts w:ascii="Cambria" w:hAnsi="Cambria"/>
+          <w:sz w:val="26"/>
+          <w:szCs w:val="26"/>
+        </w:rPr>
+      </w:pPr>
+      <w:proofErr w:type="spellStart"/>
+      <w:r>
+        <w:rPr>
+          <w:rFonts w:ascii="Cambria" w:hAnsi="Cambria"/>
+          <w:sz w:val="26"/>
+          <w:szCs w:val="26"/>
+        </w:rPr>
+        <w:t>plt.show</w:t>
+      </w:r>
+      <w:proofErr w:type="spellEnd"/>
+      <w:r>
+        <w:rPr>
+          <w:rFonts w:ascii="Cambria" w:hAnsi="Cambria"/>
+          <w:sz w:val="26"/>
+          <w:szCs w:val="26"/>
+        </w:rPr>
+        <w:t>()</w:t>
+      </w:r>
+    </w:p>
+    <w:p>
+      <w:pPr>
+        <w:pStyle w:val="Heading1"/>
+        <w:rPr>
+          <w:rFonts w:ascii="Cambria" w:hAnsi="Cambria"/>
+          <w:sz w:val="26"/>
+          <w:szCs w:val="26"/>
+        </w:rPr>
+      </w:pPr>
+      <w:r>
+        <w:rPr>
+          <w:rFonts w:ascii="Cambria" w:hAnsi="Cambria"/>
+          <w:sz w:val="26"/>
+          <w:szCs w:val="26"/>
+        </w:rPr>
+        <w:t>MOST USED PLOTS</w:t>
+      </w:r>
+    </w:p>
+    <w:p>
+      <w:pPr>
+        <w:pStyle w:val="Heading2"/>
+        <w:rPr>
+          <w:rFonts w:ascii="Cambria" w:hAnsi="Cambria"/>
+          <w:sz w:val="26"/>
+          <w:szCs w:val="26"/>
+        </w:rPr>
+      </w:pPr>
+      <w:r>
+        <w:rPr>
+          <w:rFonts w:ascii="Cambria" w:hAnsi="Cambria"/>
+          <w:sz w:val="26"/>
+          <w:szCs w:val="26"/>
+        </w:rPr>
+        <w:t>BAR PLOT</w:t>
+      </w:r>
+    </w:p>
+    <w:p>
+      <w:pPr>
+        <w:pStyle w:val="Heading3"/>
+      </w:pPr>
+      <w:r>
+        <w:t>What is Bar Plot?</w:t>
+      </w:r>
+    </w:p>
+    <w:p>
+      <w:pPr>
+        <w:numPr>
+          <w:ilvl w:val="0"/>
+          <w:numId w:val="3"/>
+        </w:numPr>
+        <w:spacing w:before="0" w:after="160" w:line="259" w:lineRule="auto"/>
+        <w:rPr>
+          <w:rFonts w:ascii="Cambria" w:hAnsi="Cambria"/>
+          <w:sz w:val="26"/>
+          <w:szCs w:val="26"/>
+        </w:rPr>
+      </w:pPr>
+      <w:r>
+        <w:rPr>
+          <w:rFonts w:ascii="Cambria" w:hAnsi="Cambria"/>
+          <w:sz w:val="26"/>
+          <w:szCs w:val="26"/>
+        </w:rPr>
+        <w:t>Used to compare categories</w:t>
+      </w:r>
+    </w:p>
+    <w:p>
+      <w:pPr>
+        <w:pStyle w:val="Heading2"/>
+        <w:rPr>
+          <w:rFonts w:ascii="Cambria" w:hAnsi="Cambria"/>
+          <w:sz w:val="26"/>
+          <w:szCs w:val="26"/>
+        </w:rPr>
+      </w:pPr>
+      <w:r>
+        <w:rPr>
+          <w:rFonts w:ascii="Cambria" w:hAnsi="Cambria"/>
+          <w:sz w:val="26"/>
+          <w:szCs w:val="26"/>
+        </w:rPr>
+        <w:t>Example</w:t>
+      </w:r>
+    </w:p>
+    <w:p>
+      <w:pPr>
+        <w:spacing w:after="160" w:line="259" w:lineRule="auto"/>
+        <w:rPr>
+          <w:rFonts w:ascii="Cambria" w:hAnsi="Cambria"/>
+          <w:sz w:val="26"/>
+          <w:szCs w:val="26"/>
+        </w:rPr>
+      </w:pPr>
+      <w:r>
+        <w:rPr>
+          <w:rFonts w:ascii="Cambria" w:hAnsi="Cambria"/>
+          <w:sz w:val="26"/>
+          <w:szCs w:val="26"/>
+        </w:rPr>
+        <w:t>items = ["Apple", "Banana", "Orange"]</w:t>
+      </w:r>
+    </w:p>
+    <w:p>
+      <w:pPr>
+        <w:spacing w:after="160" w:line="259" w:lineRule="auto"/>
+        <w:rPr>
+          <w:rFonts w:ascii="Cambria" w:hAnsi="Cambria"/>
+          <w:sz w:val="26"/>
+          <w:szCs w:val="26"/>
+        </w:rPr>
+      </w:pPr>
+      <w:r>
+        <w:rPr>
+          <w:rFonts w:ascii="Cambria" w:hAnsi="Cambria"/>
+          <w:sz w:val="26"/>
+          <w:szCs w:val="26"/>
+        </w:rPr>
+        <w:t>sales = [30, 20, 25]</w:t>
+      </w:r>
+    </w:p>
+    <w:p>
+      <w:pPr>
+        <w:spacing w:after="160" w:line="259" w:lineRule="auto"/>
+        <w:rPr>
+          <w:rFonts w:ascii="Cambria" w:hAnsi="Cambria"/>
+          <w:sz w:val="26"/>
+          <w:szCs w:val="26"/>
+        </w:rPr>
+      </w:pPr>
+      <w:proofErr w:type="spellStart"/>
+      <w:r>
+        <w:rPr>
+          <w:rFonts w:ascii="Cambria" w:hAnsi="Cambria"/>
+          <w:sz w:val="26"/>
+          <w:szCs w:val="26"/>
+        </w:rPr>
+        <w:t>plt.bar</w:t>
+      </w:r>
+      <w:proofErr w:type="spellEnd"/>
+      <w:r>
+        <w:rPr>
+          <w:rFonts w:ascii="Cambria" w:hAnsi="Cambria"/>
+          <w:sz w:val="26"/>
+          <w:szCs w:val="26"/>
+        </w:rPr>
+        <w:t>(items, sales)</w:t>
+      </w:r>
+    </w:p>
+    <w:p>
+      <w:pPr>
+        <w:spacing w:after="160" w:line="259" w:lineRule="auto"/>
+        <w:rPr>
+          <w:rFonts w:ascii="Cambria" w:hAnsi="Cambria"/>
+          <w:sz w:val="26"/>
+          <w:szCs w:val="26"/>
+        </w:rPr>
+      </w:pPr>
+      <w:proofErr w:type="spellStart"/>
+      <w:r>
+        <w:rPr>
+          <w:rFonts w:ascii="Cambria" w:hAnsi="Cambria"/>
+          <w:sz w:val="26"/>
+          <w:szCs w:val="26"/>
+        </w:rPr>
+        <w:t>plt.title</w:t>
+      </w:r>
+      <w:proofErr w:type="spellEnd"/>
+      <w:r>
+        <w:rPr>
+          <w:rFonts w:ascii="Cambria" w:hAnsi="Cambria"/>
+          <w:sz w:val="26"/>
+          <w:szCs w:val="26"/>
+        </w:rPr>
+        <w:t>("Fruit Sales")</w:t>
+      </w:r>
+    </w:p>
+    <w:p>
+      <w:pPr>
+        <w:spacing w:after="160" w:line="259" w:lineRule="auto"/>
+        <w:rPr>
+          <w:rFonts w:ascii="Cambria" w:hAnsi="Cambria"/>
+          <w:sz w:val="26"/>
+          <w:szCs w:val="26"/>
+        </w:rPr>
+      </w:pPr>
+      <w:proofErr w:type="spellStart"/>
+      <w:r>
+        <w:rPr>
+          <w:rFonts w:ascii="Cambria" w:hAnsi="Cambria"/>
+          <w:sz w:val="26"/>
+          <w:szCs w:val="26"/>
+        </w:rPr>
+        <w:t>plt.xlabel</w:t>
+      </w:r>
+      <w:proofErr w:type="spellEnd"/>
+      <w:r>
+        <w:rPr>
+          <w:rFonts w:ascii="Cambria" w:hAnsi="Cambria"/>
+          <w:sz w:val="26"/>
+          <w:szCs w:val="26"/>
+        </w:rPr>
+        <w:t>("Fruits")</w:t>
+      </w:r>
+    </w:p>
+    <w:p>
+      <w:pPr>
+        <w:spacing w:after="160" w:line="259" w:lineRule="auto"/>
+        <w:rPr>
+          <w:rFonts w:ascii="Cambria" w:hAnsi="Cambria"/>
+          <w:sz w:val="26"/>
+          <w:szCs w:val="26"/>
+        </w:rPr>
+      </w:pPr>
+      <w:proofErr w:type="spellStart"/>
+      <w:r>
+        <w:rPr>
+          <w:rFonts w:ascii="Cambria" w:hAnsi="Cambria"/>
+          <w:sz w:val="26"/>
+          <w:szCs w:val="26"/>
+        </w:rPr>
+        <w:t>plt.ylabel</w:t>
+      </w:r>
+      <w:proofErr w:type="spellEnd"/>
+      <w:r>
+        <w:rPr>
+          <w:rFonts w:ascii="Cambria" w:hAnsi="Cambria"/>
+          <w:sz w:val="26"/>
+          <w:szCs w:val="26"/>
+        </w:rPr>
+        <w:t>("Quantity")</w:t>
+      </w:r>
+    </w:p>
+    <w:p>
+      <w:pPr>
+        <w:spacing w:after="160" w:line="259" w:lineRule="auto"/>
+        <w:rPr>
+          <w:rFonts w:ascii="Cambria" w:hAnsi="Cambria"/>
+          <w:sz w:val="26"/>
+          <w:szCs w:val="26"/>
+        </w:rPr>
+      </w:pPr>
+      <w:proofErr w:type="spellStart"/>
+      <w:r>
+        <w:rPr>
+          <w:rFonts w:ascii="Cambria" w:hAnsi="Cambria"/>
+          <w:sz w:val="26"/>
+          <w:szCs w:val="26"/>
+        </w:rPr>
+        <w:t>plt.show</w:t>
+      </w:r>
+      <w:proofErr w:type="spellEnd"/>
+      <w:r>
+        <w:rPr>
+          <w:rFonts w:ascii="Cambria" w:hAnsi="Cambria"/>
+          <w:sz w:val="26"/>
+          <w:szCs w:val="26"/>
+        </w:rPr>
+        <w:t>()</w:t>
+      </w:r>
+    </w:p>
+    <w:p>
+      <w:pPr>
+        <w:pStyle w:val="Heading2"/>
+        <w:rPr>
+          <w:rFonts w:ascii="Cambria" w:hAnsi="Cambria"/>
+          <w:sz w:val="26"/>
+          <w:szCs w:val="26"/>
+        </w:rPr>
+      </w:pPr>
+      <w:r>
+        <w:rPr>
+          <w:rFonts w:ascii="Cambria" w:hAnsi="Cambria"/>
+          <w:sz w:val="26"/>
+          <w:szCs w:val="26"/>
+        </w:rPr>
+        <w:t>HISTOGRAM</w:t>
+      </w:r>
+    </w:p>
+    <w:p>
+      <w:pPr>
+        <w:pStyle w:val="Heading3"/>
+      </w:pPr>
+      <w:r>
+        <w:t>What is Histogram?</w:t>
+      </w:r>
+    </w:p>
+    <w:p>
+      <w:pPr>
+        <w:numPr>
+          <w:ilvl w:val="0"/>
+          <w:numId w:val="4"/>
+        </w:numPr>
+        <w:spacing w:before="0" w:after="160" w:line="259" w:lineRule="auto"/>
+        <w:rPr>
+          <w:rFonts w:ascii="Cambria" w:hAnsi="Cambria"/>
+          <w:sz w:val="26"/>
+          <w:szCs w:val="26"/>
+        </w:rPr>
+      </w:pPr>
+      <w:r>
+        <w:rPr>
+          <w:rFonts w:ascii="Cambria" w:hAnsi="Cambria"/>
+          <w:sz w:val="26"/>
+          <w:szCs w:val="26"/>
+        </w:rPr>
+        <w:t>Shows distribution of data</w:t>
+      </w:r>
+    </w:p>
+    <w:p>
+      <w:pPr>
+        <w:numPr>
+          <w:ilvl w:val="0"/>
+          <w:numId w:val="4"/>
+        </w:numPr>
+        <w:spacing w:before="0" w:after="160" w:line="259" w:lineRule="auto"/>
+        <w:rPr>
+          <w:rFonts w:ascii="Cambria" w:hAnsi="Cambria"/>
+          <w:sz w:val="26"/>
+          <w:szCs w:val="26"/>
+        </w:rPr>
+      </w:pPr>
+      <w:r>
+        <w:rPr>
+          <w:rFonts w:ascii="Cambria" w:hAnsi="Cambria"/>
+          <w:sz w:val="26"/>
+          <w:szCs w:val="26"/>
+        </w:rPr>
+        <w:t>Groups values into bins</w:t>
+      </w:r>
+    </w:p>
+    <w:p>
+      <w:pPr>
+        <w:pStyle w:val="Heading2"/>
+        <w:rPr>
+          <w:rFonts w:ascii="Cambria" w:hAnsi="Cambria"/>
+          <w:sz w:val="26"/>
+          <w:szCs w:val="26"/>
+        </w:rPr>
+      </w:pPr>
+      <w:r>
+        <w:rPr>
+          <w:rFonts w:ascii="Cambria" w:hAnsi="Cambria"/>
+          <w:sz w:val="26"/>
+          <w:szCs w:val="26"/>
+        </w:rPr>
+        <w:t>Example</w:t>
+      </w:r>
+    </w:p>
+    <w:p>
+      <w:pPr>
+        <w:spacing w:after="160" w:line="259" w:lineRule="auto"/>
+        <w:rPr>
+          <w:rFonts w:ascii="Cambria" w:hAnsi="Cambria"/>
+          <w:sz w:val="26"/>
+          <w:szCs w:val="26"/>
+        </w:rPr>
+      </w:pPr>
+      <w:r>
+        <w:rPr>
+          <w:rFonts w:ascii="Cambria" w:hAnsi="Cambria"/>
+          <w:sz w:val="26"/>
+          <w:szCs w:val="26"/>
+        </w:rPr>
+        <w:t>data = [10,20,20,30,30,30,40,50]</w:t>
+      </w:r>
+    </w:p>
+    <w:p>
+      <w:pPr>
+        <w:spacing w:after="160" w:line="259" w:lineRule="auto"/>
+        <w:rPr>
+          <w:rFonts w:ascii="Cambria" w:hAnsi="Cambria"/>
+          <w:sz w:val="26"/>
+          <w:szCs w:val="26"/>
+        </w:rPr>
+      </w:pPr>
+    </w:p>
+    <w:p>
+      <w:pPr>
+        <w:spacing w:after="160" w:line="259" w:lineRule="auto"/>
+        <w:rPr>
+          <w:rFonts w:ascii="Cambria" w:hAnsi="Cambria"/>
+          <w:sz w:val="26"/>
+          <w:szCs w:val="26"/>
+        </w:rPr>
+      </w:pPr>
+      <w:proofErr w:type="spellStart"/>
+      <w:r>
+        <w:rPr>
+          <w:rFonts w:ascii="Cambria" w:hAnsi="Cambria"/>
+          <w:sz w:val="26"/>
+          <w:szCs w:val="26"/>
+        </w:rPr>
+        <w:lastRenderedPageBreak/>
+        <w:t>plt.hist</w:t>
+      </w:r>
+      <w:proofErr w:type="spellEnd"/>
+      <w:r>
+        <w:rPr>
+          <w:rFonts w:ascii="Cambria" w:hAnsi="Cambria"/>
+          <w:sz w:val="26"/>
+          <w:szCs w:val="26"/>
+        </w:rPr>
+        <w:t>(data, bins=5)</w:t>
+      </w:r>
+    </w:p>
+    <w:p>
+      <w:pPr>
+        <w:spacing w:after="160" w:line="259" w:lineRule="auto"/>
+        <w:rPr>
+          <w:rFonts w:ascii="Cambria" w:hAnsi="Cambria"/>
+          <w:sz w:val="26"/>
+          <w:szCs w:val="26"/>
+        </w:rPr>
+      </w:pPr>
+      <w:proofErr w:type="spellStart"/>
+      <w:r>
+        <w:rPr>
+          <w:rFonts w:ascii="Cambria" w:hAnsi="Cambria"/>
+          <w:sz w:val="26"/>
+          <w:szCs w:val="26"/>
+        </w:rPr>
+        <w:t>plt.title</w:t>
+      </w:r>
+      <w:proofErr w:type="spellEnd"/>
+      <w:r>
+        <w:rPr>
+          <w:rFonts w:ascii="Cambria" w:hAnsi="Cambria"/>
+          <w:sz w:val="26"/>
+          <w:szCs w:val="26"/>
+        </w:rPr>
+        <w:t>("Data Distribution")</w:t>
+      </w:r>
+    </w:p>
+    <w:p>
+      <w:pPr>
+        <w:spacing w:after="160" w:line="259" w:lineRule="auto"/>
+        <w:rPr>
+          <w:rFonts w:ascii="Cambria" w:hAnsi="Cambria"/>
+          <w:sz w:val="26"/>
+          <w:szCs w:val="26"/>
+        </w:rPr>
+      </w:pPr>
+      <w:proofErr w:type="spellStart"/>
+      <w:r>
+        <w:rPr>
+          <w:rFonts w:ascii="Cambria" w:hAnsi="Cambria"/>
+          <w:sz w:val="26"/>
+          <w:szCs w:val="26"/>
+        </w:rPr>
+        <w:t>plt.xlabel</w:t>
+      </w:r>
+      <w:proofErr w:type="spellEnd"/>
+      <w:r>
+        <w:rPr>
+          <w:rFonts w:ascii="Cambria" w:hAnsi="Cambria"/>
+          <w:sz w:val="26"/>
+          <w:szCs w:val="26"/>
+        </w:rPr>
+        <w:t>("Values")</w:t>
+      </w:r>
+    </w:p>
+    <w:p>
+      <w:pPr>
+        <w:spacing w:after="160" w:line="259" w:lineRule="auto"/>
+        <w:rPr>
+          <w:rFonts w:ascii="Cambria" w:hAnsi="Cambria"/>
+          <w:sz w:val="26"/>
+          <w:szCs w:val="26"/>
+        </w:rPr>
+      </w:pPr>
+      <w:proofErr w:type="spellStart"/>
+      <w:r>
+        <w:rPr>
+          <w:rFonts w:ascii="Cambria" w:hAnsi="Cambria"/>
+          <w:sz w:val="26"/>
+          <w:szCs w:val="26"/>
+        </w:rPr>
+        <w:t>plt.ylabel</w:t>
+      </w:r>
+      <w:proofErr w:type="spellEnd"/>
+      <w:r>
+        <w:rPr>
+          <w:rFonts w:ascii="Cambria" w:hAnsi="Cambria"/>
+          <w:sz w:val="26"/>
+          <w:szCs w:val="26"/>
+        </w:rPr>
+        <w:t>("Frequency")</w:t>
+      </w:r>
+    </w:p>
+    <w:p>
+      <w:pPr>
+        <w:spacing w:after="160" w:line="259" w:lineRule="auto"/>
+        <w:rPr>
+          <w:rFonts w:ascii="Cambria" w:hAnsi="Cambria"/>
+          <w:sz w:val="26"/>
+          <w:szCs w:val="26"/>
+        </w:rPr>
+      </w:pPr>
+      <w:proofErr w:type="spellStart"/>
+      <w:r>
+        <w:rPr>
+          <w:rFonts w:ascii="Cambria" w:hAnsi="Cambria"/>
+          <w:sz w:val="26"/>
+          <w:szCs w:val="26"/>
+        </w:rPr>
+        <w:t>plt.show</w:t>
+      </w:r>
+      <w:proofErr w:type="spellEnd"/>
+      <w:r>
+        <w:rPr>
+          <w:rFonts w:ascii="Cambria" w:hAnsi="Cambria"/>
+          <w:sz w:val="26"/>
+          <w:szCs w:val="26"/>
+        </w:rPr>
+        <w:t>()</w:t>
+      </w:r>
+    </w:p>
+    <w:p>
+      <w:pPr>
+        <w:pStyle w:val="Heading1"/>
+      </w:pPr>
+      <w:r>
+        <w:t>DIFFERENCE: BAR PLOT vs HISTOGRAM</w:t>
+      </w:r>
+    </w:p>
     <w:p/>
+    <w:tbl>
+      <w:tblPr>
+        <w:tblW w:w="0" w:type="auto"/>
+        <w:jc w:val="center"/>
+        <w:tblCellSpacing w:w="15" w:type="dxa"/>
+        <w:tblBorders>
+          <w:top w:val="single" w:sz="4" w:space="0" w:color="auto"/>
+          <w:left w:val="single" w:sz="4" w:space="0" w:color="auto"/>
+          <w:bottom w:val="single" w:sz="4" w:space="0" w:color="auto"/>
+          <w:right w:val="single" w:sz="4" w:space="0" w:color="auto"/>
+          <w:insideH w:val="single" w:sz="4" w:space="0" w:color="auto"/>
+          <w:insideV w:val="single" w:sz="4" w:space="0" w:color="auto"/>
+        </w:tblBorders>
+        <w:tblCellMar>
+          <w:top w:w="15" w:type="dxa"/>
+          <w:left w:w="15" w:type="dxa"/>
+          <w:bottom w:w="15" w:type="dxa"/>
+          <w:right w:w="15" w:type="dxa"/>
+        </w:tblCellMar>
+        <w:tblLook w:val="04A0" w:firstRow="1" w:lastRow="0" w:firstColumn="1" w:lastColumn="0" w:noHBand="0" w:noVBand="1"/>
+      </w:tblPr>
+      <w:tblGrid>
+        <w:gridCol w:w="3539"/>
+        <w:gridCol w:w="3686"/>
+      </w:tblGrid>
+      <w:tr>
+        <w:trPr>
+          <w:tblHeader/>
+          <w:tblCellSpacing w:w="15" w:type="dxa"/>
+          <w:jc w:val="center"/>
+        </w:trPr>
+        <w:tc>
+          <w:tcPr>
+            <w:tcW w:w="3494" w:type="dxa"/>
+            <w:vAlign w:val="center"/>
+            <w:hideMark/>
+          </w:tcPr>
+          <w:p>
+            <w:pPr>
+              <w:spacing w:after="160" w:line="259" w:lineRule="auto"/>
+              <w:jc w:val="center"/>
+              <w:rPr>
+                <w:rFonts w:ascii="Cambria" w:hAnsi="Cambria"/>
+                <w:sz w:val="26"/>
+                <w:szCs w:val="26"/>
+              </w:rPr>
+            </w:pPr>
+            <w:r>
+              <w:rPr>
+                <w:rFonts w:ascii="Cambria" w:hAnsi="Cambria"/>
+                <w:sz w:val="26"/>
+                <w:szCs w:val="26"/>
+              </w:rPr>
+              <w:t>Bar Plot</w:t>
+            </w:r>
+          </w:p>
+        </w:tc>
+        <w:tc>
+          <w:tcPr>
+            <w:tcW w:w="3641" w:type="dxa"/>
+            <w:vAlign w:val="center"/>
+            <w:hideMark/>
+          </w:tcPr>
+          <w:p>
+            <w:pPr>
+              <w:spacing w:after="160" w:line="259" w:lineRule="auto"/>
+              <w:jc w:val="center"/>
+              <w:rPr>
+                <w:rFonts w:ascii="Cambria" w:hAnsi="Cambria"/>
+                <w:sz w:val="26"/>
+                <w:szCs w:val="26"/>
+              </w:rPr>
+            </w:pPr>
+            <w:r>
+              <w:rPr>
+                <w:rFonts w:ascii="Cambria" w:hAnsi="Cambria"/>
+                <w:sz w:val="26"/>
+                <w:szCs w:val="26"/>
+              </w:rPr>
+              <w:t>Histogram</w:t>
+            </w:r>
+          </w:p>
+        </w:tc>
+      </w:tr>
+      <w:tr>
+        <w:trPr>
+          <w:tblCellSpacing w:w="15" w:type="dxa"/>
+          <w:jc w:val="center"/>
+        </w:trPr>
+        <w:tc>
+          <w:tcPr>
+            <w:tcW w:w="3494" w:type="dxa"/>
+            <w:vAlign w:val="center"/>
+            <w:hideMark/>
+          </w:tcPr>
+          <w:p>
+            <w:pPr>
+              <w:spacing w:after="160" w:line="259" w:lineRule="auto"/>
+              <w:jc w:val="center"/>
+              <w:rPr>
+                <w:rFonts w:ascii="Cambria" w:hAnsi="Cambria"/>
+                <w:sz w:val="26"/>
+                <w:szCs w:val="26"/>
+              </w:rPr>
+            </w:pPr>
+            <w:r>
+              <w:rPr>
+                <w:rFonts w:ascii="Cambria" w:hAnsi="Cambria"/>
+                <w:sz w:val="26"/>
+                <w:szCs w:val="26"/>
+              </w:rPr>
+              <w:t>Compares categories</w:t>
+            </w:r>
+          </w:p>
+        </w:tc>
+        <w:tc>
+          <w:tcPr>
+            <w:tcW w:w="3641" w:type="dxa"/>
+            <w:vAlign w:val="center"/>
+            <w:hideMark/>
+          </w:tcPr>
+          <w:p>
+            <w:pPr>
+              <w:spacing w:after="160" w:line="259" w:lineRule="auto"/>
+              <w:jc w:val="center"/>
+              <w:rPr>
+                <w:rFonts w:ascii="Cambria" w:hAnsi="Cambria"/>
+                <w:sz w:val="26"/>
+                <w:szCs w:val="26"/>
+              </w:rPr>
+            </w:pPr>
+            <w:r>
+              <w:rPr>
+                <w:rFonts w:ascii="Cambria" w:hAnsi="Cambria"/>
+                <w:sz w:val="26"/>
+                <w:szCs w:val="26"/>
+              </w:rPr>
+              <w:t>Shows data spread</w:t>
+            </w:r>
+          </w:p>
+        </w:tc>
+      </w:tr>
+      <w:tr>
+        <w:trPr>
+          <w:tblCellSpacing w:w="15" w:type="dxa"/>
+          <w:jc w:val="center"/>
+        </w:trPr>
+        <w:tc>
+          <w:tcPr>
+            <w:tcW w:w="3494" w:type="dxa"/>
+            <w:vAlign w:val="center"/>
+            <w:hideMark/>
+          </w:tcPr>
+          <w:p>
+            <w:pPr>
+              <w:spacing w:after="160" w:line="259" w:lineRule="auto"/>
+              <w:jc w:val="center"/>
+              <w:rPr>
+                <w:rFonts w:ascii="Cambria" w:hAnsi="Cambria"/>
+                <w:sz w:val="26"/>
+                <w:szCs w:val="26"/>
+              </w:rPr>
+            </w:pPr>
+            <w:r>
+              <w:rPr>
+                <w:rFonts w:ascii="Cambria" w:hAnsi="Cambria"/>
+                <w:sz w:val="26"/>
+                <w:szCs w:val="26"/>
+              </w:rPr>
+              <w:t>Uses labels</w:t>
+            </w:r>
+          </w:p>
+        </w:tc>
+        <w:tc>
+          <w:tcPr>
+            <w:tcW w:w="3641" w:type="dxa"/>
+            <w:vAlign w:val="center"/>
+            <w:hideMark/>
+          </w:tcPr>
+          <w:p>
+            <w:pPr>
+              <w:spacing w:after="160" w:line="259" w:lineRule="auto"/>
+              <w:jc w:val="center"/>
+              <w:rPr>
+                <w:rFonts w:ascii="Cambria" w:hAnsi="Cambria"/>
+                <w:sz w:val="26"/>
+                <w:szCs w:val="26"/>
+              </w:rPr>
+            </w:pPr>
+            <w:r>
+              <w:rPr>
+                <w:rFonts w:ascii="Cambria" w:hAnsi="Cambria"/>
+                <w:sz w:val="26"/>
+                <w:szCs w:val="26"/>
+              </w:rPr>
+              <w:t>Uses bins</w:t>
+            </w:r>
+          </w:p>
+        </w:tc>
+      </w:tr>
+      <w:tr>
+        <w:trPr>
+          <w:tblCellSpacing w:w="15" w:type="dxa"/>
+          <w:jc w:val="center"/>
+        </w:trPr>
+        <w:tc>
+          <w:tcPr>
+            <w:tcW w:w="3494" w:type="dxa"/>
+            <w:vAlign w:val="center"/>
+            <w:hideMark/>
+          </w:tcPr>
+          <w:p>
+            <w:pPr>
+              <w:spacing w:after="160" w:line="259" w:lineRule="auto"/>
+              <w:jc w:val="center"/>
+              <w:rPr>
+                <w:rFonts w:ascii="Cambria" w:hAnsi="Cambria"/>
+                <w:sz w:val="26"/>
+                <w:szCs w:val="26"/>
+              </w:rPr>
+            </w:pPr>
+            <w:r>
+              <w:rPr>
+                <w:rFonts w:ascii="Cambria" w:hAnsi="Cambria"/>
+                <w:sz w:val="26"/>
+                <w:szCs w:val="26"/>
+              </w:rPr>
+              <w:t>Data is discrete</w:t>
+            </w:r>
+          </w:p>
+        </w:tc>
+        <w:tc>
+          <w:tcPr>
+            <w:tcW w:w="3641" w:type="dxa"/>
+            <w:vAlign w:val="center"/>
+            <w:hideMark/>
+          </w:tcPr>
+          <w:p>
+            <w:pPr>
+              <w:spacing w:after="160" w:line="259" w:lineRule="auto"/>
+              <w:jc w:val="center"/>
+              <w:rPr>
+                <w:rFonts w:ascii="Cambria" w:hAnsi="Cambria"/>
+                <w:sz w:val="26"/>
+                <w:szCs w:val="26"/>
+              </w:rPr>
+            </w:pPr>
+            <w:r>
+              <w:rPr>
+                <w:rFonts w:ascii="Cambria" w:hAnsi="Cambria"/>
+                <w:sz w:val="26"/>
+                <w:szCs w:val="26"/>
+              </w:rPr>
+              <w:t>Data is continuous</w:t>
+            </w:r>
+          </w:p>
+        </w:tc>
+      </w:tr>
+    </w:tbl>
+    <w:p>
+      <w:pPr>
+        <w:spacing w:after="160" w:line="259" w:lineRule="auto"/>
+        <w:rPr>
+          <w:rFonts w:ascii="Cambria" w:hAnsi="Cambria"/>
+          <w:sz w:val="26"/>
+          <w:szCs w:val="26"/>
+        </w:rPr>
+      </w:pPr>
+    </w:p>
+    <w:p>
+      <w:pPr>
+        <w:pStyle w:val="Heading2"/>
+        <w:rPr>
+          <w:rFonts w:ascii="Cambria" w:hAnsi="Cambria"/>
+          <w:sz w:val="26"/>
+          <w:szCs w:val="26"/>
+        </w:rPr>
+      </w:pPr>
+      <w:r>
+        <w:rPr>
+          <w:rFonts w:ascii="Cambria" w:hAnsi="Cambria"/>
+          <w:sz w:val="26"/>
+          <w:szCs w:val="26"/>
+        </w:rPr>
+        <w:t>QUICK SUMMARY</w:t>
+      </w:r>
+    </w:p>
+    <w:p>
+      <w:pPr>
+        <w:numPr>
+          <w:ilvl w:val="0"/>
+          <w:numId w:val="5"/>
+        </w:numPr>
+        <w:spacing w:before="0" w:after="160" w:line="259" w:lineRule="auto"/>
+        <w:rPr>
+          <w:rFonts w:ascii="Cambria" w:hAnsi="Cambria"/>
+          <w:sz w:val="26"/>
+          <w:szCs w:val="26"/>
+        </w:rPr>
+      </w:pPr>
+      <w:r>
+        <w:rPr>
+          <w:rFonts w:ascii="Cambria" w:hAnsi="Cambria"/>
+          <w:sz w:val="26"/>
+          <w:szCs w:val="26"/>
+        </w:rPr>
+        <w:t>Features make plots clear</w:t>
+      </w:r>
+    </w:p>
+    <w:p>
+      <w:pPr>
+        <w:numPr>
+          <w:ilvl w:val="0"/>
+          <w:numId w:val="5"/>
+        </w:numPr>
+        <w:spacing w:before="0" w:after="160" w:line="259" w:lineRule="auto"/>
+        <w:rPr>
+          <w:rFonts w:ascii="Cambria" w:hAnsi="Cambria"/>
+          <w:sz w:val="26"/>
+          <w:szCs w:val="26"/>
+        </w:rPr>
+      </w:pPr>
+      <w:r>
+        <w:rPr>
+          <w:rFonts w:ascii="Cambria" w:hAnsi="Cambria"/>
+          <w:sz w:val="26"/>
+          <w:szCs w:val="26"/>
+        </w:rPr>
+        <w:t>Subplots show many graphs in one figure</w:t>
+      </w:r>
+    </w:p>
+    <w:p>
+      <w:pPr>
+        <w:numPr>
+          <w:ilvl w:val="0"/>
+          <w:numId w:val="5"/>
+        </w:numPr>
+        <w:spacing w:before="0" w:after="160" w:line="259" w:lineRule="auto"/>
+        <w:rPr>
+          <w:rFonts w:ascii="Cambria" w:hAnsi="Cambria"/>
+          <w:sz w:val="26"/>
+          <w:szCs w:val="26"/>
+        </w:rPr>
+      </w:pPr>
+      <w:r>
+        <w:rPr>
+          <w:rFonts w:ascii="Cambria" w:hAnsi="Cambria"/>
+          <w:sz w:val="26"/>
+          <w:szCs w:val="26"/>
+        </w:rPr>
+        <w:t>Bar plot → comparison</w:t>
+      </w:r>
+    </w:p>
+    <w:p>
+      <w:pPr>
+        <w:numPr>
+          <w:ilvl w:val="0"/>
+          <w:numId w:val="5"/>
+        </w:numPr>
+        <w:spacing w:before="0" w:after="160" w:line="259" w:lineRule="auto"/>
+        <w:rPr>
+          <w:rFonts w:ascii="Cambria" w:hAnsi="Cambria"/>
+          <w:sz w:val="26"/>
+          <w:szCs w:val="26"/>
+        </w:rPr>
+      </w:pPr>
+      <w:r>
+        <w:rPr>
+          <w:rFonts w:ascii="Cambria" w:hAnsi="Cambria"/>
+          <w:sz w:val="26"/>
+          <w:szCs w:val="26"/>
+        </w:rPr>
+        <w:t>Histogram → distribution</w:t>
+      </w:r>
+    </w:p>
+    <w:p>
+      <w:pPr>
+        <w:spacing w:before="0" w:after="160" w:line="259" w:lineRule="auto"/>
+        <w:rPr>
+          <w:rFonts w:ascii="Cambria" w:hAnsi="Cambria"/>
+          <w:sz w:val="26"/>
+          <w:szCs w:val="26"/>
+        </w:rPr>
+      </w:pPr>
+    </w:p>
+    <w:p>
+      <w:pPr>
+        <w:rPr>
+          <w:rFonts w:ascii="Cambria" w:hAnsi="Cambria"/>
+          <w:sz w:val="26"/>
+          <w:szCs w:val="26"/>
+        </w:rPr>
+      </w:pPr>
+    </w:p>
     <w:sectPr>
       <w:pgSz w:w="11906" w:h="16838"/>
       <w:pgMar w:top="1440" w:right="1440" w:bottom="1440" w:left="1440" w:header="708" w:footer="708" w:gutter="0"/>
@@ -738,9 +3021,9 @@
 <file path=word/numbering.xml><?xml version="1.0" encoding="utf-8"?>
 <w:numbering xmlns:wpc="http://schemas.microsoft.com/office/word/2010/wordprocessingCanvas" xmlns:cx="http://schemas.microsoft.com/office/drawing/2014/chartex" xmlns:cx1="http://schemas.microsoft.com/office/drawing/2015/9/8/chartex" xmlns:cx2="http://schemas.microsoft.com/office/drawing/2015/10/21/chartex" xmlns:cx3="http://schemas.microsoft.com/office/drawing/2016/5/9/chartex" xmlns:cx4="http://schemas.microsoft.com/office/drawing/2016/5/10/chartex" xmlns:cx5="http://schemas.microsoft.com/office/drawing/2016/5/11/chartex" xmlns:cx6="http://schemas.microsoft.com/office/drawing/2016/5/12/chartex" xmlns:cx7="http://schemas.microsoft.com/office/drawing/2016/5/13/chartex" xmlns:cx8="http://schemas.microsoft.com/office/drawing/2016/5/14/chartex" xmlns:mc="http://schemas.openxmlformats.org/markup-compatibility/2006" xmlns:aink="http://schemas.microsoft.com/office/drawing/2016/ink" xmlns:am3d="http://schemas.microsoft.com/office/drawing/2017/model3d" xmlns:o="urn:schemas-microsoft-com:office:office" xmlns:oel="http://schemas.microsoft.com/office/2019/extlst" xmlns:r="http://schemas.openxmlformats.org/officeDocument/2006/relationships" xmlns:m="http://schemas.openxmlformats.org/officeDocument/2006/math" xmlns:v="urn:schemas-microsoft-com:vml" xmlns:wp14="http://schemas.microsoft.com/office/word/2010/wordprocessingDrawing" xmlns:wp="http://schemas.openxmlformats.org/drawingml/2006/wordprocessingDrawing" xmlns:w10="urn:schemas-microsoft-com:office:word" xmlns:w="http://schemas.openxmlformats.org/wordprocessingml/2006/main" xmlns:w14="http://schemas.microsoft.com/office/word/2010/wordml" xmlns:w15="http://schemas.microsoft.com/office/word/2012/wordml" xmlns:w16cex="http://schemas.microsoft.com/office/word/2018/wordml/cex" xmlns:w16cid="http://schemas.microsoft.com/office/word/2016/wordml/cid" xmlns:w16="http://schemas.microsoft.com/office/word/2018/wordml" xmlns:w16du="http://schemas.microsoft.com/office/word/2023/wordml/word16du" xmlns:w16sdtdh="http://schemas.microsoft.com/office/word/2020/wordml/sdtdatahash" xmlns:w16sdtfl="http://schemas.microsoft.com/office/word/2024/wordml/sdtformatlock" xmlns:w16se="http://schemas.microsoft.com/office/word/2015/wordml/symex" xmlns:wpg="http://schemas.microsoft.com/office/word/2010/wordprocessingGroup" xmlns:wpi="http://schemas.microsoft.com/office/word/2010/wordprocessingInk" xmlns:wne="http://schemas.microsoft.com/office/word/2006/wordml" xmlns:wps="http://schemas.microsoft.com/office/word/2010/wordprocessingShape" mc:Ignorable="w14 w15 w16se w16cid w16 w16cex w16sdtdh w16sdtfl w16du wp14">
   <w:abstractNum w:abstractNumId="0" w15:restartNumberingAfterBreak="0">
-    <w:nsid w:val="59C76A88"/>
+    <w:nsid w:val="0F62585A"/>
     <w:multiLevelType w:val="multilevel"/>
-    <w:tmpl w:val="58342A6E"/>
+    <w:tmpl w:val="58F63CB8"/>
     <w:lvl w:ilvl="0">
       <w:start w:val="1"/>
       <w:numFmt w:val="bullet"/>
@@ -887,9 +3170,9 @@
     </w:lvl>
   </w:abstractNum>
   <w:abstractNum w:abstractNumId="1" w15:restartNumberingAfterBreak="0">
-    <w:nsid w:val="60E0495F"/>
+    <w:nsid w:val="1BA41137"/>
     <w:multiLevelType w:val="multilevel"/>
-    <w:tmpl w:val="EC74B28A"/>
+    <w:tmpl w:val="2954F9A4"/>
     <w:lvl w:ilvl="0">
       <w:start w:val="1"/>
       <w:numFmt w:val="bullet"/>
@@ -1035,11 +3318,467 @@
       </w:rPr>
     </w:lvl>
   </w:abstractNum>
+  <w:abstractNum w:abstractNumId="2" w15:restartNumberingAfterBreak="0">
+    <w:nsid w:val="59C76A88"/>
+    <w:multiLevelType w:val="multilevel"/>
+    <w:tmpl w:val="58342A6E"/>
+    <w:lvl w:ilvl="0">
+      <w:start w:val="1"/>
+      <w:numFmt w:val="bullet"/>
+      <w:lvlText w:val=""/>
+      <w:lvlJc w:val="left"/>
+      <w:pPr>
+        <w:tabs>
+          <w:tab w:val="num" w:pos="720"/>
+        </w:tabs>
+        <w:ind w:left="720" w:hanging="360"/>
+      </w:pPr>
+      <w:rPr>
+        <w:rFonts w:ascii="Symbol" w:hAnsi="Symbol" w:hint="default"/>
+        <w:sz w:val="20"/>
+      </w:rPr>
+    </w:lvl>
+    <w:lvl w:ilvl="1" w:tentative="1">
+      <w:start w:val="1"/>
+      <w:numFmt w:val="bullet"/>
+      <w:lvlText w:val="o"/>
+      <w:lvlJc w:val="left"/>
+      <w:pPr>
+        <w:tabs>
+          <w:tab w:val="num" w:pos="1440"/>
+        </w:tabs>
+        <w:ind w:left="1440" w:hanging="360"/>
+      </w:pPr>
+      <w:rPr>
+        <w:rFonts w:ascii="Courier New" w:hAnsi="Courier New" w:hint="default"/>
+        <w:sz w:val="20"/>
+      </w:rPr>
+    </w:lvl>
+    <w:lvl w:ilvl="2" w:tentative="1">
+      <w:start w:val="1"/>
+      <w:numFmt w:val="bullet"/>
+      <w:lvlText w:val=""/>
+      <w:lvlJc w:val="left"/>
+      <w:pPr>
+        <w:tabs>
+          <w:tab w:val="num" w:pos="2160"/>
+        </w:tabs>
+        <w:ind w:left="2160" w:hanging="360"/>
+      </w:pPr>
+      <w:rPr>
+        <w:rFonts w:ascii="Wingdings" w:hAnsi="Wingdings" w:hint="default"/>
+        <w:sz w:val="20"/>
+      </w:rPr>
+    </w:lvl>
+    <w:lvl w:ilvl="3" w:tentative="1">
+      <w:start w:val="1"/>
+      <w:numFmt w:val="bullet"/>
+      <w:lvlText w:val=""/>
+      <w:lvlJc w:val="left"/>
+      <w:pPr>
+        <w:tabs>
+          <w:tab w:val="num" w:pos="2880"/>
+        </w:tabs>
+        <w:ind w:left="2880" w:hanging="360"/>
+      </w:pPr>
+      <w:rPr>
+        <w:rFonts w:ascii="Wingdings" w:hAnsi="Wingdings" w:hint="default"/>
+        <w:sz w:val="20"/>
+      </w:rPr>
+    </w:lvl>
+    <w:lvl w:ilvl="4" w:tentative="1">
+      <w:start w:val="1"/>
+      <w:numFmt w:val="bullet"/>
+      <w:lvlText w:val=""/>
+      <w:lvlJc w:val="left"/>
+      <w:pPr>
+        <w:tabs>
+          <w:tab w:val="num" w:pos="3600"/>
+        </w:tabs>
+        <w:ind w:left="3600" w:hanging="360"/>
+      </w:pPr>
+      <w:rPr>
+        <w:rFonts w:ascii="Wingdings" w:hAnsi="Wingdings" w:hint="default"/>
+        <w:sz w:val="20"/>
+      </w:rPr>
+    </w:lvl>
+    <w:lvl w:ilvl="5" w:tentative="1">
+      <w:start w:val="1"/>
+      <w:numFmt w:val="bullet"/>
+      <w:lvlText w:val=""/>
+      <w:lvlJc w:val="left"/>
+      <w:pPr>
+        <w:tabs>
+          <w:tab w:val="num" w:pos="4320"/>
+        </w:tabs>
+        <w:ind w:left="4320" w:hanging="360"/>
+      </w:pPr>
+      <w:rPr>
+        <w:rFonts w:ascii="Wingdings" w:hAnsi="Wingdings" w:hint="default"/>
+        <w:sz w:val="20"/>
+      </w:rPr>
+    </w:lvl>
+    <w:lvl w:ilvl="6" w:tentative="1">
+      <w:start w:val="1"/>
+      <w:numFmt w:val="bullet"/>
+      <w:lvlText w:val=""/>
+      <w:lvlJc w:val="left"/>
+      <w:pPr>
+        <w:tabs>
+          <w:tab w:val="num" w:pos="5040"/>
+        </w:tabs>
+        <w:ind w:left="5040" w:hanging="360"/>
+      </w:pPr>
+      <w:rPr>
+        <w:rFonts w:ascii="Wingdings" w:hAnsi="Wingdings" w:hint="default"/>
+        <w:sz w:val="20"/>
+      </w:rPr>
+    </w:lvl>
+    <w:lvl w:ilvl="7" w:tentative="1">
+      <w:start w:val="1"/>
+      <w:numFmt w:val="bullet"/>
+      <w:lvlText w:val=""/>
+      <w:lvlJc w:val="left"/>
+      <w:pPr>
+        <w:tabs>
+          <w:tab w:val="num" w:pos="5760"/>
+        </w:tabs>
+        <w:ind w:left="5760" w:hanging="360"/>
+      </w:pPr>
+      <w:rPr>
+        <w:rFonts w:ascii="Wingdings" w:hAnsi="Wingdings" w:hint="default"/>
+        <w:sz w:val="20"/>
+      </w:rPr>
+    </w:lvl>
+    <w:lvl w:ilvl="8" w:tentative="1">
+      <w:start w:val="1"/>
+      <w:numFmt w:val="bullet"/>
+      <w:lvlText w:val=""/>
+      <w:lvlJc w:val="left"/>
+      <w:pPr>
+        <w:tabs>
+          <w:tab w:val="num" w:pos="6480"/>
+        </w:tabs>
+        <w:ind w:left="6480" w:hanging="360"/>
+      </w:pPr>
+      <w:rPr>
+        <w:rFonts w:ascii="Wingdings" w:hAnsi="Wingdings" w:hint="default"/>
+        <w:sz w:val="20"/>
+      </w:rPr>
+    </w:lvl>
+  </w:abstractNum>
+  <w:abstractNum w:abstractNumId="3" w15:restartNumberingAfterBreak="0">
+    <w:nsid w:val="60E0495F"/>
+    <w:multiLevelType w:val="multilevel"/>
+    <w:tmpl w:val="EC74B28A"/>
+    <w:lvl w:ilvl="0">
+      <w:start w:val="1"/>
+      <w:numFmt w:val="bullet"/>
+      <w:lvlText w:val=""/>
+      <w:lvlJc w:val="left"/>
+      <w:pPr>
+        <w:tabs>
+          <w:tab w:val="num" w:pos="720"/>
+        </w:tabs>
+        <w:ind w:left="720" w:hanging="360"/>
+      </w:pPr>
+      <w:rPr>
+        <w:rFonts w:ascii="Symbol" w:hAnsi="Symbol" w:hint="default"/>
+        <w:sz w:val="20"/>
+      </w:rPr>
+    </w:lvl>
+    <w:lvl w:ilvl="1" w:tentative="1">
+      <w:start w:val="1"/>
+      <w:numFmt w:val="bullet"/>
+      <w:lvlText w:val="o"/>
+      <w:lvlJc w:val="left"/>
+      <w:pPr>
+        <w:tabs>
+          <w:tab w:val="num" w:pos="1440"/>
+        </w:tabs>
+        <w:ind w:left="1440" w:hanging="360"/>
+      </w:pPr>
+      <w:rPr>
+        <w:rFonts w:ascii="Courier New" w:hAnsi="Courier New" w:hint="default"/>
+        <w:sz w:val="20"/>
+      </w:rPr>
+    </w:lvl>
+    <w:lvl w:ilvl="2" w:tentative="1">
+      <w:start w:val="1"/>
+      <w:numFmt w:val="bullet"/>
+      <w:lvlText w:val=""/>
+      <w:lvlJc w:val="left"/>
+      <w:pPr>
+        <w:tabs>
+          <w:tab w:val="num" w:pos="2160"/>
+        </w:tabs>
+        <w:ind w:left="2160" w:hanging="360"/>
+      </w:pPr>
+      <w:rPr>
+        <w:rFonts w:ascii="Wingdings" w:hAnsi="Wingdings" w:hint="default"/>
+        <w:sz w:val="20"/>
+      </w:rPr>
+    </w:lvl>
+    <w:lvl w:ilvl="3" w:tentative="1">
+      <w:start w:val="1"/>
+      <w:numFmt w:val="bullet"/>
+      <w:lvlText w:val=""/>
+      <w:lvlJc w:val="left"/>
+      <w:pPr>
+        <w:tabs>
+          <w:tab w:val="num" w:pos="2880"/>
+        </w:tabs>
+        <w:ind w:left="2880" w:hanging="360"/>
+      </w:pPr>
+      <w:rPr>
+        <w:rFonts w:ascii="Wingdings" w:hAnsi="Wingdings" w:hint="default"/>
+        <w:sz w:val="20"/>
+      </w:rPr>
+    </w:lvl>
+    <w:lvl w:ilvl="4" w:tentative="1">
+      <w:start w:val="1"/>
+      <w:numFmt w:val="bullet"/>
+      <w:lvlText w:val=""/>
+      <w:lvlJc w:val="left"/>
+      <w:pPr>
+        <w:tabs>
+          <w:tab w:val="num" w:pos="3600"/>
+        </w:tabs>
+        <w:ind w:left="3600" w:hanging="360"/>
+      </w:pPr>
+      <w:rPr>
+        <w:rFonts w:ascii="Wingdings" w:hAnsi="Wingdings" w:hint="default"/>
+        <w:sz w:val="20"/>
+      </w:rPr>
+    </w:lvl>
+    <w:lvl w:ilvl="5" w:tentative="1">
+      <w:start w:val="1"/>
+      <w:numFmt w:val="bullet"/>
+      <w:lvlText w:val=""/>
+      <w:lvlJc w:val="left"/>
+      <w:pPr>
+        <w:tabs>
+          <w:tab w:val="num" w:pos="4320"/>
+        </w:tabs>
+        <w:ind w:left="4320" w:hanging="360"/>
+      </w:pPr>
+      <w:rPr>
+        <w:rFonts w:ascii="Wingdings" w:hAnsi="Wingdings" w:hint="default"/>
+        <w:sz w:val="20"/>
+      </w:rPr>
+    </w:lvl>
+    <w:lvl w:ilvl="6" w:tentative="1">
+      <w:start w:val="1"/>
+      <w:numFmt w:val="bullet"/>
+      <w:lvlText w:val=""/>
+      <w:lvlJc w:val="left"/>
+      <w:pPr>
+        <w:tabs>
+          <w:tab w:val="num" w:pos="5040"/>
+        </w:tabs>
+        <w:ind w:left="5040" w:hanging="360"/>
+      </w:pPr>
+      <w:rPr>
+        <w:rFonts w:ascii="Wingdings" w:hAnsi="Wingdings" w:hint="default"/>
+        <w:sz w:val="20"/>
+      </w:rPr>
+    </w:lvl>
+    <w:lvl w:ilvl="7" w:tentative="1">
+      <w:start w:val="1"/>
+      <w:numFmt w:val="bullet"/>
+      <w:lvlText w:val=""/>
+      <w:lvlJc w:val="left"/>
+      <w:pPr>
+        <w:tabs>
+          <w:tab w:val="num" w:pos="5760"/>
+        </w:tabs>
+        <w:ind w:left="5760" w:hanging="360"/>
+      </w:pPr>
+      <w:rPr>
+        <w:rFonts w:ascii="Wingdings" w:hAnsi="Wingdings" w:hint="default"/>
+        <w:sz w:val="20"/>
+      </w:rPr>
+    </w:lvl>
+    <w:lvl w:ilvl="8" w:tentative="1">
+      <w:start w:val="1"/>
+      <w:numFmt w:val="bullet"/>
+      <w:lvlText w:val=""/>
+      <w:lvlJc w:val="left"/>
+      <w:pPr>
+        <w:tabs>
+          <w:tab w:val="num" w:pos="6480"/>
+        </w:tabs>
+        <w:ind w:left="6480" w:hanging="360"/>
+      </w:pPr>
+      <w:rPr>
+        <w:rFonts w:ascii="Wingdings" w:hAnsi="Wingdings" w:hint="default"/>
+        <w:sz w:val="20"/>
+      </w:rPr>
+    </w:lvl>
+  </w:abstractNum>
+  <w:abstractNum w:abstractNumId="4" w15:restartNumberingAfterBreak="0">
+    <w:nsid w:val="79F0473C"/>
+    <w:multiLevelType w:val="multilevel"/>
+    <w:tmpl w:val="F76EEE30"/>
+    <w:lvl w:ilvl="0">
+      <w:start w:val="1"/>
+      <w:numFmt w:val="bullet"/>
+      <w:lvlText w:val=""/>
+      <w:lvlJc w:val="left"/>
+      <w:pPr>
+        <w:tabs>
+          <w:tab w:val="num" w:pos="720"/>
+        </w:tabs>
+        <w:ind w:left="720" w:hanging="360"/>
+      </w:pPr>
+      <w:rPr>
+        <w:rFonts w:ascii="Symbol" w:hAnsi="Symbol" w:hint="default"/>
+        <w:sz w:val="20"/>
+      </w:rPr>
+    </w:lvl>
+    <w:lvl w:ilvl="1" w:tentative="1">
+      <w:start w:val="1"/>
+      <w:numFmt w:val="bullet"/>
+      <w:lvlText w:val="o"/>
+      <w:lvlJc w:val="left"/>
+      <w:pPr>
+        <w:tabs>
+          <w:tab w:val="num" w:pos="1440"/>
+        </w:tabs>
+        <w:ind w:left="1440" w:hanging="360"/>
+      </w:pPr>
+      <w:rPr>
+        <w:rFonts w:ascii="Courier New" w:hAnsi="Courier New" w:hint="default"/>
+        <w:sz w:val="20"/>
+      </w:rPr>
+    </w:lvl>
+    <w:lvl w:ilvl="2" w:tentative="1">
+      <w:start w:val="1"/>
+      <w:numFmt w:val="bullet"/>
+      <w:lvlText w:val=""/>
+      <w:lvlJc w:val="left"/>
+      <w:pPr>
+        <w:tabs>
+          <w:tab w:val="num" w:pos="2160"/>
+        </w:tabs>
+        <w:ind w:left="2160" w:hanging="360"/>
+      </w:pPr>
+      <w:rPr>
+        <w:rFonts w:ascii="Wingdings" w:hAnsi="Wingdings" w:hint="default"/>
+        <w:sz w:val="20"/>
+      </w:rPr>
+    </w:lvl>
+    <w:lvl w:ilvl="3" w:tentative="1">
+      <w:start w:val="1"/>
+      <w:numFmt w:val="bullet"/>
+      <w:lvlText w:val=""/>
+      <w:lvlJc w:val="left"/>
+      <w:pPr>
+        <w:tabs>
+          <w:tab w:val="num" w:pos="2880"/>
+        </w:tabs>
+        <w:ind w:left="2880" w:hanging="360"/>
+      </w:pPr>
+      <w:rPr>
+        <w:rFonts w:ascii="Wingdings" w:hAnsi="Wingdings" w:hint="default"/>
+        <w:sz w:val="20"/>
+      </w:rPr>
+    </w:lvl>
+    <w:lvl w:ilvl="4" w:tentative="1">
+      <w:start w:val="1"/>
+      <w:numFmt w:val="bullet"/>
+      <w:lvlText w:val=""/>
+      <w:lvlJc w:val="left"/>
+      <w:pPr>
+        <w:tabs>
+          <w:tab w:val="num" w:pos="3600"/>
+        </w:tabs>
+        <w:ind w:left="3600" w:hanging="360"/>
+      </w:pPr>
+      <w:rPr>
+        <w:rFonts w:ascii="Wingdings" w:hAnsi="Wingdings" w:hint="default"/>
+        <w:sz w:val="20"/>
+      </w:rPr>
+    </w:lvl>
+    <w:lvl w:ilvl="5" w:tentative="1">
+      <w:start w:val="1"/>
+      <w:numFmt w:val="bullet"/>
+      <w:lvlText w:val=""/>
+      <w:lvlJc w:val="left"/>
+      <w:pPr>
+        <w:tabs>
+          <w:tab w:val="num" w:pos="4320"/>
+        </w:tabs>
+        <w:ind w:left="4320" w:hanging="360"/>
+      </w:pPr>
+      <w:rPr>
+        <w:rFonts w:ascii="Wingdings" w:hAnsi="Wingdings" w:hint="default"/>
+        <w:sz w:val="20"/>
+      </w:rPr>
+    </w:lvl>
+    <w:lvl w:ilvl="6" w:tentative="1">
+      <w:start w:val="1"/>
+      <w:numFmt w:val="bullet"/>
+      <w:lvlText w:val=""/>
+      <w:lvlJc w:val="left"/>
+      <w:pPr>
+        <w:tabs>
+          <w:tab w:val="num" w:pos="5040"/>
+        </w:tabs>
+        <w:ind w:left="5040" w:hanging="360"/>
+      </w:pPr>
+      <w:rPr>
+        <w:rFonts w:ascii="Wingdings" w:hAnsi="Wingdings" w:hint="default"/>
+        <w:sz w:val="20"/>
+      </w:rPr>
+    </w:lvl>
+    <w:lvl w:ilvl="7" w:tentative="1">
+      <w:start w:val="1"/>
+      <w:numFmt w:val="bullet"/>
+      <w:lvlText w:val=""/>
+      <w:lvlJc w:val="left"/>
+      <w:pPr>
+        <w:tabs>
+          <w:tab w:val="num" w:pos="5760"/>
+        </w:tabs>
+        <w:ind w:left="5760" w:hanging="360"/>
+      </w:pPr>
+      <w:rPr>
+        <w:rFonts w:ascii="Wingdings" w:hAnsi="Wingdings" w:hint="default"/>
+        <w:sz w:val="20"/>
+      </w:rPr>
+    </w:lvl>
+    <w:lvl w:ilvl="8" w:tentative="1">
+      <w:start w:val="1"/>
+      <w:numFmt w:val="bullet"/>
+      <w:lvlText w:val=""/>
+      <w:lvlJc w:val="left"/>
+      <w:pPr>
+        <w:tabs>
+          <w:tab w:val="num" w:pos="6480"/>
+        </w:tabs>
+        <w:ind w:left="6480" w:hanging="360"/>
+      </w:pPr>
+      <w:rPr>
+        <w:rFonts w:ascii="Wingdings" w:hAnsi="Wingdings" w:hint="default"/>
+        <w:sz w:val="20"/>
+      </w:rPr>
+    </w:lvl>
+  </w:abstractNum>
   <w:num w:numId="1" w16cid:durableId="1886407913">
+    <w:abstractNumId w:val="3"/>
+  </w:num>
+  <w:num w:numId="2" w16cid:durableId="218710482">
+    <w:abstractNumId w:val="2"/>
+  </w:num>
+  <w:num w:numId="3" w16cid:durableId="2027050406">
+    <w:abstractNumId w:val="0"/>
+  </w:num>
+  <w:num w:numId="4" w16cid:durableId="1596673932">
     <w:abstractNumId w:val="1"/>
   </w:num>
-  <w:num w:numId="2" w16cid:durableId="218710482">
-    <w:abstractNumId w:val="0"/>
+  <w:num w:numId="5" w16cid:durableId="918634982">
+    <w:abstractNumId w:val="4"/>
   </w:num>
 </w:numbering>
 </file>
@@ -1049,17 +3788,13 @@
   <w:docDefaults>
     <w:rPrDefault>
       <w:rPr>
-        <w:rFonts w:asciiTheme="minorHAnsi" w:eastAsiaTheme="minorHAnsi" w:hAnsiTheme="minorHAnsi" w:cstheme="minorBidi"/>
-        <w:kern w:val="2"/>
-        <w:sz w:val="22"/>
-        <w:szCs w:val="22"/>
+        <w:rFonts w:asciiTheme="minorHAnsi" w:eastAsiaTheme="minorEastAsia" w:hAnsiTheme="minorHAnsi" w:cstheme="minorBidi"/>
         <w:lang w:val="en-GB" w:eastAsia="en-US" w:bidi="ar-SA"/>
-        <w14:ligatures w14:val="standardContextual"/>
       </w:rPr>
     </w:rPrDefault>
     <w:pPrDefault>
       <w:pPr>
-        <w:spacing w:after="160" w:line="259" w:lineRule="auto"/>
+        <w:spacing w:before="100" w:after="200" w:line="276" w:lineRule="auto"/>
       </w:pPr>
     </w:pPrDefault>
   </w:docDefaults>
@@ -1444,6 +4179,7 @@
   <w:style w:type="paragraph" w:default="1" w:styleId="Normal">
     <w:name w:val="Normal"/>
     <w:qFormat/>
+    <w:rsid w:val="00C90D11"/>
   </w:style>
   <w:style w:type="paragraph" w:styleId="Heading1">
     <w:name w:val="heading 1"/>
@@ -1452,18 +4188,24 @@
     <w:link w:val="Heading1Char"/>
     <w:uiPriority w:val="9"/>
     <w:qFormat/>
-    <w:rsid w:val="008837B0"/>
+    <w:rsid w:val="00C90D11"/>
     <w:pPr>
-      <w:keepNext/>
-      <w:keepLines/>
-      <w:spacing w:before="360" w:after="80"/>
+      <w:pBdr>
+        <w:top w:val="single" w:sz="24" w:space="0" w:color="4472C4" w:themeColor="accent1"/>
+        <w:left w:val="single" w:sz="24" w:space="0" w:color="4472C4" w:themeColor="accent1"/>
+        <w:bottom w:val="single" w:sz="24" w:space="0" w:color="4472C4" w:themeColor="accent1"/>
+        <w:right w:val="single" w:sz="24" w:space="0" w:color="4472C4" w:themeColor="accent1"/>
+      </w:pBdr>
+      <w:shd w:val="clear" w:color="auto" w:fill="4472C4" w:themeFill="accent1"/>
+      <w:spacing w:after="0"/>
       <w:outlineLvl w:val="0"/>
     </w:pPr>
     <w:rPr>
-      <w:rFonts w:asciiTheme="majorHAnsi" w:eastAsiaTheme="majorEastAsia" w:hAnsiTheme="majorHAnsi" w:cstheme="majorBidi"/>
-      <w:color w:val="2F5496" w:themeColor="accent1" w:themeShade="BF"/>
-      <w:sz w:val="40"/>
-      <w:szCs w:val="40"/>
+      <w:caps/>
+      <w:color w:val="FFFFFF" w:themeColor="background1"/>
+      <w:spacing w:val="15"/>
+      <w:sz w:val="22"/>
+      <w:szCs w:val="22"/>
     </w:rPr>
   </w:style>
   <w:style w:type="paragraph" w:styleId="Heading2">
@@ -1474,18 +4216,21 @@
     <w:uiPriority w:val="9"/>
     <w:unhideWhenUsed/>
     <w:qFormat/>
-    <w:rsid w:val="008837B0"/>
+    <w:rsid w:val="00C90D11"/>
     <w:pPr>
-      <w:keepNext/>
-      <w:keepLines/>
-      <w:spacing w:before="160" w:after="80"/>
+      <w:pBdr>
+        <w:top w:val="single" w:sz="24" w:space="0" w:color="D9E2F3" w:themeColor="accent1" w:themeTint="33"/>
+        <w:left w:val="single" w:sz="24" w:space="0" w:color="D9E2F3" w:themeColor="accent1" w:themeTint="33"/>
+        <w:bottom w:val="single" w:sz="24" w:space="0" w:color="D9E2F3" w:themeColor="accent1" w:themeTint="33"/>
+        <w:right w:val="single" w:sz="24" w:space="0" w:color="D9E2F3" w:themeColor="accent1" w:themeTint="33"/>
+      </w:pBdr>
+      <w:shd w:val="clear" w:color="auto" w:fill="D9E2F3" w:themeFill="accent1" w:themeFillTint="33"/>
+      <w:spacing w:after="0"/>
       <w:outlineLvl w:val="1"/>
     </w:pPr>
     <w:rPr>
-      <w:rFonts w:asciiTheme="majorHAnsi" w:eastAsiaTheme="majorEastAsia" w:hAnsiTheme="majorHAnsi" w:cstheme="majorBidi"/>
-      <w:color w:val="2F5496" w:themeColor="accent1" w:themeShade="BF"/>
-      <w:sz w:val="32"/>
-      <w:szCs w:val="32"/>
+      <w:caps/>
+      <w:spacing w:val="15"/>
     </w:rPr>
   </w:style>
   <w:style w:type="paragraph" w:styleId="Heading3">
@@ -1494,21 +4239,20 @@
     <w:next w:val="Normal"/>
     <w:link w:val="Heading3Char"/>
     <w:uiPriority w:val="9"/>
-    <w:semiHidden/>
     <w:unhideWhenUsed/>
     <w:qFormat/>
-    <w:rsid w:val="008837B0"/>
+    <w:rsid w:val="00C90D11"/>
     <w:pPr>
-      <w:keepNext/>
-      <w:keepLines/>
-      <w:spacing w:before="160" w:after="80"/>
+      <w:pBdr>
+        <w:top w:val="single" w:sz="6" w:space="2" w:color="4472C4" w:themeColor="accent1"/>
+      </w:pBdr>
+      <w:spacing w:before="300" w:after="0"/>
       <w:outlineLvl w:val="2"/>
     </w:pPr>
     <w:rPr>
-      <w:rFonts w:eastAsiaTheme="majorEastAsia" w:cstheme="majorBidi"/>
-      <w:color w:val="2F5496" w:themeColor="accent1" w:themeShade="BF"/>
-      <w:sz w:val="28"/>
-      <w:szCs w:val="28"/>
+      <w:caps/>
+      <w:color w:val="1F3763" w:themeColor="accent1" w:themeShade="7F"/>
+      <w:spacing w:val="15"/>
     </w:rPr>
   </w:style>
   <w:style w:type="paragraph" w:styleId="Heading4">
@@ -1520,18 +4264,18 @@
     <w:semiHidden/>
     <w:unhideWhenUsed/>
     <w:qFormat/>
-    <w:rsid w:val="008837B0"/>
+    <w:rsid w:val="00C90D11"/>
     <w:pPr>
-      <w:keepNext/>
-      <w:keepLines/>
-      <w:spacing w:before="80" w:after="40"/>
+      <w:pBdr>
+        <w:top w:val="dotted" w:sz="6" w:space="2" w:color="4472C4" w:themeColor="accent1"/>
+      </w:pBdr>
+      <w:spacing w:before="200" w:after="0"/>
       <w:outlineLvl w:val="3"/>
     </w:pPr>
     <w:rPr>
-      <w:rFonts w:eastAsiaTheme="majorEastAsia" w:cstheme="majorBidi"/>
-      <w:i/>
-      <w:iCs/>
+      <w:caps/>
       <w:color w:val="2F5496" w:themeColor="accent1" w:themeShade="BF"/>
+      <w:spacing w:val="10"/>
     </w:rPr>
   </w:style>
   <w:style w:type="paragraph" w:styleId="Heading5">
@@ -1543,16 +4287,18 @@
     <w:semiHidden/>
     <w:unhideWhenUsed/>
     <w:qFormat/>
-    <w:rsid w:val="008837B0"/>
+    <w:rsid w:val="00C90D11"/>
     <w:pPr>
-      <w:keepNext/>
-      <w:keepLines/>
-      <w:spacing w:before="80" w:after="40"/>
+      <w:pBdr>
+        <w:bottom w:val="single" w:sz="6" w:space="1" w:color="4472C4" w:themeColor="accent1"/>
+      </w:pBdr>
+      <w:spacing w:before="200" w:after="0"/>
       <w:outlineLvl w:val="4"/>
     </w:pPr>
     <w:rPr>
-      <w:rFonts w:eastAsiaTheme="majorEastAsia" w:cstheme="majorBidi"/>
+      <w:caps/>
       <w:color w:val="2F5496" w:themeColor="accent1" w:themeShade="BF"/>
+      <w:spacing w:val="10"/>
     </w:rPr>
   </w:style>
   <w:style w:type="paragraph" w:styleId="Heading6">
@@ -1564,18 +4310,18 @@
     <w:semiHidden/>
     <w:unhideWhenUsed/>
     <w:qFormat/>
-    <w:rsid w:val="008837B0"/>
+    <w:rsid w:val="00C90D11"/>
     <w:pPr>
-      <w:keepNext/>
-      <w:keepLines/>
-      <w:spacing w:before="40" w:after="0"/>
+      <w:pBdr>
+        <w:bottom w:val="dotted" w:sz="6" w:space="1" w:color="4472C4" w:themeColor="accent1"/>
+      </w:pBdr>
+      <w:spacing w:before="200" w:after="0"/>
       <w:outlineLvl w:val="5"/>
     </w:pPr>
     <w:rPr>
-      <w:rFonts w:eastAsiaTheme="majorEastAsia" w:cstheme="majorBidi"/>
-      <w:i/>
-      <w:iCs/>
-      <w:color w:val="595959" w:themeColor="text1" w:themeTint="A6"/>
+      <w:caps/>
+      <w:color w:val="2F5496" w:themeColor="accent1" w:themeShade="BF"/>
+      <w:spacing w:val="10"/>
     </w:rPr>
   </w:style>
   <w:style w:type="paragraph" w:styleId="Heading7">
@@ -1587,16 +4333,15 @@
     <w:semiHidden/>
     <w:unhideWhenUsed/>
     <w:qFormat/>
-    <w:rsid w:val="008837B0"/>
+    <w:rsid w:val="00C90D11"/>
     <w:pPr>
-      <w:keepNext/>
-      <w:keepLines/>
-      <w:spacing w:before="40" w:after="0"/>
+      <w:spacing w:before="200" w:after="0"/>
       <w:outlineLvl w:val="6"/>
     </w:pPr>
     <w:rPr>
-      <w:rFonts w:eastAsiaTheme="majorEastAsia" w:cstheme="majorBidi"/>
-      <w:color w:val="595959" w:themeColor="text1" w:themeTint="A6"/>
+      <w:caps/>
+      <w:color w:val="2F5496" w:themeColor="accent1" w:themeShade="BF"/>
+      <w:spacing w:val="10"/>
     </w:rPr>
   </w:style>
   <w:style w:type="paragraph" w:styleId="Heading8">
@@ -1608,18 +4353,16 @@
     <w:semiHidden/>
     <w:unhideWhenUsed/>
     <w:qFormat/>
-    <w:rsid w:val="008837B0"/>
+    <w:rsid w:val="00C90D11"/>
     <w:pPr>
-      <w:keepNext/>
-      <w:keepLines/>
-      <w:spacing w:after="0"/>
+      <w:spacing w:before="200" w:after="0"/>
       <w:outlineLvl w:val="7"/>
     </w:pPr>
     <w:rPr>
-      <w:rFonts w:eastAsiaTheme="majorEastAsia" w:cstheme="majorBidi"/>
-      <w:i/>
-      <w:iCs/>
-      <w:color w:val="272727" w:themeColor="text1" w:themeTint="D8"/>
+      <w:caps/>
+      <w:spacing w:val="10"/>
+      <w:sz w:val="18"/>
+      <w:szCs w:val="18"/>
     </w:rPr>
   </w:style>
   <w:style w:type="paragraph" w:styleId="Heading9">
@@ -1631,16 +4374,18 @@
     <w:semiHidden/>
     <w:unhideWhenUsed/>
     <w:qFormat/>
-    <w:rsid w:val="008837B0"/>
+    <w:rsid w:val="00C90D11"/>
     <w:pPr>
-      <w:keepNext/>
-      <w:keepLines/>
-      <w:spacing w:after="0"/>
+      <w:spacing w:before="200" w:after="0"/>
       <w:outlineLvl w:val="8"/>
     </w:pPr>
     <w:rPr>
-      <w:rFonts w:eastAsiaTheme="majorEastAsia" w:cstheme="majorBidi"/>
-      <w:color w:val="272727" w:themeColor="text1" w:themeTint="D8"/>
+      <w:i/>
+      <w:iCs/>
+      <w:caps/>
+      <w:spacing w:val="10"/>
+      <w:sz w:val="18"/>
+      <w:szCs w:val="18"/>
     </w:rPr>
   </w:style>
   <w:style w:type="character" w:default="1" w:styleId="DefaultParagraphFont">
@@ -1674,12 +4419,14 @@
     <w:basedOn w:val="DefaultParagraphFont"/>
     <w:link w:val="Heading1"/>
     <w:uiPriority w:val="9"/>
-    <w:rsid w:val="008837B0"/>
+    <w:rsid w:val="00C90D11"/>
     <w:rPr>
-      <w:rFonts w:asciiTheme="majorHAnsi" w:eastAsiaTheme="majorEastAsia" w:hAnsiTheme="majorHAnsi" w:cstheme="majorBidi"/>
-      <w:color w:val="2F5496" w:themeColor="accent1" w:themeShade="BF"/>
-      <w:sz w:val="40"/>
-      <w:szCs w:val="40"/>
+      <w:caps/>
+      <w:color w:val="FFFFFF" w:themeColor="background1"/>
+      <w:spacing w:val="15"/>
+      <w:sz w:val="22"/>
+      <w:szCs w:val="22"/>
+      <w:shd w:val="clear" w:color="auto" w:fill="4472C4" w:themeFill="accent1"/>
     </w:rPr>
   </w:style>
   <w:style w:type="character" w:customStyle="1" w:styleId="Heading2Char">
@@ -1687,12 +4434,11 @@
     <w:basedOn w:val="DefaultParagraphFont"/>
     <w:link w:val="Heading2"/>
     <w:uiPriority w:val="9"/>
-    <w:rsid w:val="008837B0"/>
+    <w:rsid w:val="00C90D11"/>
     <w:rPr>
-      <w:rFonts w:asciiTheme="majorHAnsi" w:eastAsiaTheme="majorEastAsia" w:hAnsiTheme="majorHAnsi" w:cstheme="majorBidi"/>
-      <w:color w:val="2F5496" w:themeColor="accent1" w:themeShade="BF"/>
-      <w:sz w:val="32"/>
-      <w:szCs w:val="32"/>
+      <w:caps/>
+      <w:spacing w:val="15"/>
+      <w:shd w:val="clear" w:color="auto" w:fill="D9E2F3" w:themeFill="accent1" w:themeFillTint="33"/>
     </w:rPr>
   </w:style>
   <w:style w:type="character" w:customStyle="1" w:styleId="Heading3Char">
@@ -1700,13 +4446,11 @@
     <w:basedOn w:val="DefaultParagraphFont"/>
     <w:link w:val="Heading3"/>
     <w:uiPriority w:val="9"/>
-    <w:semiHidden/>
-    <w:rsid w:val="008837B0"/>
+    <w:rsid w:val="00C90D11"/>
     <w:rPr>
-      <w:rFonts w:eastAsiaTheme="majorEastAsia" w:cstheme="majorBidi"/>
-      <w:color w:val="2F5496" w:themeColor="accent1" w:themeShade="BF"/>
-      <w:sz w:val="28"/>
-      <w:szCs w:val="28"/>
+      <w:caps/>
+      <w:color w:val="1F3763" w:themeColor="accent1" w:themeShade="7F"/>
+      <w:spacing w:val="15"/>
     </w:rPr>
   </w:style>
   <w:style w:type="character" w:customStyle="1" w:styleId="Heading4Char">
@@ -1715,12 +4459,11 @@
     <w:link w:val="Heading4"/>
     <w:uiPriority w:val="9"/>
     <w:semiHidden/>
-    <w:rsid w:val="008837B0"/>
+    <w:rsid w:val="00C90D11"/>
     <w:rPr>
-      <w:rFonts w:eastAsiaTheme="majorEastAsia" w:cstheme="majorBidi"/>
-      <w:i/>
-      <w:iCs/>
+      <w:caps/>
       <w:color w:val="2F5496" w:themeColor="accent1" w:themeShade="BF"/>
+      <w:spacing w:val="10"/>
     </w:rPr>
   </w:style>
   <w:style w:type="character" w:customStyle="1" w:styleId="Heading5Char">
@@ -1729,10 +4472,11 @@
     <w:link w:val="Heading5"/>
     <w:uiPriority w:val="9"/>
     <w:semiHidden/>
-    <w:rsid w:val="008837B0"/>
+    <w:rsid w:val="00C90D11"/>
     <w:rPr>
-      <w:rFonts w:eastAsiaTheme="majorEastAsia" w:cstheme="majorBidi"/>
+      <w:caps/>
       <w:color w:val="2F5496" w:themeColor="accent1" w:themeShade="BF"/>
+      <w:spacing w:val="10"/>
     </w:rPr>
   </w:style>
   <w:style w:type="character" w:customStyle="1" w:styleId="Heading6Char">
@@ -1741,12 +4485,11 @@
     <w:link w:val="Heading6"/>
     <w:uiPriority w:val="9"/>
     <w:semiHidden/>
-    <w:rsid w:val="008837B0"/>
+    <w:rsid w:val="00C90D11"/>
     <w:rPr>
-      <w:rFonts w:eastAsiaTheme="majorEastAsia" w:cstheme="majorBidi"/>
-      <w:i/>
-      <w:iCs/>
-      <w:color w:val="595959" w:themeColor="text1" w:themeTint="A6"/>
+      <w:caps/>
+      <w:color w:val="2F5496" w:themeColor="accent1" w:themeShade="BF"/>
+      <w:spacing w:val="10"/>
     </w:rPr>
   </w:style>
   <w:style w:type="character" w:customStyle="1" w:styleId="Heading7Char">
@@ -1755,10 +4498,11 @@
     <w:link w:val="Heading7"/>
     <w:uiPriority w:val="9"/>
     <w:semiHidden/>
-    <w:rsid w:val="008837B0"/>
+    <w:rsid w:val="00C90D11"/>
     <w:rPr>
-      <w:rFonts w:eastAsiaTheme="majorEastAsia" w:cstheme="majorBidi"/>
-      <w:color w:val="595959" w:themeColor="text1" w:themeTint="A6"/>
+      <w:caps/>
+      <w:color w:val="2F5496" w:themeColor="accent1" w:themeShade="BF"/>
+      <w:spacing w:val="10"/>
     </w:rPr>
   </w:style>
   <w:style w:type="character" w:customStyle="1" w:styleId="Heading8Char">
@@ -1767,12 +4511,12 @@
     <w:link w:val="Heading8"/>
     <w:uiPriority w:val="9"/>
     <w:semiHidden/>
-    <w:rsid w:val="008837B0"/>
+    <w:rsid w:val="00C90D11"/>
     <w:rPr>
-      <w:rFonts w:eastAsiaTheme="majorEastAsia" w:cstheme="majorBidi"/>
-      <w:i/>
-      <w:iCs/>
-      <w:color w:val="272727" w:themeColor="text1" w:themeTint="D8"/>
+      <w:caps/>
+      <w:spacing w:val="10"/>
+      <w:sz w:val="18"/>
+      <w:szCs w:val="18"/>
     </w:rPr>
   </w:style>
   <w:style w:type="character" w:customStyle="1" w:styleId="Heading9Char">
@@ -1781,10 +4525,14 @@
     <w:link w:val="Heading9"/>
     <w:uiPriority w:val="9"/>
     <w:semiHidden/>
-    <w:rsid w:val="008837B0"/>
+    <w:rsid w:val="00C90D11"/>
     <w:rPr>
-      <w:rFonts w:eastAsiaTheme="majorEastAsia" w:cstheme="majorBidi"/>
-      <w:color w:val="272727" w:themeColor="text1" w:themeTint="D8"/>
+      <w:i/>
+      <w:iCs/>
+      <w:caps/>
+      <w:spacing w:val="10"/>
+      <w:sz w:val="18"/>
+      <w:szCs w:val="18"/>
     </w:rPr>
   </w:style>
   <w:style w:type="paragraph" w:styleId="Title">
@@ -1794,17 +4542,17 @@
     <w:link w:val="TitleChar"/>
     <w:uiPriority w:val="10"/>
     <w:qFormat/>
-    <w:rsid w:val="008837B0"/>
+    <w:rsid w:val="00C90D11"/>
     <w:pPr>
-      <w:spacing w:after="80" w:line="240" w:lineRule="auto"/>
-      <w:contextualSpacing/>
+      <w:spacing w:before="0" w:after="0"/>
     </w:pPr>
     <w:rPr>
       <w:rFonts w:asciiTheme="majorHAnsi" w:eastAsiaTheme="majorEastAsia" w:hAnsiTheme="majorHAnsi" w:cstheme="majorBidi"/>
-      <w:spacing w:val="-10"/>
-      <w:kern w:val="28"/>
-      <w:sz w:val="56"/>
-      <w:szCs w:val="56"/>
+      <w:caps/>
+      <w:color w:val="4472C4" w:themeColor="accent1"/>
+      <w:spacing w:val="10"/>
+      <w:sz w:val="52"/>
+      <w:szCs w:val="52"/>
     </w:rPr>
   </w:style>
   <w:style w:type="character" w:customStyle="1" w:styleId="TitleChar">
@@ -1812,13 +4560,14 @@
     <w:basedOn w:val="DefaultParagraphFont"/>
     <w:link w:val="Title"/>
     <w:uiPriority w:val="10"/>
-    <w:rsid w:val="008837B0"/>
+    <w:rsid w:val="00C90D11"/>
     <w:rPr>
       <w:rFonts w:asciiTheme="majorHAnsi" w:eastAsiaTheme="majorEastAsia" w:hAnsiTheme="majorHAnsi" w:cstheme="majorBidi"/>
-      <w:spacing w:val="-10"/>
-      <w:kern w:val="28"/>
-      <w:sz w:val="56"/>
-      <w:szCs w:val="56"/>
+      <w:caps/>
+      <w:color w:val="4472C4" w:themeColor="accent1"/>
+      <w:spacing w:val="10"/>
+      <w:sz w:val="52"/>
+      <w:szCs w:val="52"/>
     </w:rPr>
   </w:style>
   <w:style w:type="paragraph" w:styleId="Subtitle">
@@ -1828,18 +4577,16 @@
     <w:link w:val="SubtitleChar"/>
     <w:uiPriority w:val="11"/>
     <w:qFormat/>
-    <w:rsid w:val="008837B0"/>
+    <w:rsid w:val="00C90D11"/>
     <w:pPr>
-      <w:numPr>
-        <w:ilvl w:val="1"/>
-      </w:numPr>
+      <w:spacing w:before="0" w:after="500" w:line="240" w:lineRule="auto"/>
     </w:pPr>
     <w:rPr>
-      <w:rFonts w:eastAsiaTheme="majorEastAsia" w:cstheme="majorBidi"/>
+      <w:caps/>
       <w:color w:val="595959" w:themeColor="text1" w:themeTint="A6"/>
-      <w:spacing w:val="15"/>
-      <w:sz w:val="28"/>
-      <w:szCs w:val="28"/>
+      <w:spacing w:val="10"/>
+      <w:sz w:val="21"/>
+      <w:szCs w:val="21"/>
     </w:rPr>
   </w:style>
   <w:style w:type="character" w:customStyle="1" w:styleId="SubtitleChar">
@@ -1847,13 +4594,13 @@
     <w:basedOn w:val="DefaultParagraphFont"/>
     <w:link w:val="Subtitle"/>
     <w:uiPriority w:val="11"/>
-    <w:rsid w:val="008837B0"/>
+    <w:rsid w:val="00C90D11"/>
     <w:rPr>
-      <w:rFonts w:eastAsiaTheme="majorEastAsia" w:cstheme="majorBidi"/>
+      <w:caps/>
       <w:color w:val="595959" w:themeColor="text1" w:themeTint="A6"/>
-      <w:spacing w:val="15"/>
-      <w:sz w:val="28"/>
-      <w:szCs w:val="28"/>
+      <w:spacing w:val="10"/>
+      <w:sz w:val="21"/>
+      <w:szCs w:val="21"/>
     </w:rPr>
   </w:style>
   <w:style w:type="paragraph" w:styleId="Quote">
@@ -1863,15 +4610,12 @@
     <w:link w:val="QuoteChar"/>
     <w:uiPriority w:val="29"/>
     <w:qFormat/>
-    <w:rsid w:val="008837B0"/>
-    <w:pPr>
-      <w:spacing w:before="160"/>
-      <w:jc w:val="center"/>
-    </w:pPr>
+    <w:rsid w:val="00C90D11"/>
     <w:rPr>
       <w:i/>
       <w:iCs/>
-      <w:color w:val="404040" w:themeColor="text1" w:themeTint="BF"/>
+      <w:sz w:val="24"/>
+      <w:szCs w:val="24"/>
     </w:rPr>
   </w:style>
   <w:style w:type="character" w:customStyle="1" w:styleId="QuoteChar">
@@ -1879,11 +4623,12 @@
     <w:basedOn w:val="DefaultParagraphFont"/>
     <w:link w:val="Quote"/>
     <w:uiPriority w:val="29"/>
-    <w:rsid w:val="008837B0"/>
+    <w:rsid w:val="00C90D11"/>
     <w:rPr>
       <w:i/>
       <w:iCs/>
-      <w:color w:val="404040" w:themeColor="text1" w:themeTint="BF"/>
+      <w:sz w:val="24"/>
+      <w:szCs w:val="24"/>
     </w:rPr>
   </w:style>
   <w:style w:type="paragraph" w:styleId="ListParagraph">
@@ -1899,14 +4644,15 @@
   </w:style>
   <w:style w:type="character" w:styleId="IntenseEmphasis">
     <w:name w:val="Intense Emphasis"/>
-    <w:basedOn w:val="DefaultParagraphFont"/>
     <w:uiPriority w:val="21"/>
     <w:qFormat/>
-    <w:rsid w:val="008837B0"/>
+    <w:rsid w:val="00C90D11"/>
     <w:rPr>
-      <w:i/>
-      <w:iCs/>
-      <w:color w:val="2F5496" w:themeColor="accent1" w:themeShade="BF"/>
+      <w:b/>
+      <w:bCs/>
+      <w:caps/>
+      <w:color w:val="1F3763" w:themeColor="accent1" w:themeShade="7F"/>
+      <w:spacing w:val="10"/>
     </w:rPr>
   </w:style>
   <w:style w:type="paragraph" w:styleId="IntenseQuote">
@@ -1916,20 +4662,16 @@
     <w:link w:val="IntenseQuoteChar"/>
     <w:uiPriority w:val="30"/>
     <w:qFormat/>
-    <w:rsid w:val="008837B0"/>
+    <w:rsid w:val="00C90D11"/>
     <w:pPr>
-      <w:pBdr>
-        <w:top w:val="single" w:sz="4" w:space="10" w:color="2F5496" w:themeColor="accent1" w:themeShade="BF"/>
-        <w:bottom w:val="single" w:sz="4" w:space="10" w:color="2F5496" w:themeColor="accent1" w:themeShade="BF"/>
-      </w:pBdr>
-      <w:spacing w:before="360" w:after="360"/>
-      <w:ind w:left="864" w:right="864"/>
+      <w:spacing w:before="240" w:after="240" w:line="240" w:lineRule="auto"/>
+      <w:ind w:left="1080" w:right="1080"/>
       <w:jc w:val="center"/>
     </w:pPr>
     <w:rPr>
-      <w:i/>
-      <w:iCs/>
-      <w:color w:val="2F5496" w:themeColor="accent1" w:themeShade="BF"/>
+      <w:color w:val="4472C4" w:themeColor="accent1"/>
+      <w:sz w:val="24"/>
+      <w:szCs w:val="24"/>
     </w:rPr>
   </w:style>
   <w:style w:type="character" w:customStyle="1" w:styleId="IntenseQuoteChar">
@@ -1937,26 +4679,121 @@
     <w:basedOn w:val="DefaultParagraphFont"/>
     <w:link w:val="IntenseQuote"/>
     <w:uiPriority w:val="30"/>
-    <w:rsid w:val="008837B0"/>
+    <w:rsid w:val="00C90D11"/>
     <w:rPr>
-      <w:i/>
-      <w:iCs/>
-      <w:color w:val="2F5496" w:themeColor="accent1" w:themeShade="BF"/>
+      <w:color w:val="4472C4" w:themeColor="accent1"/>
+      <w:sz w:val="24"/>
+      <w:szCs w:val="24"/>
     </w:rPr>
   </w:style>
   <w:style w:type="character" w:styleId="IntenseReference">
     <w:name w:val="Intense Reference"/>
-    <w:basedOn w:val="DefaultParagraphFont"/>
     <w:uiPriority w:val="32"/>
     <w:qFormat/>
-    <w:rsid w:val="008837B0"/>
+    <w:rsid w:val="00C90D11"/>
     <w:rPr>
       <w:b/>
       <w:bCs/>
-      <w:smallCaps/>
+      <w:i/>
+      <w:iCs/>
+      <w:caps/>
+      <w:color w:val="4472C4" w:themeColor="accent1"/>
+    </w:rPr>
+  </w:style>
+  <w:style w:type="paragraph" w:styleId="Caption">
+    <w:name w:val="caption"/>
+    <w:basedOn w:val="Normal"/>
+    <w:next w:val="Normal"/>
+    <w:uiPriority w:val="35"/>
+    <w:semiHidden/>
+    <w:unhideWhenUsed/>
+    <w:qFormat/>
+    <w:rsid w:val="00C90D11"/>
+    <w:rPr>
+      <w:b/>
+      <w:bCs/>
       <w:color w:val="2F5496" w:themeColor="accent1" w:themeShade="BF"/>
+      <w:sz w:val="16"/>
+      <w:szCs w:val="16"/>
+    </w:rPr>
+  </w:style>
+  <w:style w:type="character" w:styleId="Strong">
+    <w:name w:val="Strong"/>
+    <w:uiPriority w:val="22"/>
+    <w:qFormat/>
+    <w:rsid w:val="00C90D11"/>
+    <w:rPr>
+      <w:b/>
+      <w:bCs/>
+    </w:rPr>
+  </w:style>
+  <w:style w:type="character" w:styleId="Emphasis">
+    <w:name w:val="Emphasis"/>
+    <w:uiPriority w:val="20"/>
+    <w:qFormat/>
+    <w:rsid w:val="00C90D11"/>
+    <w:rPr>
+      <w:caps/>
+      <w:color w:val="1F3763" w:themeColor="accent1" w:themeShade="7F"/>
       <w:spacing w:val="5"/>
     </w:rPr>
+  </w:style>
+  <w:style w:type="paragraph" w:styleId="NoSpacing">
+    <w:name w:val="No Spacing"/>
+    <w:uiPriority w:val="1"/>
+    <w:qFormat/>
+    <w:rsid w:val="00C90D11"/>
+    <w:pPr>
+      <w:spacing w:after="0" w:line="240" w:lineRule="auto"/>
+    </w:pPr>
+  </w:style>
+  <w:style w:type="character" w:styleId="SubtleEmphasis">
+    <w:name w:val="Subtle Emphasis"/>
+    <w:uiPriority w:val="19"/>
+    <w:qFormat/>
+    <w:rsid w:val="00C90D11"/>
+    <w:rPr>
+      <w:i/>
+      <w:iCs/>
+      <w:color w:val="1F3763" w:themeColor="accent1" w:themeShade="7F"/>
+    </w:rPr>
+  </w:style>
+  <w:style w:type="character" w:styleId="SubtleReference">
+    <w:name w:val="Subtle Reference"/>
+    <w:uiPriority w:val="31"/>
+    <w:qFormat/>
+    <w:rsid w:val="00C90D11"/>
+    <w:rPr>
+      <w:b/>
+      <w:bCs/>
+      <w:color w:val="4472C4" w:themeColor="accent1"/>
+    </w:rPr>
+  </w:style>
+  <w:style w:type="character" w:styleId="BookTitle">
+    <w:name w:val="Book Title"/>
+    <w:uiPriority w:val="33"/>
+    <w:qFormat/>
+    <w:rsid w:val="00C90D11"/>
+    <w:rPr>
+      <w:b/>
+      <w:bCs/>
+      <w:i/>
+      <w:iCs/>
+      <w:spacing w:val="0"/>
+    </w:rPr>
+  </w:style>
+  <w:style w:type="paragraph" w:styleId="TOCHeading">
+    <w:name w:val="TOC Heading"/>
+    <w:basedOn w:val="Heading1"/>
+    <w:next w:val="Normal"/>
+    <w:uiPriority w:val="39"/>
+    <w:semiHidden/>
+    <w:unhideWhenUsed/>
+    <w:qFormat/>
+    <w:rsid w:val="00C90D11"/>
+    <w:pPr>
+      <w:outlineLvl w:val="9"/>
+    </w:pPr>
   </w:style>
 </w:styles>
 </file>

--- a/Section-14.docx
+++ b/Section-14.docx
@@ -7,15 +7,15 @@
         <w:pStyle w:val="Heading1"/>
         <w:rPr>
           <w:rFonts w:ascii="Cambria" w:hAnsi="Cambria"/>
-          <w:sz w:val="26"/>
-          <w:szCs w:val="26"/>
-        </w:rPr>
-      </w:pPr>
-      <w:r>
-        <w:rPr>
-          <w:rFonts w:ascii="Cambria" w:hAnsi="Cambria"/>
-          <w:sz w:val="26"/>
-          <w:szCs w:val="26"/>
+          <w:sz w:val="24"/>
+          <w:szCs w:val="24"/>
+        </w:rPr>
+      </w:pPr>
+      <w:r>
+        <w:rPr>
+          <w:rFonts w:ascii="Cambria" w:hAnsi="Cambria"/>
+          <w:sz w:val="24"/>
+          <w:szCs w:val="24"/>
         </w:rPr>
         <w:t>MATPLOTLIB</w:t>
       </w:r>
@@ -24,15 +24,15 @@
       <w:pPr>
         <w:rPr>
           <w:rFonts w:ascii="Cambria" w:hAnsi="Cambria"/>
-          <w:sz w:val="26"/>
-          <w:szCs w:val="26"/>
-        </w:rPr>
-      </w:pPr>
-      <w:r>
-        <w:rPr>
-          <w:rFonts w:ascii="Cambria" w:hAnsi="Cambria"/>
-          <w:sz w:val="26"/>
-          <w:szCs w:val="26"/>
+          <w:sz w:val="24"/>
+          <w:szCs w:val="24"/>
+        </w:rPr>
+      </w:pPr>
+      <w:r>
+        <w:rPr>
+          <w:rFonts w:ascii="Cambria" w:hAnsi="Cambria"/>
+          <w:sz w:val="24"/>
+          <w:szCs w:val="24"/>
         </w:rPr>
         <w:t>What is Matplotlib?</w:t>
       </w:r>
@@ -45,15 +45,15 @@
         </w:numPr>
         <w:rPr>
           <w:rFonts w:ascii="Cambria" w:hAnsi="Cambria"/>
-          <w:sz w:val="26"/>
-          <w:szCs w:val="26"/>
-        </w:rPr>
-      </w:pPr>
-      <w:r>
-        <w:rPr>
-          <w:rFonts w:ascii="Cambria" w:hAnsi="Cambria"/>
-          <w:sz w:val="26"/>
-          <w:szCs w:val="26"/>
+          <w:sz w:val="24"/>
+          <w:szCs w:val="24"/>
+        </w:rPr>
+      </w:pPr>
+      <w:r>
+        <w:rPr>
+          <w:rFonts w:ascii="Cambria" w:hAnsi="Cambria"/>
+          <w:sz w:val="24"/>
+          <w:szCs w:val="24"/>
         </w:rPr>
         <w:t>Matplotlib is a Python library</w:t>
       </w:r>
@@ -66,15 +66,15 @@
         </w:numPr>
         <w:rPr>
           <w:rFonts w:ascii="Cambria" w:hAnsi="Cambria"/>
-          <w:sz w:val="26"/>
-          <w:szCs w:val="26"/>
-        </w:rPr>
-      </w:pPr>
-      <w:r>
-        <w:rPr>
-          <w:rFonts w:ascii="Cambria" w:hAnsi="Cambria"/>
-          <w:sz w:val="26"/>
-          <w:szCs w:val="26"/>
+          <w:sz w:val="24"/>
+          <w:szCs w:val="24"/>
+        </w:rPr>
+      </w:pPr>
+      <w:r>
+        <w:rPr>
+          <w:rFonts w:ascii="Cambria" w:hAnsi="Cambria"/>
+          <w:sz w:val="24"/>
+          <w:szCs w:val="24"/>
         </w:rPr>
         <w:t>Used for data visualization</w:t>
       </w:r>
@@ -87,15 +87,15 @@
         </w:numPr>
         <w:rPr>
           <w:rFonts w:ascii="Cambria" w:hAnsi="Cambria"/>
-          <w:sz w:val="26"/>
-          <w:szCs w:val="26"/>
-        </w:rPr>
-      </w:pPr>
-      <w:r>
-        <w:rPr>
-          <w:rFonts w:ascii="Cambria" w:hAnsi="Cambria"/>
-          <w:sz w:val="26"/>
-          <w:szCs w:val="26"/>
+          <w:sz w:val="24"/>
+          <w:szCs w:val="24"/>
+        </w:rPr>
+      </w:pPr>
+      <w:r>
+        <w:rPr>
+          <w:rFonts w:ascii="Cambria" w:hAnsi="Cambria"/>
+          <w:sz w:val="24"/>
+          <w:szCs w:val="24"/>
         </w:rPr>
         <w:t>Helps us make graphs and charts</w:t>
       </w:r>
@@ -105,15 +105,15 @@
         <w:pStyle w:val="Heading1"/>
         <w:rPr>
           <w:rFonts w:ascii="Cambria" w:hAnsi="Cambria"/>
-          <w:sz w:val="26"/>
-          <w:szCs w:val="26"/>
-        </w:rPr>
-      </w:pPr>
-      <w:r>
-        <w:rPr>
-          <w:rFonts w:ascii="Cambria" w:hAnsi="Cambria"/>
-          <w:sz w:val="26"/>
-          <w:szCs w:val="26"/>
+          <w:sz w:val="24"/>
+          <w:szCs w:val="24"/>
+        </w:rPr>
+      </w:pPr>
+      <w:r>
+        <w:rPr>
+          <w:rFonts w:ascii="Cambria" w:hAnsi="Cambria"/>
+          <w:sz w:val="24"/>
+          <w:szCs w:val="24"/>
         </w:rPr>
         <w:t>FIRST PLOT WITH MATPLOTLIB</w:t>
       </w:r>
@@ -121,8 +121,18 @@
     <w:p>
       <w:pPr>
         <w:pStyle w:val="Heading2"/>
-      </w:pPr>
-      <w:r>
+        <w:rPr>
+          <w:rFonts w:ascii="Cambria" w:hAnsi="Cambria"/>
+          <w:sz w:val="24"/>
+          <w:szCs w:val="24"/>
+        </w:rPr>
+      </w:pPr>
+      <w:r>
+        <w:rPr>
+          <w:rFonts w:ascii="Cambria" w:hAnsi="Cambria"/>
+          <w:sz w:val="24"/>
+          <w:szCs w:val="24"/>
+        </w:rPr>
         <w:t>Simple Line Plot</w:t>
       </w:r>
     </w:p>
@@ -130,15 +140,15 @@
       <w:pPr>
         <w:rPr>
           <w:rFonts w:ascii="Cambria" w:hAnsi="Cambria"/>
-          <w:sz w:val="26"/>
-          <w:szCs w:val="26"/>
-        </w:rPr>
-      </w:pPr>
-      <w:r>
-        <w:rPr>
-          <w:rFonts w:ascii="Cambria" w:hAnsi="Cambria"/>
-          <w:sz w:val="26"/>
-          <w:szCs w:val="26"/>
+          <w:sz w:val="24"/>
+          <w:szCs w:val="24"/>
+        </w:rPr>
+      </w:pPr>
+      <w:r>
+        <w:rPr>
+          <w:rFonts w:ascii="Cambria" w:hAnsi="Cambria"/>
+          <w:sz w:val="24"/>
+          <w:szCs w:val="24"/>
         </w:rPr>
         <w:t xml:space="preserve">import </w:t>
       </w:r>
@@ -146,8 +156,8 @@
       <w:r>
         <w:rPr>
           <w:rFonts w:ascii="Cambria" w:hAnsi="Cambria"/>
-          <w:sz w:val="26"/>
-          <w:szCs w:val="26"/>
+          <w:sz w:val="24"/>
+          <w:szCs w:val="24"/>
         </w:rPr>
         <w:t>matplotlib.pyplot</w:t>
       </w:r>
@@ -155,8 +165,8 @@
       <w:r>
         <w:rPr>
           <w:rFonts w:ascii="Cambria" w:hAnsi="Cambria"/>
-          <w:sz w:val="26"/>
-          <w:szCs w:val="26"/>
+          <w:sz w:val="24"/>
+          <w:szCs w:val="24"/>
         </w:rPr>
         <w:t xml:space="preserve"> as </w:t>
       </w:r>
@@ -164,8 +174,8 @@
       <w:r>
         <w:rPr>
           <w:rFonts w:ascii="Cambria" w:hAnsi="Cambria"/>
-          <w:sz w:val="26"/>
-          <w:szCs w:val="26"/>
+          <w:sz w:val="24"/>
+          <w:szCs w:val="24"/>
         </w:rPr>
         <w:t>plt</w:t>
       </w:r>
@@ -175,15 +185,15 @@
       <w:pPr>
         <w:rPr>
           <w:rFonts w:ascii="Cambria" w:hAnsi="Cambria"/>
-          <w:sz w:val="26"/>
-          <w:szCs w:val="26"/>
-        </w:rPr>
-      </w:pPr>
-      <w:r>
-        <w:rPr>
-          <w:rFonts w:ascii="Cambria" w:hAnsi="Cambria"/>
-          <w:sz w:val="26"/>
-          <w:szCs w:val="26"/>
+          <w:sz w:val="24"/>
+          <w:szCs w:val="24"/>
+        </w:rPr>
+      </w:pPr>
+      <w:r>
+        <w:rPr>
+          <w:rFonts w:ascii="Cambria" w:hAnsi="Cambria"/>
+          <w:sz w:val="24"/>
+          <w:szCs w:val="24"/>
         </w:rPr>
         <w:t>x = [1, 2, 3, 4]</w:t>
       </w:r>
@@ -192,15 +202,15 @@
       <w:pPr>
         <w:rPr>
           <w:rFonts w:ascii="Cambria" w:hAnsi="Cambria"/>
-          <w:sz w:val="26"/>
-          <w:szCs w:val="26"/>
-        </w:rPr>
-      </w:pPr>
-      <w:r>
-        <w:rPr>
-          <w:rFonts w:ascii="Cambria" w:hAnsi="Cambria"/>
-          <w:sz w:val="26"/>
-          <w:szCs w:val="26"/>
+          <w:sz w:val="24"/>
+          <w:szCs w:val="24"/>
+        </w:rPr>
+      </w:pPr>
+      <w:r>
+        <w:rPr>
+          <w:rFonts w:ascii="Cambria" w:hAnsi="Cambria"/>
+          <w:sz w:val="24"/>
+          <w:szCs w:val="24"/>
         </w:rPr>
         <w:t>y = [10, 20, 25, 30]</w:t>
       </w:r>
@@ -209,16 +219,16 @@
       <w:pPr>
         <w:rPr>
           <w:rFonts w:ascii="Cambria" w:hAnsi="Cambria"/>
-          <w:sz w:val="26"/>
-          <w:szCs w:val="26"/>
-        </w:rPr>
-      </w:pPr>
-      <w:proofErr w:type="spellStart"/>
-      <w:r>
-        <w:rPr>
-          <w:rFonts w:ascii="Cambria" w:hAnsi="Cambria"/>
-          <w:sz w:val="26"/>
-          <w:szCs w:val="26"/>
+          <w:sz w:val="24"/>
+          <w:szCs w:val="24"/>
+        </w:rPr>
+      </w:pPr>
+      <w:proofErr w:type="spellStart"/>
+      <w:r>
+        <w:rPr>
+          <w:rFonts w:ascii="Cambria" w:hAnsi="Cambria"/>
+          <w:sz w:val="24"/>
+          <w:szCs w:val="24"/>
         </w:rPr>
         <w:t>plt.plot</w:t>
       </w:r>
@@ -226,8 +236,8 @@
       <w:r>
         <w:rPr>
           <w:rFonts w:ascii="Cambria" w:hAnsi="Cambria"/>
-          <w:sz w:val="26"/>
-          <w:szCs w:val="26"/>
+          <w:sz w:val="24"/>
+          <w:szCs w:val="24"/>
         </w:rPr>
         <w:t>(x, y)</w:t>
       </w:r>
@@ -236,16 +246,16 @@
       <w:pPr>
         <w:rPr>
           <w:rFonts w:ascii="Cambria" w:hAnsi="Cambria"/>
-          <w:sz w:val="26"/>
-          <w:szCs w:val="26"/>
-        </w:rPr>
-      </w:pPr>
-      <w:proofErr w:type="spellStart"/>
-      <w:r>
-        <w:rPr>
-          <w:rFonts w:ascii="Cambria" w:hAnsi="Cambria"/>
-          <w:sz w:val="26"/>
-          <w:szCs w:val="26"/>
+          <w:sz w:val="24"/>
+          <w:szCs w:val="24"/>
+        </w:rPr>
+      </w:pPr>
+      <w:proofErr w:type="spellStart"/>
+      <w:r>
+        <w:rPr>
+          <w:rFonts w:ascii="Cambria" w:hAnsi="Cambria"/>
+          <w:sz w:val="24"/>
+          <w:szCs w:val="24"/>
         </w:rPr>
         <w:t>plt.show</w:t>
       </w:r>
@@ -253,8 +263,8 @@
       <w:r>
         <w:rPr>
           <w:rFonts w:ascii="Cambria" w:hAnsi="Cambria"/>
-          <w:sz w:val="26"/>
-          <w:szCs w:val="26"/>
+          <w:sz w:val="24"/>
+          <w:szCs w:val="24"/>
         </w:rPr>
         <w:t>()</w:t>
       </w:r>
@@ -263,16 +273,16 @@
       <w:pPr>
         <w:rPr>
           <w:rFonts w:ascii="Cambria" w:hAnsi="Cambria"/>
-          <w:sz w:val="26"/>
-          <w:szCs w:val="26"/>
-        </w:rPr>
-      </w:pPr>
-      <w:proofErr w:type="spellStart"/>
-      <w:r>
-        <w:rPr>
-          <w:rFonts w:ascii="Cambria" w:hAnsi="Cambria"/>
-          <w:sz w:val="26"/>
-          <w:szCs w:val="26"/>
+          <w:sz w:val="24"/>
+          <w:szCs w:val="24"/>
+        </w:rPr>
+      </w:pPr>
+      <w:proofErr w:type="spellStart"/>
+      <w:r>
+        <w:rPr>
+          <w:rFonts w:ascii="Cambria" w:hAnsi="Cambria"/>
+          <w:sz w:val="24"/>
+          <w:szCs w:val="24"/>
         </w:rPr>
         <w:t>plt.plot</w:t>
       </w:r>
@@ -280,16 +290,16 @@
       <w:r>
         <w:rPr>
           <w:rFonts w:ascii="Cambria" w:hAnsi="Cambria"/>
-          <w:sz w:val="26"/>
-          <w:szCs w:val="26"/>
+          <w:sz w:val="24"/>
+          <w:szCs w:val="24"/>
         </w:rPr>
         <w:t>() → draws the line</w:t>
       </w:r>
       <w:r>
         <w:rPr>
           <w:rFonts w:ascii="Cambria" w:hAnsi="Cambria"/>
-          <w:sz w:val="26"/>
-          <w:szCs w:val="26"/>
+          <w:sz w:val="24"/>
+          <w:szCs w:val="24"/>
         </w:rPr>
         <w:br/>
       </w:r>
@@ -297,8 +307,8 @@
       <w:r>
         <w:rPr>
           <w:rFonts w:ascii="Cambria" w:hAnsi="Cambria"/>
-          <w:sz w:val="26"/>
-          <w:szCs w:val="26"/>
+          <w:sz w:val="24"/>
+          <w:szCs w:val="24"/>
         </w:rPr>
         <w:t>plt.show</w:t>
       </w:r>
@@ -306,8 +316,8 @@
       <w:r>
         <w:rPr>
           <w:rFonts w:ascii="Cambria" w:hAnsi="Cambria"/>
-          <w:sz w:val="26"/>
-          <w:szCs w:val="26"/>
+          <w:sz w:val="24"/>
+          <w:szCs w:val="24"/>
         </w:rPr>
         <w:t>() → shows the graph</w:t>
       </w:r>
@@ -315,8 +325,18 @@
     <w:p>
       <w:pPr>
         <w:pStyle w:val="Heading2"/>
-      </w:pPr>
-      <w:r>
+        <w:rPr>
+          <w:rFonts w:ascii="Cambria" w:hAnsi="Cambria"/>
+          <w:sz w:val="24"/>
+          <w:szCs w:val="24"/>
+        </w:rPr>
+      </w:pPr>
+      <w:r>
+        <w:rPr>
+          <w:rFonts w:ascii="Cambria" w:hAnsi="Cambria"/>
+          <w:sz w:val="24"/>
+          <w:szCs w:val="24"/>
+        </w:rPr>
         <w:t>ADD LABELS AND TITLE</w:t>
       </w:r>
     </w:p>
@@ -324,16 +344,16 @@
       <w:pPr>
         <w:rPr>
           <w:rFonts w:ascii="Cambria" w:hAnsi="Cambria"/>
-          <w:sz w:val="26"/>
-          <w:szCs w:val="26"/>
-        </w:rPr>
-      </w:pPr>
-      <w:proofErr w:type="spellStart"/>
-      <w:r>
-        <w:rPr>
-          <w:rFonts w:ascii="Cambria" w:hAnsi="Cambria"/>
-          <w:sz w:val="26"/>
-          <w:szCs w:val="26"/>
+          <w:sz w:val="24"/>
+          <w:szCs w:val="24"/>
+        </w:rPr>
+      </w:pPr>
+      <w:proofErr w:type="spellStart"/>
+      <w:r>
+        <w:rPr>
+          <w:rFonts w:ascii="Cambria" w:hAnsi="Cambria"/>
+          <w:sz w:val="24"/>
+          <w:szCs w:val="24"/>
         </w:rPr>
         <w:t>plt.plot</w:t>
       </w:r>
@@ -341,8 +361,8 @@
       <w:r>
         <w:rPr>
           <w:rFonts w:ascii="Cambria" w:hAnsi="Cambria"/>
-          <w:sz w:val="26"/>
-          <w:szCs w:val="26"/>
+          <w:sz w:val="24"/>
+          <w:szCs w:val="24"/>
         </w:rPr>
         <w:t>(x, y)</w:t>
       </w:r>
@@ -351,16 +371,16 @@
       <w:pPr>
         <w:rPr>
           <w:rFonts w:ascii="Cambria" w:hAnsi="Cambria"/>
-          <w:sz w:val="26"/>
-          <w:szCs w:val="26"/>
-        </w:rPr>
-      </w:pPr>
-      <w:proofErr w:type="spellStart"/>
-      <w:r>
-        <w:rPr>
-          <w:rFonts w:ascii="Cambria" w:hAnsi="Cambria"/>
-          <w:sz w:val="26"/>
-          <w:szCs w:val="26"/>
+          <w:sz w:val="24"/>
+          <w:szCs w:val="24"/>
+        </w:rPr>
+      </w:pPr>
+      <w:proofErr w:type="spellStart"/>
+      <w:r>
+        <w:rPr>
+          <w:rFonts w:ascii="Cambria" w:hAnsi="Cambria"/>
+          <w:sz w:val="24"/>
+          <w:szCs w:val="24"/>
         </w:rPr>
         <w:t>plt.xlabel</w:t>
       </w:r>
@@ -368,8 +388,8 @@
       <w:r>
         <w:rPr>
           <w:rFonts w:ascii="Cambria" w:hAnsi="Cambria"/>
-          <w:sz w:val="26"/>
-          <w:szCs w:val="26"/>
+          <w:sz w:val="24"/>
+          <w:szCs w:val="24"/>
         </w:rPr>
         <w:t>("X Axis")</w:t>
       </w:r>
@@ -378,16 +398,16 @@
       <w:pPr>
         <w:rPr>
           <w:rFonts w:ascii="Cambria" w:hAnsi="Cambria"/>
-          <w:sz w:val="26"/>
-          <w:szCs w:val="26"/>
-        </w:rPr>
-      </w:pPr>
-      <w:proofErr w:type="spellStart"/>
-      <w:r>
-        <w:rPr>
-          <w:rFonts w:ascii="Cambria" w:hAnsi="Cambria"/>
-          <w:sz w:val="26"/>
-          <w:szCs w:val="26"/>
+          <w:sz w:val="24"/>
+          <w:szCs w:val="24"/>
+        </w:rPr>
+      </w:pPr>
+      <w:proofErr w:type="spellStart"/>
+      <w:r>
+        <w:rPr>
+          <w:rFonts w:ascii="Cambria" w:hAnsi="Cambria"/>
+          <w:sz w:val="24"/>
+          <w:szCs w:val="24"/>
         </w:rPr>
         <w:t>plt.ylabel</w:t>
       </w:r>
@@ -395,8 +415,8 @@
       <w:r>
         <w:rPr>
           <w:rFonts w:ascii="Cambria" w:hAnsi="Cambria"/>
-          <w:sz w:val="26"/>
-          <w:szCs w:val="26"/>
+          <w:sz w:val="24"/>
+          <w:szCs w:val="24"/>
         </w:rPr>
         <w:t>("Y Axis")</w:t>
       </w:r>
@@ -405,16 +425,16 @@
       <w:pPr>
         <w:rPr>
           <w:rFonts w:ascii="Cambria" w:hAnsi="Cambria"/>
-          <w:sz w:val="26"/>
-          <w:szCs w:val="26"/>
-        </w:rPr>
-      </w:pPr>
-      <w:proofErr w:type="spellStart"/>
-      <w:r>
-        <w:rPr>
-          <w:rFonts w:ascii="Cambria" w:hAnsi="Cambria"/>
-          <w:sz w:val="26"/>
-          <w:szCs w:val="26"/>
+          <w:sz w:val="24"/>
+          <w:szCs w:val="24"/>
+        </w:rPr>
+      </w:pPr>
+      <w:proofErr w:type="spellStart"/>
+      <w:r>
+        <w:rPr>
+          <w:rFonts w:ascii="Cambria" w:hAnsi="Cambria"/>
+          <w:sz w:val="24"/>
+          <w:szCs w:val="24"/>
         </w:rPr>
         <w:t>plt.title</w:t>
       </w:r>
@@ -422,8 +442,8 @@
       <w:r>
         <w:rPr>
           <w:rFonts w:ascii="Cambria" w:hAnsi="Cambria"/>
-          <w:sz w:val="26"/>
-          <w:szCs w:val="26"/>
+          <w:sz w:val="24"/>
+          <w:szCs w:val="24"/>
         </w:rPr>
         <w:t>("My First Plot")</w:t>
       </w:r>
@@ -432,16 +452,16 @@
       <w:pPr>
         <w:rPr>
           <w:rFonts w:ascii="Cambria" w:hAnsi="Cambria"/>
-          <w:sz w:val="26"/>
-          <w:szCs w:val="26"/>
-        </w:rPr>
-      </w:pPr>
-      <w:proofErr w:type="spellStart"/>
-      <w:r>
-        <w:rPr>
-          <w:rFonts w:ascii="Cambria" w:hAnsi="Cambria"/>
-          <w:sz w:val="26"/>
-          <w:szCs w:val="26"/>
+          <w:sz w:val="24"/>
+          <w:szCs w:val="24"/>
+        </w:rPr>
+      </w:pPr>
+      <w:proofErr w:type="spellStart"/>
+      <w:r>
+        <w:rPr>
+          <w:rFonts w:ascii="Cambria" w:hAnsi="Cambria"/>
+          <w:sz w:val="24"/>
+          <w:szCs w:val="24"/>
         </w:rPr>
         <w:t>plt.show</w:t>
       </w:r>
@@ -449,8 +469,8 @@
       <w:r>
         <w:rPr>
           <w:rFonts w:ascii="Cambria" w:hAnsi="Cambria"/>
-          <w:sz w:val="26"/>
-          <w:szCs w:val="26"/>
+          <w:sz w:val="24"/>
+          <w:szCs w:val="24"/>
         </w:rPr>
         <w:t>()</w:t>
       </w:r>
@@ -460,15 +480,15 @@
         <w:pStyle w:val="Heading1"/>
         <w:rPr>
           <w:rFonts w:ascii="Cambria" w:hAnsi="Cambria"/>
-          <w:sz w:val="26"/>
-          <w:szCs w:val="26"/>
-        </w:rPr>
-      </w:pPr>
-      <w:r>
-        <w:rPr>
-          <w:rFonts w:ascii="Cambria" w:hAnsi="Cambria"/>
-          <w:sz w:val="26"/>
-          <w:szCs w:val="26"/>
+          <w:sz w:val="24"/>
+          <w:szCs w:val="24"/>
+        </w:rPr>
+      </w:pPr>
+      <w:r>
+        <w:rPr>
+          <w:rFonts w:ascii="Cambria" w:hAnsi="Cambria"/>
+          <w:sz w:val="24"/>
+          <w:szCs w:val="24"/>
         </w:rPr>
         <w:t>METHODS TO PLOT IN MATPLOTLIB</w:t>
       </w:r>
@@ -476,8 +496,18 @@
     <w:p>
       <w:pPr>
         <w:pStyle w:val="Heading2"/>
-      </w:pPr>
-      <w:r>
+        <w:rPr>
+          <w:rFonts w:ascii="Cambria" w:hAnsi="Cambria"/>
+          <w:sz w:val="24"/>
+          <w:szCs w:val="24"/>
+        </w:rPr>
+      </w:pPr>
+      <w:r>
+        <w:rPr>
+          <w:rFonts w:ascii="Cambria" w:hAnsi="Cambria"/>
+          <w:sz w:val="24"/>
+          <w:szCs w:val="24"/>
+        </w:rPr>
         <w:t>LINE PLOT</w:t>
       </w:r>
     </w:p>
@@ -485,15 +515,15 @@
       <w:pPr>
         <w:rPr>
           <w:rFonts w:ascii="Cambria" w:hAnsi="Cambria"/>
-          <w:sz w:val="26"/>
-          <w:szCs w:val="26"/>
-        </w:rPr>
-      </w:pPr>
-      <w:r>
-        <w:rPr>
-          <w:rFonts w:ascii="Cambria" w:hAnsi="Cambria"/>
-          <w:sz w:val="26"/>
-          <w:szCs w:val="26"/>
+          <w:sz w:val="24"/>
+          <w:szCs w:val="24"/>
+        </w:rPr>
+      </w:pPr>
+      <w:r>
+        <w:rPr>
+          <w:rFonts w:ascii="Cambria" w:hAnsi="Cambria"/>
+          <w:sz w:val="24"/>
+          <w:szCs w:val="24"/>
         </w:rPr>
         <w:t>Used to show trends</w:t>
       </w:r>
@@ -502,16 +532,16 @@
       <w:pPr>
         <w:rPr>
           <w:rFonts w:ascii="Cambria" w:hAnsi="Cambria"/>
-          <w:sz w:val="26"/>
-          <w:szCs w:val="26"/>
-        </w:rPr>
-      </w:pPr>
-      <w:proofErr w:type="spellStart"/>
-      <w:r>
-        <w:rPr>
-          <w:rFonts w:ascii="Cambria" w:hAnsi="Cambria"/>
-          <w:sz w:val="26"/>
-          <w:szCs w:val="26"/>
+          <w:sz w:val="24"/>
+          <w:szCs w:val="24"/>
+        </w:rPr>
+      </w:pPr>
+      <w:proofErr w:type="spellStart"/>
+      <w:r>
+        <w:rPr>
+          <w:rFonts w:ascii="Cambria" w:hAnsi="Cambria"/>
+          <w:sz w:val="24"/>
+          <w:szCs w:val="24"/>
         </w:rPr>
         <w:t>plt.plot</w:t>
       </w:r>
@@ -519,8 +549,8 @@
       <w:r>
         <w:rPr>
           <w:rFonts w:ascii="Cambria" w:hAnsi="Cambria"/>
-          <w:sz w:val="26"/>
-          <w:szCs w:val="26"/>
+          <w:sz w:val="24"/>
+          <w:szCs w:val="24"/>
         </w:rPr>
         <w:t>(x, y)</w:t>
       </w:r>
@@ -528,8 +558,18 @@
     <w:p>
       <w:pPr>
         <w:pStyle w:val="Heading2"/>
-      </w:pPr>
-      <w:r>
+        <w:rPr>
+          <w:rFonts w:ascii="Cambria" w:hAnsi="Cambria"/>
+          <w:sz w:val="24"/>
+          <w:szCs w:val="24"/>
+        </w:rPr>
+      </w:pPr>
+      <w:r>
+        <w:rPr>
+          <w:rFonts w:ascii="Cambria" w:hAnsi="Cambria"/>
+          <w:sz w:val="24"/>
+          <w:szCs w:val="24"/>
+        </w:rPr>
         <w:t>SCATTER PLOT</w:t>
       </w:r>
     </w:p>
@@ -537,15 +577,15 @@
       <w:pPr>
         <w:rPr>
           <w:rFonts w:ascii="Cambria" w:hAnsi="Cambria"/>
-          <w:sz w:val="26"/>
-          <w:szCs w:val="26"/>
-        </w:rPr>
-      </w:pPr>
-      <w:r>
-        <w:rPr>
-          <w:rFonts w:ascii="Cambria" w:hAnsi="Cambria"/>
-          <w:sz w:val="26"/>
-          <w:szCs w:val="26"/>
+          <w:sz w:val="24"/>
+          <w:szCs w:val="24"/>
+        </w:rPr>
+      </w:pPr>
+      <w:r>
+        <w:rPr>
+          <w:rFonts w:ascii="Cambria" w:hAnsi="Cambria"/>
+          <w:sz w:val="24"/>
+          <w:szCs w:val="24"/>
         </w:rPr>
         <w:t>Used to show relationship</w:t>
       </w:r>
@@ -554,26 +594,115 @@
       <w:pPr>
         <w:rPr>
           <w:rFonts w:ascii="Cambria" w:hAnsi="Cambria"/>
-          <w:sz w:val="26"/>
-          <w:szCs w:val="26"/>
-        </w:rPr>
-      </w:pPr>
-      <w:proofErr w:type="spellStart"/>
-      <w:r>
-        <w:rPr>
-          <w:rFonts w:ascii="Cambria" w:hAnsi="Cambria"/>
-          <w:sz w:val="26"/>
-          <w:szCs w:val="26"/>
+          <w:sz w:val="24"/>
+          <w:szCs w:val="24"/>
+        </w:rPr>
+      </w:pPr>
+      <w:proofErr w:type="spellStart"/>
+      <w:r>
+        <w:rPr>
+          <w:rFonts w:ascii="Cambria" w:hAnsi="Cambria"/>
+          <w:sz w:val="24"/>
+          <w:szCs w:val="24"/>
+        </w:rPr>
+        <w:t>plt.scatter</w:t>
+      </w:r>
+      <w:proofErr w:type="spellEnd"/>
+      <w:r>
+        <w:rPr>
+          <w:rFonts w:ascii="Cambria" w:hAnsi="Cambria"/>
+          <w:sz w:val="24"/>
+          <w:szCs w:val="24"/>
+        </w:rPr>
+        <w:t>(x, y)</w:t>
+      </w:r>
+    </w:p>
+    <w:p>
+      <w:pPr>
+        <w:rPr>
+          <w:rFonts w:ascii="Cambria" w:hAnsi="Cambria"/>
+          <w:sz w:val="24"/>
+          <w:szCs w:val="24"/>
+        </w:rPr>
+      </w:pPr>
+      <w:proofErr w:type="spellStart"/>
+      <w:r>
+        <w:rPr>
+          <w:rFonts w:ascii="Cambria" w:hAnsi="Cambria"/>
+          <w:sz w:val="24"/>
+          <w:szCs w:val="24"/>
         </w:rPr>
         <w:lastRenderedPageBreak/>
-        <w:t>plt.scatter</w:t>
-      </w:r>
-      <w:proofErr w:type="spellEnd"/>
-      <w:r>
-        <w:rPr>
-          <w:rFonts w:ascii="Cambria" w:hAnsi="Cambria"/>
-          <w:sz w:val="26"/>
-          <w:szCs w:val="26"/>
+        <w:t>plt.show</w:t>
+      </w:r>
+      <w:proofErr w:type="spellEnd"/>
+      <w:r>
+        <w:rPr>
+          <w:rFonts w:ascii="Cambria" w:hAnsi="Cambria"/>
+          <w:sz w:val="24"/>
+          <w:szCs w:val="24"/>
+        </w:rPr>
+        <w:t>()</w:t>
+      </w:r>
+    </w:p>
+    <w:p>
+      <w:pPr>
+        <w:pStyle w:val="Heading2"/>
+        <w:rPr>
+          <w:rFonts w:ascii="Cambria" w:hAnsi="Cambria"/>
+          <w:sz w:val="24"/>
+          <w:szCs w:val="24"/>
+        </w:rPr>
+      </w:pPr>
+      <w:r>
+        <w:rPr>
+          <w:rFonts w:ascii="Cambria" w:hAnsi="Cambria"/>
+          <w:sz w:val="24"/>
+          <w:szCs w:val="24"/>
+        </w:rPr>
+        <w:t>BAR PLOT</w:t>
+      </w:r>
+    </w:p>
+    <w:p>
+      <w:pPr>
+        <w:rPr>
+          <w:rFonts w:ascii="Cambria" w:hAnsi="Cambria"/>
+          <w:sz w:val="24"/>
+          <w:szCs w:val="24"/>
+        </w:rPr>
+      </w:pPr>
+      <w:r>
+        <w:rPr>
+          <w:rFonts w:ascii="Cambria" w:hAnsi="Cambria"/>
+          <w:sz w:val="24"/>
+          <w:szCs w:val="24"/>
+        </w:rPr>
+        <w:t>Used to compare values</w:t>
+      </w:r>
+    </w:p>
+    <w:p>
+      <w:pPr>
+        <w:rPr>
+          <w:rFonts w:ascii="Cambria" w:hAnsi="Cambria"/>
+          <w:sz w:val="24"/>
+          <w:szCs w:val="24"/>
+        </w:rPr>
+      </w:pPr>
+      <w:proofErr w:type="spellStart"/>
+      <w:r>
+        <w:rPr>
+          <w:rFonts w:ascii="Cambria" w:hAnsi="Cambria"/>
+          <w:sz w:val="24"/>
+          <w:szCs w:val="24"/>
+        </w:rPr>
+        <w:t>plt.bar</w:t>
+      </w:r>
+      <w:proofErr w:type="spellEnd"/>
+      <w:r>
+        <w:rPr>
+          <w:rFonts w:ascii="Cambria" w:hAnsi="Cambria"/>
+          <w:sz w:val="24"/>
+          <w:szCs w:val="24"/>
         </w:rPr>
         <w:t>(x, y)</w:t>
       </w:r>
@@ -582,16 +711,16 @@
       <w:pPr>
         <w:rPr>
           <w:rFonts w:ascii="Cambria" w:hAnsi="Cambria"/>
-          <w:sz w:val="26"/>
-          <w:szCs w:val="26"/>
-        </w:rPr>
-      </w:pPr>
-      <w:proofErr w:type="spellStart"/>
-      <w:r>
-        <w:rPr>
-          <w:rFonts w:ascii="Cambria" w:hAnsi="Cambria"/>
-          <w:sz w:val="26"/>
-          <w:szCs w:val="26"/>
+          <w:sz w:val="24"/>
+          <w:szCs w:val="24"/>
+        </w:rPr>
+      </w:pPr>
+      <w:proofErr w:type="spellStart"/>
+      <w:r>
+        <w:rPr>
+          <w:rFonts w:ascii="Cambria" w:hAnsi="Cambria"/>
+          <w:sz w:val="24"/>
+          <w:szCs w:val="24"/>
         </w:rPr>
         <w:t>plt.show</w:t>
       </w:r>
@@ -599,8 +728,8 @@
       <w:r>
         <w:rPr>
           <w:rFonts w:ascii="Cambria" w:hAnsi="Cambria"/>
-          <w:sz w:val="26"/>
-          <w:szCs w:val="26"/>
+          <w:sz w:val="24"/>
+          <w:szCs w:val="24"/>
         </w:rPr>
         <w:t>()</w:t>
       </w:r>
@@ -608,69 +737,96 @@
     <w:p>
       <w:pPr>
         <w:pStyle w:val="Heading2"/>
-      </w:pPr>
-      <w:r>
-        <w:t>BAR PLOT</w:t>
-      </w:r>
-    </w:p>
-    <w:p>
-      <w:pPr>
-        <w:rPr>
-          <w:rFonts w:ascii="Cambria" w:hAnsi="Cambria"/>
-          <w:sz w:val="26"/>
-          <w:szCs w:val="26"/>
-        </w:rPr>
-      </w:pPr>
-      <w:r>
-        <w:rPr>
-          <w:rFonts w:ascii="Cambria" w:hAnsi="Cambria"/>
-          <w:sz w:val="26"/>
-          <w:szCs w:val="26"/>
-        </w:rPr>
-        <w:t>Used to compare values</w:t>
-      </w:r>
-    </w:p>
-    <w:p>
-      <w:pPr>
-        <w:rPr>
-          <w:rFonts w:ascii="Cambria" w:hAnsi="Cambria"/>
-          <w:sz w:val="26"/>
-          <w:szCs w:val="26"/>
-        </w:rPr>
-      </w:pPr>
-      <w:proofErr w:type="spellStart"/>
-      <w:r>
-        <w:rPr>
-          <w:rFonts w:ascii="Cambria" w:hAnsi="Cambria"/>
-          <w:sz w:val="26"/>
-          <w:szCs w:val="26"/>
-        </w:rPr>
-        <w:t>plt.bar</w:t>
-      </w:r>
-      <w:proofErr w:type="spellEnd"/>
-      <w:r>
-        <w:rPr>
-          <w:rFonts w:ascii="Cambria" w:hAnsi="Cambria"/>
-          <w:sz w:val="26"/>
-          <w:szCs w:val="26"/>
-        </w:rPr>
-        <w:t>(x, y)</w:t>
-      </w:r>
-    </w:p>
-    <w:p>
-      <w:pPr>
-        <w:rPr>
-          <w:rFonts w:ascii="Cambria" w:hAnsi="Cambria"/>
-          <w:sz w:val="26"/>
-          <w:szCs w:val="26"/>
-        </w:rPr>
-      </w:pPr>
-      <w:proofErr w:type="spellStart"/>
-      <w:r>
-        <w:rPr>
-          <w:rFonts w:ascii="Cambria" w:hAnsi="Cambria"/>
-          <w:sz w:val="26"/>
-          <w:szCs w:val="26"/>
+        <w:rPr>
+          <w:rFonts w:ascii="Cambria" w:hAnsi="Cambria"/>
+          <w:sz w:val="24"/>
+          <w:szCs w:val="24"/>
+        </w:rPr>
+      </w:pPr>
+      <w:r>
+        <w:rPr>
+          <w:rFonts w:ascii="Cambria" w:hAnsi="Cambria"/>
+          <w:sz w:val="24"/>
+          <w:szCs w:val="24"/>
+        </w:rPr>
+        <w:t>HISTOGRAM</w:t>
+      </w:r>
+    </w:p>
+    <w:p>
+      <w:pPr>
+        <w:rPr>
+          <w:rFonts w:ascii="Cambria" w:hAnsi="Cambria"/>
+          <w:sz w:val="24"/>
+          <w:szCs w:val="24"/>
+        </w:rPr>
+      </w:pPr>
+      <w:r>
+        <w:rPr>
+          <w:rFonts w:ascii="Cambria" w:hAnsi="Cambria"/>
+          <w:sz w:val="24"/>
+          <w:szCs w:val="24"/>
+        </w:rPr>
+        <w:t>Used to show data distribution</w:t>
+      </w:r>
+    </w:p>
+    <w:p>
+      <w:pPr>
+        <w:rPr>
+          <w:rFonts w:ascii="Cambria" w:hAnsi="Cambria"/>
+          <w:sz w:val="24"/>
+          <w:szCs w:val="24"/>
+        </w:rPr>
+      </w:pPr>
+      <w:r>
+        <w:rPr>
+          <w:rFonts w:ascii="Cambria" w:hAnsi="Cambria"/>
+          <w:sz w:val="24"/>
+          <w:szCs w:val="24"/>
+        </w:rPr>
+        <w:t>data = [1,2,2,3,3,3,4,4,5]</w:t>
+      </w:r>
+    </w:p>
+    <w:p>
+      <w:pPr>
+        <w:rPr>
+          <w:rFonts w:ascii="Cambria" w:hAnsi="Cambria"/>
+          <w:sz w:val="24"/>
+          <w:szCs w:val="24"/>
+        </w:rPr>
+      </w:pPr>
+      <w:proofErr w:type="spellStart"/>
+      <w:r>
+        <w:rPr>
+          <w:rFonts w:ascii="Cambria" w:hAnsi="Cambria"/>
+          <w:sz w:val="24"/>
+          <w:szCs w:val="24"/>
+        </w:rPr>
+        <w:t>plt.hist</w:t>
+      </w:r>
+      <w:proofErr w:type="spellEnd"/>
+      <w:r>
+        <w:rPr>
+          <w:rFonts w:ascii="Cambria" w:hAnsi="Cambria"/>
+          <w:sz w:val="24"/>
+          <w:szCs w:val="24"/>
+        </w:rPr>
+        <w:t>(data)</w:t>
+      </w:r>
+    </w:p>
+    <w:p>
+      <w:pPr>
+        <w:rPr>
+          <w:rFonts w:ascii="Cambria" w:hAnsi="Cambria"/>
+          <w:sz w:val="24"/>
+          <w:szCs w:val="24"/>
+        </w:rPr>
+      </w:pPr>
+      <w:proofErr w:type="spellStart"/>
+      <w:r>
+        <w:rPr>
+          <w:rFonts w:ascii="Cambria" w:hAnsi="Cambria"/>
+          <w:sz w:val="24"/>
+          <w:szCs w:val="24"/>
         </w:rPr>
         <w:t>plt.show</w:t>
       </w:r>
@@ -678,8 +834,8 @@
       <w:r>
         <w:rPr>
           <w:rFonts w:ascii="Cambria" w:hAnsi="Cambria"/>
-          <w:sz w:val="26"/>
-          <w:szCs w:val="26"/>
+          <w:sz w:val="24"/>
+          <w:szCs w:val="24"/>
         </w:rPr>
         <w:t>()</w:t>
       </w:r>
@@ -687,86 +843,113 @@
     <w:p>
       <w:pPr>
         <w:pStyle w:val="Heading2"/>
-      </w:pPr>
-      <w:r>
-        <w:t>HISTOGRAM</w:t>
-      </w:r>
-    </w:p>
-    <w:p>
-      <w:pPr>
-        <w:rPr>
-          <w:rFonts w:ascii="Cambria" w:hAnsi="Cambria"/>
-          <w:sz w:val="26"/>
-          <w:szCs w:val="26"/>
-        </w:rPr>
-      </w:pPr>
-      <w:r>
-        <w:rPr>
-          <w:rFonts w:ascii="Cambria" w:hAnsi="Cambria"/>
-          <w:sz w:val="26"/>
-          <w:szCs w:val="26"/>
-        </w:rPr>
-        <w:t>Used to show data distribution</w:t>
-      </w:r>
-    </w:p>
-    <w:p>
-      <w:pPr>
-        <w:rPr>
-          <w:rFonts w:ascii="Cambria" w:hAnsi="Cambria"/>
-          <w:sz w:val="26"/>
-          <w:szCs w:val="26"/>
-        </w:rPr>
-      </w:pPr>
-      <w:r>
-        <w:rPr>
-          <w:rFonts w:ascii="Cambria" w:hAnsi="Cambria"/>
-          <w:sz w:val="26"/>
-          <w:szCs w:val="26"/>
-        </w:rPr>
-        <w:t>data = [1,2,2,3,3,3,4,4,5]</w:t>
-      </w:r>
-    </w:p>
-    <w:p>
-      <w:pPr>
-        <w:rPr>
-          <w:rFonts w:ascii="Cambria" w:hAnsi="Cambria"/>
-          <w:sz w:val="26"/>
-          <w:szCs w:val="26"/>
-        </w:rPr>
-      </w:pPr>
-      <w:proofErr w:type="spellStart"/>
-      <w:r>
-        <w:rPr>
-          <w:rFonts w:ascii="Cambria" w:hAnsi="Cambria"/>
-          <w:sz w:val="26"/>
-          <w:szCs w:val="26"/>
-        </w:rPr>
-        <w:t>plt.hist</w:t>
-      </w:r>
-      <w:proofErr w:type="spellEnd"/>
-      <w:r>
-        <w:rPr>
-          <w:rFonts w:ascii="Cambria" w:hAnsi="Cambria"/>
-          <w:sz w:val="26"/>
-          <w:szCs w:val="26"/>
-        </w:rPr>
-        <w:t>(data)</w:t>
-      </w:r>
-    </w:p>
-    <w:p>
-      <w:pPr>
-        <w:rPr>
-          <w:rFonts w:ascii="Cambria" w:hAnsi="Cambria"/>
-          <w:sz w:val="26"/>
-          <w:szCs w:val="26"/>
-        </w:rPr>
-      </w:pPr>
-      <w:proofErr w:type="spellStart"/>
-      <w:r>
-        <w:rPr>
-          <w:rFonts w:ascii="Cambria" w:hAnsi="Cambria"/>
-          <w:sz w:val="26"/>
-          <w:szCs w:val="26"/>
+        <w:rPr>
+          <w:rFonts w:ascii="Cambria" w:hAnsi="Cambria"/>
+          <w:sz w:val="24"/>
+          <w:szCs w:val="24"/>
+        </w:rPr>
+      </w:pPr>
+      <w:r>
+        <w:rPr>
+          <w:rFonts w:ascii="Cambria" w:hAnsi="Cambria"/>
+          <w:sz w:val="24"/>
+          <w:szCs w:val="24"/>
+        </w:rPr>
+        <w:t>PIE CHART</w:t>
+      </w:r>
+    </w:p>
+    <w:p>
+      <w:pPr>
+        <w:rPr>
+          <w:rFonts w:ascii="Cambria" w:hAnsi="Cambria"/>
+          <w:sz w:val="24"/>
+          <w:szCs w:val="24"/>
+        </w:rPr>
+      </w:pPr>
+      <w:r>
+        <w:rPr>
+          <w:rFonts w:ascii="Cambria" w:hAnsi="Cambria"/>
+          <w:sz w:val="24"/>
+          <w:szCs w:val="24"/>
+        </w:rPr>
+        <w:t>Used to show percentage</w:t>
+      </w:r>
+    </w:p>
+    <w:p>
+      <w:pPr>
+        <w:rPr>
+          <w:rFonts w:ascii="Cambria" w:hAnsi="Cambria"/>
+          <w:sz w:val="24"/>
+          <w:szCs w:val="24"/>
+        </w:rPr>
+      </w:pPr>
+      <w:r>
+        <w:rPr>
+          <w:rFonts w:ascii="Cambria" w:hAnsi="Cambria"/>
+          <w:sz w:val="24"/>
+          <w:szCs w:val="24"/>
+        </w:rPr>
+        <w:t>labels = ["A", "B", "C"]</w:t>
+      </w:r>
+    </w:p>
+    <w:p>
+      <w:pPr>
+        <w:rPr>
+          <w:rFonts w:ascii="Cambria" w:hAnsi="Cambria"/>
+          <w:sz w:val="24"/>
+          <w:szCs w:val="24"/>
+        </w:rPr>
+      </w:pPr>
+      <w:r>
+        <w:rPr>
+          <w:rFonts w:ascii="Cambria" w:hAnsi="Cambria"/>
+          <w:sz w:val="24"/>
+          <w:szCs w:val="24"/>
+        </w:rPr>
+        <w:t>sizes = [40, 35, 25]</w:t>
+      </w:r>
+    </w:p>
+    <w:p>
+      <w:pPr>
+        <w:rPr>
+          <w:rFonts w:ascii="Cambria" w:hAnsi="Cambria"/>
+          <w:sz w:val="24"/>
+          <w:szCs w:val="24"/>
+        </w:rPr>
+      </w:pPr>
+      <w:proofErr w:type="spellStart"/>
+      <w:r>
+        <w:rPr>
+          <w:rFonts w:ascii="Cambria" w:hAnsi="Cambria"/>
+          <w:sz w:val="24"/>
+          <w:szCs w:val="24"/>
+        </w:rPr>
+        <w:t>plt.pie</w:t>
+      </w:r>
+      <w:proofErr w:type="spellEnd"/>
+      <w:r>
+        <w:rPr>
+          <w:rFonts w:ascii="Cambria" w:hAnsi="Cambria"/>
+          <w:sz w:val="24"/>
+          <w:szCs w:val="24"/>
+        </w:rPr>
+        <w:t>(sizes, labels=labels)</w:t>
+      </w:r>
+    </w:p>
+    <w:p>
+      <w:pPr>
+        <w:rPr>
+          <w:rFonts w:ascii="Cambria" w:hAnsi="Cambria"/>
+          <w:sz w:val="24"/>
+          <w:szCs w:val="24"/>
+        </w:rPr>
+      </w:pPr>
+      <w:proofErr w:type="spellStart"/>
+      <w:r>
+        <w:rPr>
+          <w:rFonts w:ascii="Cambria" w:hAnsi="Cambria"/>
+          <w:sz w:val="24"/>
+          <w:szCs w:val="24"/>
         </w:rPr>
         <w:t>plt.show</w:t>
       </w:r>
@@ -774,8 +957,8 @@
       <w:r>
         <w:rPr>
           <w:rFonts w:ascii="Cambria" w:hAnsi="Cambria"/>
-          <w:sz w:val="26"/>
-          <w:szCs w:val="26"/>
+          <w:sz w:val="24"/>
+          <w:szCs w:val="24"/>
         </w:rPr>
         <w:t>()</w:t>
       </w:r>
@@ -783,103 +966,107 @@
     <w:p>
       <w:pPr>
         <w:pStyle w:val="Heading2"/>
-      </w:pPr>
-      <w:r>
-        <w:t>PIE CHART</w:t>
-      </w:r>
-    </w:p>
-    <w:p>
-      <w:pPr>
-        <w:rPr>
-          <w:rFonts w:ascii="Cambria" w:hAnsi="Cambria"/>
-          <w:sz w:val="26"/>
-          <w:szCs w:val="26"/>
-        </w:rPr>
-      </w:pPr>
-      <w:r>
-        <w:rPr>
-          <w:rFonts w:ascii="Cambria" w:hAnsi="Cambria"/>
-          <w:sz w:val="26"/>
-          <w:szCs w:val="26"/>
-        </w:rPr>
-        <w:t>Used to show percentage</w:t>
-      </w:r>
-    </w:p>
-    <w:p>
-      <w:pPr>
-        <w:rPr>
-          <w:rFonts w:ascii="Cambria" w:hAnsi="Cambria"/>
-          <w:sz w:val="26"/>
-          <w:szCs w:val="26"/>
-        </w:rPr>
-      </w:pPr>
-      <w:r>
-        <w:rPr>
-          <w:rFonts w:ascii="Cambria" w:hAnsi="Cambria"/>
-          <w:sz w:val="26"/>
-          <w:szCs w:val="26"/>
-        </w:rPr>
-        <w:t>labels = ["A", "B", "C"]</w:t>
-      </w:r>
-    </w:p>
-    <w:p>
-      <w:pPr>
-        <w:rPr>
-          <w:rFonts w:ascii="Cambria" w:hAnsi="Cambria"/>
-          <w:sz w:val="26"/>
-          <w:szCs w:val="26"/>
-        </w:rPr>
-      </w:pPr>
-      <w:r>
-        <w:rPr>
-          <w:rFonts w:ascii="Cambria" w:hAnsi="Cambria"/>
-          <w:sz w:val="26"/>
-          <w:szCs w:val="26"/>
-        </w:rPr>
-        <w:t>sizes = [40, 35, 25]</w:t>
-      </w:r>
-    </w:p>
-    <w:p>
-      <w:pPr>
-        <w:rPr>
-          <w:rFonts w:ascii="Cambria" w:hAnsi="Cambria"/>
-          <w:sz w:val="26"/>
-          <w:szCs w:val="26"/>
-        </w:rPr>
-      </w:pPr>
-      <w:proofErr w:type="spellStart"/>
-      <w:r>
-        <w:rPr>
-          <w:rFonts w:ascii="Cambria" w:hAnsi="Cambria"/>
-          <w:sz w:val="26"/>
-          <w:szCs w:val="26"/>
-        </w:rPr>
-        <w:t>plt.pie</w:t>
-      </w:r>
-      <w:proofErr w:type="spellEnd"/>
-      <w:r>
-        <w:rPr>
-          <w:rFonts w:ascii="Cambria" w:hAnsi="Cambria"/>
-          <w:sz w:val="26"/>
-          <w:szCs w:val="26"/>
-        </w:rPr>
-        <w:t>(sizes, labels=labels)</w:t>
-      </w:r>
-    </w:p>
-    <w:p>
-      <w:pPr>
-        <w:rPr>
-          <w:rFonts w:ascii="Cambria" w:hAnsi="Cambria"/>
-          <w:sz w:val="26"/>
-          <w:szCs w:val="26"/>
-        </w:rPr>
-      </w:pPr>
-      <w:proofErr w:type="spellStart"/>
-      <w:r>
-        <w:rPr>
-          <w:rFonts w:ascii="Cambria" w:hAnsi="Cambria"/>
-          <w:sz w:val="26"/>
-          <w:szCs w:val="26"/>
+        <w:rPr>
+          <w:rFonts w:ascii="Cambria" w:hAnsi="Cambria"/>
+          <w:sz w:val="24"/>
+          <w:szCs w:val="24"/>
+        </w:rPr>
+      </w:pPr>
+      <w:r>
+        <w:rPr>
+          <w:rFonts w:ascii="Cambria" w:hAnsi="Cambria"/>
+          <w:sz w:val="24"/>
+          <w:szCs w:val="24"/>
+        </w:rPr>
+        <w:t>CUSTOMIZING PLOTS</w:t>
+      </w:r>
+    </w:p>
+    <w:p>
+      <w:pPr>
+        <w:rPr>
+          <w:rFonts w:ascii="Cambria" w:hAnsi="Cambria"/>
+          <w:sz w:val="24"/>
+          <w:szCs w:val="24"/>
+        </w:rPr>
+      </w:pPr>
+      <w:proofErr w:type="spellStart"/>
+      <w:r>
+        <w:rPr>
+          <w:rFonts w:ascii="Cambria" w:hAnsi="Cambria"/>
+          <w:sz w:val="24"/>
+          <w:szCs w:val="24"/>
+        </w:rPr>
+        <w:t>plt.plot</w:t>
+      </w:r>
+      <w:proofErr w:type="spellEnd"/>
+      <w:r>
+        <w:rPr>
+          <w:rFonts w:ascii="Cambria" w:hAnsi="Cambria"/>
+          <w:sz w:val="24"/>
+          <w:szCs w:val="24"/>
+        </w:rPr>
+        <w:t xml:space="preserve">(x, y, </w:t>
+      </w:r>
+      <w:proofErr w:type="spellStart"/>
+      <w:r>
+        <w:rPr>
+          <w:rFonts w:ascii="Cambria" w:hAnsi="Cambria"/>
+          <w:sz w:val="24"/>
+          <w:szCs w:val="24"/>
+        </w:rPr>
+        <w:t>linestyle</w:t>
+      </w:r>
+      <w:proofErr w:type="spellEnd"/>
+      <w:r>
+        <w:rPr>
+          <w:rFonts w:ascii="Cambria" w:hAnsi="Cambria"/>
+          <w:sz w:val="24"/>
+          <w:szCs w:val="24"/>
+        </w:rPr>
+        <w:t>='--', marker='o')</w:t>
+      </w:r>
+    </w:p>
+    <w:p>
+      <w:pPr>
+        <w:rPr>
+          <w:rFonts w:ascii="Cambria" w:hAnsi="Cambria"/>
+          <w:sz w:val="24"/>
+          <w:szCs w:val="24"/>
+        </w:rPr>
+      </w:pPr>
+      <w:proofErr w:type="spellStart"/>
+      <w:r>
+        <w:rPr>
+          <w:rFonts w:ascii="Cambria" w:hAnsi="Cambria"/>
+          <w:sz w:val="24"/>
+          <w:szCs w:val="24"/>
+        </w:rPr>
+        <w:t>plt.grid</w:t>
+      </w:r>
+      <w:proofErr w:type="spellEnd"/>
+      <w:r>
+        <w:rPr>
+          <w:rFonts w:ascii="Cambria" w:hAnsi="Cambria"/>
+          <w:sz w:val="24"/>
+          <w:szCs w:val="24"/>
+        </w:rPr>
+        <w:t>(True)</w:t>
+      </w:r>
+    </w:p>
+    <w:p>
+      <w:pPr>
+        <w:rPr>
+          <w:rFonts w:ascii="Cambria" w:hAnsi="Cambria"/>
+          <w:sz w:val="24"/>
+          <w:szCs w:val="24"/>
+        </w:rPr>
+      </w:pPr>
+      <w:proofErr w:type="spellStart"/>
+      <w:r>
+        <w:rPr>
+          <w:rFonts w:ascii="Cambria" w:hAnsi="Cambria"/>
+          <w:sz w:val="24"/>
+          <w:szCs w:val="24"/>
         </w:rPr>
         <w:t>plt.show</w:t>
       </w:r>
@@ -887,8 +1074,8 @@
       <w:r>
         <w:rPr>
           <w:rFonts w:ascii="Cambria" w:hAnsi="Cambria"/>
-          <w:sz w:val="26"/>
-          <w:szCs w:val="26"/>
+          <w:sz w:val="24"/>
+          <w:szCs w:val="24"/>
         </w:rPr>
         <w:t>()</w:t>
       </w:r>
@@ -896,115 +1083,18 @@
     <w:p>
       <w:pPr>
         <w:pStyle w:val="Heading2"/>
-      </w:pPr>
-      <w:r>
-        <w:t>CUSTOMIZING PLOTS</w:t>
-      </w:r>
-    </w:p>
-    <w:p>
-      <w:pPr>
-        <w:rPr>
-          <w:rFonts w:ascii="Cambria" w:hAnsi="Cambria"/>
-          <w:sz w:val="26"/>
-          <w:szCs w:val="26"/>
-        </w:rPr>
-      </w:pPr>
-      <w:proofErr w:type="spellStart"/>
-      <w:r>
-        <w:rPr>
-          <w:rFonts w:ascii="Cambria" w:hAnsi="Cambria"/>
-          <w:sz w:val="26"/>
-          <w:szCs w:val="26"/>
-        </w:rPr>
-        <w:t>plt.plot</w:t>
-      </w:r>
-      <w:proofErr w:type="spellEnd"/>
-      <w:r>
-        <w:rPr>
-          <w:rFonts w:ascii="Cambria" w:hAnsi="Cambria"/>
-          <w:sz w:val="26"/>
-          <w:szCs w:val="26"/>
-        </w:rPr>
-        <w:t xml:space="preserve">(x, y, </w:t>
-      </w:r>
-      <w:proofErr w:type="spellStart"/>
-      <w:r>
-        <w:rPr>
-          <w:rFonts w:ascii="Cambria" w:hAnsi="Cambria"/>
-          <w:sz w:val="26"/>
-          <w:szCs w:val="26"/>
-        </w:rPr>
-        <w:t>linestyle</w:t>
-      </w:r>
-      <w:proofErr w:type="spellEnd"/>
-      <w:r>
-        <w:rPr>
-          <w:rFonts w:ascii="Cambria" w:hAnsi="Cambria"/>
-          <w:sz w:val="26"/>
-          <w:szCs w:val="26"/>
-        </w:rPr>
-        <w:t>='--', marker='o')</w:t>
-      </w:r>
-    </w:p>
-    <w:p>
-      <w:pPr>
-        <w:rPr>
-          <w:rFonts w:ascii="Cambria" w:hAnsi="Cambria"/>
-          <w:sz w:val="26"/>
-          <w:szCs w:val="26"/>
-        </w:rPr>
-      </w:pPr>
-      <w:proofErr w:type="spellStart"/>
-      <w:r>
-        <w:rPr>
-          <w:rFonts w:ascii="Cambria" w:hAnsi="Cambria"/>
-          <w:sz w:val="26"/>
-          <w:szCs w:val="26"/>
-        </w:rPr>
-        <w:t>plt.grid</w:t>
-      </w:r>
-      <w:proofErr w:type="spellEnd"/>
-      <w:r>
-        <w:rPr>
-          <w:rFonts w:ascii="Cambria" w:hAnsi="Cambria"/>
-          <w:sz w:val="26"/>
-          <w:szCs w:val="26"/>
-        </w:rPr>
-        <w:t>(True)</w:t>
-      </w:r>
-    </w:p>
-    <w:p>
-      <w:pPr>
-        <w:rPr>
-          <w:rFonts w:ascii="Cambria" w:hAnsi="Cambria"/>
-          <w:sz w:val="26"/>
-          <w:szCs w:val="26"/>
-        </w:rPr>
-      </w:pPr>
-      <w:proofErr w:type="spellStart"/>
-      <w:r>
-        <w:rPr>
-          <w:rFonts w:ascii="Cambria" w:hAnsi="Cambria"/>
-          <w:sz w:val="26"/>
-          <w:szCs w:val="26"/>
-        </w:rPr>
-        <w:t>plt.show</w:t>
-      </w:r>
-      <w:proofErr w:type="spellEnd"/>
-      <w:r>
-        <w:rPr>
-          <w:rFonts w:ascii="Cambria" w:hAnsi="Cambria"/>
-          <w:sz w:val="26"/>
-          <w:szCs w:val="26"/>
-        </w:rPr>
-        <w:t>()</w:t>
-      </w:r>
-    </w:p>
-    <w:p>
-      <w:pPr>
-        <w:pStyle w:val="Heading2"/>
-      </w:pPr>
-      <w:r>
+        <w:rPr>
+          <w:rFonts w:ascii="Cambria" w:hAnsi="Cambria"/>
+          <w:sz w:val="24"/>
+          <w:szCs w:val="24"/>
+        </w:rPr>
+      </w:pPr>
+      <w:r>
+        <w:rPr>
+          <w:rFonts w:ascii="Cambria" w:hAnsi="Cambria"/>
+          <w:sz w:val="24"/>
+          <w:szCs w:val="24"/>
+        </w:rPr>
         <w:t>QUICK SUMMARY</w:t>
       </w:r>
     </w:p>
@@ -1016,15 +1106,15 @@
         </w:numPr>
         <w:rPr>
           <w:rFonts w:ascii="Cambria" w:hAnsi="Cambria"/>
-          <w:sz w:val="26"/>
-          <w:szCs w:val="26"/>
-        </w:rPr>
-      </w:pPr>
-      <w:r>
-        <w:rPr>
-          <w:rFonts w:ascii="Cambria" w:hAnsi="Cambria"/>
-          <w:sz w:val="26"/>
-          <w:szCs w:val="26"/>
+          <w:sz w:val="24"/>
+          <w:szCs w:val="24"/>
+        </w:rPr>
+      </w:pPr>
+      <w:r>
+        <w:rPr>
+          <w:rFonts w:ascii="Cambria" w:hAnsi="Cambria"/>
+          <w:sz w:val="24"/>
+          <w:szCs w:val="24"/>
         </w:rPr>
         <w:t>Matplotlib is for graphs</w:t>
       </w:r>
@@ -1037,16 +1127,16 @@
         </w:numPr>
         <w:rPr>
           <w:rFonts w:ascii="Cambria" w:hAnsi="Cambria"/>
-          <w:sz w:val="26"/>
-          <w:szCs w:val="26"/>
-        </w:rPr>
-      </w:pPr>
-      <w:proofErr w:type="spellStart"/>
-      <w:r>
-        <w:rPr>
-          <w:rFonts w:ascii="Cambria" w:hAnsi="Cambria"/>
-          <w:sz w:val="26"/>
-          <w:szCs w:val="26"/>
+          <w:sz w:val="24"/>
+          <w:szCs w:val="24"/>
+        </w:rPr>
+      </w:pPr>
+      <w:proofErr w:type="spellStart"/>
+      <w:r>
+        <w:rPr>
+          <w:rFonts w:ascii="Cambria" w:hAnsi="Cambria"/>
+          <w:sz w:val="24"/>
+          <w:szCs w:val="24"/>
         </w:rPr>
         <w:t>plt.plot</w:t>
       </w:r>
@@ -1054,8 +1144,8 @@
       <w:r>
         <w:rPr>
           <w:rFonts w:ascii="Cambria" w:hAnsi="Cambria"/>
-          <w:sz w:val="26"/>
-          <w:szCs w:val="26"/>
+          <w:sz w:val="24"/>
+          <w:szCs w:val="24"/>
         </w:rPr>
         <w:t>() → line plot</w:t>
       </w:r>
@@ -1068,15 +1158,15 @@
         </w:numPr>
         <w:rPr>
           <w:rFonts w:ascii="Cambria" w:hAnsi="Cambria"/>
-          <w:sz w:val="26"/>
-          <w:szCs w:val="26"/>
-        </w:rPr>
-      </w:pPr>
-      <w:r>
-        <w:rPr>
-          <w:rFonts w:ascii="Cambria" w:hAnsi="Cambria"/>
-          <w:sz w:val="26"/>
-          <w:szCs w:val="26"/>
+          <w:sz w:val="24"/>
+          <w:szCs w:val="24"/>
+        </w:rPr>
+      </w:pPr>
+      <w:r>
+        <w:rPr>
+          <w:rFonts w:ascii="Cambria" w:hAnsi="Cambria"/>
+          <w:sz w:val="24"/>
+          <w:szCs w:val="24"/>
         </w:rPr>
         <w:t xml:space="preserve">scatter, bar, hist, pie </w:t>
       </w:r>
@@ -1084,8 +1174,8 @@
       <w:r>
         <w:rPr>
           <w:rFonts w:ascii="Cambria" w:hAnsi="Cambria"/>
-          <w:sz w:val="26"/>
-          <w:szCs w:val="26"/>
+          <w:sz w:val="24"/>
+          <w:szCs w:val="24"/>
         </w:rPr>
         <w:t>are</w:t>
       </w:r>
@@ -1093,8 +1183,8 @@
       <w:r>
         <w:rPr>
           <w:rFonts w:ascii="Cambria" w:hAnsi="Cambria"/>
-          <w:sz w:val="26"/>
-          <w:szCs w:val="26"/>
+          <w:sz w:val="24"/>
+          <w:szCs w:val="24"/>
         </w:rPr>
         <w:t xml:space="preserve"> common</w:t>
       </w:r>
@@ -1107,15 +1197,15 @@
         </w:numPr>
         <w:rPr>
           <w:rFonts w:ascii="Cambria" w:hAnsi="Cambria"/>
-          <w:sz w:val="26"/>
-          <w:szCs w:val="26"/>
-        </w:rPr>
-      </w:pPr>
-      <w:r>
-        <w:rPr>
-          <w:rFonts w:ascii="Cambria" w:hAnsi="Cambria"/>
-          <w:sz w:val="26"/>
-          <w:szCs w:val="26"/>
+          <w:sz w:val="24"/>
+          <w:szCs w:val="24"/>
+        </w:rPr>
+      </w:pPr>
+      <w:r>
+        <w:rPr>
+          <w:rFonts w:ascii="Cambria" w:hAnsi="Cambria"/>
+          <w:sz w:val="24"/>
+          <w:szCs w:val="24"/>
         </w:rPr>
         <w:t xml:space="preserve">Always use </w:t>
       </w:r>
@@ -1123,8 +1213,8 @@
       <w:r>
         <w:rPr>
           <w:rFonts w:ascii="Cambria" w:hAnsi="Cambria"/>
-          <w:sz w:val="26"/>
-          <w:szCs w:val="26"/>
+          <w:sz w:val="24"/>
+          <w:szCs w:val="24"/>
         </w:rPr>
         <w:t>plt.show</w:t>
       </w:r>
@@ -1132,8 +1222,8 @@
       <w:r>
         <w:rPr>
           <w:rFonts w:ascii="Cambria" w:hAnsi="Cambria"/>
-          <w:sz w:val="26"/>
-          <w:szCs w:val="26"/>
+          <w:sz w:val="24"/>
+          <w:szCs w:val="24"/>
         </w:rPr>
         <w:t>()</w:t>
       </w:r>
@@ -1143,18 +1233,440 @@
         <w:pStyle w:val="Heading1"/>
         <w:rPr>
           <w:rFonts w:ascii="Cambria" w:hAnsi="Cambria"/>
-          <w:sz w:val="26"/>
-          <w:szCs w:val="26"/>
-        </w:rPr>
-      </w:pPr>
-      <w:r>
-        <w:rPr>
-          <w:rFonts w:ascii="Cambria" w:hAnsi="Cambria"/>
-          <w:sz w:val="26"/>
-          <w:szCs w:val="26"/>
+          <w:sz w:val="24"/>
+          <w:szCs w:val="24"/>
+        </w:rPr>
+      </w:pPr>
+      <w:r>
+        <w:rPr>
+          <w:rFonts w:ascii="Cambria" w:hAnsi="Cambria"/>
+          <w:sz w:val="24"/>
+          <w:szCs w:val="24"/>
+        </w:rPr>
+        <w:t>SETTING UP FEATURES IN MATPLOTLIB</w:t>
+      </w:r>
+    </w:p>
+    <w:p>
+      <w:pPr>
+        <w:spacing w:before="0" w:after="160" w:line="259" w:lineRule="auto"/>
+        <w:rPr>
+          <w:rFonts w:ascii="Cambria" w:hAnsi="Cambria"/>
+          <w:sz w:val="24"/>
+          <w:szCs w:val="24"/>
+        </w:rPr>
+      </w:pPr>
+      <w:r>
+        <w:rPr>
+          <w:rFonts w:ascii="Cambria" w:hAnsi="Cambria"/>
+          <w:sz w:val="24"/>
+          <w:szCs w:val="24"/>
+        </w:rPr>
+        <w:t>Features help make graphs clear and easy to read.</w:t>
+      </w:r>
+    </w:p>
+    <w:p>
+      <w:pPr>
+        <w:spacing w:before="0" w:after="160" w:line="259" w:lineRule="auto"/>
+        <w:rPr>
+          <w:rFonts w:ascii="Cambria" w:hAnsi="Cambria"/>
+          <w:sz w:val="24"/>
+          <w:szCs w:val="24"/>
+        </w:rPr>
+      </w:pPr>
+      <w:r>
+        <w:rPr>
+          <w:rFonts w:ascii="Cambria" w:hAnsi="Cambria"/>
+          <w:sz w:val="24"/>
+          <w:szCs w:val="24"/>
         </w:rPr>
         <w:lastRenderedPageBreak/>
-        <w:t>SETTING UP FEATURES IN MATPLOTLIB</w:t>
+        <w:t>Common Plot Features</w:t>
+      </w:r>
+    </w:p>
+    <w:p>
+      <w:pPr>
+        <w:spacing w:after="160" w:line="259" w:lineRule="auto"/>
+        <w:rPr>
+          <w:rFonts w:ascii="Cambria" w:hAnsi="Cambria"/>
+          <w:sz w:val="24"/>
+          <w:szCs w:val="24"/>
+        </w:rPr>
+      </w:pPr>
+      <w:r>
+        <w:rPr>
+          <w:rFonts w:ascii="Cambria" w:hAnsi="Cambria"/>
+          <w:sz w:val="24"/>
+          <w:szCs w:val="24"/>
+        </w:rPr>
+        <w:t xml:space="preserve">import </w:t>
+      </w:r>
+      <w:proofErr w:type="spellStart"/>
+      <w:r>
+        <w:rPr>
+          <w:rFonts w:ascii="Cambria" w:hAnsi="Cambria"/>
+          <w:sz w:val="24"/>
+          <w:szCs w:val="24"/>
+        </w:rPr>
+        <w:t>matplotlib.pyplot</w:t>
+      </w:r>
+      <w:proofErr w:type="spellEnd"/>
+      <w:r>
+        <w:rPr>
+          <w:rFonts w:ascii="Cambria" w:hAnsi="Cambria"/>
+          <w:sz w:val="24"/>
+          <w:szCs w:val="24"/>
+        </w:rPr>
+        <w:t xml:space="preserve"> as </w:t>
+      </w:r>
+      <w:proofErr w:type="spellStart"/>
+      <w:r>
+        <w:rPr>
+          <w:rFonts w:ascii="Cambria" w:hAnsi="Cambria"/>
+          <w:sz w:val="24"/>
+          <w:szCs w:val="24"/>
+        </w:rPr>
+        <w:t>plt</w:t>
+      </w:r>
+      <w:proofErr w:type="spellEnd"/>
+    </w:p>
+    <w:p>
+      <w:pPr>
+        <w:pStyle w:val="Heading2"/>
+        <w:rPr>
+          <w:rFonts w:ascii="Cambria" w:hAnsi="Cambria"/>
+          <w:sz w:val="24"/>
+          <w:szCs w:val="24"/>
+        </w:rPr>
+      </w:pPr>
+      <w:r>
+        <w:rPr>
+          <w:rFonts w:ascii="Cambria" w:hAnsi="Cambria"/>
+          <w:sz w:val="24"/>
+          <w:szCs w:val="24"/>
+        </w:rPr>
+        <w:t>TITLE</w:t>
+      </w:r>
+    </w:p>
+    <w:p>
+      <w:pPr>
+        <w:spacing w:after="160" w:line="259" w:lineRule="auto"/>
+        <w:rPr>
+          <w:rFonts w:ascii="Cambria" w:hAnsi="Cambria"/>
+          <w:sz w:val="24"/>
+          <w:szCs w:val="24"/>
+        </w:rPr>
+      </w:pPr>
+      <w:proofErr w:type="spellStart"/>
+      <w:r>
+        <w:rPr>
+          <w:rFonts w:ascii="Cambria" w:hAnsi="Cambria"/>
+          <w:sz w:val="24"/>
+          <w:szCs w:val="24"/>
+        </w:rPr>
+        <w:t>plt.title</w:t>
+      </w:r>
+      <w:proofErr w:type="spellEnd"/>
+      <w:r>
+        <w:rPr>
+          <w:rFonts w:ascii="Cambria" w:hAnsi="Cambria"/>
+          <w:sz w:val="24"/>
+          <w:szCs w:val="24"/>
+        </w:rPr>
+        <w:t>("Sales Data")</w:t>
+      </w:r>
+    </w:p>
+    <w:p>
+      <w:pPr>
+        <w:pStyle w:val="Heading2"/>
+        <w:rPr>
+          <w:rFonts w:ascii="Cambria" w:hAnsi="Cambria"/>
+          <w:sz w:val="24"/>
+          <w:szCs w:val="24"/>
+        </w:rPr>
+      </w:pPr>
+      <w:r>
+        <w:rPr>
+          <w:rFonts w:ascii="Cambria" w:hAnsi="Cambria"/>
+          <w:sz w:val="24"/>
+          <w:szCs w:val="24"/>
+        </w:rPr>
+        <w:t>X and Y LABELS</w:t>
+      </w:r>
+    </w:p>
+    <w:p>
+      <w:pPr>
+        <w:spacing w:after="160" w:line="259" w:lineRule="auto"/>
+        <w:rPr>
+          <w:rFonts w:ascii="Cambria" w:hAnsi="Cambria"/>
+          <w:sz w:val="24"/>
+          <w:szCs w:val="24"/>
+        </w:rPr>
+      </w:pPr>
+      <w:proofErr w:type="spellStart"/>
+      <w:r>
+        <w:rPr>
+          <w:rFonts w:ascii="Cambria" w:hAnsi="Cambria"/>
+          <w:sz w:val="24"/>
+          <w:szCs w:val="24"/>
+        </w:rPr>
+        <w:t>plt.xlabel</w:t>
+      </w:r>
+      <w:proofErr w:type="spellEnd"/>
+      <w:r>
+        <w:rPr>
+          <w:rFonts w:ascii="Cambria" w:hAnsi="Cambria"/>
+          <w:sz w:val="24"/>
+          <w:szCs w:val="24"/>
+        </w:rPr>
+        <w:t>("Days")</w:t>
+      </w:r>
+    </w:p>
+    <w:p>
+      <w:pPr>
+        <w:spacing w:after="160" w:line="259" w:lineRule="auto"/>
+        <w:rPr>
+          <w:rFonts w:ascii="Cambria" w:hAnsi="Cambria"/>
+          <w:sz w:val="24"/>
+          <w:szCs w:val="24"/>
+        </w:rPr>
+      </w:pPr>
+      <w:proofErr w:type="spellStart"/>
+      <w:r>
+        <w:rPr>
+          <w:rFonts w:ascii="Cambria" w:hAnsi="Cambria"/>
+          <w:sz w:val="24"/>
+          <w:szCs w:val="24"/>
+        </w:rPr>
+        <w:t>plt.ylabel</w:t>
+      </w:r>
+      <w:proofErr w:type="spellEnd"/>
+      <w:r>
+        <w:rPr>
+          <w:rFonts w:ascii="Cambria" w:hAnsi="Cambria"/>
+          <w:sz w:val="24"/>
+          <w:szCs w:val="24"/>
+        </w:rPr>
+        <w:t>("Sales")</w:t>
+      </w:r>
+    </w:p>
+    <w:p>
+      <w:pPr>
+        <w:pStyle w:val="Heading2"/>
+        <w:rPr>
+          <w:rFonts w:ascii="Cambria" w:hAnsi="Cambria"/>
+          <w:sz w:val="24"/>
+          <w:szCs w:val="24"/>
+        </w:rPr>
+      </w:pPr>
+      <w:r>
+        <w:rPr>
+          <w:rFonts w:ascii="Cambria" w:hAnsi="Cambria"/>
+          <w:sz w:val="24"/>
+          <w:szCs w:val="24"/>
+        </w:rPr>
+        <w:t>LEGEND</w:t>
+      </w:r>
+    </w:p>
+    <w:p>
+      <w:pPr>
+        <w:spacing w:after="160" w:line="259" w:lineRule="auto"/>
+        <w:rPr>
+          <w:rFonts w:ascii="Cambria" w:hAnsi="Cambria"/>
+          <w:sz w:val="24"/>
+          <w:szCs w:val="24"/>
+        </w:rPr>
+      </w:pPr>
+      <w:proofErr w:type="spellStart"/>
+      <w:r>
+        <w:rPr>
+          <w:rFonts w:ascii="Cambria" w:hAnsi="Cambria"/>
+          <w:sz w:val="24"/>
+          <w:szCs w:val="24"/>
+        </w:rPr>
+        <w:t>plt.plot</w:t>
+      </w:r>
+      <w:proofErr w:type="spellEnd"/>
+      <w:r>
+        <w:rPr>
+          <w:rFonts w:ascii="Cambria" w:hAnsi="Cambria"/>
+          <w:sz w:val="24"/>
+          <w:szCs w:val="24"/>
+        </w:rPr>
+        <w:t>(x, y, label="Sales Line")</w:t>
+      </w:r>
+    </w:p>
+    <w:p>
+      <w:pPr>
+        <w:spacing w:after="160" w:line="259" w:lineRule="auto"/>
+        <w:rPr>
+          <w:rFonts w:ascii="Cambria" w:hAnsi="Cambria"/>
+          <w:sz w:val="24"/>
+          <w:szCs w:val="24"/>
+        </w:rPr>
+      </w:pPr>
+      <w:proofErr w:type="spellStart"/>
+      <w:r>
+        <w:rPr>
+          <w:rFonts w:ascii="Cambria" w:hAnsi="Cambria"/>
+          <w:sz w:val="24"/>
+          <w:szCs w:val="24"/>
+        </w:rPr>
+        <w:t>plt.legend</w:t>
+      </w:r>
+      <w:proofErr w:type="spellEnd"/>
+      <w:r>
+        <w:rPr>
+          <w:rFonts w:ascii="Cambria" w:hAnsi="Cambria"/>
+          <w:sz w:val="24"/>
+          <w:szCs w:val="24"/>
+        </w:rPr>
+        <w:t>()</w:t>
+      </w:r>
+    </w:p>
+    <w:p>
+      <w:pPr>
+        <w:pStyle w:val="Heading2"/>
+        <w:rPr>
+          <w:rFonts w:ascii="Cambria" w:hAnsi="Cambria"/>
+          <w:sz w:val="24"/>
+          <w:szCs w:val="24"/>
+        </w:rPr>
+      </w:pPr>
+      <w:r>
+        <w:rPr>
+          <w:rFonts w:ascii="Cambria" w:hAnsi="Cambria"/>
+          <w:sz w:val="24"/>
+          <w:szCs w:val="24"/>
+        </w:rPr>
+        <w:t>GRID</w:t>
+      </w:r>
+    </w:p>
+    <w:p>
+      <w:pPr>
+        <w:spacing w:after="160" w:line="259" w:lineRule="auto"/>
+        <w:rPr>
+          <w:rFonts w:ascii="Cambria" w:hAnsi="Cambria"/>
+          <w:sz w:val="24"/>
+          <w:szCs w:val="24"/>
+        </w:rPr>
+      </w:pPr>
+      <w:proofErr w:type="spellStart"/>
+      <w:r>
+        <w:rPr>
+          <w:rFonts w:ascii="Cambria" w:hAnsi="Cambria"/>
+          <w:sz w:val="24"/>
+          <w:szCs w:val="24"/>
+        </w:rPr>
+        <w:t>plt.grid</w:t>
+      </w:r>
+      <w:proofErr w:type="spellEnd"/>
+      <w:r>
+        <w:rPr>
+          <w:rFonts w:ascii="Cambria" w:hAnsi="Cambria"/>
+          <w:sz w:val="24"/>
+          <w:szCs w:val="24"/>
+        </w:rPr>
+        <w:t>(True)</w:t>
+      </w:r>
+    </w:p>
+    <w:p>
+      <w:pPr>
+        <w:pStyle w:val="Heading2"/>
+        <w:rPr>
+          <w:rFonts w:ascii="Cambria" w:hAnsi="Cambria"/>
+          <w:sz w:val="24"/>
+          <w:szCs w:val="24"/>
+        </w:rPr>
+      </w:pPr>
+      <w:r>
+        <w:rPr>
+          <w:rFonts w:ascii="Cambria" w:hAnsi="Cambria"/>
+          <w:sz w:val="24"/>
+          <w:szCs w:val="24"/>
+        </w:rPr>
+        <w:t>COLOR, MARKER, LINESTYLE</w:t>
+      </w:r>
+    </w:p>
+    <w:p>
+      <w:pPr>
+        <w:spacing w:after="160" w:line="259" w:lineRule="auto"/>
+        <w:rPr>
+          <w:rFonts w:ascii="Cambria" w:hAnsi="Cambria"/>
+          <w:sz w:val="24"/>
+          <w:szCs w:val="24"/>
+        </w:rPr>
+      </w:pPr>
+      <w:proofErr w:type="spellStart"/>
+      <w:r>
+        <w:rPr>
+          <w:rFonts w:ascii="Cambria" w:hAnsi="Cambria"/>
+          <w:sz w:val="24"/>
+          <w:szCs w:val="24"/>
+        </w:rPr>
+        <w:t>plt.plot</w:t>
+      </w:r>
+      <w:proofErr w:type="spellEnd"/>
+      <w:r>
+        <w:rPr>
+          <w:rFonts w:ascii="Cambria" w:hAnsi="Cambria"/>
+          <w:sz w:val="24"/>
+          <w:szCs w:val="24"/>
+        </w:rPr>
+        <w:t xml:space="preserve">(x, y, </w:t>
+      </w:r>
+      <w:proofErr w:type="spellStart"/>
+      <w:r>
+        <w:rPr>
+          <w:rFonts w:ascii="Cambria" w:hAnsi="Cambria"/>
+          <w:sz w:val="24"/>
+          <w:szCs w:val="24"/>
+        </w:rPr>
+        <w:t>color</w:t>
+      </w:r>
+      <w:proofErr w:type="spellEnd"/>
+      <w:r>
+        <w:rPr>
+          <w:rFonts w:ascii="Cambria" w:hAnsi="Cambria"/>
+          <w:sz w:val="24"/>
+          <w:szCs w:val="24"/>
+        </w:rPr>
+        <w:t xml:space="preserve">='blue', marker='o', </w:t>
+      </w:r>
+      <w:proofErr w:type="spellStart"/>
+      <w:r>
+        <w:rPr>
+          <w:rFonts w:ascii="Cambria" w:hAnsi="Cambria"/>
+          <w:sz w:val="24"/>
+          <w:szCs w:val="24"/>
+        </w:rPr>
+        <w:t>linestyle</w:t>
+      </w:r>
+      <w:proofErr w:type="spellEnd"/>
+      <w:r>
+        <w:rPr>
+          <w:rFonts w:ascii="Cambria" w:hAnsi="Cambria"/>
+          <w:sz w:val="24"/>
+          <w:szCs w:val="24"/>
+        </w:rPr>
+        <w:t>='--')</w:t>
+      </w:r>
+    </w:p>
+    <w:p>
+      <w:pPr>
+        <w:pStyle w:val="Heading1"/>
+        <w:rPr>
+          <w:rFonts w:ascii="Cambria" w:hAnsi="Cambria"/>
+          <w:sz w:val="24"/>
+          <w:szCs w:val="24"/>
+        </w:rPr>
+      </w:pPr>
+      <w:r>
+        <w:rPr>
+          <w:rFonts w:ascii="Cambria" w:hAnsi="Cambria"/>
+          <w:sz w:val="24"/>
+          <w:szCs w:val="24"/>
+        </w:rPr>
+        <w:t>ONE FIGURE, MANY PLOTS (SUBPLOTS)</w:t>
       </w:r>
     </w:p>
     <w:p>
@@ -1162,17 +1674,241 @@
         <w:spacing w:before="0" w:after="160" w:line="259" w:lineRule="auto"/>
         <w:rPr>
           <w:rFonts w:ascii="Cambria" w:hAnsi="Cambria"/>
-          <w:sz w:val="26"/>
-          <w:szCs w:val="26"/>
-        </w:rPr>
-      </w:pPr>
-      <w:r>
-        <w:rPr>
-          <w:rFonts w:ascii="Cambria" w:hAnsi="Cambria"/>
-          <w:sz w:val="26"/>
-          <w:szCs w:val="26"/>
-        </w:rPr>
-        <w:t>Features help make graphs clear and easy to read.</w:t>
+          <w:sz w:val="24"/>
+          <w:szCs w:val="24"/>
+        </w:rPr>
+      </w:pPr>
+      <w:r>
+        <w:rPr>
+          <w:rFonts w:ascii="Cambria" w:hAnsi="Cambria"/>
+          <w:sz w:val="24"/>
+          <w:szCs w:val="24"/>
+        </w:rPr>
+        <w:t>We can show many plots in one figure.</w:t>
+      </w:r>
+    </w:p>
+    <w:p>
+      <w:pPr>
+        <w:pStyle w:val="Heading2"/>
+        <w:rPr>
+          <w:rFonts w:ascii="Cambria" w:hAnsi="Cambria"/>
+          <w:sz w:val="24"/>
+          <w:szCs w:val="24"/>
+        </w:rPr>
+      </w:pPr>
+      <w:r>
+        <w:rPr>
+          <w:rFonts w:ascii="Cambria" w:hAnsi="Cambria"/>
+          <w:sz w:val="24"/>
+          <w:szCs w:val="24"/>
+        </w:rPr>
+        <w:t>Example Using subplot()</w:t>
+      </w:r>
+    </w:p>
+    <w:p>
+      <w:pPr>
+        <w:spacing w:after="160" w:line="259" w:lineRule="auto"/>
+        <w:rPr>
+          <w:rFonts w:ascii="Cambria" w:hAnsi="Cambria"/>
+          <w:sz w:val="24"/>
+          <w:szCs w:val="24"/>
+        </w:rPr>
+      </w:pPr>
+      <w:proofErr w:type="spellStart"/>
+      <w:r>
+        <w:rPr>
+          <w:rFonts w:ascii="Cambria" w:hAnsi="Cambria"/>
+          <w:sz w:val="24"/>
+          <w:szCs w:val="24"/>
+        </w:rPr>
+        <w:t>plt.subplot</w:t>
+      </w:r>
+      <w:proofErr w:type="spellEnd"/>
+      <w:r>
+        <w:rPr>
+          <w:rFonts w:ascii="Cambria" w:hAnsi="Cambria"/>
+          <w:sz w:val="24"/>
+          <w:szCs w:val="24"/>
+        </w:rPr>
+        <w:t>(1, 2, 1)</w:t>
+      </w:r>
+    </w:p>
+    <w:p>
+      <w:pPr>
+        <w:spacing w:after="160" w:line="259" w:lineRule="auto"/>
+        <w:rPr>
+          <w:rFonts w:ascii="Cambria" w:hAnsi="Cambria"/>
+          <w:sz w:val="24"/>
+          <w:szCs w:val="24"/>
+        </w:rPr>
+      </w:pPr>
+      <w:proofErr w:type="spellStart"/>
+      <w:r>
+        <w:rPr>
+          <w:rFonts w:ascii="Cambria" w:hAnsi="Cambria"/>
+          <w:sz w:val="24"/>
+          <w:szCs w:val="24"/>
+        </w:rPr>
+        <w:t>plt.plot</w:t>
+      </w:r>
+      <w:proofErr w:type="spellEnd"/>
+      <w:r>
+        <w:rPr>
+          <w:rFonts w:ascii="Cambria" w:hAnsi="Cambria"/>
+          <w:sz w:val="24"/>
+          <w:szCs w:val="24"/>
+        </w:rPr>
+        <w:t>([1,2,3], [4,5,6])</w:t>
+      </w:r>
+    </w:p>
+    <w:p>
+      <w:pPr>
+        <w:spacing w:after="160" w:line="259" w:lineRule="auto"/>
+        <w:rPr>
+          <w:rFonts w:ascii="Cambria" w:hAnsi="Cambria"/>
+          <w:sz w:val="24"/>
+          <w:szCs w:val="24"/>
+        </w:rPr>
+      </w:pPr>
+      <w:proofErr w:type="spellStart"/>
+      <w:r>
+        <w:rPr>
+          <w:rFonts w:ascii="Cambria" w:hAnsi="Cambria"/>
+          <w:sz w:val="24"/>
+          <w:szCs w:val="24"/>
+        </w:rPr>
+        <w:t>plt.title</w:t>
+      </w:r>
+      <w:proofErr w:type="spellEnd"/>
+      <w:r>
+        <w:rPr>
+          <w:rFonts w:ascii="Cambria" w:hAnsi="Cambria"/>
+          <w:sz w:val="24"/>
+          <w:szCs w:val="24"/>
+        </w:rPr>
+        <w:t>("Plot 1")</w:t>
+      </w:r>
+    </w:p>
+    <w:p>
+      <w:pPr>
+        <w:spacing w:after="160" w:line="259" w:lineRule="auto"/>
+        <w:rPr>
+          <w:rFonts w:ascii="Cambria" w:hAnsi="Cambria"/>
+          <w:sz w:val="24"/>
+          <w:szCs w:val="24"/>
+        </w:rPr>
+      </w:pPr>
+      <w:proofErr w:type="spellStart"/>
+      <w:r>
+        <w:rPr>
+          <w:rFonts w:ascii="Cambria" w:hAnsi="Cambria"/>
+          <w:sz w:val="24"/>
+          <w:szCs w:val="24"/>
+        </w:rPr>
+        <w:t>plt.subplot</w:t>
+      </w:r>
+      <w:proofErr w:type="spellEnd"/>
+      <w:r>
+        <w:rPr>
+          <w:rFonts w:ascii="Cambria" w:hAnsi="Cambria"/>
+          <w:sz w:val="24"/>
+          <w:szCs w:val="24"/>
+        </w:rPr>
+        <w:t>(1, 2, 2)</w:t>
+      </w:r>
+    </w:p>
+    <w:p>
+      <w:pPr>
+        <w:spacing w:after="160" w:line="259" w:lineRule="auto"/>
+        <w:rPr>
+          <w:rFonts w:ascii="Cambria" w:hAnsi="Cambria"/>
+          <w:sz w:val="24"/>
+          <w:szCs w:val="24"/>
+        </w:rPr>
+      </w:pPr>
+      <w:proofErr w:type="spellStart"/>
+      <w:r>
+        <w:rPr>
+          <w:rFonts w:ascii="Cambria" w:hAnsi="Cambria"/>
+          <w:sz w:val="24"/>
+          <w:szCs w:val="24"/>
+        </w:rPr>
+        <w:t>plt.plot</w:t>
+      </w:r>
+      <w:proofErr w:type="spellEnd"/>
+      <w:r>
+        <w:rPr>
+          <w:rFonts w:ascii="Cambria" w:hAnsi="Cambria"/>
+          <w:sz w:val="24"/>
+          <w:szCs w:val="24"/>
+        </w:rPr>
+        <w:t>([1,2,3], [6,5,4])</w:t>
+      </w:r>
+    </w:p>
+    <w:p>
+      <w:pPr>
+        <w:spacing w:after="160" w:line="259" w:lineRule="auto"/>
+        <w:rPr>
+          <w:rFonts w:ascii="Cambria" w:hAnsi="Cambria"/>
+          <w:sz w:val="24"/>
+          <w:szCs w:val="24"/>
+        </w:rPr>
+      </w:pPr>
+      <w:proofErr w:type="spellStart"/>
+      <w:r>
+        <w:rPr>
+          <w:rFonts w:ascii="Cambria" w:hAnsi="Cambria"/>
+          <w:sz w:val="24"/>
+          <w:szCs w:val="24"/>
+        </w:rPr>
+        <w:t>plt.title</w:t>
+      </w:r>
+      <w:proofErr w:type="spellEnd"/>
+      <w:r>
+        <w:rPr>
+          <w:rFonts w:ascii="Cambria" w:hAnsi="Cambria"/>
+          <w:sz w:val="24"/>
+          <w:szCs w:val="24"/>
+        </w:rPr>
+        <w:t>("Plot 2")</w:t>
+      </w:r>
+    </w:p>
+    <w:p>
+      <w:pPr>
+        <w:spacing w:after="160" w:line="259" w:lineRule="auto"/>
+        <w:rPr>
+          <w:rFonts w:ascii="Cambria" w:hAnsi="Cambria"/>
+          <w:sz w:val="24"/>
+          <w:szCs w:val="24"/>
+        </w:rPr>
+      </w:pPr>
+    </w:p>
+    <w:p>
+      <w:pPr>
+        <w:spacing w:after="160" w:line="259" w:lineRule="auto"/>
+        <w:rPr>
+          <w:rFonts w:ascii="Cambria" w:hAnsi="Cambria"/>
+          <w:sz w:val="24"/>
+          <w:szCs w:val="24"/>
+        </w:rPr>
+      </w:pPr>
+      <w:proofErr w:type="spellStart"/>
+      <w:r>
+        <w:rPr>
+          <w:rFonts w:ascii="Cambria" w:hAnsi="Cambria"/>
+          <w:sz w:val="24"/>
+          <w:szCs w:val="24"/>
+        </w:rPr>
+        <w:t>plt.show</w:t>
+      </w:r>
+      <w:proofErr w:type="spellEnd"/>
+      <w:r>
+        <w:rPr>
+          <w:rFonts w:ascii="Cambria" w:hAnsi="Cambria"/>
+          <w:sz w:val="24"/>
+          <w:szCs w:val="24"/>
+        </w:rPr>
+        <w:t>()</w:t>
       </w:r>
     </w:p>
     <w:p>
@@ -1180,17 +1916,35 @@
         <w:spacing w:before="0" w:after="160" w:line="259" w:lineRule="auto"/>
         <w:rPr>
           <w:rFonts w:ascii="Cambria" w:hAnsi="Cambria"/>
-          <w:sz w:val="26"/>
-          <w:szCs w:val="26"/>
-        </w:rPr>
-      </w:pPr>
-      <w:r>
-        <w:rPr>
-          <w:rFonts w:ascii="Cambria" w:hAnsi="Cambria"/>
-          <w:sz w:val="26"/>
-          <w:szCs w:val="26"/>
-        </w:rPr>
-        <w:t>Common Plot Features</w:t>
+          <w:sz w:val="24"/>
+          <w:szCs w:val="24"/>
+        </w:rPr>
+      </w:pPr>
+      <w:r>
+        <w:rPr>
+          <w:rFonts w:ascii="Cambria" w:hAnsi="Cambria"/>
+          <w:sz w:val="24"/>
+          <w:szCs w:val="24"/>
+        </w:rPr>
+        <w:t>(1, 2, 1) → 1 row, 2 columns, 1st plot</w:t>
+      </w:r>
+    </w:p>
+    <w:p>
+      <w:pPr>
+        <w:pStyle w:val="Heading2"/>
+        <w:rPr>
+          <w:rFonts w:ascii="Cambria" w:hAnsi="Cambria"/>
+          <w:sz w:val="24"/>
+          <w:szCs w:val="24"/>
+        </w:rPr>
+      </w:pPr>
+      <w:r>
+        <w:rPr>
+          <w:rFonts w:ascii="Cambria" w:hAnsi="Cambria"/>
+          <w:sz w:val="24"/>
+          <w:szCs w:val="24"/>
+        </w:rPr>
+        <w:t>Example Using subplots()</w:t>
       </w:r>
     </w:p>
     <w:p>
@@ -1198,928 +1952,264 @@
         <w:spacing w:after="160" w:line="259" w:lineRule="auto"/>
         <w:rPr>
           <w:rFonts w:ascii="Cambria" w:hAnsi="Cambria"/>
-          <w:sz w:val="26"/>
-          <w:szCs w:val="26"/>
-        </w:rPr>
-      </w:pPr>
-      <w:r>
-        <w:rPr>
-          <w:rFonts w:ascii="Cambria" w:hAnsi="Cambria"/>
-          <w:sz w:val="26"/>
-          <w:szCs w:val="26"/>
-        </w:rPr>
-        <w:t xml:space="preserve">import </w:t>
-      </w:r>
-      <w:proofErr w:type="spellStart"/>
-      <w:r>
-        <w:rPr>
-          <w:rFonts w:ascii="Cambria" w:hAnsi="Cambria"/>
-          <w:sz w:val="26"/>
-          <w:szCs w:val="26"/>
-        </w:rPr>
-        <w:t>matplotlib.pyplot</w:t>
-      </w:r>
-      <w:proofErr w:type="spellEnd"/>
-      <w:r>
-        <w:rPr>
-          <w:rFonts w:ascii="Cambria" w:hAnsi="Cambria"/>
-          <w:sz w:val="26"/>
-          <w:szCs w:val="26"/>
-        </w:rPr>
-        <w:t xml:space="preserve"> as </w:t>
-      </w:r>
-      <w:proofErr w:type="spellStart"/>
-      <w:r>
-        <w:rPr>
-          <w:rFonts w:ascii="Cambria" w:hAnsi="Cambria"/>
-          <w:sz w:val="26"/>
-          <w:szCs w:val="26"/>
-        </w:rPr>
-        <w:t>plt</w:t>
-      </w:r>
-      <w:proofErr w:type="spellEnd"/>
+          <w:sz w:val="24"/>
+          <w:szCs w:val="24"/>
+        </w:rPr>
+      </w:pPr>
+      <w:r>
+        <w:rPr>
+          <w:rFonts w:ascii="Cambria" w:hAnsi="Cambria"/>
+          <w:sz w:val="24"/>
+          <w:szCs w:val="24"/>
+        </w:rPr>
+        <w:t xml:space="preserve">fig, </w:t>
+      </w:r>
+      <w:proofErr w:type="spellStart"/>
+      <w:r>
+        <w:rPr>
+          <w:rFonts w:ascii="Cambria" w:hAnsi="Cambria"/>
+          <w:sz w:val="24"/>
+          <w:szCs w:val="24"/>
+        </w:rPr>
+        <w:t>ax</w:t>
+      </w:r>
+      <w:proofErr w:type="spellEnd"/>
+      <w:r>
+        <w:rPr>
+          <w:rFonts w:ascii="Cambria" w:hAnsi="Cambria"/>
+          <w:sz w:val="24"/>
+          <w:szCs w:val="24"/>
+        </w:rPr>
+        <w:t xml:space="preserve"> = </w:t>
+      </w:r>
+      <w:proofErr w:type="spellStart"/>
+      <w:r>
+        <w:rPr>
+          <w:rFonts w:ascii="Cambria" w:hAnsi="Cambria"/>
+          <w:sz w:val="24"/>
+          <w:szCs w:val="24"/>
+        </w:rPr>
+        <w:t>plt.subplots</w:t>
+      </w:r>
+      <w:proofErr w:type="spellEnd"/>
+      <w:r>
+        <w:rPr>
+          <w:rFonts w:ascii="Cambria" w:hAnsi="Cambria"/>
+          <w:sz w:val="24"/>
+          <w:szCs w:val="24"/>
+        </w:rPr>
+        <w:t>(2, 1)</w:t>
+      </w:r>
+    </w:p>
+    <w:p>
+      <w:pPr>
+        <w:spacing w:after="160" w:line="259" w:lineRule="auto"/>
+        <w:rPr>
+          <w:rFonts w:ascii="Cambria" w:hAnsi="Cambria"/>
+          <w:sz w:val="24"/>
+          <w:szCs w:val="24"/>
+        </w:rPr>
+      </w:pPr>
+      <w:proofErr w:type="spellStart"/>
+      <w:r>
+        <w:rPr>
+          <w:rFonts w:ascii="Cambria" w:hAnsi="Cambria"/>
+          <w:sz w:val="24"/>
+          <w:szCs w:val="24"/>
+        </w:rPr>
+        <w:t>ax</w:t>
+      </w:r>
+      <w:proofErr w:type="spellEnd"/>
+      <w:r>
+        <w:rPr>
+          <w:rFonts w:ascii="Cambria" w:hAnsi="Cambria"/>
+          <w:sz w:val="24"/>
+          <w:szCs w:val="24"/>
+        </w:rPr>
+        <w:t>[0].plot([1,2,3], [3,4,5])</w:t>
+      </w:r>
+    </w:p>
+    <w:p>
+      <w:pPr>
+        <w:spacing w:after="160" w:line="259" w:lineRule="auto"/>
+        <w:rPr>
+          <w:rFonts w:ascii="Cambria" w:hAnsi="Cambria"/>
+          <w:sz w:val="24"/>
+          <w:szCs w:val="24"/>
+        </w:rPr>
+      </w:pPr>
+      <w:proofErr w:type="spellStart"/>
+      <w:r>
+        <w:rPr>
+          <w:rFonts w:ascii="Cambria" w:hAnsi="Cambria"/>
+          <w:sz w:val="24"/>
+          <w:szCs w:val="24"/>
+        </w:rPr>
+        <w:lastRenderedPageBreak/>
+        <w:t>ax</w:t>
+      </w:r>
+      <w:proofErr w:type="spellEnd"/>
+      <w:r>
+        <w:rPr>
+          <w:rFonts w:ascii="Cambria" w:hAnsi="Cambria"/>
+          <w:sz w:val="24"/>
+          <w:szCs w:val="24"/>
+        </w:rPr>
+        <w:t>[0].</w:t>
+      </w:r>
+      <w:proofErr w:type="spellStart"/>
+      <w:r>
+        <w:rPr>
+          <w:rFonts w:ascii="Cambria" w:hAnsi="Cambria"/>
+          <w:sz w:val="24"/>
+          <w:szCs w:val="24"/>
+        </w:rPr>
+        <w:t>set_title</w:t>
+      </w:r>
+      <w:proofErr w:type="spellEnd"/>
+      <w:r>
+        <w:rPr>
+          <w:rFonts w:ascii="Cambria" w:hAnsi="Cambria"/>
+          <w:sz w:val="24"/>
+          <w:szCs w:val="24"/>
+        </w:rPr>
+        <w:t>("Top Plot")</w:t>
+      </w:r>
+    </w:p>
+    <w:p>
+      <w:pPr>
+        <w:spacing w:after="160" w:line="259" w:lineRule="auto"/>
+        <w:rPr>
+          <w:rFonts w:ascii="Cambria" w:hAnsi="Cambria"/>
+          <w:sz w:val="24"/>
+          <w:szCs w:val="24"/>
+        </w:rPr>
+      </w:pPr>
+      <w:proofErr w:type="spellStart"/>
+      <w:r>
+        <w:rPr>
+          <w:rFonts w:ascii="Cambria" w:hAnsi="Cambria"/>
+          <w:sz w:val="24"/>
+          <w:szCs w:val="24"/>
+        </w:rPr>
+        <w:t>ax</w:t>
+      </w:r>
+      <w:proofErr w:type="spellEnd"/>
+      <w:r>
+        <w:rPr>
+          <w:rFonts w:ascii="Cambria" w:hAnsi="Cambria"/>
+          <w:sz w:val="24"/>
+          <w:szCs w:val="24"/>
+        </w:rPr>
+        <w:t>[1].plot([1,2,3], [5,4,3])</w:t>
+      </w:r>
+    </w:p>
+    <w:p>
+      <w:pPr>
+        <w:spacing w:after="160" w:line="259" w:lineRule="auto"/>
+        <w:rPr>
+          <w:rFonts w:ascii="Cambria" w:hAnsi="Cambria"/>
+          <w:sz w:val="24"/>
+          <w:szCs w:val="24"/>
+        </w:rPr>
+      </w:pPr>
+      <w:proofErr w:type="spellStart"/>
+      <w:r>
+        <w:rPr>
+          <w:rFonts w:ascii="Cambria" w:hAnsi="Cambria"/>
+          <w:sz w:val="24"/>
+          <w:szCs w:val="24"/>
+        </w:rPr>
+        <w:t>ax</w:t>
+      </w:r>
+      <w:proofErr w:type="spellEnd"/>
+      <w:r>
+        <w:rPr>
+          <w:rFonts w:ascii="Cambria" w:hAnsi="Cambria"/>
+          <w:sz w:val="24"/>
+          <w:szCs w:val="24"/>
+        </w:rPr>
+        <w:t>[1].</w:t>
+      </w:r>
+      <w:proofErr w:type="spellStart"/>
+      <w:r>
+        <w:rPr>
+          <w:rFonts w:ascii="Cambria" w:hAnsi="Cambria"/>
+          <w:sz w:val="24"/>
+          <w:szCs w:val="24"/>
+        </w:rPr>
+        <w:t>set_title</w:t>
+      </w:r>
+      <w:proofErr w:type="spellEnd"/>
+      <w:r>
+        <w:rPr>
+          <w:rFonts w:ascii="Cambria" w:hAnsi="Cambria"/>
+          <w:sz w:val="24"/>
+          <w:szCs w:val="24"/>
+        </w:rPr>
+        <w:t>("Bottom Plot")</w:t>
+      </w:r>
+    </w:p>
+    <w:p>
+      <w:pPr>
+        <w:spacing w:after="160" w:line="259" w:lineRule="auto"/>
+        <w:rPr>
+          <w:rFonts w:ascii="Cambria" w:hAnsi="Cambria"/>
+          <w:sz w:val="24"/>
+          <w:szCs w:val="24"/>
+        </w:rPr>
+      </w:pPr>
+      <w:proofErr w:type="spellStart"/>
+      <w:r>
+        <w:rPr>
+          <w:rFonts w:ascii="Cambria" w:hAnsi="Cambria"/>
+          <w:sz w:val="24"/>
+          <w:szCs w:val="24"/>
+        </w:rPr>
+        <w:t>plt.show</w:t>
+      </w:r>
+      <w:proofErr w:type="spellEnd"/>
+      <w:r>
+        <w:rPr>
+          <w:rFonts w:ascii="Cambria" w:hAnsi="Cambria"/>
+          <w:sz w:val="24"/>
+          <w:szCs w:val="24"/>
+        </w:rPr>
+        <w:t>()</w:t>
+      </w:r>
+    </w:p>
+    <w:p>
+      <w:pPr>
+        <w:pStyle w:val="Heading1"/>
+        <w:rPr>
+          <w:rFonts w:ascii="Cambria" w:hAnsi="Cambria"/>
+          <w:sz w:val="24"/>
+          <w:szCs w:val="24"/>
+        </w:rPr>
+      </w:pPr>
+      <w:r>
+        <w:rPr>
+          <w:rFonts w:ascii="Cambria" w:hAnsi="Cambria"/>
+          <w:sz w:val="24"/>
+          <w:szCs w:val="24"/>
+        </w:rPr>
+        <w:t>MOST USED PLOTS</w:t>
+      </w:r>
     </w:p>
     <w:p>
       <w:pPr>
         <w:pStyle w:val="Heading2"/>
         <w:rPr>
           <w:rFonts w:ascii="Cambria" w:hAnsi="Cambria"/>
-          <w:sz w:val="26"/>
-          <w:szCs w:val="26"/>
-        </w:rPr>
-      </w:pPr>
-      <w:r>
-        <w:rPr>
-          <w:rFonts w:ascii="Cambria" w:hAnsi="Cambria"/>
-          <w:sz w:val="26"/>
-          <w:szCs w:val="26"/>
-        </w:rPr>
-        <w:t>TITLE</w:t>
-      </w:r>
-    </w:p>
-    <w:p>
-      <w:pPr>
-        <w:spacing w:after="160" w:line="259" w:lineRule="auto"/>
-        <w:rPr>
-          <w:rFonts w:ascii="Cambria" w:hAnsi="Cambria"/>
-          <w:sz w:val="26"/>
-          <w:szCs w:val="26"/>
-        </w:rPr>
-      </w:pPr>
-      <w:proofErr w:type="spellStart"/>
-      <w:r>
-        <w:rPr>
-          <w:rFonts w:ascii="Cambria" w:hAnsi="Cambria"/>
-          <w:sz w:val="26"/>
-          <w:szCs w:val="26"/>
-        </w:rPr>
-        <w:t>plt.title</w:t>
-      </w:r>
-      <w:proofErr w:type="spellEnd"/>
-      <w:r>
-        <w:rPr>
-          <w:rFonts w:ascii="Cambria" w:hAnsi="Cambria"/>
-          <w:sz w:val="26"/>
-          <w:szCs w:val="26"/>
-        </w:rPr>
-        <w:t>("Sales Data")</w:t>
-      </w:r>
-    </w:p>
-    <w:p>
-      <w:pPr>
-        <w:pStyle w:val="Heading2"/>
-        <w:rPr>
-          <w:rFonts w:ascii="Cambria" w:hAnsi="Cambria"/>
-          <w:sz w:val="26"/>
-          <w:szCs w:val="26"/>
-        </w:rPr>
-      </w:pPr>
-      <w:r>
-        <w:rPr>
-          <w:rFonts w:ascii="Cambria" w:hAnsi="Cambria"/>
-          <w:sz w:val="26"/>
-          <w:szCs w:val="26"/>
-        </w:rPr>
-        <w:t>X and Y LABELS</w:t>
-      </w:r>
-    </w:p>
-    <w:p>
-      <w:pPr>
-        <w:spacing w:after="160" w:line="259" w:lineRule="auto"/>
-        <w:rPr>
-          <w:rFonts w:ascii="Cambria" w:hAnsi="Cambria"/>
-          <w:sz w:val="26"/>
-          <w:szCs w:val="26"/>
-        </w:rPr>
-      </w:pPr>
-      <w:proofErr w:type="spellStart"/>
-      <w:r>
-        <w:rPr>
-          <w:rFonts w:ascii="Cambria" w:hAnsi="Cambria"/>
-          <w:sz w:val="26"/>
-          <w:szCs w:val="26"/>
-        </w:rPr>
-        <w:t>plt.xlabel</w:t>
-      </w:r>
-      <w:proofErr w:type="spellEnd"/>
-      <w:r>
-        <w:rPr>
-          <w:rFonts w:ascii="Cambria" w:hAnsi="Cambria"/>
-          <w:sz w:val="26"/>
-          <w:szCs w:val="26"/>
-        </w:rPr>
-        <w:t>("Days")</w:t>
-      </w:r>
-    </w:p>
-    <w:p>
-      <w:pPr>
-        <w:spacing w:after="160" w:line="259" w:lineRule="auto"/>
-        <w:rPr>
-          <w:rFonts w:ascii="Cambria" w:hAnsi="Cambria"/>
-          <w:sz w:val="26"/>
-          <w:szCs w:val="26"/>
-        </w:rPr>
-      </w:pPr>
-      <w:proofErr w:type="spellStart"/>
-      <w:r>
-        <w:rPr>
-          <w:rFonts w:ascii="Cambria" w:hAnsi="Cambria"/>
-          <w:sz w:val="26"/>
-          <w:szCs w:val="26"/>
-        </w:rPr>
-        <w:t>plt.ylabel</w:t>
-      </w:r>
-      <w:proofErr w:type="spellEnd"/>
-      <w:r>
-        <w:rPr>
-          <w:rFonts w:ascii="Cambria" w:hAnsi="Cambria"/>
-          <w:sz w:val="26"/>
-          <w:szCs w:val="26"/>
-        </w:rPr>
-        <w:t>("Sales")</w:t>
-      </w:r>
-    </w:p>
-    <w:p>
-      <w:pPr>
-        <w:pStyle w:val="Heading2"/>
-        <w:rPr>
-          <w:rFonts w:ascii="Cambria" w:hAnsi="Cambria"/>
-          <w:sz w:val="26"/>
-          <w:szCs w:val="26"/>
-        </w:rPr>
-      </w:pPr>
-      <w:r>
-        <w:rPr>
-          <w:rFonts w:ascii="Cambria" w:hAnsi="Cambria"/>
-          <w:sz w:val="26"/>
-          <w:szCs w:val="26"/>
-        </w:rPr>
-        <w:t>LEGEND</w:t>
-      </w:r>
-    </w:p>
-    <w:p>
-      <w:pPr>
-        <w:spacing w:after="160" w:line="259" w:lineRule="auto"/>
-        <w:rPr>
-          <w:rFonts w:ascii="Cambria" w:hAnsi="Cambria"/>
-          <w:sz w:val="26"/>
-          <w:szCs w:val="26"/>
-        </w:rPr>
-      </w:pPr>
-      <w:proofErr w:type="spellStart"/>
-      <w:r>
-        <w:rPr>
-          <w:rFonts w:ascii="Cambria" w:hAnsi="Cambria"/>
-          <w:sz w:val="26"/>
-          <w:szCs w:val="26"/>
-        </w:rPr>
-        <w:t>plt.plot</w:t>
-      </w:r>
-      <w:proofErr w:type="spellEnd"/>
-      <w:r>
-        <w:rPr>
-          <w:rFonts w:ascii="Cambria" w:hAnsi="Cambria"/>
-          <w:sz w:val="26"/>
-          <w:szCs w:val="26"/>
-        </w:rPr>
-        <w:t>(x, y, label="Sales Line")</w:t>
-      </w:r>
-    </w:p>
-    <w:p>
-      <w:pPr>
-        <w:spacing w:after="160" w:line="259" w:lineRule="auto"/>
-        <w:rPr>
-          <w:rFonts w:ascii="Cambria" w:hAnsi="Cambria"/>
-          <w:sz w:val="26"/>
-          <w:szCs w:val="26"/>
-        </w:rPr>
-      </w:pPr>
-      <w:proofErr w:type="spellStart"/>
-      <w:r>
-        <w:rPr>
-          <w:rFonts w:ascii="Cambria" w:hAnsi="Cambria"/>
-          <w:sz w:val="26"/>
-          <w:szCs w:val="26"/>
-        </w:rPr>
-        <w:t>plt.legend</w:t>
-      </w:r>
-      <w:proofErr w:type="spellEnd"/>
-      <w:r>
-        <w:rPr>
-          <w:rFonts w:ascii="Cambria" w:hAnsi="Cambria"/>
-          <w:sz w:val="26"/>
-          <w:szCs w:val="26"/>
-        </w:rPr>
-        <w:t>()</w:t>
-      </w:r>
-    </w:p>
-    <w:p>
-      <w:pPr>
-        <w:pStyle w:val="Heading2"/>
-        <w:rPr>
-          <w:rFonts w:ascii="Cambria" w:hAnsi="Cambria"/>
-          <w:sz w:val="26"/>
-          <w:szCs w:val="26"/>
-        </w:rPr>
-      </w:pPr>
-      <w:r>
-        <w:rPr>
-          <w:rFonts w:ascii="Cambria" w:hAnsi="Cambria"/>
-          <w:sz w:val="26"/>
-          <w:szCs w:val="26"/>
-        </w:rPr>
-        <w:t>GRID</w:t>
-      </w:r>
-    </w:p>
-    <w:p>
-      <w:pPr>
-        <w:spacing w:after="160" w:line="259" w:lineRule="auto"/>
-        <w:rPr>
-          <w:rFonts w:ascii="Cambria" w:hAnsi="Cambria"/>
-          <w:sz w:val="26"/>
-          <w:szCs w:val="26"/>
-        </w:rPr>
-      </w:pPr>
-      <w:proofErr w:type="spellStart"/>
-      <w:r>
-        <w:rPr>
-          <w:rFonts w:ascii="Cambria" w:hAnsi="Cambria"/>
-          <w:sz w:val="26"/>
-          <w:szCs w:val="26"/>
-        </w:rPr>
-        <w:t>plt.grid</w:t>
-      </w:r>
-      <w:proofErr w:type="spellEnd"/>
-      <w:r>
-        <w:rPr>
-          <w:rFonts w:ascii="Cambria" w:hAnsi="Cambria"/>
-          <w:sz w:val="26"/>
-          <w:szCs w:val="26"/>
-        </w:rPr>
-        <w:t>(True)</w:t>
-      </w:r>
-    </w:p>
-    <w:p>
-      <w:pPr>
-        <w:pStyle w:val="Heading2"/>
-        <w:rPr>
-          <w:rFonts w:ascii="Cambria" w:hAnsi="Cambria"/>
-          <w:sz w:val="26"/>
-          <w:szCs w:val="26"/>
-        </w:rPr>
-      </w:pPr>
-      <w:r>
-        <w:rPr>
-          <w:rFonts w:ascii="Cambria" w:hAnsi="Cambria"/>
-          <w:sz w:val="26"/>
-          <w:szCs w:val="26"/>
-        </w:rPr>
-        <w:t>COLOR, MARKER, LINESTYLE</w:t>
-      </w:r>
-    </w:p>
-    <w:p>
-      <w:pPr>
-        <w:spacing w:after="160" w:line="259" w:lineRule="auto"/>
-        <w:rPr>
-          <w:rFonts w:ascii="Cambria" w:hAnsi="Cambria"/>
-          <w:sz w:val="26"/>
-          <w:szCs w:val="26"/>
-        </w:rPr>
-      </w:pPr>
-      <w:proofErr w:type="spellStart"/>
-      <w:r>
-        <w:rPr>
-          <w:rFonts w:ascii="Cambria" w:hAnsi="Cambria"/>
-          <w:sz w:val="26"/>
-          <w:szCs w:val="26"/>
-        </w:rPr>
-        <w:t>plt.plot</w:t>
-      </w:r>
-      <w:proofErr w:type="spellEnd"/>
-      <w:r>
-        <w:rPr>
-          <w:rFonts w:ascii="Cambria" w:hAnsi="Cambria"/>
-          <w:sz w:val="26"/>
-          <w:szCs w:val="26"/>
-        </w:rPr>
-        <w:t xml:space="preserve">(x, y, </w:t>
-      </w:r>
-      <w:proofErr w:type="spellStart"/>
-      <w:r>
-        <w:rPr>
-          <w:rFonts w:ascii="Cambria" w:hAnsi="Cambria"/>
-          <w:sz w:val="26"/>
-          <w:szCs w:val="26"/>
-        </w:rPr>
-        <w:t>color</w:t>
-      </w:r>
-      <w:proofErr w:type="spellEnd"/>
-      <w:r>
-        <w:rPr>
-          <w:rFonts w:ascii="Cambria" w:hAnsi="Cambria"/>
-          <w:sz w:val="26"/>
-          <w:szCs w:val="26"/>
-        </w:rPr>
-        <w:t xml:space="preserve">='blue', marker='o', </w:t>
-      </w:r>
-      <w:proofErr w:type="spellStart"/>
-      <w:r>
-        <w:rPr>
-          <w:rFonts w:ascii="Cambria" w:hAnsi="Cambria"/>
-          <w:sz w:val="26"/>
-          <w:szCs w:val="26"/>
-        </w:rPr>
-        <w:t>linestyle</w:t>
-      </w:r>
-      <w:proofErr w:type="spellEnd"/>
-      <w:r>
-        <w:rPr>
-          <w:rFonts w:ascii="Cambria" w:hAnsi="Cambria"/>
-          <w:sz w:val="26"/>
-          <w:szCs w:val="26"/>
-        </w:rPr>
-        <w:t>='--')</w:t>
-      </w:r>
-    </w:p>
-    <w:p>
-      <w:pPr>
-        <w:pStyle w:val="Heading1"/>
-        <w:rPr>
-          <w:rFonts w:ascii="Cambria" w:hAnsi="Cambria"/>
-          <w:sz w:val="26"/>
-          <w:szCs w:val="26"/>
-        </w:rPr>
-      </w:pPr>
-      <w:r>
-        <w:rPr>
-          <w:rFonts w:ascii="Cambria" w:hAnsi="Cambria"/>
-          <w:sz w:val="26"/>
-          <w:szCs w:val="26"/>
-        </w:rPr>
-        <w:t>ONE FIGURE, MANY PLOTS (SUBPLOTS)</w:t>
-      </w:r>
-    </w:p>
-    <w:p>
-      <w:pPr>
-        <w:spacing w:before="0" w:after="160" w:line="259" w:lineRule="auto"/>
-        <w:rPr>
-          <w:rFonts w:ascii="Cambria" w:hAnsi="Cambria"/>
-          <w:sz w:val="26"/>
-          <w:szCs w:val="26"/>
-        </w:rPr>
-      </w:pPr>
-      <w:r>
-        <w:rPr>
-          <w:rFonts w:ascii="Cambria" w:hAnsi="Cambria"/>
-          <w:sz w:val="26"/>
-          <w:szCs w:val="26"/>
-        </w:rPr>
-        <w:t>We can show many plots in one figure.</w:t>
-      </w:r>
-    </w:p>
-    <w:p>
-      <w:pPr>
-        <w:pStyle w:val="Heading2"/>
-        <w:rPr>
-          <w:rFonts w:ascii="Cambria" w:hAnsi="Cambria"/>
-          <w:sz w:val="26"/>
-          <w:szCs w:val="26"/>
-        </w:rPr>
-      </w:pPr>
-      <w:r>
-        <w:rPr>
-          <w:rFonts w:ascii="Cambria" w:hAnsi="Cambria"/>
-          <w:sz w:val="26"/>
-          <w:szCs w:val="26"/>
-        </w:rPr>
-        <w:t>Example Using subplot()</w:t>
-      </w:r>
-    </w:p>
-    <w:p>
-      <w:pPr>
-        <w:spacing w:after="160" w:line="259" w:lineRule="auto"/>
-        <w:rPr>
-          <w:rFonts w:ascii="Cambria" w:hAnsi="Cambria"/>
-          <w:sz w:val="26"/>
-          <w:szCs w:val="26"/>
-        </w:rPr>
-      </w:pPr>
-      <w:proofErr w:type="spellStart"/>
-      <w:r>
-        <w:rPr>
-          <w:rFonts w:ascii="Cambria" w:hAnsi="Cambria"/>
-          <w:sz w:val="26"/>
-          <w:szCs w:val="26"/>
-        </w:rPr>
-        <w:t>plt.subplot</w:t>
-      </w:r>
-      <w:proofErr w:type="spellEnd"/>
-      <w:r>
-        <w:rPr>
-          <w:rFonts w:ascii="Cambria" w:hAnsi="Cambria"/>
-          <w:sz w:val="26"/>
-          <w:szCs w:val="26"/>
-        </w:rPr>
-        <w:t>(1, 2, 1)</w:t>
-      </w:r>
-    </w:p>
-    <w:p>
-      <w:pPr>
-        <w:spacing w:after="160" w:line="259" w:lineRule="auto"/>
-        <w:rPr>
-          <w:rFonts w:ascii="Cambria" w:hAnsi="Cambria"/>
-          <w:sz w:val="26"/>
-          <w:szCs w:val="26"/>
-        </w:rPr>
-      </w:pPr>
-      <w:proofErr w:type="spellStart"/>
-      <w:r>
-        <w:rPr>
-          <w:rFonts w:ascii="Cambria" w:hAnsi="Cambria"/>
-          <w:sz w:val="26"/>
-          <w:szCs w:val="26"/>
-        </w:rPr>
-        <w:t>plt.plot</w:t>
-      </w:r>
-      <w:proofErr w:type="spellEnd"/>
-      <w:r>
-        <w:rPr>
-          <w:rFonts w:ascii="Cambria" w:hAnsi="Cambria"/>
-          <w:sz w:val="26"/>
-          <w:szCs w:val="26"/>
-        </w:rPr>
-        <w:t>([1,2,3], [4,5,6])</w:t>
-      </w:r>
-    </w:p>
-    <w:p>
-      <w:pPr>
-        <w:spacing w:after="160" w:line="259" w:lineRule="auto"/>
-        <w:rPr>
-          <w:rFonts w:ascii="Cambria" w:hAnsi="Cambria"/>
-          <w:sz w:val="26"/>
-          <w:szCs w:val="26"/>
-        </w:rPr>
-      </w:pPr>
-      <w:proofErr w:type="spellStart"/>
-      <w:r>
-        <w:rPr>
-          <w:rFonts w:ascii="Cambria" w:hAnsi="Cambria"/>
-          <w:sz w:val="26"/>
-          <w:szCs w:val="26"/>
-        </w:rPr>
-        <w:t>plt.title</w:t>
-      </w:r>
-      <w:proofErr w:type="spellEnd"/>
-      <w:r>
-        <w:rPr>
-          <w:rFonts w:ascii="Cambria" w:hAnsi="Cambria"/>
-          <w:sz w:val="26"/>
-          <w:szCs w:val="26"/>
-        </w:rPr>
-        <w:t>("Plot 1")</w:t>
-      </w:r>
-    </w:p>
-    <w:p>
-      <w:pPr>
-        <w:spacing w:after="160" w:line="259" w:lineRule="auto"/>
-        <w:rPr>
-          <w:rFonts w:ascii="Cambria" w:hAnsi="Cambria"/>
-          <w:sz w:val="26"/>
-          <w:szCs w:val="26"/>
-        </w:rPr>
-      </w:pPr>
-      <w:proofErr w:type="spellStart"/>
-      <w:r>
-        <w:rPr>
-          <w:rFonts w:ascii="Cambria" w:hAnsi="Cambria"/>
-          <w:sz w:val="26"/>
-          <w:szCs w:val="26"/>
-        </w:rPr>
-        <w:t>plt.subplot</w:t>
-      </w:r>
-      <w:proofErr w:type="spellEnd"/>
-      <w:r>
-        <w:rPr>
-          <w:rFonts w:ascii="Cambria" w:hAnsi="Cambria"/>
-          <w:sz w:val="26"/>
-          <w:szCs w:val="26"/>
-        </w:rPr>
-        <w:t>(1, 2, 2)</w:t>
-      </w:r>
-    </w:p>
-    <w:p>
-      <w:pPr>
-        <w:spacing w:after="160" w:line="259" w:lineRule="auto"/>
-        <w:rPr>
-          <w:rFonts w:ascii="Cambria" w:hAnsi="Cambria"/>
-          <w:sz w:val="26"/>
-          <w:szCs w:val="26"/>
-        </w:rPr>
-      </w:pPr>
-      <w:proofErr w:type="spellStart"/>
-      <w:r>
-        <w:rPr>
-          <w:rFonts w:ascii="Cambria" w:hAnsi="Cambria"/>
-          <w:sz w:val="26"/>
-          <w:szCs w:val="26"/>
-        </w:rPr>
-        <w:t>plt.plot</w:t>
-      </w:r>
-      <w:proofErr w:type="spellEnd"/>
-      <w:r>
-        <w:rPr>
-          <w:rFonts w:ascii="Cambria" w:hAnsi="Cambria"/>
-          <w:sz w:val="26"/>
-          <w:szCs w:val="26"/>
-        </w:rPr>
-        <w:t>([1,2,3], [6,5,4])</w:t>
-      </w:r>
-    </w:p>
-    <w:p>
-      <w:pPr>
-        <w:spacing w:after="160" w:line="259" w:lineRule="auto"/>
-        <w:rPr>
-          <w:rFonts w:ascii="Cambria" w:hAnsi="Cambria"/>
-          <w:sz w:val="26"/>
-          <w:szCs w:val="26"/>
-        </w:rPr>
-      </w:pPr>
-      <w:proofErr w:type="spellStart"/>
-      <w:r>
-        <w:rPr>
-          <w:rFonts w:ascii="Cambria" w:hAnsi="Cambria"/>
-          <w:sz w:val="26"/>
-          <w:szCs w:val="26"/>
-        </w:rPr>
-        <w:t>plt.title</w:t>
-      </w:r>
-      <w:proofErr w:type="spellEnd"/>
-      <w:r>
-        <w:rPr>
-          <w:rFonts w:ascii="Cambria" w:hAnsi="Cambria"/>
-          <w:sz w:val="26"/>
-          <w:szCs w:val="26"/>
-        </w:rPr>
-        <w:t>("Plot 2")</w:t>
-      </w:r>
-    </w:p>
-    <w:p>
-      <w:pPr>
-        <w:spacing w:after="160" w:line="259" w:lineRule="auto"/>
-        <w:rPr>
-          <w:rFonts w:ascii="Cambria" w:hAnsi="Cambria"/>
-          <w:sz w:val="26"/>
-          <w:szCs w:val="26"/>
-        </w:rPr>
-      </w:pPr>
-    </w:p>
-    <w:p>
-      <w:pPr>
-        <w:spacing w:after="160" w:line="259" w:lineRule="auto"/>
-        <w:rPr>
-          <w:rFonts w:ascii="Cambria" w:hAnsi="Cambria"/>
-          <w:sz w:val="26"/>
-          <w:szCs w:val="26"/>
-        </w:rPr>
-      </w:pPr>
-      <w:proofErr w:type="spellStart"/>
-      <w:r>
-        <w:rPr>
-          <w:rFonts w:ascii="Cambria" w:hAnsi="Cambria"/>
-          <w:sz w:val="26"/>
-          <w:szCs w:val="26"/>
-        </w:rPr>
-        <w:t>plt.show</w:t>
-      </w:r>
-      <w:proofErr w:type="spellEnd"/>
-      <w:r>
-        <w:rPr>
-          <w:rFonts w:ascii="Cambria" w:hAnsi="Cambria"/>
-          <w:sz w:val="26"/>
-          <w:szCs w:val="26"/>
-        </w:rPr>
-        <w:t>()</w:t>
-      </w:r>
-    </w:p>
-    <w:p>
-      <w:pPr>
-        <w:spacing w:before="0" w:after="160" w:line="259" w:lineRule="auto"/>
-        <w:rPr>
-          <w:rFonts w:ascii="Cambria" w:hAnsi="Cambria"/>
-          <w:sz w:val="26"/>
-          <w:szCs w:val="26"/>
-        </w:rPr>
-      </w:pPr>
-      <w:r>
-        <w:rPr>
-          <w:rFonts w:ascii="Cambria" w:hAnsi="Cambria"/>
-          <w:sz w:val="26"/>
-          <w:szCs w:val="26"/>
-        </w:rPr>
-        <w:lastRenderedPageBreak/>
-        <w:t>(1, 2, 1) → 1 row, 2 columns, 1st plot</w:t>
-      </w:r>
-    </w:p>
-    <w:p>
-      <w:pPr>
-        <w:pStyle w:val="Heading2"/>
-        <w:rPr>
-          <w:rFonts w:ascii="Cambria" w:hAnsi="Cambria"/>
-          <w:sz w:val="26"/>
-          <w:szCs w:val="26"/>
-        </w:rPr>
-      </w:pPr>
-      <w:r>
-        <w:rPr>
-          <w:rFonts w:ascii="Cambria" w:hAnsi="Cambria"/>
-          <w:sz w:val="26"/>
-          <w:szCs w:val="26"/>
-        </w:rPr>
-        <w:t>Example Using subplots()</w:t>
-      </w:r>
-    </w:p>
-    <w:p>
-      <w:pPr>
-        <w:spacing w:after="160" w:line="259" w:lineRule="auto"/>
-        <w:rPr>
-          <w:rFonts w:ascii="Cambria" w:hAnsi="Cambria"/>
-          <w:sz w:val="26"/>
-          <w:szCs w:val="26"/>
-        </w:rPr>
-      </w:pPr>
-      <w:r>
-        <w:rPr>
-          <w:rFonts w:ascii="Cambria" w:hAnsi="Cambria"/>
-          <w:sz w:val="26"/>
-          <w:szCs w:val="26"/>
-        </w:rPr>
-        <w:t xml:space="preserve">fig, </w:t>
-      </w:r>
-      <w:proofErr w:type="spellStart"/>
-      <w:r>
-        <w:rPr>
-          <w:rFonts w:ascii="Cambria" w:hAnsi="Cambria"/>
-          <w:sz w:val="26"/>
-          <w:szCs w:val="26"/>
-        </w:rPr>
-        <w:t>ax</w:t>
-      </w:r>
-      <w:proofErr w:type="spellEnd"/>
-      <w:r>
-        <w:rPr>
-          <w:rFonts w:ascii="Cambria" w:hAnsi="Cambria"/>
-          <w:sz w:val="26"/>
-          <w:szCs w:val="26"/>
-        </w:rPr>
-        <w:t xml:space="preserve"> = </w:t>
-      </w:r>
-      <w:proofErr w:type="spellStart"/>
-      <w:r>
-        <w:rPr>
-          <w:rFonts w:ascii="Cambria" w:hAnsi="Cambria"/>
-          <w:sz w:val="26"/>
-          <w:szCs w:val="26"/>
-        </w:rPr>
-        <w:t>plt.subplots</w:t>
-      </w:r>
-      <w:proofErr w:type="spellEnd"/>
-      <w:r>
-        <w:rPr>
-          <w:rFonts w:ascii="Cambria" w:hAnsi="Cambria"/>
-          <w:sz w:val="26"/>
-          <w:szCs w:val="26"/>
-        </w:rPr>
-        <w:t>(2, 1)</w:t>
-      </w:r>
-    </w:p>
-    <w:p>
-      <w:pPr>
-        <w:spacing w:after="160" w:line="259" w:lineRule="auto"/>
-        <w:rPr>
-          <w:rFonts w:ascii="Cambria" w:hAnsi="Cambria"/>
-          <w:sz w:val="26"/>
-          <w:szCs w:val="26"/>
-        </w:rPr>
-      </w:pPr>
-      <w:proofErr w:type="spellStart"/>
-      <w:r>
-        <w:rPr>
-          <w:rFonts w:ascii="Cambria" w:hAnsi="Cambria"/>
-          <w:sz w:val="26"/>
-          <w:szCs w:val="26"/>
-        </w:rPr>
-        <w:t>ax</w:t>
-      </w:r>
-      <w:proofErr w:type="spellEnd"/>
-      <w:r>
-        <w:rPr>
-          <w:rFonts w:ascii="Cambria" w:hAnsi="Cambria"/>
-          <w:sz w:val="26"/>
-          <w:szCs w:val="26"/>
-        </w:rPr>
-        <w:t>[0].plot([1,2,3], [3,4,5])</w:t>
-      </w:r>
-    </w:p>
-    <w:p>
-      <w:pPr>
-        <w:spacing w:after="160" w:line="259" w:lineRule="auto"/>
-        <w:rPr>
-          <w:rFonts w:ascii="Cambria" w:hAnsi="Cambria"/>
-          <w:sz w:val="26"/>
-          <w:szCs w:val="26"/>
-        </w:rPr>
-      </w:pPr>
-      <w:proofErr w:type="spellStart"/>
-      <w:r>
-        <w:rPr>
-          <w:rFonts w:ascii="Cambria" w:hAnsi="Cambria"/>
-          <w:sz w:val="26"/>
-          <w:szCs w:val="26"/>
-        </w:rPr>
-        <w:t>ax</w:t>
-      </w:r>
-      <w:proofErr w:type="spellEnd"/>
-      <w:r>
-        <w:rPr>
-          <w:rFonts w:ascii="Cambria" w:hAnsi="Cambria"/>
-          <w:sz w:val="26"/>
-          <w:szCs w:val="26"/>
-        </w:rPr>
-        <w:t>[0].</w:t>
-      </w:r>
-      <w:proofErr w:type="spellStart"/>
-      <w:r>
-        <w:rPr>
-          <w:rFonts w:ascii="Cambria" w:hAnsi="Cambria"/>
-          <w:sz w:val="26"/>
-          <w:szCs w:val="26"/>
-        </w:rPr>
-        <w:t>set_title</w:t>
-      </w:r>
-      <w:proofErr w:type="spellEnd"/>
-      <w:r>
-        <w:rPr>
-          <w:rFonts w:ascii="Cambria" w:hAnsi="Cambria"/>
-          <w:sz w:val="26"/>
-          <w:szCs w:val="26"/>
-        </w:rPr>
-        <w:t>("Top Plot")</w:t>
-      </w:r>
-    </w:p>
-    <w:p>
-      <w:pPr>
-        <w:spacing w:after="160" w:line="259" w:lineRule="auto"/>
-        <w:rPr>
-          <w:rFonts w:ascii="Cambria" w:hAnsi="Cambria"/>
-          <w:sz w:val="26"/>
-          <w:szCs w:val="26"/>
-        </w:rPr>
-      </w:pPr>
-      <w:proofErr w:type="spellStart"/>
-      <w:r>
-        <w:rPr>
-          <w:rFonts w:ascii="Cambria" w:hAnsi="Cambria"/>
-          <w:sz w:val="26"/>
-          <w:szCs w:val="26"/>
-        </w:rPr>
-        <w:t>ax</w:t>
-      </w:r>
-      <w:proofErr w:type="spellEnd"/>
-      <w:r>
-        <w:rPr>
-          <w:rFonts w:ascii="Cambria" w:hAnsi="Cambria"/>
-          <w:sz w:val="26"/>
-          <w:szCs w:val="26"/>
-        </w:rPr>
-        <w:t>[1].plot([1,2,3], [5,4,3])</w:t>
-      </w:r>
-    </w:p>
-    <w:p>
-      <w:pPr>
-        <w:spacing w:after="160" w:line="259" w:lineRule="auto"/>
-        <w:rPr>
-          <w:rFonts w:ascii="Cambria" w:hAnsi="Cambria"/>
-          <w:sz w:val="26"/>
-          <w:szCs w:val="26"/>
-        </w:rPr>
-      </w:pPr>
-      <w:proofErr w:type="spellStart"/>
-      <w:r>
-        <w:rPr>
-          <w:rFonts w:ascii="Cambria" w:hAnsi="Cambria"/>
-          <w:sz w:val="26"/>
-          <w:szCs w:val="26"/>
-        </w:rPr>
-        <w:t>ax</w:t>
-      </w:r>
-      <w:proofErr w:type="spellEnd"/>
-      <w:r>
-        <w:rPr>
-          <w:rFonts w:ascii="Cambria" w:hAnsi="Cambria"/>
-          <w:sz w:val="26"/>
-          <w:szCs w:val="26"/>
-        </w:rPr>
-        <w:t>[1].</w:t>
-      </w:r>
-      <w:proofErr w:type="spellStart"/>
-      <w:r>
-        <w:rPr>
-          <w:rFonts w:ascii="Cambria" w:hAnsi="Cambria"/>
-          <w:sz w:val="26"/>
-          <w:szCs w:val="26"/>
-        </w:rPr>
-        <w:t>set_title</w:t>
-      </w:r>
-      <w:proofErr w:type="spellEnd"/>
-      <w:r>
-        <w:rPr>
-          <w:rFonts w:ascii="Cambria" w:hAnsi="Cambria"/>
-          <w:sz w:val="26"/>
-          <w:szCs w:val="26"/>
-        </w:rPr>
-        <w:t>("Bottom Plot")</w:t>
-      </w:r>
-    </w:p>
-    <w:p>
-      <w:pPr>
-        <w:spacing w:after="160" w:line="259" w:lineRule="auto"/>
-        <w:rPr>
-          <w:rFonts w:ascii="Cambria" w:hAnsi="Cambria"/>
-          <w:sz w:val="26"/>
-          <w:szCs w:val="26"/>
-        </w:rPr>
-      </w:pPr>
-      <w:proofErr w:type="spellStart"/>
-      <w:r>
-        <w:rPr>
-          <w:rFonts w:ascii="Cambria" w:hAnsi="Cambria"/>
-          <w:sz w:val="26"/>
-          <w:szCs w:val="26"/>
-        </w:rPr>
-        <w:t>plt.show</w:t>
-      </w:r>
-      <w:proofErr w:type="spellEnd"/>
-      <w:r>
-        <w:rPr>
-          <w:rFonts w:ascii="Cambria" w:hAnsi="Cambria"/>
-          <w:sz w:val="26"/>
-          <w:szCs w:val="26"/>
-        </w:rPr>
-        <w:t>()</w:t>
-      </w:r>
-    </w:p>
-    <w:p>
-      <w:pPr>
-        <w:pStyle w:val="Heading1"/>
-        <w:rPr>
-          <w:rFonts w:ascii="Cambria" w:hAnsi="Cambria"/>
-          <w:sz w:val="26"/>
-          <w:szCs w:val="26"/>
-        </w:rPr>
-      </w:pPr>
-      <w:r>
-        <w:rPr>
-          <w:rFonts w:ascii="Cambria" w:hAnsi="Cambria"/>
-          <w:sz w:val="26"/>
-          <w:szCs w:val="26"/>
-        </w:rPr>
-        <w:t>MOST USED PLOTS</w:t>
-      </w:r>
-    </w:p>
-    <w:p>
-      <w:pPr>
-        <w:pStyle w:val="Heading2"/>
-        <w:rPr>
-          <w:rFonts w:ascii="Cambria" w:hAnsi="Cambria"/>
-          <w:sz w:val="26"/>
-          <w:szCs w:val="26"/>
-        </w:rPr>
-      </w:pPr>
-      <w:r>
-        <w:rPr>
-          <w:rFonts w:ascii="Cambria" w:hAnsi="Cambria"/>
-          <w:sz w:val="26"/>
-          <w:szCs w:val="26"/>
+          <w:sz w:val="24"/>
+          <w:szCs w:val="24"/>
+        </w:rPr>
+      </w:pPr>
+      <w:r>
+        <w:rPr>
+          <w:rFonts w:ascii="Cambria" w:hAnsi="Cambria"/>
+          <w:sz w:val="24"/>
+          <w:szCs w:val="24"/>
         </w:rPr>
         <w:t>BAR PLOT</w:t>
       </w:r>
@@ -2127,8 +2217,18 @@
     <w:p>
       <w:pPr>
         <w:pStyle w:val="Heading3"/>
-      </w:pPr>
-      <w:r>
+        <w:rPr>
+          <w:rFonts w:ascii="Cambria" w:hAnsi="Cambria"/>
+          <w:sz w:val="24"/>
+          <w:szCs w:val="24"/>
+        </w:rPr>
+      </w:pPr>
+      <w:r>
+        <w:rPr>
+          <w:rFonts w:ascii="Cambria" w:hAnsi="Cambria"/>
+          <w:sz w:val="24"/>
+          <w:szCs w:val="24"/>
+        </w:rPr>
         <w:t>What is Bar Plot?</w:t>
       </w:r>
     </w:p>
@@ -2141,15 +2241,15 @@
         <w:spacing w:before="0" w:after="160" w:line="259" w:lineRule="auto"/>
         <w:rPr>
           <w:rFonts w:ascii="Cambria" w:hAnsi="Cambria"/>
-          <w:sz w:val="26"/>
-          <w:szCs w:val="26"/>
-        </w:rPr>
-      </w:pPr>
-      <w:r>
-        <w:rPr>
-          <w:rFonts w:ascii="Cambria" w:hAnsi="Cambria"/>
-          <w:sz w:val="26"/>
-          <w:szCs w:val="26"/>
+          <w:sz w:val="24"/>
+          <w:szCs w:val="24"/>
+        </w:rPr>
+      </w:pPr>
+      <w:r>
+        <w:rPr>
+          <w:rFonts w:ascii="Cambria" w:hAnsi="Cambria"/>
+          <w:sz w:val="24"/>
+          <w:szCs w:val="24"/>
         </w:rPr>
         <w:t>Used to compare categories</w:t>
       </w:r>
@@ -2159,15 +2259,15 @@
         <w:pStyle w:val="Heading2"/>
         <w:rPr>
           <w:rFonts w:ascii="Cambria" w:hAnsi="Cambria"/>
-          <w:sz w:val="26"/>
-          <w:szCs w:val="26"/>
-        </w:rPr>
-      </w:pPr>
-      <w:r>
-        <w:rPr>
-          <w:rFonts w:ascii="Cambria" w:hAnsi="Cambria"/>
-          <w:sz w:val="26"/>
-          <w:szCs w:val="26"/>
+          <w:sz w:val="24"/>
+          <w:szCs w:val="24"/>
+        </w:rPr>
+      </w:pPr>
+      <w:r>
+        <w:rPr>
+          <w:rFonts w:ascii="Cambria" w:hAnsi="Cambria"/>
+          <w:sz w:val="24"/>
+          <w:szCs w:val="24"/>
         </w:rPr>
         <w:t>Example</w:t>
       </w:r>
@@ -2177,15 +2277,15 @@
         <w:spacing w:after="160" w:line="259" w:lineRule="auto"/>
         <w:rPr>
           <w:rFonts w:ascii="Cambria" w:hAnsi="Cambria"/>
-          <w:sz w:val="26"/>
-          <w:szCs w:val="26"/>
-        </w:rPr>
-      </w:pPr>
-      <w:r>
-        <w:rPr>
-          <w:rFonts w:ascii="Cambria" w:hAnsi="Cambria"/>
-          <w:sz w:val="26"/>
-          <w:szCs w:val="26"/>
+          <w:sz w:val="24"/>
+          <w:szCs w:val="24"/>
+        </w:rPr>
+      </w:pPr>
+      <w:r>
+        <w:rPr>
+          <w:rFonts w:ascii="Cambria" w:hAnsi="Cambria"/>
+          <w:sz w:val="24"/>
+          <w:szCs w:val="24"/>
         </w:rPr>
         <w:t>items = ["Apple", "Banana", "Orange"]</w:t>
       </w:r>
@@ -2195,15 +2295,15 @@
         <w:spacing w:after="160" w:line="259" w:lineRule="auto"/>
         <w:rPr>
           <w:rFonts w:ascii="Cambria" w:hAnsi="Cambria"/>
-          <w:sz w:val="26"/>
-          <w:szCs w:val="26"/>
-        </w:rPr>
-      </w:pPr>
-      <w:r>
-        <w:rPr>
-          <w:rFonts w:ascii="Cambria" w:hAnsi="Cambria"/>
-          <w:sz w:val="26"/>
-          <w:szCs w:val="26"/>
+          <w:sz w:val="24"/>
+          <w:szCs w:val="24"/>
+        </w:rPr>
+      </w:pPr>
+      <w:r>
+        <w:rPr>
+          <w:rFonts w:ascii="Cambria" w:hAnsi="Cambria"/>
+          <w:sz w:val="24"/>
+          <w:szCs w:val="24"/>
         </w:rPr>
         <w:t>sales = [30, 20, 25]</w:t>
       </w:r>
@@ -2213,16 +2313,16 @@
         <w:spacing w:after="160" w:line="259" w:lineRule="auto"/>
         <w:rPr>
           <w:rFonts w:ascii="Cambria" w:hAnsi="Cambria"/>
-          <w:sz w:val="26"/>
-          <w:szCs w:val="26"/>
-        </w:rPr>
-      </w:pPr>
-      <w:proofErr w:type="spellStart"/>
-      <w:r>
-        <w:rPr>
-          <w:rFonts w:ascii="Cambria" w:hAnsi="Cambria"/>
-          <w:sz w:val="26"/>
-          <w:szCs w:val="26"/>
+          <w:sz w:val="24"/>
+          <w:szCs w:val="24"/>
+        </w:rPr>
+      </w:pPr>
+      <w:proofErr w:type="spellStart"/>
+      <w:r>
+        <w:rPr>
+          <w:rFonts w:ascii="Cambria" w:hAnsi="Cambria"/>
+          <w:sz w:val="24"/>
+          <w:szCs w:val="24"/>
         </w:rPr>
         <w:t>plt.bar</w:t>
       </w:r>
@@ -2230,8 +2330,8 @@
       <w:r>
         <w:rPr>
           <w:rFonts w:ascii="Cambria" w:hAnsi="Cambria"/>
-          <w:sz w:val="26"/>
-          <w:szCs w:val="26"/>
+          <w:sz w:val="24"/>
+          <w:szCs w:val="24"/>
         </w:rPr>
         <w:t>(items, sales)</w:t>
       </w:r>
@@ -2241,16 +2341,16 @@
         <w:spacing w:after="160" w:line="259" w:lineRule="auto"/>
         <w:rPr>
           <w:rFonts w:ascii="Cambria" w:hAnsi="Cambria"/>
-          <w:sz w:val="26"/>
-          <w:szCs w:val="26"/>
-        </w:rPr>
-      </w:pPr>
-      <w:proofErr w:type="spellStart"/>
-      <w:r>
-        <w:rPr>
-          <w:rFonts w:ascii="Cambria" w:hAnsi="Cambria"/>
-          <w:sz w:val="26"/>
-          <w:szCs w:val="26"/>
+          <w:sz w:val="24"/>
+          <w:szCs w:val="24"/>
+        </w:rPr>
+      </w:pPr>
+      <w:proofErr w:type="spellStart"/>
+      <w:r>
+        <w:rPr>
+          <w:rFonts w:ascii="Cambria" w:hAnsi="Cambria"/>
+          <w:sz w:val="24"/>
+          <w:szCs w:val="24"/>
         </w:rPr>
         <w:t>plt.title</w:t>
       </w:r>
@@ -2258,8 +2358,8 @@
       <w:r>
         <w:rPr>
           <w:rFonts w:ascii="Cambria" w:hAnsi="Cambria"/>
-          <w:sz w:val="26"/>
-          <w:szCs w:val="26"/>
+          <w:sz w:val="24"/>
+          <w:szCs w:val="24"/>
         </w:rPr>
         <w:t>("Fruit Sales")</w:t>
       </w:r>
@@ -2269,16 +2369,16 @@
         <w:spacing w:after="160" w:line="259" w:lineRule="auto"/>
         <w:rPr>
           <w:rFonts w:ascii="Cambria" w:hAnsi="Cambria"/>
-          <w:sz w:val="26"/>
-          <w:szCs w:val="26"/>
-        </w:rPr>
-      </w:pPr>
-      <w:proofErr w:type="spellStart"/>
-      <w:r>
-        <w:rPr>
-          <w:rFonts w:ascii="Cambria" w:hAnsi="Cambria"/>
-          <w:sz w:val="26"/>
-          <w:szCs w:val="26"/>
+          <w:sz w:val="24"/>
+          <w:szCs w:val="24"/>
+        </w:rPr>
+      </w:pPr>
+      <w:proofErr w:type="spellStart"/>
+      <w:r>
+        <w:rPr>
+          <w:rFonts w:ascii="Cambria" w:hAnsi="Cambria"/>
+          <w:sz w:val="24"/>
+          <w:szCs w:val="24"/>
         </w:rPr>
         <w:t>plt.xlabel</w:t>
       </w:r>
@@ -2286,8 +2386,8 @@
       <w:r>
         <w:rPr>
           <w:rFonts w:ascii="Cambria" w:hAnsi="Cambria"/>
-          <w:sz w:val="26"/>
-          <w:szCs w:val="26"/>
+          <w:sz w:val="24"/>
+          <w:szCs w:val="24"/>
         </w:rPr>
         <w:t>("Fruits")</w:t>
       </w:r>
@@ -2297,16 +2397,16 @@
         <w:spacing w:after="160" w:line="259" w:lineRule="auto"/>
         <w:rPr>
           <w:rFonts w:ascii="Cambria" w:hAnsi="Cambria"/>
-          <w:sz w:val="26"/>
-          <w:szCs w:val="26"/>
-        </w:rPr>
-      </w:pPr>
-      <w:proofErr w:type="spellStart"/>
-      <w:r>
-        <w:rPr>
-          <w:rFonts w:ascii="Cambria" w:hAnsi="Cambria"/>
-          <w:sz w:val="26"/>
-          <w:szCs w:val="26"/>
+          <w:sz w:val="24"/>
+          <w:szCs w:val="24"/>
+        </w:rPr>
+      </w:pPr>
+      <w:proofErr w:type="spellStart"/>
+      <w:r>
+        <w:rPr>
+          <w:rFonts w:ascii="Cambria" w:hAnsi="Cambria"/>
+          <w:sz w:val="24"/>
+          <w:szCs w:val="24"/>
         </w:rPr>
         <w:t>plt.ylabel</w:t>
       </w:r>
@@ -2314,8 +2414,8 @@
       <w:r>
         <w:rPr>
           <w:rFonts w:ascii="Cambria" w:hAnsi="Cambria"/>
-          <w:sz w:val="26"/>
-          <w:szCs w:val="26"/>
+          <w:sz w:val="24"/>
+          <w:szCs w:val="24"/>
         </w:rPr>
         <w:t>("Quantity")</w:t>
       </w:r>
@@ -2325,16 +2425,16 @@
         <w:spacing w:after="160" w:line="259" w:lineRule="auto"/>
         <w:rPr>
           <w:rFonts w:ascii="Cambria" w:hAnsi="Cambria"/>
-          <w:sz w:val="26"/>
-          <w:szCs w:val="26"/>
-        </w:rPr>
-      </w:pPr>
-      <w:proofErr w:type="spellStart"/>
-      <w:r>
-        <w:rPr>
-          <w:rFonts w:ascii="Cambria" w:hAnsi="Cambria"/>
-          <w:sz w:val="26"/>
-          <w:szCs w:val="26"/>
+          <w:sz w:val="24"/>
+          <w:szCs w:val="24"/>
+        </w:rPr>
+      </w:pPr>
+      <w:proofErr w:type="spellStart"/>
+      <w:r>
+        <w:rPr>
+          <w:rFonts w:ascii="Cambria" w:hAnsi="Cambria"/>
+          <w:sz w:val="24"/>
+          <w:szCs w:val="24"/>
         </w:rPr>
         <w:t>plt.show</w:t>
       </w:r>
@@ -2342,8 +2442,8 @@
       <w:r>
         <w:rPr>
           <w:rFonts w:ascii="Cambria" w:hAnsi="Cambria"/>
-          <w:sz w:val="26"/>
-          <w:szCs w:val="26"/>
+          <w:sz w:val="24"/>
+          <w:szCs w:val="24"/>
         </w:rPr>
         <w:t>()</w:t>
       </w:r>
@@ -2353,15 +2453,15 @@
         <w:pStyle w:val="Heading2"/>
         <w:rPr>
           <w:rFonts w:ascii="Cambria" w:hAnsi="Cambria"/>
-          <w:sz w:val="26"/>
-          <w:szCs w:val="26"/>
-        </w:rPr>
-      </w:pPr>
-      <w:r>
-        <w:rPr>
-          <w:rFonts w:ascii="Cambria" w:hAnsi="Cambria"/>
-          <w:sz w:val="26"/>
-          <w:szCs w:val="26"/>
+          <w:sz w:val="24"/>
+          <w:szCs w:val="24"/>
+        </w:rPr>
+      </w:pPr>
+      <w:r>
+        <w:rPr>
+          <w:rFonts w:ascii="Cambria" w:hAnsi="Cambria"/>
+          <w:sz w:val="24"/>
+          <w:szCs w:val="24"/>
         </w:rPr>
         <w:t>HISTOGRAM</w:t>
       </w:r>
@@ -2369,8 +2469,18 @@
     <w:p>
       <w:pPr>
         <w:pStyle w:val="Heading3"/>
-      </w:pPr>
-      <w:r>
+        <w:rPr>
+          <w:rFonts w:ascii="Cambria" w:hAnsi="Cambria"/>
+          <w:sz w:val="24"/>
+          <w:szCs w:val="24"/>
+        </w:rPr>
+      </w:pPr>
+      <w:r>
+        <w:rPr>
+          <w:rFonts w:ascii="Cambria" w:hAnsi="Cambria"/>
+          <w:sz w:val="24"/>
+          <w:szCs w:val="24"/>
+        </w:rPr>
         <w:t>What is Histogram?</w:t>
       </w:r>
     </w:p>
@@ -2383,15 +2493,15 @@
         <w:spacing w:before="0" w:after="160" w:line="259" w:lineRule="auto"/>
         <w:rPr>
           <w:rFonts w:ascii="Cambria" w:hAnsi="Cambria"/>
-          <w:sz w:val="26"/>
-          <w:szCs w:val="26"/>
-        </w:rPr>
-      </w:pPr>
-      <w:r>
-        <w:rPr>
-          <w:rFonts w:ascii="Cambria" w:hAnsi="Cambria"/>
-          <w:sz w:val="26"/>
-          <w:szCs w:val="26"/>
+          <w:sz w:val="24"/>
+          <w:szCs w:val="24"/>
+        </w:rPr>
+      </w:pPr>
+      <w:r>
+        <w:rPr>
+          <w:rFonts w:ascii="Cambria" w:hAnsi="Cambria"/>
+          <w:sz w:val="24"/>
+          <w:szCs w:val="24"/>
         </w:rPr>
         <w:t>Shows distribution of data</w:t>
       </w:r>
@@ -2405,15 +2515,15 @@
         <w:spacing w:before="0" w:after="160" w:line="259" w:lineRule="auto"/>
         <w:rPr>
           <w:rFonts w:ascii="Cambria" w:hAnsi="Cambria"/>
-          <w:sz w:val="26"/>
-          <w:szCs w:val="26"/>
-        </w:rPr>
-      </w:pPr>
-      <w:r>
-        <w:rPr>
-          <w:rFonts w:ascii="Cambria" w:hAnsi="Cambria"/>
-          <w:sz w:val="26"/>
-          <w:szCs w:val="26"/>
+          <w:sz w:val="24"/>
+          <w:szCs w:val="24"/>
+        </w:rPr>
+      </w:pPr>
+      <w:r>
+        <w:rPr>
+          <w:rFonts w:ascii="Cambria" w:hAnsi="Cambria"/>
+          <w:sz w:val="24"/>
+          <w:szCs w:val="24"/>
         </w:rPr>
         <w:t>Groups values into bins</w:t>
       </w:r>
@@ -2423,15 +2533,15 @@
         <w:pStyle w:val="Heading2"/>
         <w:rPr>
           <w:rFonts w:ascii="Cambria" w:hAnsi="Cambria"/>
-          <w:sz w:val="26"/>
-          <w:szCs w:val="26"/>
-        </w:rPr>
-      </w:pPr>
-      <w:r>
-        <w:rPr>
-          <w:rFonts w:ascii="Cambria" w:hAnsi="Cambria"/>
-          <w:sz w:val="26"/>
-          <w:szCs w:val="26"/>
+          <w:sz w:val="24"/>
+          <w:szCs w:val="24"/>
+        </w:rPr>
+      </w:pPr>
+      <w:r>
+        <w:rPr>
+          <w:rFonts w:ascii="Cambria" w:hAnsi="Cambria"/>
+          <w:sz w:val="24"/>
+          <w:szCs w:val="24"/>
         </w:rPr>
         <w:t>Example</w:t>
       </w:r>
@@ -2441,15 +2551,15 @@
         <w:spacing w:after="160" w:line="259" w:lineRule="auto"/>
         <w:rPr>
           <w:rFonts w:ascii="Cambria" w:hAnsi="Cambria"/>
-          <w:sz w:val="26"/>
-          <w:szCs w:val="26"/>
-        </w:rPr>
-      </w:pPr>
-      <w:r>
-        <w:rPr>
-          <w:rFonts w:ascii="Cambria" w:hAnsi="Cambria"/>
-          <w:sz w:val="26"/>
-          <w:szCs w:val="26"/>
+          <w:sz w:val="24"/>
+          <w:szCs w:val="24"/>
+        </w:rPr>
+      </w:pPr>
+      <w:r>
+        <w:rPr>
+          <w:rFonts w:ascii="Cambria" w:hAnsi="Cambria"/>
+          <w:sz w:val="24"/>
+          <w:szCs w:val="24"/>
         </w:rPr>
         <w:t>data = [10,20,20,30,30,30,40,50]</w:t>
       </w:r>
@@ -2459,8 +2569,8 @@
         <w:spacing w:after="160" w:line="259" w:lineRule="auto"/>
         <w:rPr>
           <w:rFonts w:ascii="Cambria" w:hAnsi="Cambria"/>
-          <w:sz w:val="26"/>
-          <w:szCs w:val="26"/>
+          <w:sz w:val="24"/>
+          <w:szCs w:val="24"/>
         </w:rPr>
       </w:pPr>
     </w:p>
@@ -2469,151 +2579,169 @@
         <w:spacing w:after="160" w:line="259" w:lineRule="auto"/>
         <w:rPr>
           <w:rFonts w:ascii="Cambria" w:hAnsi="Cambria"/>
-          <w:sz w:val="26"/>
-          <w:szCs w:val="26"/>
-        </w:rPr>
-      </w:pPr>
-      <w:proofErr w:type="spellStart"/>
-      <w:r>
-        <w:rPr>
-          <w:rFonts w:ascii="Cambria" w:hAnsi="Cambria"/>
-          <w:sz w:val="26"/>
-          <w:szCs w:val="26"/>
+          <w:sz w:val="24"/>
+          <w:szCs w:val="24"/>
+        </w:rPr>
+      </w:pPr>
+      <w:proofErr w:type="spellStart"/>
+      <w:r>
+        <w:rPr>
+          <w:rFonts w:ascii="Cambria" w:hAnsi="Cambria"/>
+          <w:sz w:val="24"/>
+          <w:szCs w:val="24"/>
+        </w:rPr>
+        <w:t>plt.hist</w:t>
+      </w:r>
+      <w:proofErr w:type="spellEnd"/>
+      <w:r>
+        <w:rPr>
+          <w:rFonts w:ascii="Cambria" w:hAnsi="Cambria"/>
+          <w:sz w:val="24"/>
+          <w:szCs w:val="24"/>
+        </w:rPr>
+        <w:t>(data, bins=5)</w:t>
+      </w:r>
+    </w:p>
+    <w:p>
+      <w:pPr>
+        <w:spacing w:after="160" w:line="259" w:lineRule="auto"/>
+        <w:rPr>
+          <w:rFonts w:ascii="Cambria" w:hAnsi="Cambria"/>
+          <w:sz w:val="24"/>
+          <w:szCs w:val="24"/>
+        </w:rPr>
+      </w:pPr>
+      <w:proofErr w:type="spellStart"/>
+      <w:r>
+        <w:rPr>
+          <w:rFonts w:ascii="Cambria" w:hAnsi="Cambria"/>
+          <w:sz w:val="24"/>
+          <w:szCs w:val="24"/>
+        </w:rPr>
+        <w:t>plt.title</w:t>
+      </w:r>
+      <w:proofErr w:type="spellEnd"/>
+      <w:r>
+        <w:rPr>
+          <w:rFonts w:ascii="Cambria" w:hAnsi="Cambria"/>
+          <w:sz w:val="24"/>
+          <w:szCs w:val="24"/>
+        </w:rPr>
+        <w:t>("Data Distribution")</w:t>
+      </w:r>
+    </w:p>
+    <w:p>
+      <w:pPr>
+        <w:spacing w:after="160" w:line="259" w:lineRule="auto"/>
+        <w:rPr>
+          <w:rFonts w:ascii="Cambria" w:hAnsi="Cambria"/>
+          <w:sz w:val="24"/>
+          <w:szCs w:val="24"/>
+        </w:rPr>
+      </w:pPr>
+      <w:proofErr w:type="spellStart"/>
+      <w:r>
+        <w:rPr>
+          <w:rFonts w:ascii="Cambria" w:hAnsi="Cambria"/>
+          <w:sz w:val="24"/>
+          <w:szCs w:val="24"/>
+        </w:rPr>
+        <w:t>plt.xlabel</w:t>
+      </w:r>
+      <w:proofErr w:type="spellEnd"/>
+      <w:r>
+        <w:rPr>
+          <w:rFonts w:ascii="Cambria" w:hAnsi="Cambria"/>
+          <w:sz w:val="24"/>
+          <w:szCs w:val="24"/>
+        </w:rPr>
+        <w:t>("Values")</w:t>
+      </w:r>
+    </w:p>
+    <w:p>
+      <w:pPr>
+        <w:spacing w:after="160" w:line="259" w:lineRule="auto"/>
+        <w:rPr>
+          <w:rFonts w:ascii="Cambria" w:hAnsi="Cambria"/>
+          <w:sz w:val="24"/>
+          <w:szCs w:val="24"/>
+        </w:rPr>
+      </w:pPr>
+      <w:proofErr w:type="spellStart"/>
+      <w:r>
+        <w:rPr>
+          <w:rFonts w:ascii="Cambria" w:hAnsi="Cambria"/>
+          <w:sz w:val="24"/>
+          <w:szCs w:val="24"/>
+        </w:rPr>
+        <w:t>plt.ylabel</w:t>
+      </w:r>
+      <w:proofErr w:type="spellEnd"/>
+      <w:r>
+        <w:rPr>
+          <w:rFonts w:ascii="Cambria" w:hAnsi="Cambria"/>
+          <w:sz w:val="24"/>
+          <w:szCs w:val="24"/>
+        </w:rPr>
+        <w:t>("Frequency")</w:t>
+      </w:r>
+    </w:p>
+    <w:p>
+      <w:pPr>
+        <w:spacing w:after="160" w:line="259" w:lineRule="auto"/>
+        <w:rPr>
+          <w:rFonts w:ascii="Cambria" w:hAnsi="Cambria"/>
+          <w:sz w:val="24"/>
+          <w:szCs w:val="24"/>
+        </w:rPr>
+      </w:pPr>
+      <w:proofErr w:type="spellStart"/>
+      <w:r>
+        <w:rPr>
+          <w:rFonts w:ascii="Cambria" w:hAnsi="Cambria"/>
+          <w:sz w:val="24"/>
+          <w:szCs w:val="24"/>
+        </w:rPr>
+        <w:t>plt.show</w:t>
+      </w:r>
+      <w:proofErr w:type="spellEnd"/>
+      <w:r>
+        <w:rPr>
+          <w:rFonts w:ascii="Cambria" w:hAnsi="Cambria"/>
+          <w:sz w:val="24"/>
+          <w:szCs w:val="24"/>
+        </w:rPr>
+        <w:t>()</w:t>
+      </w:r>
+    </w:p>
+    <w:p>
+      <w:pPr>
+        <w:pStyle w:val="Heading1"/>
+        <w:rPr>
+          <w:rFonts w:ascii="Cambria" w:hAnsi="Cambria"/>
+          <w:sz w:val="24"/>
+          <w:szCs w:val="24"/>
+        </w:rPr>
+      </w:pPr>
+      <w:r>
+        <w:rPr>
+          <w:rFonts w:ascii="Cambria" w:hAnsi="Cambria"/>
+          <w:sz w:val="24"/>
+          <w:szCs w:val="24"/>
         </w:rPr>
         <w:lastRenderedPageBreak/>
-        <w:t>plt.hist</w:t>
-      </w:r>
-      <w:proofErr w:type="spellEnd"/>
-      <w:r>
-        <w:rPr>
-          <w:rFonts w:ascii="Cambria" w:hAnsi="Cambria"/>
-          <w:sz w:val="26"/>
-          <w:szCs w:val="26"/>
-        </w:rPr>
-        <w:t>(data, bins=5)</w:t>
-      </w:r>
-    </w:p>
-    <w:p>
-      <w:pPr>
-        <w:spacing w:after="160" w:line="259" w:lineRule="auto"/>
-        <w:rPr>
-          <w:rFonts w:ascii="Cambria" w:hAnsi="Cambria"/>
-          <w:sz w:val="26"/>
-          <w:szCs w:val="26"/>
-        </w:rPr>
-      </w:pPr>
-      <w:proofErr w:type="spellStart"/>
-      <w:r>
-        <w:rPr>
-          <w:rFonts w:ascii="Cambria" w:hAnsi="Cambria"/>
-          <w:sz w:val="26"/>
-          <w:szCs w:val="26"/>
-        </w:rPr>
-        <w:t>plt.title</w:t>
-      </w:r>
-      <w:proofErr w:type="spellEnd"/>
-      <w:r>
-        <w:rPr>
-          <w:rFonts w:ascii="Cambria" w:hAnsi="Cambria"/>
-          <w:sz w:val="26"/>
-          <w:szCs w:val="26"/>
-        </w:rPr>
-        <w:t>("Data Distribution")</w:t>
-      </w:r>
-    </w:p>
-    <w:p>
-      <w:pPr>
-        <w:spacing w:after="160" w:line="259" w:lineRule="auto"/>
-        <w:rPr>
-          <w:rFonts w:ascii="Cambria" w:hAnsi="Cambria"/>
-          <w:sz w:val="26"/>
-          <w:szCs w:val="26"/>
-        </w:rPr>
-      </w:pPr>
-      <w:proofErr w:type="spellStart"/>
-      <w:r>
-        <w:rPr>
-          <w:rFonts w:ascii="Cambria" w:hAnsi="Cambria"/>
-          <w:sz w:val="26"/>
-          <w:szCs w:val="26"/>
-        </w:rPr>
-        <w:t>plt.xlabel</w:t>
-      </w:r>
-      <w:proofErr w:type="spellEnd"/>
-      <w:r>
-        <w:rPr>
-          <w:rFonts w:ascii="Cambria" w:hAnsi="Cambria"/>
-          <w:sz w:val="26"/>
-          <w:szCs w:val="26"/>
-        </w:rPr>
-        <w:t>("Values")</w:t>
-      </w:r>
-    </w:p>
-    <w:p>
-      <w:pPr>
-        <w:spacing w:after="160" w:line="259" w:lineRule="auto"/>
-        <w:rPr>
-          <w:rFonts w:ascii="Cambria" w:hAnsi="Cambria"/>
-          <w:sz w:val="26"/>
-          <w:szCs w:val="26"/>
-        </w:rPr>
-      </w:pPr>
-      <w:proofErr w:type="spellStart"/>
-      <w:r>
-        <w:rPr>
-          <w:rFonts w:ascii="Cambria" w:hAnsi="Cambria"/>
-          <w:sz w:val="26"/>
-          <w:szCs w:val="26"/>
-        </w:rPr>
-        <w:t>plt.ylabel</w:t>
-      </w:r>
-      <w:proofErr w:type="spellEnd"/>
-      <w:r>
-        <w:rPr>
-          <w:rFonts w:ascii="Cambria" w:hAnsi="Cambria"/>
-          <w:sz w:val="26"/>
-          <w:szCs w:val="26"/>
-        </w:rPr>
-        <w:t>("Frequency")</w:t>
-      </w:r>
-    </w:p>
-    <w:p>
-      <w:pPr>
-        <w:spacing w:after="160" w:line="259" w:lineRule="auto"/>
-        <w:rPr>
-          <w:rFonts w:ascii="Cambria" w:hAnsi="Cambria"/>
-          <w:sz w:val="26"/>
-          <w:szCs w:val="26"/>
-        </w:rPr>
-      </w:pPr>
-      <w:proofErr w:type="spellStart"/>
-      <w:r>
-        <w:rPr>
-          <w:rFonts w:ascii="Cambria" w:hAnsi="Cambria"/>
-          <w:sz w:val="26"/>
-          <w:szCs w:val="26"/>
-        </w:rPr>
-        <w:t>plt.show</w:t>
-      </w:r>
-      <w:proofErr w:type="spellEnd"/>
-      <w:r>
-        <w:rPr>
-          <w:rFonts w:ascii="Cambria" w:hAnsi="Cambria"/>
-          <w:sz w:val="26"/>
-          <w:szCs w:val="26"/>
-        </w:rPr>
-        <w:t>()</w:t>
-      </w:r>
-    </w:p>
-    <w:p>
-      <w:pPr>
-        <w:pStyle w:val="Heading1"/>
-      </w:pPr>
-      <w:r>
         <w:t>DIFFERENCE: BAR PLOT vs HISTOGRAM</w:t>
       </w:r>
     </w:p>
-    <w:p/>
+    <w:p>
+      <w:pPr>
+        <w:rPr>
+          <w:rFonts w:ascii="Cambria" w:hAnsi="Cambria"/>
+          <w:sz w:val="24"/>
+          <w:szCs w:val="24"/>
+        </w:rPr>
+      </w:pPr>
+    </w:p>
     <w:tbl>
       <w:tblPr>
         <w:tblW w:w="0" w:type="auto"/>
@@ -2657,15 +2785,15 @@
               <w:jc w:val="center"/>
               <w:rPr>
                 <w:rFonts w:ascii="Cambria" w:hAnsi="Cambria"/>
-                <w:sz w:val="26"/>
-                <w:szCs w:val="26"/>
+                <w:sz w:val="24"/>
+                <w:szCs w:val="24"/>
               </w:rPr>
             </w:pPr>
             <w:r>
               <w:rPr>
                 <w:rFonts w:ascii="Cambria" w:hAnsi="Cambria"/>
-                <w:sz w:val="26"/>
-                <w:szCs w:val="26"/>
+                <w:sz w:val="24"/>
+                <w:szCs w:val="24"/>
               </w:rPr>
               <w:t>Bar Plot</w:t>
             </w:r>
@@ -2683,15 +2811,15 @@
               <w:jc w:val="center"/>
               <w:rPr>
                 <w:rFonts w:ascii="Cambria" w:hAnsi="Cambria"/>
-                <w:sz w:val="26"/>
-                <w:szCs w:val="26"/>
+                <w:sz w:val="24"/>
+                <w:szCs w:val="24"/>
               </w:rPr>
             </w:pPr>
             <w:r>
               <w:rPr>
                 <w:rFonts w:ascii="Cambria" w:hAnsi="Cambria"/>
-                <w:sz w:val="26"/>
-                <w:szCs w:val="26"/>
+                <w:sz w:val="24"/>
+                <w:szCs w:val="24"/>
               </w:rPr>
               <w:t>Histogram</w:t>
             </w:r>
@@ -2715,15 +2843,15 @@
               <w:jc w:val="center"/>
               <w:rPr>
                 <w:rFonts w:ascii="Cambria" w:hAnsi="Cambria"/>
-                <w:sz w:val="26"/>
-                <w:szCs w:val="26"/>
+                <w:sz w:val="24"/>
+                <w:szCs w:val="24"/>
               </w:rPr>
             </w:pPr>
             <w:r>
               <w:rPr>
                 <w:rFonts w:ascii="Cambria" w:hAnsi="Cambria"/>
-                <w:sz w:val="26"/>
-                <w:szCs w:val="26"/>
+                <w:sz w:val="24"/>
+                <w:szCs w:val="24"/>
               </w:rPr>
               <w:t>Compares categories</w:t>
             </w:r>
@@ -2741,15 +2869,15 @@
               <w:jc w:val="center"/>
               <w:rPr>
                 <w:rFonts w:ascii="Cambria" w:hAnsi="Cambria"/>
-                <w:sz w:val="26"/>
-                <w:szCs w:val="26"/>
+                <w:sz w:val="24"/>
+                <w:szCs w:val="24"/>
               </w:rPr>
             </w:pPr>
             <w:r>
               <w:rPr>
                 <w:rFonts w:ascii="Cambria" w:hAnsi="Cambria"/>
-                <w:sz w:val="26"/>
-                <w:szCs w:val="26"/>
+                <w:sz w:val="24"/>
+                <w:szCs w:val="24"/>
               </w:rPr>
               <w:t>Shows data spread</w:t>
             </w:r>
@@ -2773,15 +2901,15 @@
               <w:jc w:val="center"/>
               <w:rPr>
                 <w:rFonts w:ascii="Cambria" w:hAnsi="Cambria"/>
-                <w:sz w:val="26"/>
-                <w:szCs w:val="26"/>
+                <w:sz w:val="24"/>
+                <w:szCs w:val="24"/>
               </w:rPr>
             </w:pPr>
             <w:r>
               <w:rPr>
                 <w:rFonts w:ascii="Cambria" w:hAnsi="Cambria"/>
-                <w:sz w:val="26"/>
-                <w:szCs w:val="26"/>
+                <w:sz w:val="24"/>
+                <w:szCs w:val="24"/>
               </w:rPr>
               <w:t>Uses labels</w:t>
             </w:r>
@@ -2799,15 +2927,15 @@
               <w:jc w:val="center"/>
               <w:rPr>
                 <w:rFonts w:ascii="Cambria" w:hAnsi="Cambria"/>
-                <w:sz w:val="26"/>
-                <w:szCs w:val="26"/>
+                <w:sz w:val="24"/>
+                <w:szCs w:val="24"/>
               </w:rPr>
             </w:pPr>
             <w:r>
               <w:rPr>
                 <w:rFonts w:ascii="Cambria" w:hAnsi="Cambria"/>
-                <w:sz w:val="26"/>
-                <w:szCs w:val="26"/>
+                <w:sz w:val="24"/>
+                <w:szCs w:val="24"/>
               </w:rPr>
               <w:t>Uses bins</w:t>
             </w:r>
@@ -2831,15 +2959,15 @@
               <w:jc w:val="center"/>
               <w:rPr>
                 <w:rFonts w:ascii="Cambria" w:hAnsi="Cambria"/>
-                <w:sz w:val="26"/>
-                <w:szCs w:val="26"/>
+                <w:sz w:val="24"/>
+                <w:szCs w:val="24"/>
               </w:rPr>
             </w:pPr>
             <w:r>
               <w:rPr>
                 <w:rFonts w:ascii="Cambria" w:hAnsi="Cambria"/>
-                <w:sz w:val="26"/>
-                <w:szCs w:val="26"/>
+                <w:sz w:val="24"/>
+                <w:szCs w:val="24"/>
               </w:rPr>
               <w:t>Data is discrete</w:t>
             </w:r>
@@ -2857,15 +2985,15 @@
               <w:jc w:val="center"/>
               <w:rPr>
                 <w:rFonts w:ascii="Cambria" w:hAnsi="Cambria"/>
-                <w:sz w:val="26"/>
-                <w:szCs w:val="26"/>
+                <w:sz w:val="24"/>
+                <w:szCs w:val="24"/>
               </w:rPr>
             </w:pPr>
             <w:r>
               <w:rPr>
                 <w:rFonts w:ascii="Cambria" w:hAnsi="Cambria"/>
-                <w:sz w:val="26"/>
-                <w:szCs w:val="26"/>
+                <w:sz w:val="24"/>
+                <w:szCs w:val="24"/>
               </w:rPr>
               <w:t>Data is continuous</w:t>
             </w:r>
@@ -2878,8 +3006,8 @@
         <w:spacing w:after="160" w:line="259" w:lineRule="auto"/>
         <w:rPr>
           <w:rFonts w:ascii="Cambria" w:hAnsi="Cambria"/>
-          <w:sz w:val="26"/>
-          <w:szCs w:val="26"/>
+          <w:sz w:val="24"/>
+          <w:szCs w:val="24"/>
         </w:rPr>
       </w:pPr>
     </w:p>
@@ -2888,15 +3016,15 @@
         <w:pStyle w:val="Heading2"/>
         <w:rPr>
           <w:rFonts w:ascii="Cambria" w:hAnsi="Cambria"/>
-          <w:sz w:val="26"/>
-          <w:szCs w:val="26"/>
-        </w:rPr>
-      </w:pPr>
-      <w:r>
-        <w:rPr>
-          <w:rFonts w:ascii="Cambria" w:hAnsi="Cambria"/>
-          <w:sz w:val="26"/>
-          <w:szCs w:val="26"/>
+          <w:sz w:val="24"/>
+          <w:szCs w:val="24"/>
+        </w:rPr>
+      </w:pPr>
+      <w:r>
+        <w:rPr>
+          <w:rFonts w:ascii="Cambria" w:hAnsi="Cambria"/>
+          <w:sz w:val="24"/>
+          <w:szCs w:val="24"/>
         </w:rPr>
         <w:t>QUICK SUMMARY</w:t>
       </w:r>
@@ -2910,15 +3038,15 @@
         <w:spacing w:before="0" w:after="160" w:line="259" w:lineRule="auto"/>
         <w:rPr>
           <w:rFonts w:ascii="Cambria" w:hAnsi="Cambria"/>
-          <w:sz w:val="26"/>
-          <w:szCs w:val="26"/>
-        </w:rPr>
-      </w:pPr>
-      <w:r>
-        <w:rPr>
-          <w:rFonts w:ascii="Cambria" w:hAnsi="Cambria"/>
-          <w:sz w:val="26"/>
-          <w:szCs w:val="26"/>
+          <w:sz w:val="24"/>
+          <w:szCs w:val="24"/>
+        </w:rPr>
+      </w:pPr>
+      <w:r>
+        <w:rPr>
+          <w:rFonts w:ascii="Cambria" w:hAnsi="Cambria"/>
+          <w:sz w:val="24"/>
+          <w:szCs w:val="24"/>
         </w:rPr>
         <w:t>Features make plots clear</w:t>
       </w:r>
@@ -2932,15 +3060,15 @@
         <w:spacing w:before="0" w:after="160" w:line="259" w:lineRule="auto"/>
         <w:rPr>
           <w:rFonts w:ascii="Cambria" w:hAnsi="Cambria"/>
-          <w:sz w:val="26"/>
-          <w:szCs w:val="26"/>
-        </w:rPr>
-      </w:pPr>
-      <w:r>
-        <w:rPr>
-          <w:rFonts w:ascii="Cambria" w:hAnsi="Cambria"/>
-          <w:sz w:val="26"/>
-          <w:szCs w:val="26"/>
+          <w:sz w:val="24"/>
+          <w:szCs w:val="24"/>
+        </w:rPr>
+      </w:pPr>
+      <w:r>
+        <w:rPr>
+          <w:rFonts w:ascii="Cambria" w:hAnsi="Cambria"/>
+          <w:sz w:val="24"/>
+          <w:szCs w:val="24"/>
         </w:rPr>
         <w:t>Subplots show many graphs in one figure</w:t>
       </w:r>
@@ -2954,15 +3082,15 @@
         <w:spacing w:before="0" w:after="160" w:line="259" w:lineRule="auto"/>
         <w:rPr>
           <w:rFonts w:ascii="Cambria" w:hAnsi="Cambria"/>
-          <w:sz w:val="26"/>
-          <w:szCs w:val="26"/>
-        </w:rPr>
-      </w:pPr>
-      <w:r>
-        <w:rPr>
-          <w:rFonts w:ascii="Cambria" w:hAnsi="Cambria"/>
-          <w:sz w:val="26"/>
-          <w:szCs w:val="26"/>
+          <w:sz w:val="24"/>
+          <w:szCs w:val="24"/>
+        </w:rPr>
+      </w:pPr>
+      <w:r>
+        <w:rPr>
+          <w:rFonts w:ascii="Cambria" w:hAnsi="Cambria"/>
+          <w:sz w:val="24"/>
+          <w:szCs w:val="24"/>
         </w:rPr>
         <w:t>Bar plot → comparison</w:t>
       </w:r>
@@ -2976,35 +3104,1497 @@
         <w:spacing w:before="0" w:after="160" w:line="259" w:lineRule="auto"/>
         <w:rPr>
           <w:rFonts w:ascii="Cambria" w:hAnsi="Cambria"/>
-          <w:sz w:val="26"/>
-          <w:szCs w:val="26"/>
-        </w:rPr>
-      </w:pPr>
-      <w:r>
-        <w:rPr>
-          <w:rFonts w:ascii="Cambria" w:hAnsi="Cambria"/>
-          <w:sz w:val="26"/>
-          <w:szCs w:val="26"/>
+          <w:sz w:val="24"/>
+          <w:szCs w:val="24"/>
+        </w:rPr>
+      </w:pPr>
+      <w:r>
+        <w:rPr>
+          <w:rFonts w:ascii="Cambria" w:hAnsi="Cambria"/>
+          <w:sz w:val="24"/>
+          <w:szCs w:val="24"/>
         </w:rPr>
         <w:t>Histogram → distribution</w:t>
       </w:r>
     </w:p>
     <w:p>
       <w:pPr>
+        <w:pStyle w:val="Heading1"/>
+        <w:rPr>
+          <w:rFonts w:ascii="Cambria" w:hAnsi="Cambria"/>
+          <w:sz w:val="24"/>
+          <w:szCs w:val="24"/>
+        </w:rPr>
+      </w:pPr>
+      <w:r>
+        <w:rPr>
+          <w:rFonts w:ascii="Cambria" w:hAnsi="Cambria"/>
+          <w:sz w:val="24"/>
+          <w:szCs w:val="24"/>
+        </w:rPr>
+        <w:t>One</w:t>
+      </w:r>
+      <w:r>
+        <w:rPr>
+          <w:rFonts w:ascii="Cambria" w:hAnsi="Cambria"/>
+          <w:sz w:val="24"/>
+          <w:szCs w:val="24"/>
+        </w:rPr>
+        <w:t xml:space="preserve"> PLOT – ONE FIGURE</w:t>
+      </w:r>
+    </w:p>
+    <w:p>
+      <w:pPr>
+        <w:numPr>
+          <w:ilvl w:val="0"/>
+          <w:numId w:val="6"/>
+        </w:numPr>
+        <w:rPr>
+          <w:rFonts w:ascii="Cambria" w:hAnsi="Cambria"/>
+          <w:sz w:val="24"/>
+          <w:szCs w:val="24"/>
+        </w:rPr>
+      </w:pPr>
+      <w:r>
+        <w:rPr>
+          <w:rFonts w:ascii="Cambria" w:hAnsi="Cambria"/>
+          <w:sz w:val="24"/>
+          <w:szCs w:val="24"/>
+        </w:rPr>
+        <w:t xml:space="preserve">A </w:t>
+      </w:r>
+      <w:r>
+        <w:rPr>
+          <w:rFonts w:ascii="Cambria" w:hAnsi="Cambria"/>
+          <w:b/>
+          <w:bCs/>
+          <w:sz w:val="24"/>
+          <w:szCs w:val="24"/>
+        </w:rPr>
+        <w:t>figure</w:t>
+      </w:r>
+      <w:r>
+        <w:rPr>
+          <w:rFonts w:ascii="Cambria" w:hAnsi="Cambria"/>
+          <w:sz w:val="24"/>
+          <w:szCs w:val="24"/>
+        </w:rPr>
+        <w:t xml:space="preserve"> is one plotting window.</w:t>
+      </w:r>
+    </w:p>
+    <w:p>
+      <w:pPr>
+        <w:numPr>
+          <w:ilvl w:val="0"/>
+          <w:numId w:val="6"/>
+        </w:numPr>
+        <w:rPr>
+          <w:rFonts w:ascii="Cambria" w:hAnsi="Cambria"/>
+          <w:sz w:val="24"/>
+          <w:szCs w:val="24"/>
+        </w:rPr>
+      </w:pPr>
+      <w:r>
+        <w:rPr>
+          <w:rFonts w:ascii="Cambria" w:hAnsi="Cambria"/>
+          <w:sz w:val="24"/>
+          <w:szCs w:val="24"/>
+        </w:rPr>
+        <w:t xml:space="preserve">We can draw </w:t>
+      </w:r>
+      <w:r>
+        <w:rPr>
+          <w:rFonts w:ascii="Cambria" w:hAnsi="Cambria"/>
+          <w:b/>
+          <w:bCs/>
+          <w:sz w:val="24"/>
+          <w:szCs w:val="24"/>
+        </w:rPr>
+        <w:t>one plot in one figure</w:t>
+      </w:r>
+      <w:r>
+        <w:rPr>
+          <w:rFonts w:ascii="Cambria" w:hAnsi="Cambria"/>
+          <w:sz w:val="24"/>
+          <w:szCs w:val="24"/>
+        </w:rPr>
+        <w:t>.</w:t>
+      </w:r>
+    </w:p>
+    <w:p>
+      <w:pPr>
+        <w:numPr>
+          <w:ilvl w:val="0"/>
+          <w:numId w:val="6"/>
+        </w:numPr>
+        <w:rPr>
+          <w:rFonts w:ascii="Cambria" w:hAnsi="Cambria"/>
+          <w:sz w:val="24"/>
+          <w:szCs w:val="24"/>
+        </w:rPr>
+      </w:pPr>
+      <w:r>
+        <w:rPr>
+          <w:rFonts w:ascii="Cambria" w:hAnsi="Cambria"/>
+          <w:sz w:val="24"/>
+          <w:szCs w:val="24"/>
+        </w:rPr>
+        <w:t>We use matplotlib for this.</w:t>
+      </w:r>
+    </w:p>
+    <w:p>
+      <w:pPr>
+        <w:pStyle w:val="Heading2"/>
+        <w:rPr>
+          <w:rFonts w:ascii="Cambria" w:hAnsi="Cambria"/>
+          <w:sz w:val="24"/>
+          <w:szCs w:val="24"/>
+        </w:rPr>
+      </w:pPr>
+      <w:r>
+        <w:rPr>
+          <w:rFonts w:ascii="Cambria" w:hAnsi="Cambria"/>
+          <w:sz w:val="24"/>
+          <w:szCs w:val="24"/>
+        </w:rPr>
+        <w:t>Example (one plot, one figure)</w:t>
+      </w:r>
+    </w:p>
+    <w:p>
+      <w:pPr>
+        <w:rPr>
+          <w:rFonts w:ascii="Cambria" w:hAnsi="Cambria"/>
+          <w:sz w:val="24"/>
+          <w:szCs w:val="24"/>
+        </w:rPr>
+      </w:pPr>
+      <w:r>
+        <w:rPr>
+          <w:rFonts w:ascii="Cambria" w:hAnsi="Cambria"/>
+          <w:sz w:val="24"/>
+          <w:szCs w:val="24"/>
+        </w:rPr>
+        <w:t xml:space="preserve">import </w:t>
+      </w:r>
+      <w:proofErr w:type="spellStart"/>
+      <w:r>
+        <w:rPr>
+          <w:rFonts w:ascii="Cambria" w:hAnsi="Cambria"/>
+          <w:sz w:val="24"/>
+          <w:szCs w:val="24"/>
+        </w:rPr>
+        <w:t>matplotlib.pyplot</w:t>
+      </w:r>
+      <w:proofErr w:type="spellEnd"/>
+      <w:r>
+        <w:rPr>
+          <w:rFonts w:ascii="Cambria" w:hAnsi="Cambria"/>
+          <w:sz w:val="24"/>
+          <w:szCs w:val="24"/>
+        </w:rPr>
+        <w:t xml:space="preserve"> as </w:t>
+      </w:r>
+      <w:proofErr w:type="spellStart"/>
+      <w:r>
+        <w:rPr>
+          <w:rFonts w:ascii="Cambria" w:hAnsi="Cambria"/>
+          <w:sz w:val="24"/>
+          <w:szCs w:val="24"/>
+        </w:rPr>
+        <w:t>plt</w:t>
+      </w:r>
+      <w:proofErr w:type="spellEnd"/>
+    </w:p>
+    <w:p>
+      <w:pPr>
+        <w:rPr>
+          <w:rFonts w:ascii="Cambria" w:hAnsi="Cambria"/>
+          <w:sz w:val="24"/>
+          <w:szCs w:val="24"/>
+        </w:rPr>
+      </w:pPr>
+      <w:r>
+        <w:rPr>
+          <w:rFonts w:ascii="Cambria" w:hAnsi="Cambria"/>
+          <w:sz w:val="24"/>
+          <w:szCs w:val="24"/>
+        </w:rPr>
+        <w:t>x = [1, 2, 3, 4]</w:t>
+      </w:r>
+    </w:p>
+    <w:p>
+      <w:pPr>
+        <w:rPr>
+          <w:rFonts w:ascii="Cambria" w:hAnsi="Cambria"/>
+          <w:sz w:val="24"/>
+          <w:szCs w:val="24"/>
+        </w:rPr>
+      </w:pPr>
+      <w:r>
+        <w:rPr>
+          <w:rFonts w:ascii="Cambria" w:hAnsi="Cambria"/>
+          <w:sz w:val="24"/>
+          <w:szCs w:val="24"/>
+        </w:rPr>
+        <w:t>y = [10, 20, 25, 30]</w:t>
+      </w:r>
+    </w:p>
+    <w:p>
+      <w:pPr>
+        <w:rPr>
+          <w:rFonts w:ascii="Cambria" w:hAnsi="Cambria"/>
+          <w:sz w:val="24"/>
+          <w:szCs w:val="24"/>
+        </w:rPr>
+      </w:pPr>
+      <w:proofErr w:type="spellStart"/>
+      <w:r>
+        <w:rPr>
+          <w:rFonts w:ascii="Cambria" w:hAnsi="Cambria"/>
+          <w:sz w:val="24"/>
+          <w:szCs w:val="24"/>
+        </w:rPr>
+        <w:t>plt.figure</w:t>
+      </w:r>
+      <w:proofErr w:type="spellEnd"/>
+      <w:r>
+        <w:rPr>
+          <w:rFonts w:ascii="Cambria" w:hAnsi="Cambria"/>
+          <w:sz w:val="24"/>
+          <w:szCs w:val="24"/>
+        </w:rPr>
+        <w:t>()</w:t>
+      </w:r>
+    </w:p>
+    <w:p>
+      <w:pPr>
+        <w:rPr>
+          <w:rFonts w:ascii="Cambria" w:hAnsi="Cambria"/>
+          <w:sz w:val="24"/>
+          <w:szCs w:val="24"/>
+        </w:rPr>
+      </w:pPr>
+      <w:proofErr w:type="spellStart"/>
+      <w:r>
+        <w:rPr>
+          <w:rFonts w:ascii="Cambria" w:hAnsi="Cambria"/>
+          <w:sz w:val="24"/>
+          <w:szCs w:val="24"/>
+        </w:rPr>
+        <w:t>plt.plot</w:t>
+      </w:r>
+      <w:proofErr w:type="spellEnd"/>
+      <w:r>
+        <w:rPr>
+          <w:rFonts w:ascii="Cambria" w:hAnsi="Cambria"/>
+          <w:sz w:val="24"/>
+          <w:szCs w:val="24"/>
+        </w:rPr>
+        <w:t>(x, y)</w:t>
+      </w:r>
+    </w:p>
+    <w:p>
+      <w:pPr>
+        <w:rPr>
+          <w:rFonts w:ascii="Cambria" w:hAnsi="Cambria"/>
+          <w:sz w:val="24"/>
+          <w:szCs w:val="24"/>
+        </w:rPr>
+      </w:pPr>
+      <w:proofErr w:type="spellStart"/>
+      <w:r>
+        <w:rPr>
+          <w:rFonts w:ascii="Cambria" w:hAnsi="Cambria"/>
+          <w:sz w:val="24"/>
+          <w:szCs w:val="24"/>
+        </w:rPr>
+        <w:t>plt.title</w:t>
+      </w:r>
+      <w:proofErr w:type="spellEnd"/>
+      <w:r>
+        <w:rPr>
+          <w:rFonts w:ascii="Cambria" w:hAnsi="Cambria"/>
+          <w:sz w:val="24"/>
+          <w:szCs w:val="24"/>
+        </w:rPr>
+        <w:t>("My First Plot")</w:t>
+      </w:r>
+    </w:p>
+    <w:p>
+      <w:pPr>
+        <w:rPr>
+          <w:rFonts w:ascii="Cambria" w:hAnsi="Cambria"/>
+          <w:sz w:val="24"/>
+          <w:szCs w:val="24"/>
+        </w:rPr>
+      </w:pPr>
+      <w:proofErr w:type="spellStart"/>
+      <w:r>
+        <w:rPr>
+          <w:rFonts w:ascii="Cambria" w:hAnsi="Cambria"/>
+          <w:sz w:val="24"/>
+          <w:szCs w:val="24"/>
+        </w:rPr>
+        <w:t>plt.xlabel</w:t>
+      </w:r>
+      <w:proofErr w:type="spellEnd"/>
+      <w:r>
+        <w:rPr>
+          <w:rFonts w:ascii="Cambria" w:hAnsi="Cambria"/>
+          <w:sz w:val="24"/>
+          <w:szCs w:val="24"/>
+        </w:rPr>
+        <w:t>("X values")</w:t>
+      </w:r>
+    </w:p>
+    <w:p>
+      <w:pPr>
+        <w:rPr>
+          <w:rFonts w:ascii="Cambria" w:hAnsi="Cambria"/>
+          <w:sz w:val="24"/>
+          <w:szCs w:val="24"/>
+        </w:rPr>
+      </w:pPr>
+      <w:proofErr w:type="spellStart"/>
+      <w:r>
+        <w:rPr>
+          <w:rFonts w:ascii="Cambria" w:hAnsi="Cambria"/>
+          <w:sz w:val="24"/>
+          <w:szCs w:val="24"/>
+        </w:rPr>
+        <w:t>plt.ylabel</w:t>
+      </w:r>
+      <w:proofErr w:type="spellEnd"/>
+      <w:r>
+        <w:rPr>
+          <w:rFonts w:ascii="Cambria" w:hAnsi="Cambria"/>
+          <w:sz w:val="24"/>
+          <w:szCs w:val="24"/>
+        </w:rPr>
+        <w:t>("Y values")</w:t>
+      </w:r>
+    </w:p>
+    <w:p>
+      <w:pPr>
+        <w:rPr>
+          <w:rFonts w:ascii="Cambria" w:hAnsi="Cambria"/>
+          <w:sz w:val="24"/>
+          <w:szCs w:val="24"/>
+        </w:rPr>
+      </w:pPr>
+      <w:proofErr w:type="spellStart"/>
+      <w:r>
+        <w:rPr>
+          <w:rFonts w:ascii="Cambria" w:hAnsi="Cambria"/>
+          <w:sz w:val="24"/>
+          <w:szCs w:val="24"/>
+        </w:rPr>
+        <w:t>plt.show</w:t>
+      </w:r>
+      <w:proofErr w:type="spellEnd"/>
+      <w:r>
+        <w:rPr>
+          <w:rFonts w:ascii="Cambria" w:hAnsi="Cambria"/>
+          <w:sz w:val="24"/>
+          <w:szCs w:val="24"/>
+        </w:rPr>
+        <w:t>()</w:t>
+      </w:r>
+    </w:p>
+    <w:p>
+      <w:pPr>
+        <w:pStyle w:val="Heading1"/>
+        <w:rPr>
+          <w:rFonts w:ascii="Cambria" w:hAnsi="Cambria"/>
+          <w:sz w:val="24"/>
+          <w:szCs w:val="24"/>
+        </w:rPr>
+      </w:pPr>
+      <w:r>
+        <w:rPr>
+          <w:rFonts w:ascii="Cambria" w:hAnsi="Cambria"/>
+          <w:sz w:val="24"/>
+          <w:szCs w:val="24"/>
+        </w:rPr>
+        <w:lastRenderedPageBreak/>
+        <w:t>PANDAS DATA FRAME</w:t>
+      </w:r>
+    </w:p>
+    <w:p>
+      <w:pPr>
+        <w:numPr>
+          <w:ilvl w:val="0"/>
+          <w:numId w:val="7"/>
+        </w:numPr>
+        <w:rPr>
+          <w:rFonts w:ascii="Cambria" w:hAnsi="Cambria"/>
+          <w:sz w:val="24"/>
+          <w:szCs w:val="24"/>
+        </w:rPr>
+      </w:pPr>
+      <w:r>
+        <w:rPr>
+          <w:rFonts w:ascii="Cambria" w:hAnsi="Cambria"/>
+          <w:sz w:val="24"/>
+          <w:szCs w:val="24"/>
+        </w:rPr>
+        <w:t xml:space="preserve">A </w:t>
+      </w:r>
+      <w:proofErr w:type="spellStart"/>
+      <w:r>
+        <w:rPr>
+          <w:rFonts w:ascii="Cambria" w:hAnsi="Cambria"/>
+          <w:b/>
+          <w:bCs/>
+          <w:sz w:val="24"/>
+          <w:szCs w:val="24"/>
+        </w:rPr>
+        <w:t>DataFrame</w:t>
+      </w:r>
+      <w:proofErr w:type="spellEnd"/>
+      <w:r>
+        <w:rPr>
+          <w:rFonts w:ascii="Cambria" w:hAnsi="Cambria"/>
+          <w:sz w:val="24"/>
+          <w:szCs w:val="24"/>
+        </w:rPr>
+        <w:t xml:space="preserve"> is a table.</w:t>
+      </w:r>
+    </w:p>
+    <w:p>
+      <w:pPr>
+        <w:numPr>
+          <w:ilvl w:val="0"/>
+          <w:numId w:val="7"/>
+        </w:numPr>
+        <w:rPr>
+          <w:rFonts w:ascii="Cambria" w:hAnsi="Cambria"/>
+          <w:sz w:val="24"/>
+          <w:szCs w:val="24"/>
+        </w:rPr>
+      </w:pPr>
+      <w:r>
+        <w:rPr>
+          <w:rFonts w:ascii="Cambria" w:hAnsi="Cambria"/>
+          <w:sz w:val="24"/>
+          <w:szCs w:val="24"/>
+        </w:rPr>
+        <w:t xml:space="preserve">It has </w:t>
+      </w:r>
+      <w:r>
+        <w:rPr>
+          <w:rFonts w:ascii="Cambria" w:hAnsi="Cambria"/>
+          <w:b/>
+          <w:bCs/>
+          <w:sz w:val="24"/>
+          <w:szCs w:val="24"/>
+        </w:rPr>
+        <w:t>rows and columns</w:t>
+      </w:r>
+      <w:r>
+        <w:rPr>
+          <w:rFonts w:ascii="Cambria" w:hAnsi="Cambria"/>
+          <w:sz w:val="24"/>
+          <w:szCs w:val="24"/>
+        </w:rPr>
+        <w:t>.</w:t>
+      </w:r>
+    </w:p>
+    <w:p>
+      <w:pPr>
+        <w:numPr>
+          <w:ilvl w:val="0"/>
+          <w:numId w:val="7"/>
+        </w:numPr>
+        <w:rPr>
+          <w:rFonts w:ascii="Cambria" w:hAnsi="Cambria"/>
+          <w:sz w:val="24"/>
+          <w:szCs w:val="24"/>
+        </w:rPr>
+      </w:pPr>
+      <w:r>
+        <w:rPr>
+          <w:rFonts w:ascii="Cambria" w:hAnsi="Cambria"/>
+          <w:sz w:val="24"/>
+          <w:szCs w:val="24"/>
+        </w:rPr>
+        <w:t xml:space="preserve">It is made using </w:t>
+      </w:r>
+      <w:r>
+        <w:rPr>
+          <w:rFonts w:ascii="Cambria" w:hAnsi="Cambria"/>
+          <w:b/>
+          <w:bCs/>
+          <w:sz w:val="24"/>
+          <w:szCs w:val="24"/>
+        </w:rPr>
+        <w:t>pandas</w:t>
+      </w:r>
+      <w:r>
+        <w:rPr>
+          <w:rFonts w:ascii="Cambria" w:hAnsi="Cambria"/>
+          <w:sz w:val="24"/>
+          <w:szCs w:val="24"/>
+        </w:rPr>
+        <w:t>.</w:t>
+      </w:r>
+    </w:p>
+    <w:p>
+      <w:pPr>
+        <w:pStyle w:val="Heading2"/>
+        <w:rPr>
+          <w:rFonts w:ascii="Cambria" w:hAnsi="Cambria"/>
+          <w:sz w:val="24"/>
+          <w:szCs w:val="24"/>
+        </w:rPr>
+      </w:pPr>
+      <w:r>
+        <w:rPr>
+          <w:rFonts w:ascii="Cambria" w:hAnsi="Cambria"/>
+          <w:sz w:val="24"/>
+          <w:szCs w:val="24"/>
+        </w:rPr>
+        <w:t xml:space="preserve">Example </w:t>
+      </w:r>
+    </w:p>
+    <w:p>
+      <w:pPr>
+        <w:rPr>
+          <w:rFonts w:ascii="Cambria" w:hAnsi="Cambria"/>
+          <w:sz w:val="24"/>
+          <w:szCs w:val="24"/>
+        </w:rPr>
+      </w:pPr>
+      <w:r>
+        <w:rPr>
+          <w:rFonts w:ascii="Cambria" w:hAnsi="Cambria"/>
+          <w:sz w:val="24"/>
+          <w:szCs w:val="24"/>
+        </w:rPr>
+        <w:t>import pandas as pd</w:t>
+      </w:r>
+    </w:p>
+    <w:p>
+      <w:pPr>
+        <w:rPr>
+          <w:rFonts w:ascii="Cambria" w:hAnsi="Cambria"/>
+          <w:sz w:val="24"/>
+          <w:szCs w:val="24"/>
+        </w:rPr>
+      </w:pPr>
+      <w:r>
+        <w:rPr>
+          <w:rFonts w:ascii="Cambria" w:hAnsi="Cambria"/>
+          <w:sz w:val="24"/>
+          <w:szCs w:val="24"/>
+        </w:rPr>
+        <w:t>data = {</w:t>
+      </w:r>
+    </w:p>
+    <w:p>
+      <w:pPr>
+        <w:rPr>
+          <w:rFonts w:ascii="Cambria" w:hAnsi="Cambria"/>
+          <w:sz w:val="24"/>
+          <w:szCs w:val="24"/>
+        </w:rPr>
+      </w:pPr>
+      <w:r>
+        <w:rPr>
+          <w:rFonts w:ascii="Cambria" w:hAnsi="Cambria"/>
+          <w:sz w:val="24"/>
+          <w:szCs w:val="24"/>
+        </w:rPr>
+        <w:t xml:space="preserve">    "Year": [2020, 2021, 2022, 2023],</w:t>
+      </w:r>
+    </w:p>
+    <w:p>
+      <w:pPr>
+        <w:rPr>
+          <w:rFonts w:ascii="Cambria" w:hAnsi="Cambria"/>
+          <w:sz w:val="24"/>
+          <w:szCs w:val="24"/>
+        </w:rPr>
+      </w:pPr>
+      <w:r>
+        <w:rPr>
+          <w:rFonts w:ascii="Cambria" w:hAnsi="Cambria"/>
+          <w:sz w:val="24"/>
+          <w:szCs w:val="24"/>
+        </w:rPr>
+        <w:t xml:space="preserve">    "Sales": [200, 250, 300, 350]</w:t>
+      </w:r>
+    </w:p>
+    <w:p>
+      <w:pPr>
+        <w:rPr>
+          <w:rFonts w:ascii="Cambria" w:hAnsi="Cambria"/>
+          <w:sz w:val="24"/>
+          <w:szCs w:val="24"/>
+        </w:rPr>
+      </w:pPr>
+      <w:r>
+        <w:rPr>
+          <w:rFonts w:ascii="Cambria" w:hAnsi="Cambria"/>
+          <w:sz w:val="24"/>
+          <w:szCs w:val="24"/>
+        </w:rPr>
+        <w:t>}</w:t>
+      </w:r>
+    </w:p>
+    <w:p>
+      <w:pPr>
+        <w:rPr>
+          <w:rFonts w:ascii="Cambria" w:hAnsi="Cambria"/>
+          <w:sz w:val="24"/>
+          <w:szCs w:val="24"/>
+        </w:rPr>
+      </w:pPr>
+      <w:proofErr w:type="spellStart"/>
+      <w:r>
+        <w:rPr>
+          <w:rFonts w:ascii="Cambria" w:hAnsi="Cambria"/>
+          <w:sz w:val="24"/>
+          <w:szCs w:val="24"/>
+        </w:rPr>
+        <w:t>df</w:t>
+      </w:r>
+      <w:proofErr w:type="spellEnd"/>
+      <w:r>
+        <w:rPr>
+          <w:rFonts w:ascii="Cambria" w:hAnsi="Cambria"/>
+          <w:sz w:val="24"/>
+          <w:szCs w:val="24"/>
+        </w:rPr>
+        <w:t xml:space="preserve"> = </w:t>
+      </w:r>
+      <w:proofErr w:type="spellStart"/>
+      <w:r>
+        <w:rPr>
+          <w:rFonts w:ascii="Cambria" w:hAnsi="Cambria"/>
+          <w:sz w:val="24"/>
+          <w:szCs w:val="24"/>
+        </w:rPr>
+        <w:t>pd.DataFrame</w:t>
+      </w:r>
+      <w:proofErr w:type="spellEnd"/>
+      <w:r>
+        <w:rPr>
+          <w:rFonts w:ascii="Cambria" w:hAnsi="Cambria"/>
+          <w:sz w:val="24"/>
+          <w:szCs w:val="24"/>
+        </w:rPr>
+        <w:t>(data)</w:t>
+      </w:r>
+    </w:p>
+    <w:p>
+      <w:pPr>
+        <w:rPr>
+          <w:rFonts w:ascii="Cambria" w:hAnsi="Cambria"/>
+          <w:sz w:val="24"/>
+          <w:szCs w:val="24"/>
+        </w:rPr>
+      </w:pPr>
+      <w:r>
+        <w:rPr>
+          <w:rFonts w:ascii="Cambria" w:hAnsi="Cambria"/>
+          <w:sz w:val="24"/>
+          <w:szCs w:val="24"/>
+        </w:rPr>
+        <w:t>print(</w:t>
+      </w:r>
+      <w:proofErr w:type="spellStart"/>
+      <w:r>
+        <w:rPr>
+          <w:rFonts w:ascii="Cambria" w:hAnsi="Cambria"/>
+          <w:sz w:val="24"/>
+          <w:szCs w:val="24"/>
+        </w:rPr>
+        <w:t>df</w:t>
+      </w:r>
+      <w:proofErr w:type="spellEnd"/>
+      <w:r>
+        <w:rPr>
+          <w:rFonts w:ascii="Cambria" w:hAnsi="Cambria"/>
+          <w:sz w:val="24"/>
+          <w:szCs w:val="24"/>
+        </w:rPr>
+        <w:t>)</w:t>
+      </w:r>
+    </w:p>
+    <w:p>
+      <w:pPr>
+        <w:pStyle w:val="Heading1"/>
+        <w:rPr>
+          <w:rFonts w:ascii="Cambria" w:hAnsi="Cambria"/>
+          <w:sz w:val="24"/>
+          <w:szCs w:val="24"/>
+        </w:rPr>
+      </w:pPr>
+      <w:r>
+        <w:rPr>
+          <w:rFonts w:ascii="Cambria" w:hAnsi="Cambria"/>
+          <w:sz w:val="24"/>
+          <w:szCs w:val="24"/>
+        </w:rPr>
+        <w:t xml:space="preserve">PLOTTING FROM </w:t>
+      </w:r>
+      <w:proofErr w:type="gramStart"/>
+      <w:r>
+        <w:rPr>
+          <w:rFonts w:ascii="Cambria" w:hAnsi="Cambria"/>
+          <w:sz w:val="24"/>
+          <w:szCs w:val="24"/>
+        </w:rPr>
+        <w:t>PANDAS</w:t>
+      </w:r>
+      <w:proofErr w:type="gramEnd"/>
+      <w:r>
+        <w:rPr>
+          <w:rFonts w:ascii="Cambria" w:hAnsi="Cambria"/>
+          <w:sz w:val="24"/>
+          <w:szCs w:val="24"/>
+        </w:rPr>
+        <w:t xml:space="preserve"> DATA FRAME</w:t>
+      </w:r>
+    </w:p>
+    <w:p>
+      <w:pPr>
+        <w:numPr>
+          <w:ilvl w:val="0"/>
+          <w:numId w:val="8"/>
+        </w:numPr>
+        <w:rPr>
+          <w:rFonts w:ascii="Cambria" w:hAnsi="Cambria"/>
+          <w:sz w:val="24"/>
+          <w:szCs w:val="24"/>
+        </w:rPr>
+      </w:pPr>
+      <w:r>
+        <w:rPr>
+          <w:rFonts w:ascii="Cambria" w:hAnsi="Cambria"/>
+          <w:sz w:val="24"/>
+          <w:szCs w:val="24"/>
+        </w:rPr>
+        <w:t xml:space="preserve">Pandas can </w:t>
+      </w:r>
+      <w:r>
+        <w:rPr>
+          <w:rFonts w:ascii="Cambria" w:hAnsi="Cambria"/>
+          <w:b/>
+          <w:bCs/>
+          <w:sz w:val="24"/>
+          <w:szCs w:val="24"/>
+        </w:rPr>
+        <w:t>plot data directly</w:t>
+      </w:r>
+      <w:r>
+        <w:rPr>
+          <w:rFonts w:ascii="Cambria" w:hAnsi="Cambria"/>
+          <w:sz w:val="24"/>
+          <w:szCs w:val="24"/>
+        </w:rPr>
+        <w:t>.</w:t>
+      </w:r>
+    </w:p>
+    <w:p>
+      <w:pPr>
+        <w:numPr>
+          <w:ilvl w:val="0"/>
+          <w:numId w:val="8"/>
+        </w:numPr>
+        <w:rPr>
+          <w:rFonts w:ascii="Cambria" w:hAnsi="Cambria"/>
+          <w:sz w:val="24"/>
+          <w:szCs w:val="24"/>
+        </w:rPr>
+      </w:pPr>
+      <w:r>
+        <w:rPr>
+          <w:rFonts w:ascii="Cambria" w:hAnsi="Cambria"/>
+          <w:sz w:val="24"/>
+          <w:szCs w:val="24"/>
+        </w:rPr>
+        <w:t xml:space="preserve">It uses </w:t>
+      </w:r>
+      <w:r>
+        <w:rPr>
+          <w:rFonts w:ascii="Cambria" w:hAnsi="Cambria"/>
+          <w:b/>
+          <w:bCs/>
+          <w:sz w:val="24"/>
+          <w:szCs w:val="24"/>
+        </w:rPr>
+        <w:t>matplotlib inside</w:t>
+      </w:r>
+      <w:r>
+        <w:rPr>
+          <w:rFonts w:ascii="Cambria" w:hAnsi="Cambria"/>
+          <w:sz w:val="24"/>
+          <w:szCs w:val="24"/>
+        </w:rPr>
+        <w:t>.</w:t>
+      </w:r>
+    </w:p>
+    <w:p>
+      <w:pPr>
+        <w:numPr>
+          <w:ilvl w:val="0"/>
+          <w:numId w:val="8"/>
+        </w:numPr>
+        <w:rPr>
+          <w:rFonts w:ascii="Cambria" w:hAnsi="Cambria"/>
+          <w:sz w:val="24"/>
+          <w:szCs w:val="24"/>
+        </w:rPr>
+      </w:pPr>
+      <w:r>
+        <w:rPr>
+          <w:rFonts w:ascii="Cambria" w:hAnsi="Cambria"/>
+          <w:sz w:val="24"/>
+          <w:szCs w:val="24"/>
+        </w:rPr>
+        <w:t xml:space="preserve">We do not need to write </w:t>
+      </w:r>
+      <w:proofErr w:type="spellStart"/>
+      <w:r>
+        <w:rPr>
+          <w:rFonts w:ascii="Cambria" w:hAnsi="Cambria"/>
+          <w:sz w:val="24"/>
+          <w:szCs w:val="24"/>
+        </w:rPr>
+        <w:t>plt.plot</w:t>
+      </w:r>
+      <w:proofErr w:type="spellEnd"/>
+      <w:r>
+        <w:rPr>
+          <w:rFonts w:ascii="Cambria" w:hAnsi="Cambria"/>
+          <w:sz w:val="24"/>
+          <w:szCs w:val="24"/>
+        </w:rPr>
+        <w:t>() every time.</w:t>
+      </w:r>
+    </w:p>
+    <w:p>
+      <w:pPr>
+        <w:pStyle w:val="Heading2"/>
+        <w:rPr>
+          <w:rFonts w:ascii="Cambria" w:hAnsi="Cambria"/>
+          <w:sz w:val="24"/>
+          <w:szCs w:val="24"/>
+        </w:rPr>
+      </w:pPr>
+      <w:r>
+        <w:rPr>
+          <w:rFonts w:ascii="Cambria" w:hAnsi="Cambria"/>
+          <w:sz w:val="24"/>
+          <w:szCs w:val="24"/>
+        </w:rPr>
+        <w:t xml:space="preserve">Line Plot from </w:t>
+      </w:r>
+      <w:proofErr w:type="spellStart"/>
+      <w:r>
+        <w:rPr>
+          <w:rFonts w:ascii="Cambria" w:hAnsi="Cambria"/>
+          <w:sz w:val="24"/>
+          <w:szCs w:val="24"/>
+        </w:rPr>
+        <w:t>DataFrame</w:t>
+      </w:r>
+      <w:proofErr w:type="spellEnd"/>
+    </w:p>
+    <w:p>
+      <w:pPr>
+        <w:rPr>
+          <w:rFonts w:ascii="Cambria" w:hAnsi="Cambria"/>
+          <w:sz w:val="24"/>
+          <w:szCs w:val="24"/>
+        </w:rPr>
+      </w:pPr>
+      <w:proofErr w:type="spellStart"/>
+      <w:r>
+        <w:rPr>
+          <w:rFonts w:ascii="Cambria" w:hAnsi="Cambria"/>
+          <w:sz w:val="24"/>
+          <w:szCs w:val="24"/>
+        </w:rPr>
+        <w:t>df.plot</w:t>
+      </w:r>
+      <w:proofErr w:type="spellEnd"/>
+      <w:r>
+        <w:rPr>
+          <w:rFonts w:ascii="Cambria" w:hAnsi="Cambria"/>
+          <w:sz w:val="24"/>
+          <w:szCs w:val="24"/>
+        </w:rPr>
+        <w:t>(x="Year", y="Sales")</w:t>
+      </w:r>
+    </w:p>
+    <w:p>
+      <w:pPr>
+        <w:rPr>
+          <w:rFonts w:ascii="Cambria" w:hAnsi="Cambria"/>
+          <w:sz w:val="24"/>
+          <w:szCs w:val="24"/>
+        </w:rPr>
+      </w:pPr>
+      <w:proofErr w:type="spellStart"/>
+      <w:r>
+        <w:rPr>
+          <w:rFonts w:ascii="Cambria" w:hAnsi="Cambria"/>
+          <w:sz w:val="24"/>
+          <w:szCs w:val="24"/>
+        </w:rPr>
+        <w:t>plt.title</w:t>
+      </w:r>
+      <w:proofErr w:type="spellEnd"/>
+      <w:r>
+        <w:rPr>
+          <w:rFonts w:ascii="Cambria" w:hAnsi="Cambria"/>
+          <w:sz w:val="24"/>
+          <w:szCs w:val="24"/>
+        </w:rPr>
+        <w:t>("Sales Over Years")</w:t>
+      </w:r>
+    </w:p>
+    <w:p>
+      <w:pPr>
+        <w:rPr>
+          <w:rFonts w:ascii="Cambria" w:hAnsi="Cambria"/>
+          <w:sz w:val="24"/>
+          <w:szCs w:val="24"/>
+        </w:rPr>
+      </w:pPr>
+      <w:proofErr w:type="spellStart"/>
+      <w:r>
+        <w:rPr>
+          <w:rFonts w:ascii="Cambria" w:hAnsi="Cambria"/>
+          <w:sz w:val="24"/>
+          <w:szCs w:val="24"/>
+        </w:rPr>
+        <w:t>plt.xlabel</w:t>
+      </w:r>
+      <w:proofErr w:type="spellEnd"/>
+      <w:r>
+        <w:rPr>
+          <w:rFonts w:ascii="Cambria" w:hAnsi="Cambria"/>
+          <w:sz w:val="24"/>
+          <w:szCs w:val="24"/>
+        </w:rPr>
+        <w:t>("Year")</w:t>
+      </w:r>
+    </w:p>
+    <w:p>
+      <w:pPr>
+        <w:rPr>
+          <w:rFonts w:ascii="Cambria" w:hAnsi="Cambria"/>
+          <w:sz w:val="24"/>
+          <w:szCs w:val="24"/>
+        </w:rPr>
+      </w:pPr>
+      <w:proofErr w:type="spellStart"/>
+      <w:r>
+        <w:rPr>
+          <w:rFonts w:ascii="Cambria" w:hAnsi="Cambria"/>
+          <w:sz w:val="24"/>
+          <w:szCs w:val="24"/>
+        </w:rPr>
+        <w:t>plt.ylabel</w:t>
+      </w:r>
+      <w:proofErr w:type="spellEnd"/>
+      <w:r>
+        <w:rPr>
+          <w:rFonts w:ascii="Cambria" w:hAnsi="Cambria"/>
+          <w:sz w:val="24"/>
+          <w:szCs w:val="24"/>
+        </w:rPr>
+        <w:t>("Sales")</w:t>
+      </w:r>
+    </w:p>
+    <w:p>
+      <w:pPr>
+        <w:rPr>
+          <w:rFonts w:ascii="Cambria" w:hAnsi="Cambria"/>
+          <w:sz w:val="24"/>
+          <w:szCs w:val="24"/>
+        </w:rPr>
+      </w:pPr>
+      <w:proofErr w:type="spellStart"/>
+      <w:r>
+        <w:rPr>
+          <w:rFonts w:ascii="Cambria" w:hAnsi="Cambria"/>
+          <w:sz w:val="24"/>
+          <w:szCs w:val="24"/>
+        </w:rPr>
+        <w:t>plt.show</w:t>
+      </w:r>
+      <w:proofErr w:type="spellEnd"/>
+      <w:r>
+        <w:rPr>
+          <w:rFonts w:ascii="Cambria" w:hAnsi="Cambria"/>
+          <w:sz w:val="24"/>
+          <w:szCs w:val="24"/>
+        </w:rPr>
+        <w:t>()</w:t>
+      </w:r>
+    </w:p>
+    <w:p>
+      <w:pPr>
+        <w:pStyle w:val="Heading2"/>
+        <w:rPr>
+          <w:rFonts w:ascii="Cambria" w:hAnsi="Cambria"/>
+          <w:sz w:val="24"/>
+          <w:szCs w:val="24"/>
+        </w:rPr>
+      </w:pPr>
+      <w:r>
+        <w:rPr>
+          <w:rFonts w:ascii="Cambria" w:hAnsi="Cambria"/>
+          <w:sz w:val="24"/>
+          <w:szCs w:val="24"/>
+        </w:rPr>
+        <w:t xml:space="preserve">Bar Plot from </w:t>
+      </w:r>
+      <w:proofErr w:type="spellStart"/>
+      <w:r>
+        <w:rPr>
+          <w:rFonts w:ascii="Cambria" w:hAnsi="Cambria"/>
+          <w:sz w:val="24"/>
+          <w:szCs w:val="24"/>
+        </w:rPr>
+        <w:t>DataFrame</w:t>
+      </w:r>
+      <w:proofErr w:type="spellEnd"/>
+    </w:p>
+    <w:p>
+      <w:pPr>
+        <w:rPr>
+          <w:rFonts w:ascii="Cambria" w:hAnsi="Cambria"/>
+          <w:sz w:val="24"/>
+          <w:szCs w:val="24"/>
+        </w:rPr>
+      </w:pPr>
+      <w:proofErr w:type="spellStart"/>
+      <w:r>
+        <w:rPr>
+          <w:rFonts w:ascii="Cambria" w:hAnsi="Cambria"/>
+          <w:sz w:val="24"/>
+          <w:szCs w:val="24"/>
+        </w:rPr>
+        <w:t>df.plot</w:t>
+      </w:r>
+      <w:proofErr w:type="spellEnd"/>
+      <w:r>
+        <w:rPr>
+          <w:rFonts w:ascii="Cambria" w:hAnsi="Cambria"/>
+          <w:sz w:val="24"/>
+          <w:szCs w:val="24"/>
+        </w:rPr>
+        <w:t>(x="Year", y="Sales", kind="bar")</w:t>
+      </w:r>
+    </w:p>
+    <w:p>
+      <w:pPr>
+        <w:rPr>
+          <w:rFonts w:ascii="Cambria" w:hAnsi="Cambria"/>
+          <w:sz w:val="24"/>
+          <w:szCs w:val="24"/>
+        </w:rPr>
+      </w:pPr>
+      <w:proofErr w:type="spellStart"/>
+      <w:r>
+        <w:rPr>
+          <w:rFonts w:ascii="Cambria" w:hAnsi="Cambria"/>
+          <w:sz w:val="24"/>
+          <w:szCs w:val="24"/>
+        </w:rPr>
+        <w:t>plt.title</w:t>
+      </w:r>
+      <w:proofErr w:type="spellEnd"/>
+      <w:r>
+        <w:rPr>
+          <w:rFonts w:ascii="Cambria" w:hAnsi="Cambria"/>
+          <w:sz w:val="24"/>
+          <w:szCs w:val="24"/>
+        </w:rPr>
+        <w:t>("Sales Bar Chart")</w:t>
+      </w:r>
+    </w:p>
+    <w:p>
+      <w:pPr>
+        <w:rPr>
+          <w:rFonts w:ascii="Cambria" w:hAnsi="Cambria"/>
+          <w:sz w:val="24"/>
+          <w:szCs w:val="24"/>
+        </w:rPr>
+      </w:pPr>
+      <w:proofErr w:type="spellStart"/>
+      <w:r>
+        <w:rPr>
+          <w:rFonts w:ascii="Cambria" w:hAnsi="Cambria"/>
+          <w:sz w:val="24"/>
+          <w:szCs w:val="24"/>
+        </w:rPr>
+        <w:t>plt.xlabel</w:t>
+      </w:r>
+      <w:proofErr w:type="spellEnd"/>
+      <w:r>
+        <w:rPr>
+          <w:rFonts w:ascii="Cambria" w:hAnsi="Cambria"/>
+          <w:sz w:val="24"/>
+          <w:szCs w:val="24"/>
+        </w:rPr>
+        <w:t>("Year")</w:t>
+      </w:r>
+    </w:p>
+    <w:p>
+      <w:pPr>
+        <w:rPr>
+          <w:rFonts w:ascii="Cambria" w:hAnsi="Cambria"/>
+          <w:sz w:val="24"/>
+          <w:szCs w:val="24"/>
+        </w:rPr>
+      </w:pPr>
+      <w:proofErr w:type="spellStart"/>
+      <w:r>
+        <w:rPr>
+          <w:rFonts w:ascii="Cambria" w:hAnsi="Cambria"/>
+          <w:sz w:val="24"/>
+          <w:szCs w:val="24"/>
+        </w:rPr>
+        <w:lastRenderedPageBreak/>
+        <w:t>plt.ylabel</w:t>
+      </w:r>
+      <w:proofErr w:type="spellEnd"/>
+      <w:r>
+        <w:rPr>
+          <w:rFonts w:ascii="Cambria" w:hAnsi="Cambria"/>
+          <w:sz w:val="24"/>
+          <w:szCs w:val="24"/>
+        </w:rPr>
+        <w:t>("Sales")</w:t>
+      </w:r>
+    </w:p>
+    <w:p>
+      <w:pPr>
+        <w:rPr>
+          <w:rFonts w:ascii="Cambria" w:hAnsi="Cambria"/>
+          <w:sz w:val="24"/>
+          <w:szCs w:val="24"/>
+        </w:rPr>
+      </w:pPr>
+      <w:proofErr w:type="spellStart"/>
+      <w:r>
+        <w:rPr>
+          <w:rFonts w:ascii="Cambria" w:hAnsi="Cambria"/>
+          <w:sz w:val="24"/>
+          <w:szCs w:val="24"/>
+        </w:rPr>
+        <w:t>plt.show</w:t>
+      </w:r>
+      <w:proofErr w:type="spellEnd"/>
+      <w:r>
+        <w:rPr>
+          <w:rFonts w:ascii="Cambria" w:hAnsi="Cambria"/>
+          <w:sz w:val="24"/>
+          <w:szCs w:val="24"/>
+        </w:rPr>
+        <w:t>()</w:t>
+      </w:r>
+    </w:p>
+    <w:p>
+      <w:pPr>
+        <w:pStyle w:val="Heading2"/>
+        <w:rPr>
+          <w:rFonts w:ascii="Cambria" w:hAnsi="Cambria"/>
+          <w:sz w:val="24"/>
+          <w:szCs w:val="24"/>
+        </w:rPr>
+      </w:pPr>
+      <w:r>
+        <w:rPr>
+          <w:rFonts w:ascii="Cambria" w:hAnsi="Cambria"/>
+          <w:sz w:val="24"/>
+          <w:szCs w:val="24"/>
+        </w:rPr>
+        <w:t xml:space="preserve">Histogram from </w:t>
+      </w:r>
+      <w:proofErr w:type="spellStart"/>
+      <w:r>
+        <w:rPr>
+          <w:rFonts w:ascii="Cambria" w:hAnsi="Cambria"/>
+          <w:sz w:val="24"/>
+          <w:szCs w:val="24"/>
+        </w:rPr>
+        <w:t>DataFrame</w:t>
+      </w:r>
+      <w:proofErr w:type="spellEnd"/>
+    </w:p>
+    <w:p>
+      <w:pPr>
+        <w:rPr>
+          <w:rFonts w:ascii="Cambria" w:hAnsi="Cambria"/>
+          <w:sz w:val="24"/>
+          <w:szCs w:val="24"/>
+        </w:rPr>
+      </w:pPr>
+      <w:proofErr w:type="spellStart"/>
+      <w:r>
+        <w:rPr>
+          <w:rFonts w:ascii="Cambria" w:hAnsi="Cambria"/>
+          <w:sz w:val="24"/>
+          <w:szCs w:val="24"/>
+        </w:rPr>
+        <w:t>df</w:t>
+      </w:r>
+      <w:proofErr w:type="spellEnd"/>
+      <w:r>
+        <w:rPr>
+          <w:rFonts w:ascii="Cambria" w:hAnsi="Cambria"/>
+          <w:sz w:val="24"/>
+          <w:szCs w:val="24"/>
+        </w:rPr>
+        <w:t>["Sales"].plot(kind="hist")</w:t>
+      </w:r>
+    </w:p>
+    <w:p>
+      <w:pPr>
+        <w:rPr>
+          <w:rFonts w:ascii="Cambria" w:hAnsi="Cambria"/>
+          <w:sz w:val="24"/>
+          <w:szCs w:val="24"/>
+        </w:rPr>
+      </w:pPr>
+      <w:proofErr w:type="spellStart"/>
+      <w:r>
+        <w:rPr>
+          <w:rFonts w:ascii="Cambria" w:hAnsi="Cambria"/>
+          <w:sz w:val="24"/>
+          <w:szCs w:val="24"/>
+        </w:rPr>
+        <w:t>plt.title</w:t>
+      </w:r>
+      <w:proofErr w:type="spellEnd"/>
+      <w:r>
+        <w:rPr>
+          <w:rFonts w:ascii="Cambria" w:hAnsi="Cambria"/>
+          <w:sz w:val="24"/>
+          <w:szCs w:val="24"/>
+        </w:rPr>
+        <w:t>("Sales Histogram")</w:t>
+      </w:r>
+    </w:p>
+    <w:p>
+      <w:pPr>
+        <w:rPr>
+          <w:rFonts w:ascii="Cambria" w:hAnsi="Cambria"/>
+          <w:sz w:val="24"/>
+          <w:szCs w:val="24"/>
+        </w:rPr>
+      </w:pPr>
+      <w:proofErr w:type="spellStart"/>
+      <w:r>
+        <w:rPr>
+          <w:rFonts w:ascii="Cambria" w:hAnsi="Cambria"/>
+          <w:sz w:val="24"/>
+          <w:szCs w:val="24"/>
+        </w:rPr>
+        <w:t>plt.xlabel</w:t>
+      </w:r>
+      <w:proofErr w:type="spellEnd"/>
+      <w:r>
+        <w:rPr>
+          <w:rFonts w:ascii="Cambria" w:hAnsi="Cambria"/>
+          <w:sz w:val="24"/>
+          <w:szCs w:val="24"/>
+        </w:rPr>
+        <w:t>("Sales")</w:t>
+      </w:r>
+    </w:p>
+    <w:p>
+      <w:pPr>
+        <w:rPr>
+          <w:rFonts w:ascii="Cambria" w:hAnsi="Cambria"/>
+          <w:sz w:val="24"/>
+          <w:szCs w:val="24"/>
+        </w:rPr>
+      </w:pPr>
+      <w:proofErr w:type="spellStart"/>
+      <w:r>
+        <w:rPr>
+          <w:rFonts w:ascii="Cambria" w:hAnsi="Cambria"/>
+          <w:sz w:val="24"/>
+          <w:szCs w:val="24"/>
+        </w:rPr>
+        <w:t>plt.show</w:t>
+      </w:r>
+      <w:proofErr w:type="spellEnd"/>
+      <w:r>
+        <w:rPr>
+          <w:rFonts w:ascii="Cambria" w:hAnsi="Cambria"/>
+          <w:sz w:val="24"/>
+          <w:szCs w:val="24"/>
+        </w:rPr>
+        <w:t>()</w:t>
+      </w:r>
+    </w:p>
+    <w:p>
+      <w:pPr>
+        <w:pStyle w:val="Heading2"/>
+        <w:rPr>
+          <w:rFonts w:ascii="Cambria" w:hAnsi="Cambria"/>
+          <w:sz w:val="24"/>
+          <w:szCs w:val="24"/>
+        </w:rPr>
+      </w:pPr>
+      <w:r>
+        <w:rPr>
+          <w:rFonts w:ascii="Cambria" w:hAnsi="Cambria"/>
+          <w:sz w:val="24"/>
+          <w:szCs w:val="24"/>
+        </w:rPr>
+        <w:t xml:space="preserve">VERY IMPORTANT POINTS </w:t>
+      </w:r>
+    </w:p>
+    <w:p>
+      <w:pPr>
+        <w:numPr>
+          <w:ilvl w:val="0"/>
+          <w:numId w:val="9"/>
+        </w:numPr>
+        <w:rPr>
+          <w:rFonts w:ascii="Cambria" w:hAnsi="Cambria"/>
+          <w:sz w:val="24"/>
+          <w:szCs w:val="24"/>
+        </w:rPr>
+      </w:pPr>
+      <w:proofErr w:type="spellStart"/>
+      <w:r>
+        <w:rPr>
+          <w:rFonts w:ascii="Cambria" w:hAnsi="Cambria"/>
+          <w:sz w:val="24"/>
+          <w:szCs w:val="24"/>
+        </w:rPr>
+        <w:t>plt.show</w:t>
+      </w:r>
+      <w:proofErr w:type="spellEnd"/>
+      <w:r>
+        <w:rPr>
+          <w:rFonts w:ascii="Cambria" w:hAnsi="Cambria"/>
+          <w:sz w:val="24"/>
+          <w:szCs w:val="24"/>
+        </w:rPr>
+        <w:t xml:space="preserve">() is needed to </w:t>
+      </w:r>
+      <w:r>
+        <w:rPr>
+          <w:rFonts w:ascii="Cambria" w:hAnsi="Cambria"/>
+          <w:b/>
+          <w:bCs/>
+          <w:sz w:val="24"/>
+          <w:szCs w:val="24"/>
+        </w:rPr>
+        <w:t>display the plot</w:t>
+      </w:r>
+    </w:p>
+    <w:p>
+      <w:pPr>
+        <w:numPr>
+          <w:ilvl w:val="0"/>
+          <w:numId w:val="9"/>
+        </w:numPr>
+        <w:rPr>
+          <w:rFonts w:ascii="Cambria" w:hAnsi="Cambria"/>
+          <w:sz w:val="24"/>
+          <w:szCs w:val="24"/>
+        </w:rPr>
+      </w:pPr>
+      <w:r>
+        <w:rPr>
+          <w:rFonts w:ascii="Cambria" w:hAnsi="Cambria"/>
+          <w:sz w:val="24"/>
+          <w:szCs w:val="24"/>
+        </w:rPr>
+        <w:t>kind="bar" → Bar plot</w:t>
+      </w:r>
+    </w:p>
+    <w:p>
+      <w:pPr>
+        <w:numPr>
+          <w:ilvl w:val="0"/>
+          <w:numId w:val="9"/>
+        </w:numPr>
+        <w:rPr>
+          <w:rFonts w:ascii="Cambria" w:hAnsi="Cambria"/>
+          <w:sz w:val="24"/>
+          <w:szCs w:val="24"/>
+        </w:rPr>
+      </w:pPr>
+      <w:r>
+        <w:rPr>
+          <w:rFonts w:ascii="Cambria" w:hAnsi="Cambria"/>
+          <w:sz w:val="24"/>
+          <w:szCs w:val="24"/>
+        </w:rPr>
+        <w:t>kind="hist" → Histogram</w:t>
+      </w:r>
+    </w:p>
+    <w:p>
+      <w:pPr>
+        <w:numPr>
+          <w:ilvl w:val="0"/>
+          <w:numId w:val="9"/>
+        </w:numPr>
+        <w:rPr>
+          <w:rFonts w:ascii="Cambria" w:hAnsi="Cambria"/>
+          <w:sz w:val="24"/>
+          <w:szCs w:val="24"/>
+        </w:rPr>
+      </w:pPr>
+      <w:r>
+        <w:rPr>
+          <w:rFonts w:ascii="Cambria" w:hAnsi="Cambria"/>
+          <w:sz w:val="24"/>
+          <w:szCs w:val="24"/>
+        </w:rPr>
+        <w:t xml:space="preserve">Default plot type is </w:t>
+      </w:r>
+      <w:r>
+        <w:rPr>
+          <w:rFonts w:ascii="Cambria" w:hAnsi="Cambria"/>
+          <w:b/>
+          <w:bCs/>
+          <w:sz w:val="24"/>
+          <w:szCs w:val="24"/>
+        </w:rPr>
+        <w:t>line plot</w:t>
+      </w:r>
+    </w:p>
+    <w:p>
+      <w:pPr>
+        <w:rPr>
+          <w:rFonts w:ascii="Cambria" w:hAnsi="Cambria"/>
+          <w:sz w:val="24"/>
+          <w:szCs w:val="24"/>
+        </w:rPr>
+      </w:pPr>
+    </w:p>
+    <w:p>
+      <w:pPr>
         <w:spacing w:before="0" w:after="160" w:line="259" w:lineRule="auto"/>
         <w:rPr>
           <w:rFonts w:ascii="Cambria" w:hAnsi="Cambria"/>
-          <w:sz w:val="26"/>
-          <w:szCs w:val="26"/>
-        </w:rPr>
-      </w:pPr>
-    </w:p>
-    <w:p>
-      <w:pPr>
-        <w:rPr>
-          <w:rFonts w:ascii="Cambria" w:hAnsi="Cambria"/>
-          <w:sz w:val="26"/>
-          <w:szCs w:val="26"/>
+          <w:sz w:val="24"/>
+          <w:szCs w:val="24"/>
+        </w:rPr>
+      </w:pPr>
+    </w:p>
+    <w:p>
+      <w:pPr>
+        <w:rPr>
+          <w:rFonts w:ascii="Cambria" w:hAnsi="Cambria"/>
+          <w:sz w:val="24"/>
+          <w:szCs w:val="24"/>
         </w:rPr>
       </w:pPr>
     </w:p>
@@ -3170,6 +4760,155 @@
     </w:lvl>
   </w:abstractNum>
   <w:abstractNum w:abstractNumId="1" w15:restartNumberingAfterBreak="0">
+    <w:nsid w:val="14F0679D"/>
+    <w:multiLevelType w:val="multilevel"/>
+    <w:tmpl w:val="98EAF4D2"/>
+    <w:lvl w:ilvl="0">
+      <w:start w:val="1"/>
+      <w:numFmt w:val="bullet"/>
+      <w:lvlText w:val=""/>
+      <w:lvlJc w:val="left"/>
+      <w:pPr>
+        <w:tabs>
+          <w:tab w:val="num" w:pos="720"/>
+        </w:tabs>
+        <w:ind w:left="720" w:hanging="360"/>
+      </w:pPr>
+      <w:rPr>
+        <w:rFonts w:ascii="Symbol" w:hAnsi="Symbol" w:hint="default"/>
+        <w:sz w:val="20"/>
+      </w:rPr>
+    </w:lvl>
+    <w:lvl w:ilvl="1" w:tentative="1">
+      <w:start w:val="1"/>
+      <w:numFmt w:val="bullet"/>
+      <w:lvlText w:val="o"/>
+      <w:lvlJc w:val="left"/>
+      <w:pPr>
+        <w:tabs>
+          <w:tab w:val="num" w:pos="1440"/>
+        </w:tabs>
+        <w:ind w:left="1440" w:hanging="360"/>
+      </w:pPr>
+      <w:rPr>
+        <w:rFonts w:ascii="Courier New" w:hAnsi="Courier New" w:hint="default"/>
+        <w:sz w:val="20"/>
+      </w:rPr>
+    </w:lvl>
+    <w:lvl w:ilvl="2" w:tentative="1">
+      <w:start w:val="1"/>
+      <w:numFmt w:val="bullet"/>
+      <w:lvlText w:val=""/>
+      <w:lvlJc w:val="left"/>
+      <w:pPr>
+        <w:tabs>
+          <w:tab w:val="num" w:pos="2160"/>
+        </w:tabs>
+        <w:ind w:left="2160" w:hanging="360"/>
+      </w:pPr>
+      <w:rPr>
+        <w:rFonts w:ascii="Wingdings" w:hAnsi="Wingdings" w:hint="default"/>
+        <w:sz w:val="20"/>
+      </w:rPr>
+    </w:lvl>
+    <w:lvl w:ilvl="3" w:tentative="1">
+      <w:start w:val="1"/>
+      <w:numFmt w:val="bullet"/>
+      <w:lvlText w:val=""/>
+      <w:lvlJc w:val="left"/>
+      <w:pPr>
+        <w:tabs>
+          <w:tab w:val="num" w:pos="2880"/>
+        </w:tabs>
+        <w:ind w:left="2880" w:hanging="360"/>
+      </w:pPr>
+      <w:rPr>
+        <w:rFonts w:ascii="Wingdings" w:hAnsi="Wingdings" w:hint="default"/>
+        <w:sz w:val="20"/>
+      </w:rPr>
+    </w:lvl>
+    <w:lvl w:ilvl="4" w:tentative="1">
+      <w:start w:val="1"/>
+      <w:numFmt w:val="bullet"/>
+      <w:lvlText w:val=""/>
+      <w:lvlJc w:val="left"/>
+      <w:pPr>
+        <w:tabs>
+          <w:tab w:val="num" w:pos="3600"/>
+        </w:tabs>
+        <w:ind w:left="3600" w:hanging="360"/>
+      </w:pPr>
+      <w:rPr>
+        <w:rFonts w:ascii="Wingdings" w:hAnsi="Wingdings" w:hint="default"/>
+        <w:sz w:val="20"/>
+      </w:rPr>
+    </w:lvl>
+    <w:lvl w:ilvl="5" w:tentative="1">
+      <w:start w:val="1"/>
+      <w:numFmt w:val="bullet"/>
+      <w:lvlText w:val=""/>
+      <w:lvlJc w:val="left"/>
+      <w:pPr>
+        <w:tabs>
+          <w:tab w:val="num" w:pos="4320"/>
+        </w:tabs>
+        <w:ind w:left="4320" w:hanging="360"/>
+      </w:pPr>
+      <w:rPr>
+        <w:rFonts w:ascii="Wingdings" w:hAnsi="Wingdings" w:hint="default"/>
+        <w:sz w:val="20"/>
+      </w:rPr>
+    </w:lvl>
+    <w:lvl w:ilvl="6" w:tentative="1">
+      <w:start w:val="1"/>
+      <w:numFmt w:val="bullet"/>
+      <w:lvlText w:val=""/>
+      <w:lvlJc w:val="left"/>
+      <w:pPr>
+        <w:tabs>
+          <w:tab w:val="num" w:pos="5040"/>
+        </w:tabs>
+        <w:ind w:left="5040" w:hanging="360"/>
+      </w:pPr>
+      <w:rPr>
+        <w:rFonts w:ascii="Wingdings" w:hAnsi="Wingdings" w:hint="default"/>
+        <w:sz w:val="20"/>
+      </w:rPr>
+    </w:lvl>
+    <w:lvl w:ilvl="7" w:tentative="1">
+      <w:start w:val="1"/>
+      <w:numFmt w:val="bullet"/>
+      <w:lvlText w:val=""/>
+      <w:lvlJc w:val="left"/>
+      <w:pPr>
+        <w:tabs>
+          <w:tab w:val="num" w:pos="5760"/>
+        </w:tabs>
+        <w:ind w:left="5760" w:hanging="360"/>
+      </w:pPr>
+      <w:rPr>
+        <w:rFonts w:ascii="Wingdings" w:hAnsi="Wingdings" w:hint="default"/>
+        <w:sz w:val="20"/>
+      </w:rPr>
+    </w:lvl>
+    <w:lvl w:ilvl="8" w:tentative="1">
+      <w:start w:val="1"/>
+      <w:numFmt w:val="bullet"/>
+      <w:lvlText w:val=""/>
+      <w:lvlJc w:val="left"/>
+      <w:pPr>
+        <w:tabs>
+          <w:tab w:val="num" w:pos="6480"/>
+        </w:tabs>
+        <w:ind w:left="6480" w:hanging="360"/>
+      </w:pPr>
+      <w:rPr>
+        <w:rFonts w:ascii="Wingdings" w:hAnsi="Wingdings" w:hint="default"/>
+        <w:sz w:val="20"/>
+      </w:rPr>
+    </w:lvl>
+  </w:abstractNum>
+  <w:abstractNum w:abstractNumId="2" w15:restartNumberingAfterBreak="0">
     <w:nsid w:val="1BA41137"/>
     <w:multiLevelType w:val="multilevel"/>
     <w:tmpl w:val="2954F9A4"/>
@@ -3318,7 +5057,156 @@
       </w:rPr>
     </w:lvl>
   </w:abstractNum>
-  <w:abstractNum w:abstractNumId="2" w15:restartNumberingAfterBreak="0">
+  <w:abstractNum w:abstractNumId="3" w15:restartNumberingAfterBreak="0">
+    <w:nsid w:val="1DB97746"/>
+    <w:multiLevelType w:val="multilevel"/>
+    <w:tmpl w:val="2822292C"/>
+    <w:lvl w:ilvl="0">
+      <w:start w:val="1"/>
+      <w:numFmt w:val="bullet"/>
+      <w:lvlText w:val=""/>
+      <w:lvlJc w:val="left"/>
+      <w:pPr>
+        <w:tabs>
+          <w:tab w:val="num" w:pos="720"/>
+        </w:tabs>
+        <w:ind w:left="720" w:hanging="360"/>
+      </w:pPr>
+      <w:rPr>
+        <w:rFonts w:ascii="Symbol" w:hAnsi="Symbol" w:hint="default"/>
+        <w:sz w:val="20"/>
+      </w:rPr>
+    </w:lvl>
+    <w:lvl w:ilvl="1" w:tentative="1">
+      <w:start w:val="1"/>
+      <w:numFmt w:val="bullet"/>
+      <w:lvlText w:val="o"/>
+      <w:lvlJc w:val="left"/>
+      <w:pPr>
+        <w:tabs>
+          <w:tab w:val="num" w:pos="1440"/>
+        </w:tabs>
+        <w:ind w:left="1440" w:hanging="360"/>
+      </w:pPr>
+      <w:rPr>
+        <w:rFonts w:ascii="Courier New" w:hAnsi="Courier New" w:hint="default"/>
+        <w:sz w:val="20"/>
+      </w:rPr>
+    </w:lvl>
+    <w:lvl w:ilvl="2" w:tentative="1">
+      <w:start w:val="1"/>
+      <w:numFmt w:val="bullet"/>
+      <w:lvlText w:val=""/>
+      <w:lvlJc w:val="left"/>
+      <w:pPr>
+        <w:tabs>
+          <w:tab w:val="num" w:pos="2160"/>
+        </w:tabs>
+        <w:ind w:left="2160" w:hanging="360"/>
+      </w:pPr>
+      <w:rPr>
+        <w:rFonts w:ascii="Wingdings" w:hAnsi="Wingdings" w:hint="default"/>
+        <w:sz w:val="20"/>
+      </w:rPr>
+    </w:lvl>
+    <w:lvl w:ilvl="3" w:tentative="1">
+      <w:start w:val="1"/>
+      <w:numFmt w:val="bullet"/>
+      <w:lvlText w:val=""/>
+      <w:lvlJc w:val="left"/>
+      <w:pPr>
+        <w:tabs>
+          <w:tab w:val="num" w:pos="2880"/>
+        </w:tabs>
+        <w:ind w:left="2880" w:hanging="360"/>
+      </w:pPr>
+      <w:rPr>
+        <w:rFonts w:ascii="Wingdings" w:hAnsi="Wingdings" w:hint="default"/>
+        <w:sz w:val="20"/>
+      </w:rPr>
+    </w:lvl>
+    <w:lvl w:ilvl="4" w:tentative="1">
+      <w:start w:val="1"/>
+      <w:numFmt w:val="bullet"/>
+      <w:lvlText w:val=""/>
+      <w:lvlJc w:val="left"/>
+      <w:pPr>
+        <w:tabs>
+          <w:tab w:val="num" w:pos="3600"/>
+        </w:tabs>
+        <w:ind w:left="3600" w:hanging="360"/>
+      </w:pPr>
+      <w:rPr>
+        <w:rFonts w:ascii="Wingdings" w:hAnsi="Wingdings" w:hint="default"/>
+        <w:sz w:val="20"/>
+      </w:rPr>
+    </w:lvl>
+    <w:lvl w:ilvl="5" w:tentative="1">
+      <w:start w:val="1"/>
+      <w:numFmt w:val="bullet"/>
+      <w:lvlText w:val=""/>
+      <w:lvlJc w:val="left"/>
+      <w:pPr>
+        <w:tabs>
+          <w:tab w:val="num" w:pos="4320"/>
+        </w:tabs>
+        <w:ind w:left="4320" w:hanging="360"/>
+      </w:pPr>
+      <w:rPr>
+        <w:rFonts w:ascii="Wingdings" w:hAnsi="Wingdings" w:hint="default"/>
+        <w:sz w:val="20"/>
+      </w:rPr>
+    </w:lvl>
+    <w:lvl w:ilvl="6" w:tentative="1">
+      <w:start w:val="1"/>
+      <w:numFmt w:val="bullet"/>
+      <w:lvlText w:val=""/>
+      <w:lvlJc w:val="left"/>
+      <w:pPr>
+        <w:tabs>
+          <w:tab w:val="num" w:pos="5040"/>
+        </w:tabs>
+        <w:ind w:left="5040" w:hanging="360"/>
+      </w:pPr>
+      <w:rPr>
+        <w:rFonts w:ascii="Wingdings" w:hAnsi="Wingdings" w:hint="default"/>
+        <w:sz w:val="20"/>
+      </w:rPr>
+    </w:lvl>
+    <w:lvl w:ilvl="7" w:tentative="1">
+      <w:start w:val="1"/>
+      <w:numFmt w:val="bullet"/>
+      <w:lvlText w:val=""/>
+      <w:lvlJc w:val="left"/>
+      <w:pPr>
+        <w:tabs>
+          <w:tab w:val="num" w:pos="5760"/>
+        </w:tabs>
+        <w:ind w:left="5760" w:hanging="360"/>
+      </w:pPr>
+      <w:rPr>
+        <w:rFonts w:ascii="Wingdings" w:hAnsi="Wingdings" w:hint="default"/>
+        <w:sz w:val="20"/>
+      </w:rPr>
+    </w:lvl>
+    <w:lvl w:ilvl="8" w:tentative="1">
+      <w:start w:val="1"/>
+      <w:numFmt w:val="bullet"/>
+      <w:lvlText w:val=""/>
+      <w:lvlJc w:val="left"/>
+      <w:pPr>
+        <w:tabs>
+          <w:tab w:val="num" w:pos="6480"/>
+        </w:tabs>
+        <w:ind w:left="6480" w:hanging="360"/>
+      </w:pPr>
+      <w:rPr>
+        <w:rFonts w:ascii="Wingdings" w:hAnsi="Wingdings" w:hint="default"/>
+        <w:sz w:val="20"/>
+      </w:rPr>
+    </w:lvl>
+  </w:abstractNum>
+  <w:abstractNum w:abstractNumId="4" w15:restartNumberingAfterBreak="0">
     <w:nsid w:val="59C76A88"/>
     <w:multiLevelType w:val="multilevel"/>
     <w:tmpl w:val="58342A6E"/>
@@ -3467,7 +5355,7 @@
       </w:rPr>
     </w:lvl>
   </w:abstractNum>
-  <w:abstractNum w:abstractNumId="3" w15:restartNumberingAfterBreak="0">
+  <w:abstractNum w:abstractNumId="5" w15:restartNumberingAfterBreak="0">
     <w:nsid w:val="60E0495F"/>
     <w:multiLevelType w:val="multilevel"/>
     <w:tmpl w:val="EC74B28A"/>
@@ -3616,7 +5504,156 @@
       </w:rPr>
     </w:lvl>
   </w:abstractNum>
-  <w:abstractNum w:abstractNumId="4" w15:restartNumberingAfterBreak="0">
+  <w:abstractNum w:abstractNumId="6" w15:restartNumberingAfterBreak="0">
+    <w:nsid w:val="6195577D"/>
+    <w:multiLevelType w:val="multilevel"/>
+    <w:tmpl w:val="522854F8"/>
+    <w:lvl w:ilvl="0">
+      <w:start w:val="1"/>
+      <w:numFmt w:val="bullet"/>
+      <w:lvlText w:val=""/>
+      <w:lvlJc w:val="left"/>
+      <w:pPr>
+        <w:tabs>
+          <w:tab w:val="num" w:pos="720"/>
+        </w:tabs>
+        <w:ind w:left="720" w:hanging="360"/>
+      </w:pPr>
+      <w:rPr>
+        <w:rFonts w:ascii="Symbol" w:hAnsi="Symbol" w:hint="default"/>
+        <w:sz w:val="20"/>
+      </w:rPr>
+    </w:lvl>
+    <w:lvl w:ilvl="1" w:tentative="1">
+      <w:start w:val="1"/>
+      <w:numFmt w:val="bullet"/>
+      <w:lvlText w:val="o"/>
+      <w:lvlJc w:val="left"/>
+      <w:pPr>
+        <w:tabs>
+          <w:tab w:val="num" w:pos="1440"/>
+        </w:tabs>
+        <w:ind w:left="1440" w:hanging="360"/>
+      </w:pPr>
+      <w:rPr>
+        <w:rFonts w:ascii="Courier New" w:hAnsi="Courier New" w:hint="default"/>
+        <w:sz w:val="20"/>
+      </w:rPr>
+    </w:lvl>
+    <w:lvl w:ilvl="2" w:tentative="1">
+      <w:start w:val="1"/>
+      <w:numFmt w:val="bullet"/>
+      <w:lvlText w:val=""/>
+      <w:lvlJc w:val="left"/>
+      <w:pPr>
+        <w:tabs>
+          <w:tab w:val="num" w:pos="2160"/>
+        </w:tabs>
+        <w:ind w:left="2160" w:hanging="360"/>
+      </w:pPr>
+      <w:rPr>
+        <w:rFonts w:ascii="Wingdings" w:hAnsi="Wingdings" w:hint="default"/>
+        <w:sz w:val="20"/>
+      </w:rPr>
+    </w:lvl>
+    <w:lvl w:ilvl="3" w:tentative="1">
+      <w:start w:val="1"/>
+      <w:numFmt w:val="bullet"/>
+      <w:lvlText w:val=""/>
+      <w:lvlJc w:val="left"/>
+      <w:pPr>
+        <w:tabs>
+          <w:tab w:val="num" w:pos="2880"/>
+        </w:tabs>
+        <w:ind w:left="2880" w:hanging="360"/>
+      </w:pPr>
+      <w:rPr>
+        <w:rFonts w:ascii="Wingdings" w:hAnsi="Wingdings" w:hint="default"/>
+        <w:sz w:val="20"/>
+      </w:rPr>
+    </w:lvl>
+    <w:lvl w:ilvl="4" w:tentative="1">
+      <w:start w:val="1"/>
+      <w:numFmt w:val="bullet"/>
+      <w:lvlText w:val=""/>
+      <w:lvlJc w:val="left"/>
+      <w:pPr>
+        <w:tabs>
+          <w:tab w:val="num" w:pos="3600"/>
+        </w:tabs>
+        <w:ind w:left="3600" w:hanging="360"/>
+      </w:pPr>
+      <w:rPr>
+        <w:rFonts w:ascii="Wingdings" w:hAnsi="Wingdings" w:hint="default"/>
+        <w:sz w:val="20"/>
+      </w:rPr>
+    </w:lvl>
+    <w:lvl w:ilvl="5" w:tentative="1">
+      <w:start w:val="1"/>
+      <w:numFmt w:val="bullet"/>
+      <w:lvlText w:val=""/>
+      <w:lvlJc w:val="left"/>
+      <w:pPr>
+        <w:tabs>
+          <w:tab w:val="num" w:pos="4320"/>
+        </w:tabs>
+        <w:ind w:left="4320" w:hanging="360"/>
+      </w:pPr>
+      <w:rPr>
+        <w:rFonts w:ascii="Wingdings" w:hAnsi="Wingdings" w:hint="default"/>
+        <w:sz w:val="20"/>
+      </w:rPr>
+    </w:lvl>
+    <w:lvl w:ilvl="6" w:tentative="1">
+      <w:start w:val="1"/>
+      <w:numFmt w:val="bullet"/>
+      <w:lvlText w:val=""/>
+      <w:lvlJc w:val="left"/>
+      <w:pPr>
+        <w:tabs>
+          <w:tab w:val="num" w:pos="5040"/>
+        </w:tabs>
+        <w:ind w:left="5040" w:hanging="360"/>
+      </w:pPr>
+      <w:rPr>
+        <w:rFonts w:ascii="Wingdings" w:hAnsi="Wingdings" w:hint="default"/>
+        <w:sz w:val="20"/>
+      </w:rPr>
+    </w:lvl>
+    <w:lvl w:ilvl="7" w:tentative="1">
+      <w:start w:val="1"/>
+      <w:numFmt w:val="bullet"/>
+      <w:lvlText w:val=""/>
+      <w:lvlJc w:val="left"/>
+      <w:pPr>
+        <w:tabs>
+          <w:tab w:val="num" w:pos="5760"/>
+        </w:tabs>
+        <w:ind w:left="5760" w:hanging="360"/>
+      </w:pPr>
+      <w:rPr>
+        <w:rFonts w:ascii="Wingdings" w:hAnsi="Wingdings" w:hint="default"/>
+        <w:sz w:val="20"/>
+      </w:rPr>
+    </w:lvl>
+    <w:lvl w:ilvl="8" w:tentative="1">
+      <w:start w:val="1"/>
+      <w:numFmt w:val="bullet"/>
+      <w:lvlText w:val=""/>
+      <w:lvlJc w:val="left"/>
+      <w:pPr>
+        <w:tabs>
+          <w:tab w:val="num" w:pos="6480"/>
+        </w:tabs>
+        <w:ind w:left="6480" w:hanging="360"/>
+      </w:pPr>
+      <w:rPr>
+        <w:rFonts w:ascii="Wingdings" w:hAnsi="Wingdings" w:hint="default"/>
+        <w:sz w:val="20"/>
+      </w:rPr>
+    </w:lvl>
+  </w:abstractNum>
+  <w:abstractNum w:abstractNumId="7" w15:restartNumberingAfterBreak="0">
     <w:nsid w:val="79F0473C"/>
     <w:multiLevelType w:val="multilevel"/>
     <w:tmpl w:val="F76EEE30"/>
@@ -3765,20 +5802,181 @@
       </w:rPr>
     </w:lvl>
   </w:abstractNum>
+  <w:abstractNum w:abstractNumId="8" w15:restartNumberingAfterBreak="0">
+    <w:nsid w:val="7E054EFF"/>
+    <w:multiLevelType w:val="multilevel"/>
+    <w:tmpl w:val="B894AC78"/>
+    <w:lvl w:ilvl="0">
+      <w:start w:val="1"/>
+      <w:numFmt w:val="bullet"/>
+      <w:lvlText w:val=""/>
+      <w:lvlJc w:val="left"/>
+      <w:pPr>
+        <w:tabs>
+          <w:tab w:val="num" w:pos="720"/>
+        </w:tabs>
+        <w:ind w:left="720" w:hanging="360"/>
+      </w:pPr>
+      <w:rPr>
+        <w:rFonts w:ascii="Symbol" w:hAnsi="Symbol" w:hint="default"/>
+        <w:sz w:val="20"/>
+      </w:rPr>
+    </w:lvl>
+    <w:lvl w:ilvl="1" w:tentative="1">
+      <w:start w:val="1"/>
+      <w:numFmt w:val="bullet"/>
+      <w:lvlText w:val="o"/>
+      <w:lvlJc w:val="left"/>
+      <w:pPr>
+        <w:tabs>
+          <w:tab w:val="num" w:pos="1440"/>
+        </w:tabs>
+        <w:ind w:left="1440" w:hanging="360"/>
+      </w:pPr>
+      <w:rPr>
+        <w:rFonts w:ascii="Courier New" w:hAnsi="Courier New" w:hint="default"/>
+        <w:sz w:val="20"/>
+      </w:rPr>
+    </w:lvl>
+    <w:lvl w:ilvl="2" w:tentative="1">
+      <w:start w:val="1"/>
+      <w:numFmt w:val="bullet"/>
+      <w:lvlText w:val=""/>
+      <w:lvlJc w:val="left"/>
+      <w:pPr>
+        <w:tabs>
+          <w:tab w:val="num" w:pos="2160"/>
+        </w:tabs>
+        <w:ind w:left="2160" w:hanging="360"/>
+      </w:pPr>
+      <w:rPr>
+        <w:rFonts w:ascii="Wingdings" w:hAnsi="Wingdings" w:hint="default"/>
+        <w:sz w:val="20"/>
+      </w:rPr>
+    </w:lvl>
+    <w:lvl w:ilvl="3" w:tentative="1">
+      <w:start w:val="1"/>
+      <w:numFmt w:val="bullet"/>
+      <w:lvlText w:val=""/>
+      <w:lvlJc w:val="left"/>
+      <w:pPr>
+        <w:tabs>
+          <w:tab w:val="num" w:pos="2880"/>
+        </w:tabs>
+        <w:ind w:left="2880" w:hanging="360"/>
+      </w:pPr>
+      <w:rPr>
+        <w:rFonts w:ascii="Wingdings" w:hAnsi="Wingdings" w:hint="default"/>
+        <w:sz w:val="20"/>
+      </w:rPr>
+    </w:lvl>
+    <w:lvl w:ilvl="4" w:tentative="1">
+      <w:start w:val="1"/>
+      <w:numFmt w:val="bullet"/>
+      <w:lvlText w:val=""/>
+      <w:lvlJc w:val="left"/>
+      <w:pPr>
+        <w:tabs>
+          <w:tab w:val="num" w:pos="3600"/>
+        </w:tabs>
+        <w:ind w:left="3600" w:hanging="360"/>
+      </w:pPr>
+      <w:rPr>
+        <w:rFonts w:ascii="Wingdings" w:hAnsi="Wingdings" w:hint="default"/>
+        <w:sz w:val="20"/>
+      </w:rPr>
+    </w:lvl>
+    <w:lvl w:ilvl="5" w:tentative="1">
+      <w:start w:val="1"/>
+      <w:numFmt w:val="bullet"/>
+      <w:lvlText w:val=""/>
+      <w:lvlJc w:val="left"/>
+      <w:pPr>
+        <w:tabs>
+          <w:tab w:val="num" w:pos="4320"/>
+        </w:tabs>
+        <w:ind w:left="4320" w:hanging="360"/>
+      </w:pPr>
+      <w:rPr>
+        <w:rFonts w:ascii="Wingdings" w:hAnsi="Wingdings" w:hint="default"/>
+        <w:sz w:val="20"/>
+      </w:rPr>
+    </w:lvl>
+    <w:lvl w:ilvl="6" w:tentative="1">
+      <w:start w:val="1"/>
+      <w:numFmt w:val="bullet"/>
+      <w:lvlText w:val=""/>
+      <w:lvlJc w:val="left"/>
+      <w:pPr>
+        <w:tabs>
+          <w:tab w:val="num" w:pos="5040"/>
+        </w:tabs>
+        <w:ind w:left="5040" w:hanging="360"/>
+      </w:pPr>
+      <w:rPr>
+        <w:rFonts w:ascii="Wingdings" w:hAnsi="Wingdings" w:hint="default"/>
+        <w:sz w:val="20"/>
+      </w:rPr>
+    </w:lvl>
+    <w:lvl w:ilvl="7" w:tentative="1">
+      <w:start w:val="1"/>
+      <w:numFmt w:val="bullet"/>
+      <w:lvlText w:val=""/>
+      <w:lvlJc w:val="left"/>
+      <w:pPr>
+        <w:tabs>
+          <w:tab w:val="num" w:pos="5760"/>
+        </w:tabs>
+        <w:ind w:left="5760" w:hanging="360"/>
+      </w:pPr>
+      <w:rPr>
+        <w:rFonts w:ascii="Wingdings" w:hAnsi="Wingdings" w:hint="default"/>
+        <w:sz w:val="20"/>
+      </w:rPr>
+    </w:lvl>
+    <w:lvl w:ilvl="8" w:tentative="1">
+      <w:start w:val="1"/>
+      <w:numFmt w:val="bullet"/>
+      <w:lvlText w:val=""/>
+      <w:lvlJc w:val="left"/>
+      <w:pPr>
+        <w:tabs>
+          <w:tab w:val="num" w:pos="6480"/>
+        </w:tabs>
+        <w:ind w:left="6480" w:hanging="360"/>
+      </w:pPr>
+      <w:rPr>
+        <w:rFonts w:ascii="Wingdings" w:hAnsi="Wingdings" w:hint="default"/>
+        <w:sz w:val="20"/>
+      </w:rPr>
+    </w:lvl>
+  </w:abstractNum>
   <w:num w:numId="1" w16cid:durableId="1886407913">
-    <w:abstractNumId w:val="3"/>
+    <w:abstractNumId w:val="5"/>
   </w:num>
   <w:num w:numId="2" w16cid:durableId="218710482">
-    <w:abstractNumId w:val="2"/>
+    <w:abstractNumId w:val="4"/>
   </w:num>
   <w:num w:numId="3" w16cid:durableId="2027050406">
     <w:abstractNumId w:val="0"/>
   </w:num>
   <w:num w:numId="4" w16cid:durableId="1596673932">
+    <w:abstractNumId w:val="2"/>
+  </w:num>
+  <w:num w:numId="5" w16cid:durableId="918634982">
+    <w:abstractNumId w:val="7"/>
+  </w:num>
+  <w:num w:numId="6" w16cid:durableId="1828746962">
     <w:abstractNumId w:val="1"/>
   </w:num>
-  <w:num w:numId="5" w16cid:durableId="918634982">
-    <w:abstractNumId w:val="4"/>
+  <w:num w:numId="7" w16cid:durableId="1676688220">
+    <w:abstractNumId w:val="3"/>
+  </w:num>
+  <w:num w:numId="8" w16cid:durableId="1989162309">
+    <w:abstractNumId w:val="8"/>
+  </w:num>
+  <w:num w:numId="9" w16cid:durableId="538587525">
+    <w:abstractNumId w:val="6"/>
   </w:num>
 </w:numbering>
 </file>

--- a/Section-14.docx
+++ b/Section-14.docx
@@ -18,20 +18,20 @@
           <w:sz w:val="20"/>
           <w:szCs w:val="20"/>
         </w:rPr>
-        <w:t>Mean, variance, and standard deviation (std)</w:t>
-      </w:r>
-    </w:p>
-    <w:p>
-      <w:pPr>
-        <w:rPr>
-          <w:rFonts w:ascii="Cambria" w:hAnsi="Cambria"/>
-        </w:rPr>
-      </w:pPr>
-      <w:r>
-        <w:rPr>
-          <w:rFonts w:ascii="Cambria" w:hAnsi="Cambria"/>
-        </w:rPr>
-        <w:t xml:space="preserve">These are </w:t>
+        <w:t>MEAN, VARIANCE, AND STANDARD DEVIATION (STD)</w:t>
+      </w:r>
+    </w:p>
+    <w:p>
+      <w:pPr>
+        <w:rPr>
+          <w:rFonts w:ascii="Cambria" w:hAnsi="Cambria"/>
+        </w:rPr>
+      </w:pPr>
+      <w:r>
+        <w:rPr>
+          <w:rFonts w:ascii="Cambria" w:hAnsi="Cambria"/>
+        </w:rPr>
+        <w:t xml:space="preserve">THESE ARE </w:t>
       </w:r>
       <w:r>
         <w:rPr>
@@ -39,13 +39,13 @@
           <w:b/>
           <w:bCs/>
         </w:rPr>
-        <w:t>statistical measures</w:t>
-      </w:r>
-      <w:r>
-        <w:rPr>
-          <w:rFonts w:ascii="Cambria" w:hAnsi="Cambria"/>
-        </w:rPr>
-        <w:t xml:space="preserve"> used to understand data.</w:t>
+        <w:t>STATISTICAL MEASURES</w:t>
+      </w:r>
+      <w:r>
+        <w:rPr>
+          <w:rFonts w:ascii="Cambria" w:hAnsi="Cambria"/>
+        </w:rPr>
+        <w:t xml:space="preserve"> USED TO UNDERSTAND DATA.</w:t>
       </w:r>
     </w:p>
     <w:p>
@@ -60,7 +60,7 @@
           <w:rFonts w:ascii="Cambria" w:hAnsi="Cambria"/>
           <w:caps w:val="0"/>
         </w:rPr>
-        <w:t>Mean (average)</w:t>
+        <w:t>MEAN (AVERAGE)</w:t>
       </w:r>
     </w:p>
     <w:p>
@@ -77,7 +77,7 @@
         <w:rPr>
           <w:rFonts w:ascii="Cambria" w:hAnsi="Cambria"/>
         </w:rPr>
-        <w:t xml:space="preserve">Mean is the </w:t>
+        <w:t xml:space="preserve">MEAN IS THE </w:t>
       </w:r>
       <w:r>
         <w:rPr>
@@ -85,7 +85,7 @@
           <w:b/>
           <w:bCs/>
         </w:rPr>
-        <w:t>average value</w:t>
+        <w:t>AVERAGE VALUE</w:t>
       </w:r>
     </w:p>
     <w:p>
@@ -102,133 +102,73 @@
         <w:rPr>
           <w:rFonts w:ascii="Cambria" w:hAnsi="Cambria"/>
         </w:rPr>
-        <w:t>Sum of all values ÷ total values</w:t>
-      </w:r>
-    </w:p>
-    <w:p>
-      <w:pPr>
-        <w:rPr>
-          <w:rFonts w:ascii="Cambria" w:hAnsi="Cambria"/>
-        </w:rPr>
-      </w:pPr>
-      <w:r>
-        <w:rPr>
-          <w:rFonts w:ascii="Cambria" w:hAnsi="Cambria"/>
-        </w:rPr>
-        <w:t xml:space="preserve">Import </w:t>
-      </w:r>
-      <w:proofErr w:type="spellStart"/>
-      <w:r>
-        <w:rPr>
-          <w:rFonts w:ascii="Cambria" w:hAnsi="Cambria"/>
-        </w:rPr>
-        <w:t>numpy</w:t>
-      </w:r>
-      <w:proofErr w:type="spellEnd"/>
-      <w:r>
-        <w:rPr>
-          <w:rFonts w:ascii="Cambria" w:hAnsi="Cambria"/>
-        </w:rPr>
-        <w:t xml:space="preserve"> as np</w:t>
-      </w:r>
-    </w:p>
-    <w:p>
-      <w:pPr>
-        <w:rPr>
-          <w:rFonts w:ascii="Cambria" w:hAnsi="Cambria"/>
-        </w:rPr>
-      </w:pPr>
-      <w:proofErr w:type="spellStart"/>
-      <w:r>
-        <w:rPr>
-          <w:rFonts w:ascii="Cambria" w:hAnsi="Cambria"/>
-        </w:rPr>
-        <w:t>Arr</w:t>
-      </w:r>
-      <w:proofErr w:type="spellEnd"/>
-      <w:r>
-        <w:rPr>
-          <w:rFonts w:ascii="Cambria" w:hAnsi="Cambria"/>
-        </w:rPr>
-        <w:t xml:space="preserve"> = </w:t>
-      </w:r>
-      <w:proofErr w:type="spellStart"/>
-      <w:r>
-        <w:rPr>
-          <w:rFonts w:ascii="Cambria" w:hAnsi="Cambria"/>
-        </w:rPr>
-        <w:t>np.array</w:t>
-      </w:r>
-      <w:proofErr w:type="spellEnd"/>
-      <w:r>
-        <w:rPr>
-          <w:rFonts w:ascii="Cambria" w:hAnsi="Cambria"/>
-        </w:rPr>
-        <w:t>([1, 2, 3, 4, 5])</w:t>
-      </w:r>
-    </w:p>
-    <w:p>
-      <w:pPr>
-        <w:rPr>
-          <w:rFonts w:ascii="Cambria" w:hAnsi="Cambria"/>
-        </w:rPr>
-      </w:pPr>
-      <w:proofErr w:type="spellStart"/>
-      <w:r>
-        <w:rPr>
-          <w:rFonts w:ascii="Cambria" w:hAnsi="Cambria"/>
-        </w:rPr>
-        <w:t>Np.mean</w:t>
-      </w:r>
-      <w:proofErr w:type="spellEnd"/>
-      <w:r>
-        <w:rPr>
-          <w:rFonts w:ascii="Cambria" w:hAnsi="Cambria"/>
-        </w:rPr>
-        <w:t>(</w:t>
-      </w:r>
-      <w:proofErr w:type="spellStart"/>
-      <w:r>
-        <w:rPr>
-          <w:rFonts w:ascii="Cambria" w:hAnsi="Cambria"/>
-        </w:rPr>
-        <w:t>arr</w:t>
-      </w:r>
-      <w:proofErr w:type="spellEnd"/>
-      <w:r>
-        <w:rPr>
-          <w:rFonts w:ascii="Cambria" w:hAnsi="Cambria"/>
-        </w:rPr>
-        <w:t>)</w:t>
-      </w:r>
-    </w:p>
-    <w:p>
-      <w:pPr>
-        <w:rPr>
-          <w:rFonts w:ascii="Cambria" w:hAnsi="Cambria"/>
-        </w:rPr>
-      </w:pPr>
-      <w:r>
-        <w:rPr>
-          <w:rFonts w:ascii="Cambria" w:hAnsi="Cambria"/>
-        </w:rPr>
-        <w:t xml:space="preserve">Tells us the </w:t>
-      </w:r>
-      <w:proofErr w:type="spellStart"/>
+        <w:t>SUM OF ALL VALUES ÷ TOTAL VALUES</w:t>
+      </w:r>
+    </w:p>
+    <w:p>
+      <w:pPr>
+        <w:rPr>
+          <w:rFonts w:ascii="Cambria" w:hAnsi="Cambria"/>
+        </w:rPr>
+      </w:pPr>
+      <w:r>
+        <w:rPr>
+          <w:rFonts w:ascii="Cambria" w:hAnsi="Cambria"/>
+        </w:rPr>
+        <w:t>IMPORT NUMPY AS NP</w:t>
+      </w:r>
+    </w:p>
+    <w:p>
+      <w:pPr>
+        <w:rPr>
+          <w:rFonts w:ascii="Cambria" w:hAnsi="Cambria"/>
+        </w:rPr>
+      </w:pPr>
+      <w:r>
+        <w:rPr>
+          <w:rFonts w:ascii="Cambria" w:hAnsi="Cambria"/>
+        </w:rPr>
+        <w:t>ARR = NP.ARRAY([1, 2, 3, 4, 5])</w:t>
+      </w:r>
+    </w:p>
+    <w:p>
+      <w:pPr>
+        <w:rPr>
+          <w:rFonts w:ascii="Cambria" w:hAnsi="Cambria"/>
+        </w:rPr>
+      </w:pPr>
+      <w:r>
+        <w:rPr>
+          <w:rFonts w:ascii="Cambria" w:hAnsi="Cambria"/>
+        </w:rPr>
+        <w:t>NP.MEAN(ARR)</w:t>
+      </w:r>
+    </w:p>
+    <w:p>
+      <w:pPr>
+        <w:rPr>
+          <w:rFonts w:ascii="Cambria" w:hAnsi="Cambria"/>
+        </w:rPr>
+      </w:pPr>
+      <w:r>
+        <w:rPr>
+          <w:rFonts w:ascii="Cambria" w:hAnsi="Cambria"/>
+        </w:rPr>
+        <w:t xml:space="preserve">TELLS US THE </w:t>
+      </w:r>
       <w:r>
         <w:rPr>
           <w:rFonts w:ascii="Cambria" w:hAnsi="Cambria"/>
           <w:b/>
           <w:bCs/>
         </w:rPr>
-        <w:t>center</w:t>
-      </w:r>
-      <w:proofErr w:type="spellEnd"/>
-      <w:r>
-        <w:rPr>
-          <w:rFonts w:ascii="Cambria" w:hAnsi="Cambria"/>
-        </w:rPr>
-        <w:t xml:space="preserve"> of data</w:t>
+        <w:t>CENTER</w:t>
+      </w:r>
+      <w:r>
+        <w:rPr>
+          <w:rFonts w:ascii="Cambria" w:hAnsi="Cambria"/>
+        </w:rPr>
+        <w:t xml:space="preserve"> OF DATA</w:t>
       </w:r>
     </w:p>
     <w:p>
@@ -243,7 +183,7 @@
           <w:rFonts w:ascii="Cambria" w:hAnsi="Cambria"/>
           <w:caps w:val="0"/>
         </w:rPr>
-        <w:t>Variance</w:t>
+        <w:t>VARIANCE</w:t>
       </w:r>
     </w:p>
     <w:p>
@@ -260,7 +200,7 @@
         <w:rPr>
           <w:rFonts w:ascii="Cambria" w:hAnsi="Cambria"/>
         </w:rPr>
-        <w:t xml:space="preserve">Shows </w:t>
+        <w:t xml:space="preserve">SHOWS </w:t>
       </w:r>
       <w:r>
         <w:rPr>
@@ -268,13 +208,13 @@
           <w:b/>
           <w:bCs/>
         </w:rPr>
-        <w:t>how spread out</w:t>
-      </w:r>
-      <w:r>
-        <w:rPr>
-          <w:rFonts w:ascii="Cambria" w:hAnsi="Cambria"/>
-        </w:rPr>
-        <w:t xml:space="preserve"> the data is</w:t>
+        <w:t>HOW SPREAD OUT</w:t>
+      </w:r>
+      <w:r>
+        <w:rPr>
+          <w:rFonts w:ascii="Cambria" w:hAnsi="Cambria"/>
+        </w:rPr>
+        <w:t xml:space="preserve"> THE DATA IS</w:t>
       </w:r>
     </w:p>
     <w:p>
@@ -291,62 +231,40 @@
         <w:rPr>
           <w:rFonts w:ascii="Cambria" w:hAnsi="Cambria"/>
         </w:rPr>
-        <w:t>Measures how far values are from the mean</w:t>
-      </w:r>
-    </w:p>
-    <w:p>
-      <w:pPr>
-        <w:rPr>
-          <w:rFonts w:ascii="Cambria" w:hAnsi="Cambria"/>
-        </w:rPr>
-      </w:pPr>
-      <w:proofErr w:type="spellStart"/>
-      <w:r>
-        <w:rPr>
-          <w:rFonts w:ascii="Cambria" w:hAnsi="Cambria"/>
-        </w:rPr>
-        <w:t>Np.var</w:t>
-      </w:r>
-      <w:proofErr w:type="spellEnd"/>
-      <w:r>
-        <w:rPr>
-          <w:rFonts w:ascii="Cambria" w:hAnsi="Cambria"/>
-        </w:rPr>
-        <w:t>(</w:t>
-      </w:r>
-      <w:proofErr w:type="spellStart"/>
-      <w:r>
-        <w:rPr>
-          <w:rFonts w:ascii="Cambria" w:hAnsi="Cambria"/>
-        </w:rPr>
-        <w:t>arr</w:t>
-      </w:r>
-      <w:proofErr w:type="spellEnd"/>
-      <w:r>
-        <w:rPr>
-          <w:rFonts w:ascii="Cambria" w:hAnsi="Cambria"/>
-        </w:rPr>
-        <w:t>)</w:t>
-      </w:r>
-    </w:p>
-    <w:p>
-      <w:pPr>
-        <w:rPr>
-          <w:rFonts w:ascii="Cambria" w:hAnsi="Cambria"/>
-        </w:rPr>
-      </w:pPr>
-      <w:r>
-        <w:rPr>
-          <w:rFonts w:ascii="Cambria" w:hAnsi="Cambria"/>
-        </w:rPr>
-        <w:t>High variance = data is spread</w:t>
+        <w:t>MEASURES HOW FAR VALUES ARE FROM THE MEAN</w:t>
+      </w:r>
+    </w:p>
+    <w:p>
+      <w:pPr>
+        <w:rPr>
+          <w:rFonts w:ascii="Cambria" w:hAnsi="Cambria"/>
+        </w:rPr>
+      </w:pPr>
+      <w:r>
+        <w:rPr>
+          <w:rFonts w:ascii="Cambria" w:hAnsi="Cambria"/>
+        </w:rPr>
+        <w:t>NP.VAR(ARR)</w:t>
+      </w:r>
+    </w:p>
+    <w:p>
+      <w:pPr>
+        <w:rPr>
+          <w:rFonts w:ascii="Cambria" w:hAnsi="Cambria"/>
+        </w:rPr>
+      </w:pPr>
+      <w:r>
+        <w:rPr>
+          <w:rFonts w:ascii="Cambria" w:hAnsi="Cambria"/>
+        </w:rPr>
+        <w:t>HIGH VARIANCE = DATA IS SPREAD</w:t>
       </w:r>
       <w:r>
         <w:rPr>
           <w:rFonts w:ascii="Cambria" w:hAnsi="Cambria"/>
         </w:rPr>
         <w:br/>
-        <w:t>low variance = data is close together</w:t>
+        <w:t>LOW VARIANCE = DATA IS CLOSE TOGETHER</w:t>
       </w:r>
     </w:p>
     <w:p>
@@ -361,7 +279,7 @@
           <w:rFonts w:ascii="Cambria" w:hAnsi="Cambria"/>
           <w:caps w:val="0"/>
         </w:rPr>
-        <w:t>Standard deviation (std)</w:t>
+        <w:t>STANDARD DEVIATION (STD)</w:t>
       </w:r>
     </w:p>
     <w:p>
@@ -378,7 +296,7 @@
         <w:rPr>
           <w:rFonts w:ascii="Cambria" w:hAnsi="Cambria"/>
         </w:rPr>
-        <w:t>Square root of variance</w:t>
+        <w:t>SQUARE ROOT OF VARIANCE</w:t>
       </w:r>
     </w:p>
     <w:p>
@@ -395,49 +313,27 @@
         <w:rPr>
           <w:rFonts w:ascii="Cambria" w:hAnsi="Cambria"/>
         </w:rPr>
-        <w:t>Easier to understand than variance</w:t>
-      </w:r>
-    </w:p>
-    <w:p>
-      <w:pPr>
-        <w:rPr>
-          <w:rFonts w:ascii="Cambria" w:hAnsi="Cambria"/>
-        </w:rPr>
-      </w:pPr>
-      <w:proofErr w:type="spellStart"/>
-      <w:r>
-        <w:rPr>
-          <w:rFonts w:ascii="Cambria" w:hAnsi="Cambria"/>
-        </w:rPr>
-        <w:t>Np.std</w:t>
-      </w:r>
-      <w:proofErr w:type="spellEnd"/>
-      <w:r>
-        <w:rPr>
-          <w:rFonts w:ascii="Cambria" w:hAnsi="Cambria"/>
-        </w:rPr>
-        <w:t>(</w:t>
-      </w:r>
-      <w:proofErr w:type="spellStart"/>
-      <w:r>
-        <w:rPr>
-          <w:rFonts w:ascii="Cambria" w:hAnsi="Cambria"/>
-        </w:rPr>
-        <w:t>arr</w:t>
-      </w:r>
-      <w:proofErr w:type="spellEnd"/>
-      <w:r>
-        <w:rPr>
-          <w:rFonts w:ascii="Cambria" w:hAnsi="Cambria"/>
-        </w:rPr>
-        <w:t>)small std = data is consistent</w:t>
+        <w:t>EASIER TO UNDERSTAND THAN VARIANCE</w:t>
+      </w:r>
+    </w:p>
+    <w:p>
+      <w:pPr>
+        <w:rPr>
+          <w:rFonts w:ascii="Cambria" w:hAnsi="Cambria"/>
+        </w:rPr>
+      </w:pPr>
+      <w:r>
+        <w:rPr>
+          <w:rFonts w:ascii="Cambria" w:hAnsi="Cambria"/>
+        </w:rPr>
+        <w:t>NP.STD(ARR)SMALL STD = DATA IS CONSISTENT</w:t>
       </w:r>
       <w:r>
         <w:rPr>
           <w:rFonts w:ascii="Cambria" w:hAnsi="Cambria"/>
         </w:rPr>
         <w:br/>
-        <w:t>large std = data changes a lot</w:t>
+        <w:t>LARGE STD = DATA CHANGES A LOT</w:t>
       </w:r>
     </w:p>
     <w:p>
@@ -452,7 +348,7 @@
           <w:rFonts w:ascii="Cambria" w:hAnsi="Cambria"/>
           <w:caps w:val="0"/>
         </w:rPr>
-        <w:t>Relation</w:t>
+        <w:t>RELATION</w:t>
       </w:r>
     </w:p>
     <w:p>
@@ -471,7 +367,7 @@
           <w:b/>
           <w:bCs/>
         </w:rPr>
-        <w:t>Std = √variance</w:t>
+        <w:t>STD = √VARIANCE</w:t>
       </w:r>
     </w:p>
     <w:p>
@@ -490,7 +386,7 @@
           <w:sz w:val="20"/>
           <w:szCs w:val="20"/>
         </w:rPr>
-        <w:t>Dot product vs matrix manipulation</w:t>
+        <w:t>DOT PRODUCT VS MATRIX MANIPULATION</w:t>
       </w:r>
     </w:p>
     <w:p>
@@ -505,7 +401,7 @@
           <w:rFonts w:ascii="Cambria" w:hAnsi="Cambria"/>
           <w:caps w:val="0"/>
         </w:rPr>
-        <w:t>Dot product</w:t>
+        <w:t>DOT PRODUCT</w:t>
       </w:r>
     </w:p>
     <w:p>
@@ -522,7 +418,7 @@
         <w:rPr>
           <w:rFonts w:ascii="Cambria" w:hAnsi="Cambria"/>
         </w:rPr>
-        <w:t xml:space="preserve">Dot product is </w:t>
+        <w:t xml:space="preserve">DOT PRODUCT IS </w:t>
       </w:r>
       <w:r>
         <w:rPr>
@@ -530,7 +426,7 @@
           <w:b/>
           <w:bCs/>
         </w:rPr>
-        <w:t>multiplication of two vectors</w:t>
+        <w:t>MULTIPLICATION OF TWO VECTORS</w:t>
       </w:r>
     </w:p>
     <w:p>
@@ -547,7 +443,7 @@
         <w:rPr>
           <w:rFonts w:ascii="Cambria" w:hAnsi="Cambria"/>
         </w:rPr>
-        <w:t xml:space="preserve">Used in </w:t>
+        <w:t xml:space="preserve">USED IN </w:t>
       </w:r>
       <w:r>
         <w:rPr>
@@ -555,7 +451,7 @@
           <w:b/>
           <w:bCs/>
         </w:rPr>
-        <w:t>machine learning and linear algebra</w:t>
+        <w:t>MACHINE LEARNING AND LINEAR ALGEBRA</w:t>
       </w:r>
     </w:p>
     <w:p>
@@ -570,74 +466,46 @@
           <w:rFonts w:ascii="Cambria" w:hAnsi="Cambria"/>
           <w:caps w:val="0"/>
         </w:rPr>
-        <w:t>Example:</w:t>
-      </w:r>
-    </w:p>
-    <w:p>
-      <w:pPr>
-        <w:rPr>
-          <w:rFonts w:ascii="Cambria" w:hAnsi="Cambria"/>
-        </w:rPr>
-      </w:pPr>
-      <w:r>
-        <w:rPr>
-          <w:rFonts w:ascii="Cambria" w:hAnsi="Cambria"/>
-        </w:rPr>
-        <w:t xml:space="preserve">A = </w:t>
-      </w:r>
-      <w:proofErr w:type="spellStart"/>
-      <w:r>
-        <w:rPr>
-          <w:rFonts w:ascii="Cambria" w:hAnsi="Cambria"/>
-        </w:rPr>
-        <w:t>np.array</w:t>
-      </w:r>
-      <w:proofErr w:type="spellEnd"/>
-      <w:r>
-        <w:rPr>
-          <w:rFonts w:ascii="Cambria" w:hAnsi="Cambria"/>
-        </w:rPr>
-        <w:t>([1, 2])</w:t>
-      </w:r>
-    </w:p>
-    <w:p>
-      <w:pPr>
-        <w:rPr>
-          <w:rFonts w:ascii="Cambria" w:hAnsi="Cambria"/>
-        </w:rPr>
-      </w:pPr>
-      <w:r>
-        <w:rPr>
-          <w:rFonts w:ascii="Cambria" w:hAnsi="Cambria"/>
-        </w:rPr>
-        <w:t xml:space="preserve">B = </w:t>
-      </w:r>
-      <w:proofErr w:type="spellStart"/>
-      <w:r>
-        <w:rPr>
-          <w:rFonts w:ascii="Cambria" w:hAnsi="Cambria"/>
-        </w:rPr>
-        <w:t>np.array</w:t>
-      </w:r>
-      <w:proofErr w:type="spellEnd"/>
-      <w:r>
-        <w:rPr>
-          <w:rFonts w:ascii="Cambria" w:hAnsi="Cambria"/>
-        </w:rPr>
-        <w:t>([3, 4])</w:t>
-      </w:r>
-    </w:p>
-    <w:p>
-      <w:pPr>
-        <w:rPr>
-          <w:rFonts w:ascii="Cambria" w:hAnsi="Cambria"/>
-        </w:rPr>
-      </w:pPr>
-      <w:r>
-        <w:rPr>
-          <w:rFonts w:ascii="Cambria" w:hAnsi="Cambria"/>
-        </w:rPr>
-        <w:t>Np.dot(a, b)</w:t>
+        <w:t>EXAMPLE:</w:t>
+      </w:r>
+    </w:p>
+    <w:p>
+      <w:pPr>
+        <w:rPr>
+          <w:rFonts w:ascii="Cambria" w:hAnsi="Cambria"/>
+        </w:rPr>
+      </w:pPr>
+      <w:r>
+        <w:rPr>
+          <w:rFonts w:ascii="Cambria" w:hAnsi="Cambria"/>
+        </w:rPr>
+        <w:t>A = NP.ARRAY([1, 2])</w:t>
+      </w:r>
+    </w:p>
+    <w:p>
+      <w:pPr>
+        <w:rPr>
+          <w:rFonts w:ascii="Cambria" w:hAnsi="Cambria"/>
+        </w:rPr>
+      </w:pPr>
+      <w:r>
+        <w:rPr>
+          <w:rFonts w:ascii="Cambria" w:hAnsi="Cambria"/>
+        </w:rPr>
+        <w:t>B = NP.ARRAY([3, 4])</w:t>
+      </w:r>
+    </w:p>
+    <w:p>
+      <w:pPr>
+        <w:rPr>
+          <w:rFonts w:ascii="Cambria" w:hAnsi="Cambria"/>
+        </w:rPr>
+      </w:pPr>
+      <w:r>
+        <w:rPr>
+          <w:rFonts w:ascii="Cambria" w:hAnsi="Cambria"/>
+        </w:rPr>
+        <w:t>NP.DOT(A, B)</w:t>
       </w:r>
     </w:p>
     <w:p>
@@ -651,7 +519,7 @@
           <w:rFonts w:ascii="Cambria" w:hAnsi="Cambria"/>
         </w:rPr>
         <w:lastRenderedPageBreak/>
-        <w:t>Calculation:</w:t>
+        <w:t>CALCULATION:</w:t>
       </w:r>
       <w:r>
         <w:rPr>
@@ -671,7 +539,7 @@
         <w:rPr>
           <w:rFonts w:ascii="Cambria" w:hAnsi="Cambria"/>
         </w:rPr>
-        <w:t xml:space="preserve">Result is a </w:t>
+        <w:t xml:space="preserve">RESULT IS A </w:t>
       </w:r>
       <w:r>
         <w:rPr>
@@ -679,7 +547,7 @@
           <w:b/>
           <w:bCs/>
         </w:rPr>
-        <w:t>single number</w:t>
+        <w:t>SINGLE NUMBER</w:t>
       </w:r>
     </w:p>
     <w:p>
@@ -694,7 +562,7 @@
           <w:rFonts w:ascii="Cambria" w:hAnsi="Cambria"/>
           <w:caps w:val="0"/>
         </w:rPr>
-        <w:t>Matrix multiplication (matrix manipulation)</w:t>
+        <w:t>MATRIX MULTIPLICATION (MATRIX MANIPULATION)</w:t>
       </w:r>
     </w:p>
     <w:p>
@@ -711,7 +579,7 @@
         <w:rPr>
           <w:rFonts w:ascii="Cambria" w:hAnsi="Cambria"/>
         </w:rPr>
-        <w:t>Rows × columns</w:t>
+        <w:t>ROWS × COLUMNS</w:t>
       </w:r>
     </w:p>
     <w:p>
@@ -728,7 +596,7 @@
         <w:rPr>
           <w:rFonts w:ascii="Cambria" w:hAnsi="Cambria"/>
         </w:rPr>
-        <w:t>Uses dot() or @</w:t>
+        <w:t>USES DOT() OR @</w:t>
       </w:r>
     </w:p>
     <w:p>
@@ -743,34 +611,20 @@
           <w:rFonts w:ascii="Cambria" w:hAnsi="Cambria"/>
           <w:caps w:val="0"/>
         </w:rPr>
-        <w:t>Example:</w:t>
-      </w:r>
-    </w:p>
-    <w:p>
-      <w:pPr>
-        <w:rPr>
-          <w:rFonts w:ascii="Cambria" w:hAnsi="Cambria"/>
-        </w:rPr>
-      </w:pPr>
-      <w:r>
-        <w:rPr>
-          <w:rFonts w:ascii="Cambria" w:hAnsi="Cambria"/>
-        </w:rPr>
-        <w:t xml:space="preserve">A = </w:t>
-      </w:r>
-      <w:proofErr w:type="spellStart"/>
-      <w:r>
-        <w:rPr>
-          <w:rFonts w:ascii="Cambria" w:hAnsi="Cambria"/>
-        </w:rPr>
-        <w:t>np.array</w:t>
-      </w:r>
-      <w:proofErr w:type="spellEnd"/>
-      <w:r>
-        <w:rPr>
-          <w:rFonts w:ascii="Cambria" w:hAnsi="Cambria"/>
-        </w:rPr>
-        <w:t>([[1, 2],</w:t>
+        <w:t>EXAMPLE:</w:t>
+      </w:r>
+    </w:p>
+    <w:p>
+      <w:pPr>
+        <w:rPr>
+          <w:rFonts w:ascii="Cambria" w:hAnsi="Cambria"/>
+        </w:rPr>
+      </w:pPr>
+      <w:r>
+        <w:rPr>
+          <w:rFonts w:ascii="Cambria" w:hAnsi="Cambria"/>
+        </w:rPr>
+        <w:t>A = NP.ARRAY([[1, 2],</w:t>
       </w:r>
     </w:p>
     <w:p>
@@ -803,21 +657,7 @@
         <w:rPr>
           <w:rFonts w:ascii="Cambria" w:hAnsi="Cambria"/>
         </w:rPr>
-        <w:t xml:space="preserve">B = </w:t>
-      </w:r>
-      <w:proofErr w:type="spellStart"/>
-      <w:r>
-        <w:rPr>
-          <w:rFonts w:ascii="Cambria" w:hAnsi="Cambria"/>
-        </w:rPr>
-        <w:t>np.array</w:t>
-      </w:r>
-      <w:proofErr w:type="spellEnd"/>
-      <w:r>
-        <w:rPr>
-          <w:rFonts w:ascii="Cambria" w:hAnsi="Cambria"/>
-        </w:rPr>
-        <w:t>([[5, 6],</w:t>
+        <w:t>B = NP.ARRAY([[5, 6],</w:t>
       </w:r>
     </w:p>
     <w:p>
@@ -850,20 +690,20 @@
         <w:rPr>
           <w:rFonts w:ascii="Cambria" w:hAnsi="Cambria"/>
         </w:rPr>
-        <w:t>Np.dot(a, b)</w:t>
-      </w:r>
-    </w:p>
-    <w:p>
-      <w:pPr>
-        <w:rPr>
-          <w:rFonts w:ascii="Cambria" w:hAnsi="Cambria"/>
-        </w:rPr>
-      </w:pPr>
-      <w:r>
-        <w:rPr>
-          <w:rFonts w:ascii="Cambria" w:hAnsi="Cambria"/>
-        </w:rPr>
-        <w:t xml:space="preserve">Result is a </w:t>
+        <w:t>NP.DOT(A, B)</w:t>
+      </w:r>
+    </w:p>
+    <w:p>
+      <w:pPr>
+        <w:rPr>
+          <w:rFonts w:ascii="Cambria" w:hAnsi="Cambria"/>
+        </w:rPr>
+      </w:pPr>
+      <w:r>
+        <w:rPr>
+          <w:rFonts w:ascii="Cambria" w:hAnsi="Cambria"/>
+        </w:rPr>
+        <w:t xml:space="preserve">RESULT IS A </w:t>
       </w:r>
       <w:r>
         <w:rPr>
@@ -871,7 +711,7 @@
           <w:b/>
           <w:bCs/>
         </w:rPr>
-        <w:t>new matrix</w:t>
+        <w:t>NEW MATRIX</w:t>
       </w:r>
     </w:p>
     <w:p>
@@ -886,20 +726,20 @@
           <w:rFonts w:ascii="Cambria" w:hAnsi="Cambria"/>
           <w:caps w:val="0"/>
         </w:rPr>
-        <w:t>Using @ operator</w:t>
-      </w:r>
-    </w:p>
-    <w:p>
-      <w:pPr>
-        <w:rPr>
-          <w:rFonts w:ascii="Cambria" w:hAnsi="Cambria"/>
-        </w:rPr>
-      </w:pPr>
-      <w:r>
-        <w:rPr>
-          <w:rFonts w:ascii="Cambria" w:hAnsi="Cambria"/>
-        </w:rPr>
-        <w:t>A @ b</w:t>
+        <w:t>USING @ OPERATOR</w:t>
+      </w:r>
+    </w:p>
+    <w:p>
+      <w:pPr>
+        <w:rPr>
+          <w:rFonts w:ascii="Cambria" w:hAnsi="Cambria"/>
+        </w:rPr>
+      </w:pPr>
+      <w:r>
+        <w:rPr>
+          <w:rFonts w:ascii="Cambria" w:hAnsi="Cambria"/>
+        </w:rPr>
+        <w:t>A @ B</w:t>
       </w:r>
     </w:p>
     <w:p>
@@ -914,7 +754,7 @@
           <w:rFonts w:ascii="Cambria" w:hAnsi="Cambria"/>
           <w:caps w:val="0"/>
         </w:rPr>
-        <w:t>Dot product vs matrix multiplication</w:t>
+        <w:t>DOT PRODUCT VS MATRIX MULTIPLICATION</w:t>
       </w:r>
     </w:p>
     <w:tbl>
@@ -967,7 +807,7 @@
                 <w:b/>
                 <w:bCs/>
               </w:rPr>
-              <w:t>Dot product</w:t>
+              <w:t>DOT PRODUCT</w:t>
             </w:r>
           </w:p>
         </w:tc>
@@ -992,7 +832,7 @@
                 <w:b/>
                 <w:bCs/>
               </w:rPr>
-              <w:t>Matrix multiplication</w:t>
+              <w:t>MATRIX MULTIPLICATION</w:t>
             </w:r>
           </w:p>
         </w:tc>
@@ -1018,7 +858,7 @@
               <w:rPr>
                 <w:rFonts w:ascii="Cambria" w:hAnsi="Cambria"/>
               </w:rPr>
-              <w:t>Works on vectors</w:t>
+              <w:t>WORKS ON VECTORS</w:t>
             </w:r>
           </w:p>
         </w:tc>
@@ -1039,7 +879,7 @@
               <w:rPr>
                 <w:rFonts w:ascii="Cambria" w:hAnsi="Cambria"/>
               </w:rPr>
-              <w:t>Works on matrices</w:t>
+              <w:t>WORKS ON MATRICES</w:t>
             </w:r>
           </w:p>
         </w:tc>
@@ -1065,7 +905,7 @@
               <w:rPr>
                 <w:rFonts w:ascii="Cambria" w:hAnsi="Cambria"/>
               </w:rPr>
-              <w:t>Result is a number</w:t>
+              <w:t>RESULT IS A NUMBER</w:t>
             </w:r>
           </w:p>
         </w:tc>
@@ -1086,7 +926,7 @@
               <w:rPr>
                 <w:rFonts w:ascii="Cambria" w:hAnsi="Cambria"/>
               </w:rPr>
-              <w:t>Result is a matrix</w:t>
+              <w:t>RESULT IS A MATRIX</w:t>
             </w:r>
           </w:p>
         </w:tc>
@@ -1112,7 +952,7 @@
               <w:rPr>
                 <w:rFonts w:ascii="Cambria" w:hAnsi="Cambria"/>
               </w:rPr>
-              <w:t>Used for similarity</w:t>
+              <w:t>USED FOR SIMILARITY</w:t>
             </w:r>
           </w:p>
         </w:tc>
@@ -1133,7 +973,7 @@
               <w:rPr>
                 <w:rFonts w:ascii="Cambria" w:hAnsi="Cambria"/>
               </w:rPr>
-              <w:t>Used for transformations</w:t>
+              <w:t>USED FOR TRANSFORMATIONS</w:t>
             </w:r>
           </w:p>
         </w:tc>
@@ -1151,7 +991,7 @@
           <w:rFonts w:ascii="Cambria" w:hAnsi="Cambria"/>
           <w:caps w:val="0"/>
         </w:rPr>
-        <w:t>Why important in ml?</w:t>
+        <w:t>WHY IMPORTANT IN ML?</w:t>
       </w:r>
     </w:p>
     <w:p>
@@ -1168,7 +1008,7 @@
         <w:rPr>
           <w:rFonts w:ascii="Cambria" w:hAnsi="Cambria"/>
         </w:rPr>
-        <w:t xml:space="preserve">Used in </w:t>
+        <w:t xml:space="preserve">USED IN </w:t>
       </w:r>
       <w:r>
         <w:rPr>
@@ -1176,7 +1016,7 @@
           <w:b/>
           <w:bCs/>
         </w:rPr>
-        <w:t>neural networks</w:t>
+        <w:t>NEURAL NETWORKS</w:t>
       </w:r>
     </w:p>
     <w:p>
@@ -1193,7 +1033,7 @@
         <w:rPr>
           <w:rFonts w:ascii="Cambria" w:hAnsi="Cambria"/>
         </w:rPr>
-        <w:t xml:space="preserve">Used in </w:t>
+        <w:t xml:space="preserve">USED IN </w:t>
       </w:r>
       <w:r>
         <w:rPr>
@@ -1201,7 +1041,7 @@
           <w:b/>
           <w:bCs/>
         </w:rPr>
-        <w:t>linear regression</w:t>
+        <w:t>LINEAR REGRESSION</w:t>
       </w:r>
     </w:p>
     <w:p>
@@ -1218,7 +1058,7 @@
         <w:rPr>
           <w:rFonts w:ascii="Cambria" w:hAnsi="Cambria"/>
         </w:rPr>
-        <w:t xml:space="preserve">Used in </w:t>
+        <w:t xml:space="preserve">USED IN </w:t>
       </w:r>
       <w:r>
         <w:rPr>
@@ -1226,7 +1066,7 @@
           <w:b/>
           <w:bCs/>
         </w:rPr>
-        <w:t>data transformations</w:t>
+        <w:t>DATA TRANSFORMATIONS</w:t>
       </w:r>
     </w:p>
     <w:p>
@@ -1241,7 +1081,7 @@
           <w:rFonts w:ascii="Cambria" w:hAnsi="Cambria"/>
           <w:caps w:val="0"/>
         </w:rPr>
-        <w:t>Quick summary</w:t>
+        <w:t>QUICK SUMMARY</w:t>
       </w:r>
     </w:p>
     <w:p>
@@ -1258,7 +1098,7 @@
         <w:rPr>
           <w:rFonts w:ascii="Cambria" w:hAnsi="Cambria"/>
         </w:rPr>
-        <w:t>Mean = average</w:t>
+        <w:t>MEAN = AVERAGE</w:t>
       </w:r>
     </w:p>
     <w:p>
@@ -1276,7 +1116,7 @@
           <w:rFonts w:ascii="Cambria" w:hAnsi="Cambria"/>
         </w:rPr>
         <w:lastRenderedPageBreak/>
-        <w:t>Variance = spread of data</w:t>
+        <w:t>VARIANCE = SPREAD OF DATA</w:t>
       </w:r>
     </w:p>
     <w:p>
@@ -1293,7 +1133,7 @@
         <w:rPr>
           <w:rFonts w:ascii="Cambria" w:hAnsi="Cambria"/>
         </w:rPr>
-        <w:t>Std = square root of variance</w:t>
+        <w:t>STD = SQUARE ROOT OF VARIANCE</w:t>
       </w:r>
     </w:p>
     <w:p>
@@ -1310,7 +1150,7 @@
         <w:rPr>
           <w:rFonts w:ascii="Cambria" w:hAnsi="Cambria"/>
         </w:rPr>
-        <w:t>Dot product = vector math</w:t>
+        <w:t>DOT PRODUCT = VECTOR MATH</w:t>
       </w:r>
     </w:p>
     <w:p>
@@ -1327,7 +1167,7 @@
         <w:rPr>
           <w:rFonts w:ascii="Cambria" w:hAnsi="Cambria"/>
         </w:rPr>
-        <w:t>Matrix multiplication = matrix math</w:t>
+        <w:t>MATRIX MULTIPLICATION = MATRIX MATH</w:t>
       </w:r>
     </w:p>
     <w:p>
@@ -1346,42 +1186,22 @@
           <w:sz w:val="20"/>
           <w:szCs w:val="20"/>
         </w:rPr>
-        <w:t>Transpose (</w:t>
-      </w:r>
-      <w:proofErr w:type="spellStart"/>
+        <w:t>TRANSPOSE (NUMPY)</w:t>
+      </w:r>
+    </w:p>
+    <w:p>
+      <w:pPr>
+        <w:pStyle w:val="Heading2"/>
+        <w:rPr>
+          <w:rFonts w:ascii="Cambria" w:hAnsi="Cambria"/>
+        </w:rPr>
+      </w:pPr>
       <w:r>
         <w:rPr>
           <w:rFonts w:ascii="Cambria" w:hAnsi="Cambria"/>
           <w:caps w:val="0"/>
-          <w:sz w:val="20"/>
-          <w:szCs w:val="20"/>
-        </w:rPr>
-        <w:t>numpy</w:t>
-      </w:r>
-      <w:proofErr w:type="spellEnd"/>
-      <w:r>
-        <w:rPr>
-          <w:rFonts w:ascii="Cambria" w:hAnsi="Cambria"/>
-          <w:caps w:val="0"/>
-          <w:sz w:val="20"/>
-          <w:szCs w:val="20"/>
-        </w:rPr>
-        <w:t>)</w:t>
-      </w:r>
-    </w:p>
-    <w:p>
-      <w:pPr>
-        <w:pStyle w:val="Heading2"/>
-        <w:rPr>
-          <w:rFonts w:ascii="Cambria" w:hAnsi="Cambria"/>
-        </w:rPr>
-      </w:pPr>
-      <w:r>
-        <w:rPr>
-          <w:rFonts w:ascii="Cambria" w:hAnsi="Cambria"/>
-          <w:caps w:val="0"/>
-        </w:rPr>
-        <w:t>What is transpose?</w:t>
+        </w:rPr>
+        <w:t>WHAT IS TRANSPOSE?</w:t>
       </w:r>
     </w:p>
     <w:p>
@@ -1398,7 +1218,7 @@
         <w:rPr>
           <w:rFonts w:ascii="Cambria" w:hAnsi="Cambria"/>
         </w:rPr>
-        <w:t xml:space="preserve">Transpose means </w:t>
+        <w:t xml:space="preserve">TRANSPOSE MEANS </w:t>
       </w:r>
       <w:r>
         <w:rPr>
@@ -1406,7 +1226,7 @@
           <w:b/>
           <w:bCs/>
         </w:rPr>
-        <w:t>rows become columns</w:t>
+        <w:t>ROWS BECOME COLUMNS</w:t>
       </w:r>
     </w:p>
     <w:p>
@@ -1423,7 +1243,7 @@
         <w:rPr>
           <w:rFonts w:ascii="Cambria" w:hAnsi="Cambria"/>
         </w:rPr>
-        <w:t>Columns become rows</w:t>
+        <w:t>COLUMNS BECOME ROWS</w:t>
       </w:r>
     </w:p>
     <w:p>
@@ -1438,76 +1258,40 @@
           <w:rFonts w:ascii="Cambria" w:hAnsi="Cambria"/>
           <w:caps w:val="0"/>
         </w:rPr>
-        <w:t>Example</w:t>
-      </w:r>
-    </w:p>
-    <w:p>
-      <w:pPr>
-        <w:rPr>
-          <w:rFonts w:ascii="Cambria" w:hAnsi="Cambria"/>
-        </w:rPr>
-      </w:pPr>
-      <w:r>
-        <w:rPr>
-          <w:rFonts w:ascii="Cambria" w:hAnsi="Cambria"/>
-        </w:rPr>
-        <w:t xml:space="preserve">Import </w:t>
-      </w:r>
-      <w:proofErr w:type="spellStart"/>
-      <w:r>
-        <w:rPr>
-          <w:rFonts w:ascii="Cambria" w:hAnsi="Cambria"/>
-        </w:rPr>
-        <w:t>numpy</w:t>
-      </w:r>
-      <w:proofErr w:type="spellEnd"/>
-      <w:r>
-        <w:rPr>
-          <w:rFonts w:ascii="Cambria" w:hAnsi="Cambria"/>
-        </w:rPr>
-        <w:t xml:space="preserve"> as np</w:t>
-      </w:r>
-    </w:p>
-    <w:p>
-      <w:pPr>
-        <w:rPr>
-          <w:rFonts w:ascii="Cambria" w:hAnsi="Cambria"/>
-        </w:rPr>
-      </w:pPr>
-    </w:p>
-    <w:p>
-      <w:pPr>
-        <w:rPr>
-          <w:rFonts w:ascii="Cambria" w:hAnsi="Cambria"/>
-        </w:rPr>
-      </w:pPr>
-      <w:proofErr w:type="spellStart"/>
-      <w:r>
-        <w:rPr>
-          <w:rFonts w:ascii="Cambria" w:hAnsi="Cambria"/>
-        </w:rPr>
-        <w:t>Arr</w:t>
-      </w:r>
-      <w:proofErr w:type="spellEnd"/>
-      <w:r>
-        <w:rPr>
-          <w:rFonts w:ascii="Cambria" w:hAnsi="Cambria"/>
-        </w:rPr>
-        <w:t xml:space="preserve"> = </w:t>
-      </w:r>
-      <w:proofErr w:type="spellStart"/>
-      <w:r>
-        <w:rPr>
-          <w:rFonts w:ascii="Cambria" w:hAnsi="Cambria"/>
-        </w:rPr>
-        <w:t>np.array</w:t>
-      </w:r>
-      <w:proofErr w:type="spellEnd"/>
-      <w:r>
-        <w:rPr>
-          <w:rFonts w:ascii="Cambria" w:hAnsi="Cambria"/>
-        </w:rPr>
-        <w:t>([[1, 2, 3],</w:t>
+        <w:t>EXAMPLE</w:t>
+      </w:r>
+    </w:p>
+    <w:p>
+      <w:pPr>
+        <w:rPr>
+          <w:rFonts w:ascii="Cambria" w:hAnsi="Cambria"/>
+        </w:rPr>
+      </w:pPr>
+      <w:r>
+        <w:rPr>
+          <w:rFonts w:ascii="Cambria" w:hAnsi="Cambria"/>
+        </w:rPr>
+        <w:t>IMPORT NUMPY AS NP</w:t>
+      </w:r>
+    </w:p>
+    <w:p>
+      <w:pPr>
+        <w:rPr>
+          <w:rFonts w:ascii="Cambria" w:hAnsi="Cambria"/>
+        </w:rPr>
+      </w:pPr>
+    </w:p>
+    <w:p>
+      <w:pPr>
+        <w:rPr>
+          <w:rFonts w:ascii="Cambria" w:hAnsi="Cambria"/>
+        </w:rPr>
+      </w:pPr>
+      <w:r>
+        <w:rPr>
+          <w:rFonts w:ascii="Cambria" w:hAnsi="Cambria"/>
+        </w:rPr>
+        <w:t>ARR = NP.ARRAY([[1, 2, 3],</w:t>
       </w:r>
     </w:p>
     <w:p>
@@ -1533,7 +1317,7 @@
         <w:rPr>
           <w:rFonts w:ascii="Cambria" w:hAnsi="Cambria"/>
         </w:rPr>
-        <w:t>Shape before:</w:t>
+        <w:t>SHAPE BEFORE:</w:t>
       </w:r>
     </w:p>
     <w:p>
@@ -1559,33 +1343,33 @@
         <w:rPr>
           <w:rFonts w:ascii="Cambria" w:hAnsi="Cambria"/>
         </w:rPr>
-        <w:t>Transpose:</w:t>
-      </w:r>
-    </w:p>
-    <w:p>
-      <w:pPr>
-        <w:rPr>
-          <w:rFonts w:ascii="Cambria" w:hAnsi="Cambria"/>
-        </w:rPr>
-      </w:pPr>
-      <w:r>
-        <w:rPr>
-          <w:rFonts w:ascii="Cambria" w:hAnsi="Cambria"/>
-        </w:rPr>
-        <w:t>Arr.t</w:t>
-      </w:r>
-    </w:p>
-    <w:p>
-      <w:pPr>
-        <w:rPr>
-          <w:rFonts w:ascii="Cambria" w:hAnsi="Cambria"/>
-        </w:rPr>
-      </w:pPr>
-      <w:r>
-        <w:rPr>
-          <w:rFonts w:ascii="Cambria" w:hAnsi="Cambria"/>
-        </w:rPr>
-        <w:t>Result:</w:t>
+        <w:t>TRANSPOSE:</w:t>
+      </w:r>
+    </w:p>
+    <w:p>
+      <w:pPr>
+        <w:rPr>
+          <w:rFonts w:ascii="Cambria" w:hAnsi="Cambria"/>
+        </w:rPr>
+      </w:pPr>
+      <w:r>
+        <w:rPr>
+          <w:rFonts w:ascii="Cambria" w:hAnsi="Cambria"/>
+        </w:rPr>
+        <w:t>ARR.T</w:t>
+      </w:r>
+    </w:p>
+    <w:p>
+      <w:pPr>
+        <w:rPr>
+          <w:rFonts w:ascii="Cambria" w:hAnsi="Cambria"/>
+        </w:rPr>
+      </w:pPr>
+      <w:r>
+        <w:rPr>
+          <w:rFonts w:ascii="Cambria" w:hAnsi="Cambria"/>
+        </w:rPr>
+        <w:t>RESULT:</w:t>
       </w:r>
     </w:p>
     <w:p>
@@ -1637,7 +1421,7 @@
         <w:rPr>
           <w:rFonts w:ascii="Cambria" w:hAnsi="Cambria"/>
         </w:rPr>
-        <w:t>Shape after:</w:t>
+        <w:t>SHAPE AFTER:</w:t>
       </w:r>
     </w:p>
     <w:p>
@@ -1669,7 +1453,7 @@
         <w:rPr>
           <w:rFonts w:ascii="Cambria" w:hAnsi="Cambria"/>
         </w:rPr>
-        <w:t xml:space="preserve"> uses </w:t>
+        <w:t xml:space="preserve"> USES </w:t>
       </w:r>
       <w:r>
         <w:rPr>
@@ -1677,7 +1461,7 @@
           <w:b/>
           <w:bCs/>
         </w:rPr>
-        <w:t>.t</w:t>
+        <w:t>.T</w:t>
       </w:r>
       <w:r>
         <w:rPr>
@@ -1695,7 +1479,7 @@
         <w:rPr>
           <w:rFonts w:ascii="Cambria" w:hAnsi="Cambria"/>
         </w:rPr>
-        <w:t xml:space="preserve"> data values stay same, only position changes</w:t>
+        <w:t xml:space="preserve"> DATA VALUES STAY SAME, ONLY POSITION CHANGES</w:t>
       </w:r>
     </w:p>
     <w:p>
@@ -1714,42 +1498,22 @@
           <w:sz w:val="20"/>
           <w:szCs w:val="20"/>
         </w:rPr>
-        <w:t>Reshape (</w:t>
-      </w:r>
-      <w:proofErr w:type="spellStart"/>
+        <w:t>RESHAPE (NUMPY)</w:t>
+      </w:r>
+    </w:p>
+    <w:p>
+      <w:pPr>
+        <w:pStyle w:val="Heading2"/>
+        <w:rPr>
+          <w:rFonts w:ascii="Cambria" w:hAnsi="Cambria"/>
+        </w:rPr>
+      </w:pPr>
       <w:r>
         <w:rPr>
           <w:rFonts w:ascii="Cambria" w:hAnsi="Cambria"/>
           <w:caps w:val="0"/>
-          <w:sz w:val="20"/>
-          <w:szCs w:val="20"/>
-        </w:rPr>
-        <w:t>numpy</w:t>
-      </w:r>
-      <w:proofErr w:type="spellEnd"/>
-      <w:r>
-        <w:rPr>
-          <w:rFonts w:ascii="Cambria" w:hAnsi="Cambria"/>
-          <w:caps w:val="0"/>
-          <w:sz w:val="20"/>
-          <w:szCs w:val="20"/>
-        </w:rPr>
-        <w:t>)</w:t>
-      </w:r>
-    </w:p>
-    <w:p>
-      <w:pPr>
-        <w:pStyle w:val="Heading2"/>
-        <w:rPr>
-          <w:rFonts w:ascii="Cambria" w:hAnsi="Cambria"/>
-        </w:rPr>
-      </w:pPr>
-      <w:r>
-        <w:rPr>
-          <w:rFonts w:ascii="Cambria" w:hAnsi="Cambria"/>
-          <w:caps w:val="0"/>
-        </w:rPr>
-        <w:t>What is reshape?</w:t>
+        </w:rPr>
+        <w:t>WHAT IS RESHAPE?</w:t>
       </w:r>
     </w:p>
     <w:p>
@@ -1766,7 +1530,7 @@
         <w:rPr>
           <w:rFonts w:ascii="Cambria" w:hAnsi="Cambria"/>
         </w:rPr>
-        <w:t xml:space="preserve">Reshape means </w:t>
+        <w:t xml:space="preserve">RESHAPE MEANS </w:t>
       </w:r>
       <w:r>
         <w:rPr>
@@ -1774,7 +1538,7 @@
           <w:b/>
           <w:bCs/>
         </w:rPr>
-        <w:t>change the shape of an array</w:t>
+        <w:t>CHANGE THE SHAPE OF AN ARRAY</w:t>
       </w:r>
     </w:p>
     <w:p>
@@ -1791,7 +1555,7 @@
         <w:rPr>
           <w:rFonts w:ascii="Cambria" w:hAnsi="Cambria"/>
         </w:rPr>
-        <w:t xml:space="preserve">Total number of elements </w:t>
+        <w:t xml:space="preserve">TOTAL NUMBER OF ELEMENTS </w:t>
       </w:r>
       <w:r>
         <w:rPr>
@@ -1799,7 +1563,7 @@
           <w:b/>
           <w:bCs/>
         </w:rPr>
-        <w:t>must be same</w:t>
+        <w:t>MUST BE SAME</w:t>
       </w:r>
     </w:p>
     <w:p>
@@ -1815,76 +1579,46 @@
           <w:caps w:val="0"/>
         </w:rPr>
         <w:lastRenderedPageBreak/>
-        <w:t>Example</w:t>
-      </w:r>
-    </w:p>
-    <w:p>
-      <w:pPr>
-        <w:rPr>
-          <w:rFonts w:ascii="Cambria" w:hAnsi="Cambria"/>
-        </w:rPr>
-      </w:pPr>
-      <w:proofErr w:type="spellStart"/>
-      <w:r>
-        <w:rPr>
-          <w:rFonts w:ascii="Cambria" w:hAnsi="Cambria"/>
-        </w:rPr>
-        <w:t>Arr</w:t>
-      </w:r>
-      <w:proofErr w:type="spellEnd"/>
-      <w:r>
-        <w:rPr>
-          <w:rFonts w:ascii="Cambria" w:hAnsi="Cambria"/>
-        </w:rPr>
-        <w:t xml:space="preserve"> = </w:t>
-      </w:r>
-      <w:proofErr w:type="spellStart"/>
-      <w:r>
-        <w:rPr>
-          <w:rFonts w:ascii="Cambria" w:hAnsi="Cambria"/>
-        </w:rPr>
-        <w:t>np.array</w:t>
-      </w:r>
-      <w:proofErr w:type="spellEnd"/>
-      <w:r>
-        <w:rPr>
-          <w:rFonts w:ascii="Cambria" w:hAnsi="Cambria"/>
-        </w:rPr>
-        <w:t>([1, 2, 3, 4, 5, 6])</w:t>
-      </w:r>
-    </w:p>
-    <w:p>
-      <w:pPr>
-        <w:rPr>
-          <w:rFonts w:ascii="Cambria" w:hAnsi="Cambria"/>
-        </w:rPr>
-      </w:pPr>
-      <w:proofErr w:type="spellStart"/>
-      <w:r>
-        <w:rPr>
-          <w:rFonts w:ascii="Cambria" w:hAnsi="Cambria"/>
-        </w:rPr>
-        <w:t>Arr.reshape</w:t>
-      </w:r>
-      <w:proofErr w:type="spellEnd"/>
-      <w:r>
-        <w:rPr>
-          <w:rFonts w:ascii="Cambria" w:hAnsi="Cambria"/>
-        </w:rPr>
-        <w:t>(2, 3)</w:t>
-      </w:r>
-    </w:p>
-    <w:p>
-      <w:pPr>
-        <w:rPr>
-          <w:rFonts w:ascii="Cambria" w:hAnsi="Cambria"/>
-        </w:rPr>
-      </w:pPr>
-      <w:r>
-        <w:rPr>
-          <w:rFonts w:ascii="Cambria" w:hAnsi="Cambria"/>
-        </w:rPr>
-        <w:t>Result:</w:t>
+        <w:t>EXAMPLE</w:t>
+      </w:r>
+    </w:p>
+    <w:p>
+      <w:pPr>
+        <w:rPr>
+          <w:rFonts w:ascii="Cambria" w:hAnsi="Cambria"/>
+        </w:rPr>
+      </w:pPr>
+      <w:r>
+        <w:rPr>
+          <w:rFonts w:ascii="Cambria" w:hAnsi="Cambria"/>
+        </w:rPr>
+        <w:t>ARR = NP.ARRAY([1, 2, 3, 4, 5, 6])</w:t>
+      </w:r>
+    </w:p>
+    <w:p>
+      <w:pPr>
+        <w:rPr>
+          <w:rFonts w:ascii="Cambria" w:hAnsi="Cambria"/>
+        </w:rPr>
+      </w:pPr>
+      <w:r>
+        <w:rPr>
+          <w:rFonts w:ascii="Cambria" w:hAnsi="Cambria"/>
+        </w:rPr>
+        <w:t>ARR.RESHAPE(2, 3)</w:t>
+      </w:r>
+    </w:p>
+    <w:p>
+      <w:pPr>
+        <w:rPr>
+          <w:rFonts w:ascii="Cambria" w:hAnsi="Cambria"/>
+        </w:rPr>
+      </w:pPr>
+      <w:r>
+        <w:rPr>
+          <w:rFonts w:ascii="Cambria" w:hAnsi="Cambria"/>
+        </w:rPr>
+        <w:t>RESULT:</w:t>
       </w:r>
     </w:p>
     <w:p>
@@ -1925,41 +1659,20 @@
           <w:rFonts w:ascii="Cambria" w:hAnsi="Cambria"/>
           <w:caps w:val="0"/>
         </w:rPr>
-        <w:t xml:space="preserve">Using </w:t>
-      </w:r>
-      <w:r>
-        <w:rPr>
-          <w:rFonts w:ascii="Cambria" w:hAnsi="Cambria"/>
-        </w:rPr>
-        <w:t>-1</w:t>
-      </w:r>
-      <w:r>
-        <w:rPr>
-          <w:rFonts w:ascii="Cambria" w:hAnsi="Cambria"/>
-          <w:caps w:val="0"/>
-        </w:rPr>
-        <w:t xml:space="preserve"> in reshape</w:t>
-      </w:r>
-    </w:p>
-    <w:p>
-      <w:pPr>
-        <w:rPr>
-          <w:rFonts w:ascii="Cambria" w:hAnsi="Cambria"/>
-        </w:rPr>
-      </w:pPr>
-      <w:proofErr w:type="spellStart"/>
-      <w:r>
-        <w:rPr>
-          <w:rFonts w:ascii="Cambria" w:hAnsi="Cambria"/>
-        </w:rPr>
-        <w:t>Arr.reshape</w:t>
-      </w:r>
-      <w:proofErr w:type="spellEnd"/>
-      <w:r>
-        <w:rPr>
-          <w:rFonts w:ascii="Cambria" w:hAnsi="Cambria"/>
-        </w:rPr>
-        <w:t>(3, -1)</w:t>
+        <w:t>USING -1 IN RESHAPE</w:t>
+      </w:r>
+    </w:p>
+    <w:p>
+      <w:pPr>
+        <w:rPr>
+          <w:rFonts w:ascii="Cambria" w:hAnsi="Cambria"/>
+        </w:rPr>
+      </w:pPr>
+      <w:r>
+        <w:rPr>
+          <w:rFonts w:ascii="Cambria" w:hAnsi="Cambria"/>
+        </w:rPr>
+        <w:t>ARR.RESHAPE(3, -1)</w:t>
       </w:r>
     </w:p>
     <w:p>
@@ -1978,21 +1691,7 @@
         <w:rPr>
           <w:rFonts w:ascii="Cambria" w:hAnsi="Cambria"/>
         </w:rPr>
-        <w:t xml:space="preserve"> </w:t>
-      </w:r>
-      <w:proofErr w:type="spellStart"/>
-      <w:r>
-        <w:rPr>
-          <w:rFonts w:ascii="Cambria" w:hAnsi="Cambria"/>
-        </w:rPr>
-        <w:t>numpy</w:t>
-      </w:r>
-      <w:proofErr w:type="spellEnd"/>
-      <w:r>
-        <w:rPr>
-          <w:rFonts w:ascii="Cambria" w:hAnsi="Cambria"/>
-        </w:rPr>
-        <w:t xml:space="preserve"> finds the correct size automatically</w:t>
+        <w:t xml:space="preserve"> NUMPY FINDS THE CORRECT SIZE AUTOMATICALLY</w:t>
       </w:r>
     </w:p>
     <w:p>
@@ -2011,7 +1710,7 @@
           <w:sz w:val="20"/>
           <w:szCs w:val="20"/>
         </w:rPr>
-        <w:t>Difference between transpose and reshape</w:t>
+        <w:t>DIFFERENCE BETWEEN TRANSPOSE AND RESHAPE</w:t>
       </w:r>
     </w:p>
     <w:tbl>
@@ -2064,7 +1763,7 @@
                 <w:b/>
                 <w:bCs/>
               </w:rPr>
-              <w:t>Transpose</w:t>
+              <w:t>TRANSPOSE</w:t>
             </w:r>
           </w:p>
         </w:tc>
@@ -2089,7 +1788,7 @@
                 <w:b/>
                 <w:bCs/>
               </w:rPr>
-              <w:t>Reshape</w:t>
+              <w:t>RESHAPE</w:t>
             </w:r>
           </w:p>
         </w:tc>
@@ -2115,7 +1814,7 @@
               <w:rPr>
                 <w:rFonts w:ascii="Cambria" w:hAnsi="Cambria"/>
               </w:rPr>
-              <w:t>Changes rows ↔ columns</w:t>
+              <w:t>CHANGES ROWS ↔ COLUMNS</w:t>
             </w:r>
           </w:p>
         </w:tc>
@@ -2136,7 +1835,7 @@
               <w:rPr>
                 <w:rFonts w:ascii="Cambria" w:hAnsi="Cambria"/>
               </w:rPr>
-              <w:t>Changes shape</w:t>
+              <w:t>CHANGES SHAPE</w:t>
             </w:r>
           </w:p>
         </w:tc>
@@ -2162,7 +1861,7 @@
               <w:rPr>
                 <w:rFonts w:ascii="Cambria" w:hAnsi="Cambria"/>
               </w:rPr>
-              <w:t>Uses .t</w:t>
+              <w:t>USES .T</w:t>
             </w:r>
           </w:p>
         </w:tc>
@@ -2183,7 +1882,7 @@
               <w:rPr>
                 <w:rFonts w:ascii="Cambria" w:hAnsi="Cambria"/>
               </w:rPr>
-              <w:t>Uses .reshape()</w:t>
+              <w:t>USES .RESHAPE()</w:t>
             </w:r>
           </w:p>
         </w:tc>
@@ -2209,7 +1908,7 @@
               <w:rPr>
                 <w:rFonts w:ascii="Cambria" w:hAnsi="Cambria"/>
               </w:rPr>
-              <w:t>Only for 2d+ arrays</w:t>
+              <w:t>ONLY FOR 2D+ ARRAYS</w:t>
             </w:r>
           </w:p>
         </w:tc>
@@ -2230,7 +1929,7 @@
               <w:rPr>
                 <w:rFonts w:ascii="Cambria" w:hAnsi="Cambria"/>
               </w:rPr>
-              <w:t>Works for any array</w:t>
+              <w:t>WORKS FOR ANY ARRAY</w:t>
             </w:r>
           </w:p>
         </w:tc>
@@ -2256,7 +1955,7 @@
               <w:rPr>
                 <w:rFonts w:ascii="Cambria" w:hAnsi="Cambria"/>
               </w:rPr>
-              <w:t>Used in matrix math</w:t>
+              <w:t>USED IN MATRIX MATH</w:t>
             </w:r>
           </w:p>
         </w:tc>
@@ -2277,7 +1976,7 @@
               <w:rPr>
                 <w:rFonts w:ascii="Cambria" w:hAnsi="Cambria"/>
               </w:rPr>
-              <w:t>Used in ml data prep</w:t>
+              <w:t>USED IN ML DATA PREP</w:t>
             </w:r>
           </w:p>
         </w:tc>
@@ -2302,7 +2001,7 @@
           <w:rFonts w:ascii="Cambria" w:hAnsi="Cambria"/>
           <w:caps w:val="0"/>
         </w:rPr>
-        <w:t>When to use</w:t>
+        <w:t>WHEN TO USE</w:t>
       </w:r>
     </w:p>
     <w:p>
@@ -2317,7 +2016,7 @@
           <w:rFonts w:ascii="Cambria" w:hAnsi="Cambria"/>
           <w:caps w:val="0"/>
         </w:rPr>
-        <w:t>Use transpose when:</w:t>
+        <w:t>USE TRANSPOSE WHEN:</w:t>
       </w:r>
     </w:p>
     <w:p>
@@ -2334,7 +2033,7 @@
         <w:rPr>
           <w:rFonts w:ascii="Cambria" w:hAnsi="Cambria"/>
         </w:rPr>
-        <w:t>Working with matrices</w:t>
+        <w:t>WORKING WITH MATRICES</w:t>
       </w:r>
     </w:p>
     <w:p>
@@ -2351,7 +2050,7 @@
         <w:rPr>
           <w:rFonts w:ascii="Cambria" w:hAnsi="Cambria"/>
         </w:rPr>
-        <w:t>Using dot product</w:t>
+        <w:t>USING DOT PRODUCT</w:t>
       </w:r>
     </w:p>
     <w:p>
@@ -2366,23 +2065,7 @@
           <w:rFonts w:ascii="Cambria" w:hAnsi="Cambria"/>
           <w:caps w:val="0"/>
         </w:rPr>
-        <w:t xml:space="preserve">Use </w:t>
-      </w:r>
-      <w:proofErr w:type="gramStart"/>
-      <w:r>
-        <w:rPr>
-          <w:rFonts w:ascii="Cambria" w:hAnsi="Cambria"/>
-          <w:caps w:val="0"/>
-        </w:rPr>
-        <w:t>reshape</w:t>
-      </w:r>
-      <w:proofErr w:type="gramEnd"/>
-      <w:r>
-        <w:rPr>
-          <w:rFonts w:ascii="Cambria" w:hAnsi="Cambria"/>
-          <w:caps w:val="0"/>
-        </w:rPr>
-        <w:t xml:space="preserve"> when:</w:t>
+        <w:t>USE RESHAPE WHEN:</w:t>
       </w:r>
     </w:p>
     <w:p>
@@ -2399,7 +2082,7 @@
         <w:rPr>
           <w:rFonts w:ascii="Cambria" w:hAnsi="Cambria"/>
         </w:rPr>
-        <w:t>Preparing data for ml</w:t>
+        <w:t>PREPARING DATA FOR ML</w:t>
       </w:r>
     </w:p>
     <w:p>
@@ -2416,7 +2099,7 @@
         <w:rPr>
           <w:rFonts w:ascii="Cambria" w:hAnsi="Cambria"/>
         </w:rPr>
-        <w:t>Converting 1d to 2d data</w:t>
+        <w:t>CONVERTING 1D TO 2D DATA</w:t>
       </w:r>
     </w:p>
     <w:p>
@@ -2435,7 +2118,7 @@
           <w:sz w:val="20"/>
           <w:szCs w:val="20"/>
         </w:rPr>
-        <w:t>Quick summary</w:t>
+        <w:t>QUICK SUMMARY</w:t>
       </w:r>
     </w:p>
     <w:p>
@@ -2454,13 +2137,13 @@
           <w:b/>
           <w:bCs/>
         </w:rPr>
-        <w:t>Transpose</w:t>
-      </w:r>
-      <w:r>
-        <w:rPr>
-          <w:rFonts w:ascii="Cambria" w:hAnsi="Cambria"/>
-        </w:rPr>
-        <w:t xml:space="preserve"> = flip rows and columns</w:t>
+        <w:t>TRANSPOSE</w:t>
+      </w:r>
+      <w:r>
+        <w:rPr>
+          <w:rFonts w:ascii="Cambria" w:hAnsi="Cambria"/>
+        </w:rPr>
+        <w:t xml:space="preserve"> = FLIP ROWS AND COLUMNS</w:t>
       </w:r>
     </w:p>
     <w:p>
@@ -2479,13 +2162,13 @@
           <w:b/>
           <w:bCs/>
         </w:rPr>
-        <w:t>Reshape</w:t>
-      </w:r>
-      <w:r>
-        <w:rPr>
-          <w:rFonts w:ascii="Cambria" w:hAnsi="Cambria"/>
-        </w:rPr>
-        <w:t xml:space="preserve"> = change array shape</w:t>
+        <w:t>RESHAPE</w:t>
+      </w:r>
+      <w:r>
+        <w:rPr>
+          <w:rFonts w:ascii="Cambria" w:hAnsi="Cambria"/>
+        </w:rPr>
+        <w:t xml:space="preserve"> = CHANGE ARRAY SHAPE</w:t>
       </w:r>
     </w:p>
     <w:p>
@@ -2502,7 +2185,7 @@
         <w:rPr>
           <w:rFonts w:ascii="Cambria" w:hAnsi="Cambria"/>
         </w:rPr>
-        <w:t>Number of elements must stay same</w:t>
+        <w:t>NUMBER OF ELEMENTS MUST STAY SAME</w:t>
       </w:r>
     </w:p>
     <w:p>
@@ -2510,27 +2193,32 @@
         <w:pStyle w:val="Heading1"/>
         <w:rPr>
           <w:rFonts w:ascii="Cambria" w:hAnsi="Cambria"/>
-        </w:rPr>
-      </w:pPr>
-      <w:r>
-        <w:rPr>
-          <w:rFonts w:ascii="Cambria" w:hAnsi="Cambria"/>
+          <w:sz w:val="20"/>
+          <w:szCs w:val="20"/>
+        </w:rPr>
+      </w:pPr>
+      <w:r>
+        <w:rPr>
+          <w:rFonts w:ascii="Cambria" w:hAnsi="Cambria"/>
+          <w:caps w:val="0"/>
+          <w:sz w:val="20"/>
+          <w:szCs w:val="20"/>
         </w:rPr>
         <w:lastRenderedPageBreak/>
-        <w:t>COMPARISON OPERATORS (NumPy / Python)</w:t>
-      </w:r>
-    </w:p>
-    <w:p>
-      <w:pPr>
-        <w:rPr>
-          <w:rFonts w:ascii="Cambria" w:hAnsi="Cambria"/>
-        </w:rPr>
-      </w:pPr>
-      <w:r>
-        <w:rPr>
-          <w:rFonts w:ascii="Cambria" w:hAnsi="Cambria"/>
-        </w:rPr>
-        <w:t xml:space="preserve">Comparison operators are used to </w:t>
+        <w:t>COMPARISON OPERATORS (NUMPY / PYTHON)</w:t>
+      </w:r>
+    </w:p>
+    <w:p>
+      <w:pPr>
+        <w:rPr>
+          <w:rFonts w:ascii="Cambria" w:hAnsi="Cambria"/>
+        </w:rPr>
+      </w:pPr>
+      <w:r>
+        <w:rPr>
+          <w:rFonts w:ascii="Cambria" w:hAnsi="Cambria"/>
+        </w:rPr>
+        <w:t xml:space="preserve">COMPARISON OPERATORS ARE USED TO </w:t>
       </w:r>
       <w:r>
         <w:rPr>
@@ -2538,7 +2226,7 @@
           <w:b/>
           <w:bCs/>
         </w:rPr>
-        <w:t>compare values</w:t>
+        <w:t>COMPARE VALUES</w:t>
       </w:r>
       <w:r>
         <w:rPr>
@@ -2551,7 +2239,7 @@
           <w:rFonts w:ascii="Cambria" w:hAnsi="Cambria"/>
         </w:rPr>
         <w:br/>
-        <w:t xml:space="preserve">They return </w:t>
+        <w:t xml:space="preserve">THEY RETURN </w:t>
       </w:r>
       <w:r>
         <w:rPr>
@@ -2559,7 +2247,7 @@
           <w:b/>
           <w:bCs/>
         </w:rPr>
-        <w:t>True or False</w:t>
+        <w:t>TRUE OR FALSE</w:t>
       </w:r>
       <w:r>
         <w:rPr>
@@ -2578,8 +2266,9 @@
       <w:r>
         <w:rPr>
           <w:rFonts w:ascii="Cambria" w:hAnsi="Cambria"/>
-        </w:rPr>
-        <w:t>Common Comparison Operators</w:t>
+          <w:caps w:val="0"/>
+        </w:rPr>
+        <w:t>COMMON COMPARISON OPERATORS</w:t>
       </w:r>
     </w:p>
     <w:tbl>
@@ -2634,7 +2323,7 @@
                 <w:b/>
                 <w:bCs/>
               </w:rPr>
-              <w:t>Operator</w:t>
+              <w:t>OPERATOR</w:t>
             </w:r>
           </w:p>
         </w:tc>
@@ -2659,7 +2348,7 @@
                 <w:b/>
                 <w:bCs/>
               </w:rPr>
-              <w:t>Meaning</w:t>
+              <w:t>MEANING</w:t>
             </w:r>
           </w:p>
         </w:tc>
@@ -2707,7 +2396,7 @@
               <w:rPr>
                 <w:rFonts w:ascii="Cambria" w:hAnsi="Cambria"/>
               </w:rPr>
-              <w:t>Equal to</w:t>
+              <w:t>EQUAL TO</w:t>
             </w:r>
           </w:p>
         </w:tc>
@@ -2755,7 +2444,7 @@
               <w:rPr>
                 <w:rFonts w:ascii="Cambria" w:hAnsi="Cambria"/>
               </w:rPr>
-              <w:t>Not equal to</w:t>
+              <w:t>NOT EQUAL TO</w:t>
             </w:r>
           </w:p>
         </w:tc>
@@ -2803,7 +2492,7 @@
               <w:rPr>
                 <w:rFonts w:ascii="Cambria" w:hAnsi="Cambria"/>
               </w:rPr>
-              <w:t>Greater than</w:t>
+              <w:t>GREATER THAN</w:t>
             </w:r>
           </w:p>
         </w:tc>
@@ -2851,7 +2540,7 @@
               <w:rPr>
                 <w:rFonts w:ascii="Cambria" w:hAnsi="Cambria"/>
               </w:rPr>
-              <w:t>Less than</w:t>
+              <w:t>LESS THAN</w:t>
             </w:r>
           </w:p>
         </w:tc>
@@ -2899,7 +2588,7 @@
               <w:rPr>
                 <w:rFonts w:ascii="Cambria" w:hAnsi="Cambria"/>
               </w:rPr>
-              <w:t>Greater than or equal</w:t>
+              <w:t>GREATER THAN OR EQUAL</w:t>
             </w:r>
           </w:p>
         </w:tc>
@@ -2947,7 +2636,7 @@
               <w:rPr>
                 <w:rFonts w:ascii="Cambria" w:hAnsi="Cambria"/>
               </w:rPr>
-              <w:t>Less than or equal</w:t>
+              <w:t>LESS THAN OR EQUAL</w:t>
             </w:r>
           </w:p>
         </w:tc>
@@ -2970,131 +2659,88 @@
       <w:r>
         <w:rPr>
           <w:rFonts w:ascii="Cambria" w:hAnsi="Cambria"/>
-        </w:rPr>
-        <w:t>Example with NumPy Array</w:t>
-      </w:r>
-    </w:p>
-    <w:p>
-      <w:pPr>
-        <w:rPr>
-          <w:rFonts w:ascii="Cambria" w:hAnsi="Cambria"/>
-        </w:rPr>
-      </w:pPr>
-      <w:r>
-        <w:rPr>
-          <w:rFonts w:ascii="Cambria" w:hAnsi="Cambria"/>
-        </w:rPr>
-        <w:t xml:space="preserve">import </w:t>
+          <w:caps w:val="0"/>
+        </w:rPr>
+        <w:t>EXAMPLE WITH NUMPY ARRAY</w:t>
+      </w:r>
+    </w:p>
+    <w:p>
+      <w:pPr>
+        <w:rPr>
+          <w:rFonts w:ascii="Cambria" w:hAnsi="Cambria"/>
+        </w:rPr>
+      </w:pPr>
+      <w:r>
+        <w:rPr>
+          <w:rFonts w:ascii="Cambria" w:hAnsi="Cambria"/>
+        </w:rPr>
+        <w:t>IMPORT NUMPY AS NP</w:t>
+      </w:r>
+    </w:p>
+    <w:p>
+      <w:pPr>
+        <w:rPr>
+          <w:rFonts w:ascii="Cambria" w:hAnsi="Cambria"/>
+        </w:rPr>
+      </w:pPr>
+      <w:r>
+        <w:rPr>
+          <w:rFonts w:ascii="Cambria" w:hAnsi="Cambria"/>
+        </w:rPr>
+        <w:t>ARR = NP.ARRAY([10, 20, 30, 40])</w:t>
+      </w:r>
+    </w:p>
+    <w:p>
+      <w:pPr>
+        <w:rPr>
+          <w:rFonts w:ascii="Cambria" w:hAnsi="Cambria"/>
+        </w:rPr>
+      </w:pPr>
+      <w:r>
+        <w:rPr>
+          <w:rFonts w:ascii="Cambria" w:hAnsi="Cambria"/>
+        </w:rPr>
+        <w:t>ARR &gt; 20</w:t>
+      </w:r>
+    </w:p>
+    <w:p>
+      <w:pPr>
+        <w:rPr>
+          <w:rFonts w:ascii="Cambria" w:hAnsi="Cambria"/>
+        </w:rPr>
+      </w:pPr>
+      <w:r>
+        <w:rPr>
+          <w:rFonts w:ascii="Cambria" w:hAnsi="Cambria"/>
+        </w:rPr>
+        <w:t>OUTPUT:</w:t>
+      </w:r>
+    </w:p>
+    <w:p>
+      <w:pPr>
+        <w:rPr>
+          <w:rFonts w:ascii="Cambria" w:hAnsi="Cambria"/>
+        </w:rPr>
+      </w:pPr>
+      <w:r>
+        <w:rPr>
+          <w:rFonts w:ascii="Cambria" w:hAnsi="Cambria"/>
+        </w:rPr>
+        <w:t xml:space="preserve">[FALSE </w:t>
       </w:r>
       <w:proofErr w:type="spellStart"/>
       <w:r>
         <w:rPr>
           <w:rFonts w:ascii="Cambria" w:hAnsi="Cambria"/>
         </w:rPr>
-        <w:t>numpy</w:t>
+        <w:t>FALSE</w:t>
       </w:r>
       <w:proofErr w:type="spellEnd"/>
       <w:r>
         <w:rPr>
           <w:rFonts w:ascii="Cambria" w:hAnsi="Cambria"/>
         </w:rPr>
-        <w:t xml:space="preserve"> as np</w:t>
-      </w:r>
-    </w:p>
-    <w:p>
-      <w:pPr>
-        <w:rPr>
-          <w:rFonts w:ascii="Cambria" w:hAnsi="Cambria"/>
-        </w:rPr>
-      </w:pPr>
-      <w:proofErr w:type="spellStart"/>
-      <w:r>
-        <w:rPr>
-          <w:rFonts w:ascii="Cambria" w:hAnsi="Cambria"/>
-        </w:rPr>
-        <w:t>arr</w:t>
-      </w:r>
-      <w:proofErr w:type="spellEnd"/>
-      <w:r>
-        <w:rPr>
-          <w:rFonts w:ascii="Cambria" w:hAnsi="Cambria"/>
-        </w:rPr>
-        <w:t xml:space="preserve"> = </w:t>
-      </w:r>
-      <w:proofErr w:type="spellStart"/>
-      <w:r>
-        <w:rPr>
-          <w:rFonts w:ascii="Cambria" w:hAnsi="Cambria"/>
-        </w:rPr>
-        <w:t>np.array</w:t>
-      </w:r>
-      <w:proofErr w:type="spellEnd"/>
-      <w:r>
-        <w:rPr>
-          <w:rFonts w:ascii="Cambria" w:hAnsi="Cambria"/>
-        </w:rPr>
-        <w:t>([10, 20, 30, 40])</w:t>
-      </w:r>
-    </w:p>
-    <w:p>
-      <w:pPr>
-        <w:rPr>
-          <w:rFonts w:ascii="Cambria" w:hAnsi="Cambria"/>
-        </w:rPr>
-      </w:pPr>
-      <w:proofErr w:type="spellStart"/>
-      <w:r>
-        <w:rPr>
-          <w:rFonts w:ascii="Cambria" w:hAnsi="Cambria"/>
-        </w:rPr>
-        <w:t>arr</w:t>
-      </w:r>
-      <w:proofErr w:type="spellEnd"/>
-      <w:r>
-        <w:rPr>
-          <w:rFonts w:ascii="Cambria" w:hAnsi="Cambria"/>
-        </w:rPr>
-        <w:t xml:space="preserve"> &gt; 20</w:t>
-      </w:r>
-    </w:p>
-    <w:p>
-      <w:pPr>
-        <w:rPr>
-          <w:rFonts w:ascii="Cambria" w:hAnsi="Cambria"/>
-        </w:rPr>
-      </w:pPr>
-      <w:r>
-        <w:rPr>
-          <w:rFonts w:ascii="Cambria" w:hAnsi="Cambria"/>
-        </w:rPr>
-        <w:t>Output:</w:t>
-      </w:r>
-    </w:p>
-    <w:p>
-      <w:pPr>
-        <w:rPr>
-          <w:rFonts w:ascii="Cambria" w:hAnsi="Cambria"/>
-        </w:rPr>
-      </w:pPr>
-      <w:r>
-        <w:rPr>
-          <w:rFonts w:ascii="Cambria" w:hAnsi="Cambria"/>
-        </w:rPr>
-        <w:t xml:space="preserve">[False </w:t>
-      </w:r>
-      <w:proofErr w:type="spellStart"/>
-      <w:r>
-        <w:rPr>
-          <w:rFonts w:ascii="Cambria" w:hAnsi="Cambria"/>
-        </w:rPr>
-        <w:t>False</w:t>
-      </w:r>
-      <w:proofErr w:type="spellEnd"/>
-      <w:r>
-        <w:rPr>
-          <w:rFonts w:ascii="Cambria" w:hAnsi="Cambria"/>
-        </w:rPr>
-        <w:t xml:space="preserve">  True  True]</w:t>
+        <w:t xml:space="preserve">  TRUE  TRUE]</w:t>
       </w:r>
     </w:p>
     <w:p>
@@ -3107,56 +2753,35 @@
       <w:r>
         <w:rPr>
           <w:rFonts w:ascii="Cambria" w:hAnsi="Cambria"/>
-        </w:rPr>
-        <w:t>Boolean Indexing</w:t>
-      </w:r>
-    </w:p>
-    <w:p>
-      <w:pPr>
-        <w:rPr>
-          <w:rFonts w:ascii="Cambria" w:hAnsi="Cambria"/>
-        </w:rPr>
-      </w:pPr>
-      <w:proofErr w:type="spellStart"/>
-      <w:r>
-        <w:rPr>
-          <w:rFonts w:ascii="Cambria" w:hAnsi="Cambria"/>
-        </w:rPr>
-        <w:t>arr</w:t>
-      </w:r>
-      <w:proofErr w:type="spellEnd"/>
-      <w:r>
-        <w:rPr>
-          <w:rFonts w:ascii="Cambria" w:hAnsi="Cambria"/>
-        </w:rPr>
-        <w:t>[</w:t>
-      </w:r>
-      <w:proofErr w:type="spellStart"/>
-      <w:r>
-        <w:rPr>
-          <w:rFonts w:ascii="Cambria" w:hAnsi="Cambria"/>
-        </w:rPr>
-        <w:t>arr</w:t>
-      </w:r>
-      <w:proofErr w:type="spellEnd"/>
-      <w:r>
-        <w:rPr>
-          <w:rFonts w:ascii="Cambria" w:hAnsi="Cambria"/>
-        </w:rPr>
-        <w:t xml:space="preserve"> &gt; 20]</w:t>
-      </w:r>
-    </w:p>
-    <w:p>
-      <w:pPr>
-        <w:rPr>
-          <w:rFonts w:ascii="Cambria" w:hAnsi="Cambria"/>
-        </w:rPr>
-      </w:pPr>
-      <w:r>
-        <w:rPr>
-          <w:rFonts w:ascii="Cambria" w:hAnsi="Cambria"/>
-        </w:rPr>
-        <w:t>Output:</w:t>
+          <w:caps w:val="0"/>
+        </w:rPr>
+        <w:t>BOOLEAN INDEXING</w:t>
+      </w:r>
+    </w:p>
+    <w:p>
+      <w:pPr>
+        <w:rPr>
+          <w:rFonts w:ascii="Cambria" w:hAnsi="Cambria"/>
+        </w:rPr>
+      </w:pPr>
+      <w:r>
+        <w:rPr>
+          <w:rFonts w:ascii="Cambria" w:hAnsi="Cambria"/>
+        </w:rPr>
+        <w:t>ARR[ARR &gt; 20]</w:t>
+      </w:r>
+    </w:p>
+    <w:p>
+      <w:pPr>
+        <w:rPr>
+          <w:rFonts w:ascii="Cambria" w:hAnsi="Cambria"/>
+        </w:rPr>
+      </w:pPr>
+      <w:r>
+        <w:rPr>
+          <w:rFonts w:ascii="Cambria" w:hAnsi="Cambria"/>
+        </w:rPr>
+        <w:t>OUTPUT:</w:t>
       </w:r>
     </w:p>
     <w:p>
@@ -3188,7 +2813,7 @@
         <w:rPr>
           <w:rFonts w:ascii="Cambria" w:hAnsi="Cambria"/>
         </w:rPr>
-        <w:t xml:space="preserve"> Used a lot in </w:t>
+        <w:t xml:space="preserve"> USED A LOT IN </w:t>
       </w:r>
       <w:r>
         <w:rPr>
@@ -3196,7 +2821,7 @@
           <w:b/>
           <w:bCs/>
         </w:rPr>
-        <w:t>data filtering</w:t>
+        <w:t>DATA FILTERING</w:t>
       </w:r>
     </w:p>
     <w:p>
@@ -3204,26 +2829,31 @@
         <w:pStyle w:val="Heading1"/>
         <w:rPr>
           <w:rFonts w:ascii="Cambria" w:hAnsi="Cambria"/>
-        </w:rPr>
-      </w:pPr>
-      <w:r>
-        <w:rPr>
-          <w:rFonts w:ascii="Cambria" w:hAnsi="Cambria"/>
-        </w:rPr>
-        <w:t>SORTING ARRAYS (NumPy)</w:t>
-      </w:r>
-    </w:p>
-    <w:p>
-      <w:pPr>
-        <w:rPr>
-          <w:rFonts w:ascii="Cambria" w:hAnsi="Cambria"/>
-        </w:rPr>
-      </w:pPr>
-      <w:r>
-        <w:rPr>
-          <w:rFonts w:ascii="Cambria" w:hAnsi="Cambria"/>
-        </w:rPr>
-        <w:t xml:space="preserve">Sorting means arranging data in </w:t>
+          <w:sz w:val="20"/>
+          <w:szCs w:val="20"/>
+        </w:rPr>
+      </w:pPr>
+      <w:r>
+        <w:rPr>
+          <w:rFonts w:ascii="Cambria" w:hAnsi="Cambria"/>
+          <w:caps w:val="0"/>
+          <w:sz w:val="20"/>
+          <w:szCs w:val="20"/>
+        </w:rPr>
+        <w:t>SORTING ARRAYS (NUMPY)</w:t>
+      </w:r>
+    </w:p>
+    <w:p>
+      <w:pPr>
+        <w:rPr>
+          <w:rFonts w:ascii="Cambria" w:hAnsi="Cambria"/>
+        </w:rPr>
+      </w:pPr>
+      <w:r>
+        <w:rPr>
+          <w:rFonts w:ascii="Cambria" w:hAnsi="Cambria"/>
+        </w:rPr>
+        <w:t xml:space="preserve">SORTING MEANS ARRANGING DATA IN </w:t>
       </w:r>
       <w:r>
         <w:rPr>
@@ -3231,7 +2861,7 @@
           <w:b/>
           <w:bCs/>
         </w:rPr>
-        <w:t>order</w:t>
+        <w:t>ORDER</w:t>
       </w:r>
       <w:r>
         <w:rPr>
@@ -3250,92 +2880,49 @@
       <w:r>
         <w:rPr>
           <w:rFonts w:ascii="Cambria" w:hAnsi="Cambria"/>
-        </w:rPr>
-        <w:t>Sorting a 1D Array</w:t>
-      </w:r>
-    </w:p>
-    <w:p>
-      <w:pPr>
-        <w:rPr>
-          <w:rFonts w:ascii="Cambria" w:hAnsi="Cambria"/>
-        </w:rPr>
-      </w:pPr>
-      <w:proofErr w:type="spellStart"/>
-      <w:r>
-        <w:rPr>
-          <w:rFonts w:ascii="Cambria" w:hAnsi="Cambria"/>
-        </w:rPr>
-        <w:t>arr</w:t>
-      </w:r>
-      <w:proofErr w:type="spellEnd"/>
-      <w:r>
-        <w:rPr>
-          <w:rFonts w:ascii="Cambria" w:hAnsi="Cambria"/>
-        </w:rPr>
-        <w:t xml:space="preserve"> = </w:t>
-      </w:r>
-      <w:proofErr w:type="spellStart"/>
-      <w:r>
-        <w:rPr>
-          <w:rFonts w:ascii="Cambria" w:hAnsi="Cambria"/>
-        </w:rPr>
-        <w:t>np.array</w:t>
-      </w:r>
-      <w:proofErr w:type="spellEnd"/>
-      <w:r>
-        <w:rPr>
-          <w:rFonts w:ascii="Cambria" w:hAnsi="Cambria"/>
-        </w:rPr>
-        <w:t>([3, 1, 4, 2])</w:t>
-      </w:r>
-    </w:p>
-    <w:p>
-      <w:pPr>
-        <w:rPr>
-          <w:rFonts w:ascii="Cambria" w:hAnsi="Cambria"/>
-        </w:rPr>
-      </w:pPr>
-      <w:proofErr w:type="spellStart"/>
+          <w:caps w:val="0"/>
+        </w:rPr>
+        <w:t>SORTING A 1D ARRAY</w:t>
+      </w:r>
+    </w:p>
+    <w:p>
+      <w:pPr>
+        <w:rPr>
+          <w:rFonts w:ascii="Cambria" w:hAnsi="Cambria"/>
+        </w:rPr>
+      </w:pPr>
+      <w:r>
+        <w:rPr>
+          <w:rFonts w:ascii="Cambria" w:hAnsi="Cambria"/>
+        </w:rPr>
+        <w:t>ARR = NP.ARRAY([3, 1, 4, 2])</w:t>
+      </w:r>
+    </w:p>
+    <w:p>
+      <w:pPr>
+        <w:rPr>
+          <w:rFonts w:ascii="Cambria" w:hAnsi="Cambria"/>
+        </w:rPr>
+      </w:pPr>
       <w:r>
         <w:rPr>
           <w:rFonts w:ascii="Cambria" w:hAnsi="Cambria"/>
         </w:rPr>
         <w:lastRenderedPageBreak/>
-        <w:t>np.sort</w:t>
-      </w:r>
-      <w:proofErr w:type="spellEnd"/>
-      <w:r>
-        <w:rPr>
-          <w:rFonts w:ascii="Cambria" w:hAnsi="Cambria"/>
-        </w:rPr>
-        <w:t>(</w:t>
-      </w:r>
-      <w:proofErr w:type="spellStart"/>
-      <w:r>
-        <w:rPr>
-          <w:rFonts w:ascii="Cambria" w:hAnsi="Cambria"/>
-        </w:rPr>
-        <w:t>arr</w:t>
-      </w:r>
-      <w:proofErr w:type="spellEnd"/>
-      <w:r>
-        <w:rPr>
-          <w:rFonts w:ascii="Cambria" w:hAnsi="Cambria"/>
-        </w:rPr>
-        <w:t>)</w:t>
-      </w:r>
-    </w:p>
-    <w:p>
-      <w:pPr>
-        <w:rPr>
-          <w:rFonts w:ascii="Cambria" w:hAnsi="Cambria"/>
-        </w:rPr>
-      </w:pPr>
-      <w:r>
-        <w:rPr>
-          <w:rFonts w:ascii="Cambria" w:hAnsi="Cambria"/>
-        </w:rPr>
-        <w:t>Output:</w:t>
+        <w:t>NP.SORT(ARR)</w:t>
+      </w:r>
+    </w:p>
+    <w:p>
+      <w:pPr>
+        <w:rPr>
+          <w:rFonts w:ascii="Cambria" w:hAnsi="Cambria"/>
+        </w:rPr>
+      </w:pPr>
+      <w:r>
+        <w:rPr>
+          <w:rFonts w:ascii="Cambria" w:hAnsi="Cambria"/>
+        </w:rPr>
+        <w:t>OUTPUT:</w:t>
       </w:r>
     </w:p>
     <w:p>
@@ -3361,35 +2948,22 @@
       <w:r>
         <w:rPr>
           <w:rFonts w:ascii="Cambria" w:hAnsi="Cambria"/>
-        </w:rPr>
-        <w:t>Sorting a 2D Array</w:t>
-      </w:r>
-    </w:p>
-    <w:p>
-      <w:pPr>
-        <w:rPr>
-          <w:rFonts w:ascii="Cambria" w:hAnsi="Cambria"/>
-        </w:rPr>
-      </w:pPr>
-      <w:r>
-        <w:rPr>
-          <w:rFonts w:ascii="Cambria" w:hAnsi="Cambria"/>
-        </w:rPr>
-        <w:t xml:space="preserve">arr2 = </w:t>
-      </w:r>
-      <w:proofErr w:type="spellStart"/>
-      <w:r>
-        <w:rPr>
-          <w:rFonts w:ascii="Cambria" w:hAnsi="Cambria"/>
-        </w:rPr>
-        <w:t>np.array</w:t>
-      </w:r>
-      <w:proofErr w:type="spellEnd"/>
-      <w:r>
-        <w:rPr>
-          <w:rFonts w:ascii="Cambria" w:hAnsi="Cambria"/>
-        </w:rPr>
-        <w:t>([[3, 2, 1],</w:t>
+          <w:caps w:val="0"/>
+        </w:rPr>
+        <w:t>SORTING A 2D ARRAY</w:t>
+      </w:r>
+    </w:p>
+    <w:p>
+      <w:pPr>
+        <w:rPr>
+          <w:rFonts w:ascii="Cambria" w:hAnsi="Cambria"/>
+        </w:rPr>
+      </w:pPr>
+      <w:r>
+        <w:rPr>
+          <w:rFonts w:ascii="Cambria" w:hAnsi="Cambria"/>
+        </w:rPr>
+        <w:t>ARR2 = NP.ARRAY([[3, 2, 1],</w:t>
       </w:r>
     </w:p>
     <w:p>
@@ -3415,62 +2989,46 @@
         <w:rPr>
           <w:rFonts w:ascii="Cambria" w:hAnsi="Cambria"/>
         </w:rPr>
-        <w:t>Sort rows:</w:t>
-      </w:r>
-    </w:p>
-    <w:p>
-      <w:pPr>
-        <w:rPr>
-          <w:rFonts w:ascii="Cambria" w:hAnsi="Cambria"/>
-        </w:rPr>
-      </w:pPr>
-      <w:proofErr w:type="spellStart"/>
-      <w:r>
-        <w:rPr>
-          <w:rFonts w:ascii="Cambria" w:hAnsi="Cambria"/>
-        </w:rPr>
-        <w:t>np.sort</w:t>
-      </w:r>
-      <w:proofErr w:type="spellEnd"/>
-      <w:r>
-        <w:rPr>
-          <w:rFonts w:ascii="Cambria" w:hAnsi="Cambria"/>
-        </w:rPr>
-        <w:t>(arr2, axis=1)</w:t>
-      </w:r>
-    </w:p>
-    <w:p>
-      <w:pPr>
-        <w:rPr>
-          <w:rFonts w:ascii="Cambria" w:hAnsi="Cambria"/>
-        </w:rPr>
-      </w:pPr>
-      <w:r>
-        <w:rPr>
-          <w:rFonts w:ascii="Cambria" w:hAnsi="Cambria"/>
-        </w:rPr>
-        <w:t>Sort columns:</w:t>
-      </w:r>
-    </w:p>
-    <w:p>
-      <w:pPr>
-        <w:rPr>
-          <w:rFonts w:ascii="Cambria" w:hAnsi="Cambria"/>
-        </w:rPr>
-      </w:pPr>
-      <w:proofErr w:type="spellStart"/>
-      <w:r>
-        <w:rPr>
-          <w:rFonts w:ascii="Cambria" w:hAnsi="Cambria"/>
-        </w:rPr>
-        <w:t>np.sort</w:t>
-      </w:r>
-      <w:proofErr w:type="spellEnd"/>
-      <w:r>
-        <w:rPr>
-          <w:rFonts w:ascii="Cambria" w:hAnsi="Cambria"/>
-        </w:rPr>
-        <w:t>(arr2, axis=0)</w:t>
+        <w:t>SORT ROWS:</w:t>
+      </w:r>
+    </w:p>
+    <w:p>
+      <w:pPr>
+        <w:rPr>
+          <w:rFonts w:ascii="Cambria" w:hAnsi="Cambria"/>
+        </w:rPr>
+      </w:pPr>
+      <w:r>
+        <w:rPr>
+          <w:rFonts w:ascii="Cambria" w:hAnsi="Cambria"/>
+        </w:rPr>
+        <w:t>NP.SORT(ARR2, AXIS=1)</w:t>
+      </w:r>
+    </w:p>
+    <w:p>
+      <w:pPr>
+        <w:rPr>
+          <w:rFonts w:ascii="Cambria" w:hAnsi="Cambria"/>
+        </w:rPr>
+      </w:pPr>
+      <w:r>
+        <w:rPr>
+          <w:rFonts w:ascii="Cambria" w:hAnsi="Cambria"/>
+        </w:rPr>
+        <w:t>SORT COLUMNS:</w:t>
+      </w:r>
+    </w:p>
+    <w:p>
+      <w:pPr>
+        <w:rPr>
+          <w:rFonts w:ascii="Cambria" w:hAnsi="Cambria"/>
+        </w:rPr>
+      </w:pPr>
+      <w:r>
+        <w:rPr>
+          <w:rFonts w:ascii="Cambria" w:hAnsi="Cambria"/>
+        </w:rPr>
+        <w:t>NP.SORT(ARR2, AXIS=0)</w:t>
       </w:r>
     </w:p>
     <w:p>
@@ -3483,43 +3041,22 @@
       <w:r>
         <w:rPr>
           <w:rFonts w:ascii="Cambria" w:hAnsi="Cambria"/>
-        </w:rPr>
-        <w:t>Get Sorted Indexes</w:t>
-      </w:r>
-    </w:p>
-    <w:p>
-      <w:pPr>
-        <w:rPr>
-          <w:rFonts w:ascii="Cambria" w:hAnsi="Cambria"/>
-        </w:rPr>
-      </w:pPr>
-      <w:proofErr w:type="spellStart"/>
-      <w:r>
-        <w:rPr>
-          <w:rFonts w:ascii="Cambria" w:hAnsi="Cambria"/>
-        </w:rPr>
-        <w:t>np.argsort</w:t>
-      </w:r>
-      <w:proofErr w:type="spellEnd"/>
-      <w:r>
-        <w:rPr>
-          <w:rFonts w:ascii="Cambria" w:hAnsi="Cambria"/>
-        </w:rPr>
-        <w:t>(</w:t>
-      </w:r>
-      <w:proofErr w:type="spellStart"/>
-      <w:r>
-        <w:rPr>
-          <w:rFonts w:ascii="Cambria" w:hAnsi="Cambria"/>
-        </w:rPr>
-        <w:t>arr</w:t>
-      </w:r>
-      <w:proofErr w:type="spellEnd"/>
-      <w:r>
-        <w:rPr>
-          <w:rFonts w:ascii="Cambria" w:hAnsi="Cambria"/>
-        </w:rPr>
-        <w:t>)</w:t>
+          <w:caps w:val="0"/>
+        </w:rPr>
+        <w:t>GET SORTED INDEXES</w:t>
+      </w:r>
+    </w:p>
+    <w:p>
+      <w:pPr>
+        <w:rPr>
+          <w:rFonts w:ascii="Cambria" w:hAnsi="Cambria"/>
+        </w:rPr>
+      </w:pPr>
+      <w:r>
+        <w:rPr>
+          <w:rFonts w:ascii="Cambria" w:hAnsi="Cambria"/>
+        </w:rPr>
+        <w:t>NP.ARGSORT(ARR)</w:t>
       </w:r>
     </w:p>
     <w:p>
@@ -3538,7 +3075,7 @@
         <w:rPr>
           <w:rFonts w:ascii="Cambria" w:hAnsi="Cambria"/>
         </w:rPr>
-        <w:t xml:space="preserve"> Very useful in </w:t>
+        <w:t xml:space="preserve"> VERY USEFUL IN </w:t>
       </w:r>
       <w:r>
         <w:rPr>
@@ -3546,7 +3083,7 @@
           <w:b/>
           <w:bCs/>
         </w:rPr>
-        <w:t>ranking data</w:t>
+        <w:t>RANKING DATA</w:t>
       </w:r>
     </w:p>
     <w:p>
@@ -3554,26 +3091,31 @@
         <w:pStyle w:val="Heading1"/>
         <w:rPr>
           <w:rFonts w:ascii="Cambria" w:hAnsi="Cambria"/>
-        </w:rPr>
-      </w:pPr>
-      <w:r>
-        <w:rPr>
-          <w:rFonts w:ascii="Cambria" w:hAnsi="Cambria"/>
-        </w:rPr>
-        <w:t>READING IMAGES (NumPy)</w:t>
-      </w:r>
-    </w:p>
-    <w:p>
-      <w:pPr>
-        <w:rPr>
-          <w:rFonts w:ascii="Cambria" w:hAnsi="Cambria"/>
-        </w:rPr>
-      </w:pPr>
-      <w:r>
-        <w:rPr>
-          <w:rFonts w:ascii="Cambria" w:hAnsi="Cambria"/>
-        </w:rPr>
-        <w:t xml:space="preserve">Images are stored as </w:t>
+          <w:sz w:val="20"/>
+          <w:szCs w:val="20"/>
+        </w:rPr>
+      </w:pPr>
+      <w:r>
+        <w:rPr>
+          <w:rFonts w:ascii="Cambria" w:hAnsi="Cambria"/>
+          <w:caps w:val="0"/>
+          <w:sz w:val="20"/>
+          <w:szCs w:val="20"/>
+        </w:rPr>
+        <w:t>READING IMAGES (NUMPY)</w:t>
+      </w:r>
+    </w:p>
+    <w:p>
+      <w:pPr>
+        <w:rPr>
+          <w:rFonts w:ascii="Cambria" w:hAnsi="Cambria"/>
+        </w:rPr>
+      </w:pPr>
+      <w:r>
+        <w:rPr>
+          <w:rFonts w:ascii="Cambria" w:hAnsi="Cambria"/>
+        </w:rPr>
+        <w:t xml:space="preserve">IMAGES ARE STORED AS </w:t>
       </w:r>
       <w:r>
         <w:rPr>
@@ -3581,7 +3123,7 @@
           <w:b/>
           <w:bCs/>
         </w:rPr>
-        <w:t>arrays of numbers</w:t>
+        <w:t>ARRAYS OF NUMBERS</w:t>
       </w:r>
       <w:r>
         <w:rPr>
@@ -3600,78 +3142,35 @@
       <w:r>
         <w:rPr>
           <w:rFonts w:ascii="Cambria" w:hAnsi="Cambria"/>
-        </w:rPr>
-        <w:t>Reading Image using Matplotlib</w:t>
-      </w:r>
-    </w:p>
-    <w:p>
-      <w:pPr>
-        <w:rPr>
-          <w:rFonts w:ascii="Cambria" w:hAnsi="Cambria"/>
-        </w:rPr>
-      </w:pPr>
-      <w:r>
-        <w:rPr>
-          <w:rFonts w:ascii="Cambria" w:hAnsi="Cambria"/>
-        </w:rPr>
-        <w:t xml:space="preserve">import </w:t>
-      </w:r>
-      <w:proofErr w:type="spellStart"/>
-      <w:r>
-        <w:rPr>
-          <w:rFonts w:ascii="Cambria" w:hAnsi="Cambria"/>
-        </w:rPr>
-        <w:t>matplotlib.pyplot</w:t>
-      </w:r>
-      <w:proofErr w:type="spellEnd"/>
-      <w:r>
-        <w:rPr>
-          <w:rFonts w:ascii="Cambria" w:hAnsi="Cambria"/>
-        </w:rPr>
-        <w:t xml:space="preserve"> as </w:t>
-      </w:r>
-      <w:proofErr w:type="spellStart"/>
-      <w:r>
-        <w:rPr>
-          <w:rFonts w:ascii="Cambria" w:hAnsi="Cambria"/>
-        </w:rPr>
-        <w:t>plt</w:t>
-      </w:r>
-      <w:proofErr w:type="spellEnd"/>
-    </w:p>
-    <w:p>
-      <w:pPr>
-        <w:rPr>
-          <w:rFonts w:ascii="Cambria" w:hAnsi="Cambria"/>
-        </w:rPr>
-      </w:pPr>
-      <w:proofErr w:type="spellStart"/>
-      <w:r>
-        <w:rPr>
-          <w:rFonts w:ascii="Cambria" w:hAnsi="Cambria"/>
-        </w:rPr>
-        <w:t>img</w:t>
-      </w:r>
-      <w:proofErr w:type="spellEnd"/>
-      <w:r>
-        <w:rPr>
-          <w:rFonts w:ascii="Cambria" w:hAnsi="Cambria"/>
-        </w:rPr>
-        <w:t xml:space="preserve"> = </w:t>
-      </w:r>
-      <w:proofErr w:type="spellStart"/>
-      <w:r>
-        <w:rPr>
-          <w:rFonts w:ascii="Cambria" w:hAnsi="Cambria"/>
-        </w:rPr>
-        <w:t>plt.imread</w:t>
-      </w:r>
-      <w:proofErr w:type="spellEnd"/>
-      <w:r>
-        <w:rPr>
-          <w:rFonts w:ascii="Cambria" w:hAnsi="Cambria"/>
-        </w:rPr>
-        <w:t>("image.jpg")</w:t>
+          <w:caps w:val="0"/>
+        </w:rPr>
+        <w:t>READING IMAGE USING MATPLOTLIB</w:t>
+      </w:r>
+    </w:p>
+    <w:p>
+      <w:pPr>
+        <w:rPr>
+          <w:rFonts w:ascii="Cambria" w:hAnsi="Cambria"/>
+        </w:rPr>
+      </w:pPr>
+      <w:r>
+        <w:rPr>
+          <w:rFonts w:ascii="Cambria" w:hAnsi="Cambria"/>
+        </w:rPr>
+        <w:t>IMPORT MATPLOTLIB.PYPLOT AS PLT</w:t>
+      </w:r>
+    </w:p>
+    <w:p>
+      <w:pPr>
+        <w:rPr>
+          <w:rFonts w:ascii="Cambria" w:hAnsi="Cambria"/>
+        </w:rPr>
+      </w:pPr>
+      <w:r>
+        <w:rPr>
+          <w:rFonts w:ascii="Cambria" w:hAnsi="Cambria"/>
+        </w:rPr>
+        <w:t>IMG = PLT.IMREAD("IMAGE.JPG")</w:t>
       </w:r>
     </w:p>
     <w:p>
@@ -3684,24 +3183,23 @@
       <w:r>
         <w:rPr>
           <w:rFonts w:ascii="Cambria" w:hAnsi="Cambria"/>
-        </w:rPr>
-        <w:t>Check Image Shape</w:t>
-      </w:r>
-    </w:p>
-    <w:p>
-      <w:pPr>
-        <w:rPr>
-          <w:rFonts w:ascii="Cambria" w:hAnsi="Cambria"/>
-        </w:rPr>
-      </w:pPr>
-      <w:proofErr w:type="spellStart"/>
-      <w:r>
-        <w:rPr>
-          <w:rFonts w:ascii="Cambria" w:hAnsi="Cambria"/>
-        </w:rPr>
-        <w:t>img.shape</w:t>
-      </w:r>
-      <w:proofErr w:type="spellEnd"/>
+          <w:caps w:val="0"/>
+        </w:rPr>
+        <w:t>CHECK IMAGE SHAPE</w:t>
+      </w:r>
+    </w:p>
+    <w:p>
+      <w:pPr>
+        <w:rPr>
+          <w:rFonts w:ascii="Cambria" w:hAnsi="Cambria"/>
+        </w:rPr>
+      </w:pPr>
+      <w:r>
+        <w:rPr>
+          <w:rFonts w:ascii="Cambria" w:hAnsi="Cambria"/>
+        </w:rPr>
+        <w:t>IMG.SHAPE</w:t>
+      </w:r>
     </w:p>
     <w:p>
       <w:pPr>
@@ -3717,7 +3215,7 @@
         <w:rPr>
           <w:rFonts w:ascii="Cambria" w:hAnsi="Cambria"/>
         </w:rPr>
-        <w:t>Height</w:t>
+        <w:t>HEIGHT</w:t>
       </w:r>
     </w:p>
     <w:p>
@@ -3734,7 +3232,7 @@
         <w:rPr>
           <w:rFonts w:ascii="Cambria" w:hAnsi="Cambria"/>
         </w:rPr>
-        <w:t>Width</w:t>
+        <w:t>WIDTH</w:t>
       </w:r>
     </w:p>
     <w:p>
@@ -3747,19 +3245,11 @@
           <w:rFonts w:ascii="Cambria" w:hAnsi="Cambria"/>
         </w:rPr>
       </w:pPr>
-      <w:proofErr w:type="spellStart"/>
-      <w:r>
-        <w:rPr>
-          <w:rFonts w:ascii="Cambria" w:hAnsi="Cambria"/>
-        </w:rPr>
-        <w:t>Color</w:t>
-      </w:r>
-      <w:proofErr w:type="spellEnd"/>
-      <w:r>
-        <w:rPr>
-          <w:rFonts w:ascii="Cambria" w:hAnsi="Cambria"/>
-        </w:rPr>
-        <w:t xml:space="preserve"> channels (RGB)</w:t>
+      <w:r>
+        <w:rPr>
+          <w:rFonts w:ascii="Cambria" w:hAnsi="Cambria"/>
+        </w:rPr>
+        <w:t>COLOR CHANNELS (RGB)</w:t>
       </w:r>
     </w:p>
     <w:p>
@@ -3772,64 +3262,35 @@
       <w:r>
         <w:rPr>
           <w:rFonts w:ascii="Cambria" w:hAnsi="Cambria"/>
-        </w:rPr>
-        <w:t>Display Image</w:t>
-      </w:r>
-    </w:p>
-    <w:p>
-      <w:pPr>
-        <w:rPr>
-          <w:rFonts w:ascii="Cambria" w:hAnsi="Cambria"/>
-        </w:rPr>
-      </w:pPr>
-      <w:proofErr w:type="spellStart"/>
-      <w:r>
-        <w:rPr>
-          <w:rFonts w:ascii="Cambria" w:hAnsi="Cambria"/>
-        </w:rPr>
-        <w:t>plt.imshow</w:t>
-      </w:r>
-      <w:proofErr w:type="spellEnd"/>
-      <w:r>
-        <w:rPr>
-          <w:rFonts w:ascii="Cambria" w:hAnsi="Cambria"/>
-        </w:rPr>
-        <w:t>(</w:t>
-      </w:r>
-      <w:proofErr w:type="spellStart"/>
-      <w:r>
-        <w:rPr>
-          <w:rFonts w:ascii="Cambria" w:hAnsi="Cambria"/>
-        </w:rPr>
-        <w:t>img</w:t>
-      </w:r>
-      <w:proofErr w:type="spellEnd"/>
-      <w:r>
-        <w:rPr>
-          <w:rFonts w:ascii="Cambria" w:hAnsi="Cambria"/>
-        </w:rPr>
-        <w:t>)</w:t>
-      </w:r>
-    </w:p>
-    <w:p>
-      <w:pPr>
-        <w:rPr>
-          <w:rFonts w:ascii="Cambria" w:hAnsi="Cambria"/>
-        </w:rPr>
-      </w:pPr>
-      <w:proofErr w:type="spellStart"/>
-      <w:r>
-        <w:rPr>
-          <w:rFonts w:ascii="Cambria" w:hAnsi="Cambria"/>
-        </w:rPr>
-        <w:t>plt.axis</w:t>
-      </w:r>
-      <w:proofErr w:type="spellEnd"/>
-      <w:r>
-        <w:rPr>
-          <w:rFonts w:ascii="Cambria" w:hAnsi="Cambria"/>
-        </w:rPr>
-        <w:t>('off')</w:t>
+          <w:caps w:val="0"/>
+        </w:rPr>
+        <w:t>DISPLAY IMAGE</w:t>
+      </w:r>
+    </w:p>
+    <w:p>
+      <w:pPr>
+        <w:rPr>
+          <w:rFonts w:ascii="Cambria" w:hAnsi="Cambria"/>
+        </w:rPr>
+      </w:pPr>
+      <w:r>
+        <w:rPr>
+          <w:rFonts w:ascii="Cambria" w:hAnsi="Cambria"/>
+        </w:rPr>
+        <w:t>PLT.IMSHOW(IMG)</w:t>
+      </w:r>
+    </w:p>
+    <w:p>
+      <w:pPr>
+        <w:rPr>
+          <w:rFonts w:ascii="Cambria" w:hAnsi="Cambria"/>
+        </w:rPr>
+      </w:pPr>
+      <w:r>
+        <w:rPr>
+          <w:rFonts w:ascii="Cambria" w:hAnsi="Cambria"/>
+        </w:rPr>
+        <w:t>PLT.AXIS('OFF')</w:t>
       </w:r>
     </w:p>
     <w:p>
@@ -3842,106 +3303,35 @@
       <w:r>
         <w:rPr>
           <w:rFonts w:ascii="Cambria" w:hAnsi="Cambria"/>
-        </w:rPr>
-        <w:t>Convert Image to Grayscale</w:t>
-      </w:r>
-    </w:p>
-    <w:p>
-      <w:pPr>
-        <w:rPr>
-          <w:rFonts w:ascii="Cambria" w:hAnsi="Cambria"/>
-        </w:rPr>
-      </w:pPr>
-      <w:proofErr w:type="spellStart"/>
-      <w:r>
-        <w:rPr>
-          <w:rFonts w:ascii="Cambria" w:hAnsi="Cambria"/>
-        </w:rPr>
-        <w:t>gray</w:t>
-      </w:r>
-      <w:proofErr w:type="spellEnd"/>
-      <w:r>
-        <w:rPr>
-          <w:rFonts w:ascii="Cambria" w:hAnsi="Cambria"/>
-        </w:rPr>
-        <w:t xml:space="preserve"> = </w:t>
-      </w:r>
-      <w:proofErr w:type="spellStart"/>
-      <w:r>
-        <w:rPr>
-          <w:rFonts w:ascii="Cambria" w:hAnsi="Cambria"/>
-        </w:rPr>
-        <w:t>img.mean</w:t>
-      </w:r>
-      <w:proofErr w:type="spellEnd"/>
-      <w:r>
-        <w:rPr>
-          <w:rFonts w:ascii="Cambria" w:hAnsi="Cambria"/>
-        </w:rPr>
-        <w:t>(axis=2)</w:t>
-      </w:r>
-    </w:p>
-    <w:p>
-      <w:pPr>
-        <w:rPr>
-          <w:rFonts w:ascii="Cambria" w:hAnsi="Cambria"/>
-        </w:rPr>
-      </w:pPr>
-      <w:proofErr w:type="spellStart"/>
-      <w:r>
-        <w:rPr>
-          <w:rFonts w:ascii="Cambria" w:hAnsi="Cambria"/>
-        </w:rPr>
-        <w:t>plt.imshow</w:t>
-      </w:r>
-      <w:proofErr w:type="spellEnd"/>
-      <w:r>
-        <w:rPr>
-          <w:rFonts w:ascii="Cambria" w:hAnsi="Cambria"/>
-        </w:rPr>
-        <w:t>(</w:t>
-      </w:r>
-      <w:proofErr w:type="spellStart"/>
-      <w:r>
-        <w:rPr>
-          <w:rFonts w:ascii="Cambria" w:hAnsi="Cambria"/>
-        </w:rPr>
-        <w:t>gray</w:t>
-      </w:r>
-      <w:proofErr w:type="spellEnd"/>
-      <w:r>
-        <w:rPr>
-          <w:rFonts w:ascii="Cambria" w:hAnsi="Cambria"/>
-        </w:rPr>
-        <w:t xml:space="preserve">, </w:t>
-      </w:r>
-      <w:proofErr w:type="spellStart"/>
-      <w:r>
-        <w:rPr>
-          <w:rFonts w:ascii="Cambria" w:hAnsi="Cambria"/>
-        </w:rPr>
-        <w:t>cmap</w:t>
-      </w:r>
-      <w:proofErr w:type="spellEnd"/>
-      <w:r>
-        <w:rPr>
-          <w:rFonts w:ascii="Cambria" w:hAnsi="Cambria"/>
-        </w:rPr>
-        <w:t>='</w:t>
-      </w:r>
-      <w:proofErr w:type="spellStart"/>
-      <w:r>
-        <w:rPr>
-          <w:rFonts w:ascii="Cambria" w:hAnsi="Cambria"/>
-        </w:rPr>
-        <w:t>gray</w:t>
-      </w:r>
-      <w:proofErr w:type="spellEnd"/>
-      <w:r>
-        <w:rPr>
-          <w:rFonts w:ascii="Cambria" w:hAnsi="Cambria"/>
-        </w:rPr>
-        <w:t>')</w:t>
+          <w:caps w:val="0"/>
+        </w:rPr>
+        <w:t>CONVERT IMAGE TO GRAYSCALE</w:t>
+      </w:r>
+    </w:p>
+    <w:p>
+      <w:pPr>
+        <w:rPr>
+          <w:rFonts w:ascii="Cambria" w:hAnsi="Cambria"/>
+        </w:rPr>
+      </w:pPr>
+      <w:r>
+        <w:rPr>
+          <w:rFonts w:ascii="Cambria" w:hAnsi="Cambria"/>
+        </w:rPr>
+        <w:t>GRAY = IMG.MEAN(AXIS=2)</w:t>
+      </w:r>
+    </w:p>
+    <w:p>
+      <w:pPr>
+        <w:rPr>
+          <w:rFonts w:ascii="Cambria" w:hAnsi="Cambria"/>
+        </w:rPr>
+      </w:pPr>
+      <w:r>
+        <w:rPr>
+          <w:rFonts w:ascii="Cambria" w:hAnsi="Cambria"/>
+        </w:rPr>
+        <w:t>PLT.IMSHOW(GRAY, CMAP='GRAY')</w:t>
       </w:r>
     </w:p>
     <w:p>
@@ -3954,6 +3344,7 @@
       <w:r>
         <w:rPr>
           <w:rFonts w:ascii="Cambria" w:hAnsi="Cambria"/>
+          <w:caps w:val="0"/>
         </w:rPr>
         <w:lastRenderedPageBreak/>
         <w:t>WHY THIS IS IMPORTANT</w:t>
@@ -3973,7 +3364,7 @@
         <w:rPr>
           <w:rFonts w:ascii="Cambria" w:hAnsi="Cambria"/>
         </w:rPr>
-        <w:t>Comparison operators → filter data</w:t>
+        <w:t>COMPARISON OPERATORS → FILTER DATA</w:t>
       </w:r>
     </w:p>
     <w:p>
@@ -3990,7 +3381,7 @@
         <w:rPr>
           <w:rFonts w:ascii="Cambria" w:hAnsi="Cambria"/>
         </w:rPr>
-        <w:t>Sorting → organize data</w:t>
+        <w:t>SORTING → ORGANIZE DATA</w:t>
       </w:r>
     </w:p>
     <w:p>
@@ -4007,7 +3398,7 @@
         <w:rPr>
           <w:rFonts w:ascii="Cambria" w:hAnsi="Cambria"/>
         </w:rPr>
-        <w:t xml:space="preserve">Images → used in </w:t>
+        <w:t xml:space="preserve">IMAGES → USED IN </w:t>
       </w:r>
       <w:r>
         <w:rPr>
@@ -4015,7 +3406,7 @@
           <w:b/>
           <w:bCs/>
         </w:rPr>
-        <w:t>computer vision &amp; ML</w:t>
+        <w:t>COMPUTER VISION &amp; ML</w:t>
       </w:r>
     </w:p>
     <w:p>
@@ -4023,11 +3414,16 @@
         <w:pStyle w:val="Heading1"/>
         <w:rPr>
           <w:rFonts w:ascii="Cambria" w:hAnsi="Cambria"/>
-        </w:rPr>
-      </w:pPr>
-      <w:r>
-        <w:rPr>
-          <w:rFonts w:ascii="Cambria" w:hAnsi="Cambria"/>
+          <w:sz w:val="20"/>
+          <w:szCs w:val="20"/>
+        </w:rPr>
+      </w:pPr>
+      <w:r>
+        <w:rPr>
+          <w:rFonts w:ascii="Cambria" w:hAnsi="Cambria"/>
+          <w:caps w:val="0"/>
+          <w:sz w:val="20"/>
+          <w:szCs w:val="20"/>
         </w:rPr>
         <w:t>QUICK SUMMARY</w:t>
       </w:r>
@@ -4046,7 +3442,7 @@
         <w:rPr>
           <w:rFonts w:ascii="Cambria" w:hAnsi="Cambria"/>
         </w:rPr>
-        <w:t>Comparison operators give True/False</w:t>
+        <w:t>COMPARISON OPERATORS GIVE TRUE/FALSE</w:t>
       </w:r>
     </w:p>
     <w:p>
@@ -4063,7 +3459,7 @@
         <w:rPr>
           <w:rFonts w:ascii="Cambria" w:hAnsi="Cambria"/>
         </w:rPr>
-        <w:t>Sorting arranges data</w:t>
+        <w:t>SORTING ARRANGES DATA</w:t>
       </w:r>
     </w:p>
     <w:p>
@@ -4080,7 +3476,7 @@
         <w:rPr>
           <w:rFonts w:ascii="Cambria" w:hAnsi="Cambria"/>
         </w:rPr>
-        <w:t>Images are NumPy arrays</w:t>
+        <w:t>IMAGES ARE NUMPY ARRAYS</w:t>
       </w:r>
     </w:p>
     <w:p>
